--- a/lars/Angular/Lars_Jansen.docx
+++ b/lars/Angular/Lars_Jansen.docx
@@ -65,12 +65,6 @@
         <w:gridCol w:w="10340"/>
       </w:tblGrid>
       <w:tr>
-        <w:tblPrEx>
-          <w:tblCellMar>
-            <w:top w:w="0" w:type="dxa"/>
-            <w:bottom w:w="0" w:type="dxa"/>
-          </w:tblCellMar>
-        </w:tblPrEx>
         <w:tc>
           <w:tcPr>
             <w:tcW w:w="0" w:type="auto"/>
@@ -166,14 +160,12 @@
         <w:jc w:val="both"/>
         <w:rPr>
           <w:rFonts w:ascii="Arial" w:hAnsi="Arial" w:cs="Arial"/>
-          <w:sz w:val="18"/>
-          <w:szCs w:val="18"/>
-        </w:rPr>
-      </w:pPr>
-      <w:r>
-        <w:rPr>
-          <w:rFonts w:ascii="Arial" w:hAnsi="Arial" w:cs="Arial"/>
-          <w:sz w:val="18"/>
+          <w:szCs w:val="18"/>
+        </w:rPr>
+      </w:pPr>
+      <w:r>
+        <w:rPr>
+          <w:rFonts w:ascii="Arial" w:hAnsi="Arial" w:cs="Arial"/>
           <w:szCs w:val="18"/>
         </w:rPr>
         <w:t xml:space="preserve">Senior Software Engineer with 9+ years delivering production web platforms across </w:t>
@@ -183,7 +175,6 @@
         <w:rPr>
           <w:rStyle w:val="Strong"/>
           <w:rFonts w:ascii="Arial" w:hAnsi="Arial" w:cs="Arial"/>
-          <w:sz w:val="18"/>
           <w:szCs w:val="18"/>
         </w:rPr>
         <w:t>TypeScript</w:t>
@@ -192,7 +183,6 @@
       <w:r>
         <w:rPr>
           <w:rFonts w:ascii="Arial" w:hAnsi="Arial" w:cs="Arial"/>
-          <w:sz w:val="18"/>
           <w:szCs w:val="18"/>
         </w:rPr>
         <w:t xml:space="preserve">, </w:t>
@@ -201,7 +191,6 @@
         <w:rPr>
           <w:rStyle w:val="Strong"/>
           <w:rFonts w:ascii="Arial" w:hAnsi="Arial" w:cs="Arial"/>
-          <w:sz w:val="18"/>
           <w:szCs w:val="18"/>
         </w:rPr>
         <w:t>Node.js</w:t>
@@ -209,7 +198,6 @@
       <w:r>
         <w:rPr>
           <w:rFonts w:ascii="Arial" w:hAnsi="Arial" w:cs="Arial"/>
-          <w:sz w:val="18"/>
           <w:szCs w:val="18"/>
         </w:rPr>
         <w:t xml:space="preserve">, and modern </w:t>
@@ -218,7 +206,6 @@
         <w:rPr>
           <w:rStyle w:val="Strong"/>
           <w:rFonts w:ascii="Arial" w:hAnsi="Arial" w:cs="Arial"/>
-          <w:sz w:val="18"/>
           <w:szCs w:val="18"/>
         </w:rPr>
         <w:t>Angular</w:t>
@@ -226,7 +213,6 @@
       <w:r>
         <w:rPr>
           <w:rFonts w:ascii="Arial" w:hAnsi="Arial" w:cs="Arial"/>
-          <w:sz w:val="18"/>
           <w:szCs w:val="18"/>
         </w:rPr>
         <w:t xml:space="preserve">. Strong track record building </w:t>
@@ -235,7 +221,6 @@
         <w:rPr>
           <w:rStyle w:val="Strong"/>
           <w:rFonts w:ascii="Arial" w:hAnsi="Arial" w:cs="Arial"/>
-          <w:sz w:val="18"/>
           <w:szCs w:val="18"/>
         </w:rPr>
         <w:t>REST APIs</w:t>
@@ -243,7 +228,6 @@
       <w:r>
         <w:rPr>
           <w:rFonts w:ascii="Arial" w:hAnsi="Arial" w:cs="Arial"/>
-          <w:sz w:val="18"/>
           <w:szCs w:val="18"/>
         </w:rPr>
         <w:t xml:space="preserve"> with clear contracts, </w:t>
@@ -252,7 +236,6 @@
         <w:rPr>
           <w:rStyle w:val="Strong"/>
           <w:rFonts w:ascii="Arial" w:hAnsi="Arial" w:cs="Arial"/>
-          <w:sz w:val="18"/>
           <w:szCs w:val="18"/>
         </w:rPr>
         <w:t>secure authentication</w:t>
@@ -260,7 +243,6 @@
       <w:r>
         <w:rPr>
           <w:rFonts w:ascii="Arial" w:hAnsi="Arial" w:cs="Arial"/>
-          <w:sz w:val="18"/>
           <w:szCs w:val="18"/>
         </w:rPr>
         <w:t xml:space="preserve"> flows, and pragmatic performance improvements using </w:t>
@@ -270,7 +252,6 @@
         <w:rPr>
           <w:rStyle w:val="Strong"/>
           <w:rFonts w:ascii="Arial" w:hAnsi="Arial" w:cs="Arial"/>
-          <w:sz w:val="18"/>
           <w:szCs w:val="18"/>
         </w:rPr>
         <w:t>Redis</w:t>
@@ -280,7 +261,6 @@
         <w:rPr>
           <w:rStyle w:val="Strong"/>
           <w:rFonts w:ascii="Arial" w:hAnsi="Arial" w:cs="Arial"/>
-          <w:sz w:val="18"/>
           <w:szCs w:val="18"/>
         </w:rPr>
         <w:t xml:space="preserve"> caching</w:t>
@@ -288,7 +268,6 @@
       <w:r>
         <w:rPr>
           <w:rFonts w:ascii="Arial" w:hAnsi="Arial" w:cs="Arial"/>
-          <w:sz w:val="18"/>
           <w:szCs w:val="18"/>
         </w:rPr>
         <w:t xml:space="preserve">, efficient data-access patterns, and disciplined validation. Experienced shipping on </w:t>
@@ -297,7 +276,6 @@
         <w:rPr>
           <w:rStyle w:val="Strong"/>
           <w:rFonts w:ascii="Arial" w:hAnsi="Arial" w:cs="Arial"/>
-          <w:sz w:val="18"/>
           <w:szCs w:val="18"/>
         </w:rPr>
         <w:t>Microsoft Azure</w:t>
@@ -305,7 +283,6 @@
       <w:r>
         <w:rPr>
           <w:rFonts w:ascii="Arial" w:hAnsi="Arial" w:cs="Arial"/>
-          <w:sz w:val="18"/>
           <w:szCs w:val="18"/>
         </w:rPr>
         <w:t xml:space="preserve"> with </w:t>
@@ -314,7 +291,6 @@
         <w:rPr>
           <w:rStyle w:val="Strong"/>
           <w:rFonts w:ascii="Arial" w:hAnsi="Arial" w:cs="Arial"/>
-          <w:sz w:val="18"/>
           <w:szCs w:val="18"/>
         </w:rPr>
         <w:t>CI/CD</w:t>
@@ -322,7 +298,6 @@
       <w:r>
         <w:rPr>
           <w:rFonts w:ascii="Arial" w:hAnsi="Arial" w:cs="Arial"/>
-          <w:sz w:val="18"/>
           <w:szCs w:val="18"/>
         </w:rPr>
         <w:t xml:space="preserve"> automation and </w:t>
@@ -332,7 +307,6 @@
         <w:rPr>
           <w:rStyle w:val="Strong"/>
           <w:rFonts w:ascii="Arial" w:hAnsi="Arial" w:cs="Arial"/>
-          <w:sz w:val="18"/>
           <w:szCs w:val="18"/>
         </w:rPr>
         <w:t>observability</w:t>
@@ -341,7 +315,6 @@
       <w:r>
         <w:rPr>
           <w:rFonts w:ascii="Arial" w:hAnsi="Arial" w:cs="Arial"/>
-          <w:sz w:val="18"/>
           <w:szCs w:val="18"/>
         </w:rPr>
         <w:t xml:space="preserve"> practices that reduce incident resolution time and improve release confidence.</w:t>
@@ -710,12 +683,6 @@
         <w:gridCol w:w="3060"/>
       </w:tblGrid>
       <w:tr>
-        <w:tblPrEx>
-          <w:tblCellMar>
-            <w:top w:w="0" w:type="dxa"/>
-            <w:bottom w:w="0" w:type="dxa"/>
-          </w:tblCellMar>
-        </w:tblPrEx>
         <w:tc>
           <w:tcPr>
             <w:tcW w:w="3500" w:type="pct"/>
@@ -1432,12 +1399,6 @@
         <w:gridCol w:w="3060"/>
       </w:tblGrid>
       <w:tr>
-        <w:tblPrEx>
-          <w:tblCellMar>
-            <w:top w:w="0" w:type="dxa"/>
-            <w:bottom w:w="0" w:type="dxa"/>
-          </w:tblCellMar>
-        </w:tblPrEx>
         <w:tc>
           <w:tcPr>
             <w:tcW w:w="3500" w:type="pct"/>
@@ -1458,18 +1419,7 @@
                 <w:sz w:val="19"/>
                 <w:szCs w:val="19"/>
               </w:rPr>
-              <w:t>Software En</w:t>
-            </w:r>
-            <w:r>
-              <w:rPr>
-                <w:rFonts w:ascii="Arial" w:eastAsia="Arial" w:hAnsi="Arial" w:cs="Arial"/>
-                <w:b/>
-                <w:bCs/>
-                <w:color w:val="111111"/>
-                <w:sz w:val="19"/>
-                <w:szCs w:val="19"/>
-              </w:rPr>
-              <w:t>gineer</w:t>
+              <w:t>Software Engineer</w:t>
             </w:r>
           </w:p>
         </w:tc>
@@ -1911,12 +1861,6 @@
         <w:gridCol w:w="3060"/>
       </w:tblGrid>
       <w:tr>
-        <w:tblPrEx>
-          <w:tblCellMar>
-            <w:top w:w="0" w:type="dxa"/>
-            <w:bottom w:w="0" w:type="dxa"/>
-          </w:tblCellMar>
-        </w:tblPrEx>
         <w:tc>
           <w:tcPr>
             <w:tcW w:w="3500" w:type="pct"/>
@@ -1937,18 +1881,7 @@
                 <w:sz w:val="19"/>
                 <w:szCs w:val="19"/>
               </w:rPr>
-              <w:t xml:space="preserve">Software </w:t>
-            </w:r>
-            <w:r>
-              <w:rPr>
-                <w:rFonts w:ascii="Arial" w:eastAsia="Arial" w:hAnsi="Arial" w:cs="Arial"/>
-                <w:b/>
-                <w:bCs/>
-                <w:color w:val="111111"/>
-                <w:sz w:val="19"/>
-                <w:szCs w:val="19"/>
-              </w:rPr>
-              <w:t>Developer</w:t>
+              <w:t>Software Developer</w:t>
             </w:r>
           </w:p>
         </w:tc>
@@ -2222,7 +2155,14 @@
           <w:numId w:val="9"/>
         </w:numPr>
         <w:jc w:val="both"/>
-      </w:pPr>
+        <w:rPr>
+          <w:rFonts w:ascii="Arial" w:hAnsi="Arial" w:cs="Arial"/>
+          <w:sz w:val="18"/>
+          <w:szCs w:val="18"/>
+        </w:rPr>
+      </w:pPr>
+      <w:bookmarkStart w:id="0" w:name="_GoBack"/>
+      <w:bookmarkEnd w:id="0"/>
       <w:r>
         <w:rPr>
           <w:rFonts w:ascii="Arial" w:hAnsi="Arial" w:cs="Arial"/>
@@ -2272,12 +2212,6 @@
         <w:gridCol w:w="3060"/>
       </w:tblGrid>
       <w:tr>
-        <w:tblPrEx>
-          <w:tblCellMar>
-            <w:top w:w="0" w:type="dxa"/>
-            <w:bottom w:w="0" w:type="dxa"/>
-          </w:tblCellMar>
-        </w:tblPrEx>
         <w:tc>
           <w:tcPr>
             <w:tcW w:w="3500" w:type="pct"/>
@@ -2339,21 +2273,8 @@
           <w:sz w:val="18"/>
           <w:szCs w:val="18"/>
         </w:rPr>
-        <w:t>University of Amsterd</w:t>
-      </w:r>
-      <w:r>
-        <w:rPr>
-          <w:rFonts w:ascii="Arial" w:eastAsia="Arial" w:hAnsi="Arial" w:cs="Arial"/>
-          <w:b/>
-          <w:bCs/>
-          <w:color w:val="111111"/>
-          <w:sz w:val="18"/>
-          <w:szCs w:val="18"/>
-        </w:rPr>
-        <w:t>am</w:t>
-      </w:r>
-      <w:bookmarkStart w:id="0" w:name="_GoBack"/>
-      <w:bookmarkEnd w:id="0"/>
+        <w:t>University of Amsterdam</w:t>
+      </w:r>
     </w:p>
     <w:p>
       <w:pPr>

--- a/lars/Angular/Lars_Jansen.docx
+++ b/lars/Angular/Lars_Jansen.docx
@@ -41,6 +41,15 @@
           <w:szCs w:val="19"/>
         </w:rPr>
         <w:t>Senior Software Engineer</w:t>
+      </w:r>
+      <w:r>
+        <w:rPr>
+          <w:rFonts w:ascii="Arial" w:eastAsia="Arial" w:hAnsi="Arial" w:cs="Arial"/>
+          <w:color w:val="555555"/>
+          <w:sz w:val="19"/>
+          <w:szCs w:val="19"/>
+        </w:rPr>
+        <w:t xml:space="preserve"> | Angular Frontend | 10+years</w:t>
       </w:r>
     </w:p>
     <w:tbl>
@@ -160,165 +169,125 @@
         <w:jc w:val="both"/>
         <w:rPr>
           <w:rFonts w:ascii="Arial" w:hAnsi="Arial" w:cs="Arial"/>
-          <w:szCs w:val="18"/>
-        </w:rPr>
-      </w:pPr>
-      <w:r>
-        <w:rPr>
-          <w:rFonts w:ascii="Arial" w:hAnsi="Arial" w:cs="Arial"/>
-          <w:szCs w:val="18"/>
-        </w:rPr>
-        <w:t xml:space="preserve">Senior Software Engineer with 9+ years delivering production web platforms across </w:t>
+          <w:szCs w:val="19"/>
+        </w:rPr>
+      </w:pPr>
+      <w:r>
+        <w:rPr>
+          <w:rFonts w:ascii="Arial" w:hAnsi="Arial" w:cs="Arial"/>
+          <w:szCs w:val="19"/>
+        </w:rPr>
+        <w:t xml:space="preserve">Senior Software Engineer with 9+ years delivering enterprise-grade web platforms with </w:t>
+      </w:r>
+      <w:r>
+        <w:rPr>
+          <w:rStyle w:val="Strong"/>
+          <w:rFonts w:ascii="Arial" w:hAnsi="Arial" w:cs="Arial"/>
+          <w:szCs w:val="19"/>
+        </w:rPr>
+        <w:t xml:space="preserve">.NET </w:t>
       </w:r>
       <w:proofErr w:type="spellStart"/>
       <w:r>
         <w:rPr>
           <w:rStyle w:val="Strong"/>
           <w:rFonts w:ascii="Arial" w:hAnsi="Arial" w:cs="Arial"/>
-          <w:szCs w:val="18"/>
-        </w:rPr>
-        <w:t>TypeScript</w:t>
+          <w:szCs w:val="19"/>
+        </w:rPr>
+        <w:t>backends</w:t>
       </w:r>
       <w:proofErr w:type="spellEnd"/>
       <w:r>
         <w:rPr>
           <w:rFonts w:ascii="Arial" w:hAnsi="Arial" w:cs="Arial"/>
-          <w:szCs w:val="18"/>
-        </w:rPr>
-        <w:t xml:space="preserve">, </w:t>
+          <w:szCs w:val="19"/>
+        </w:rPr>
+        <w:t xml:space="preserve"> and </w:t>
       </w:r>
       <w:r>
         <w:rPr>
           <w:rStyle w:val="Strong"/>
           <w:rFonts w:ascii="Arial" w:hAnsi="Arial" w:cs="Arial"/>
-          <w:szCs w:val="18"/>
-        </w:rPr>
-        <w:t>Node.js</w:t>
-      </w:r>
-      <w:r>
-        <w:rPr>
-          <w:rFonts w:ascii="Arial" w:hAnsi="Arial" w:cs="Arial"/>
-          <w:szCs w:val="18"/>
-        </w:rPr>
-        <w:t xml:space="preserve">, and modern </w:t>
+          <w:szCs w:val="19"/>
+        </w:rPr>
+        <w:t>Angular frontends</w:t>
+      </w:r>
+      <w:r>
+        <w:rPr>
+          <w:rFonts w:ascii="Arial" w:hAnsi="Arial" w:cs="Arial"/>
+          <w:szCs w:val="19"/>
+        </w:rPr>
+        <w:t xml:space="preserve">, focused on clean architecture, predictable delivery, and long-term maintainability. </w:t>
+      </w:r>
+      <w:proofErr w:type="gramStart"/>
+      <w:r>
+        <w:rPr>
+          <w:rFonts w:ascii="Arial" w:hAnsi="Arial" w:cs="Arial"/>
+          <w:szCs w:val="19"/>
+        </w:rPr>
+        <w:t xml:space="preserve">Strong in building </w:t>
       </w:r>
       <w:r>
         <w:rPr>
           <w:rStyle w:val="Strong"/>
           <w:rFonts w:ascii="Arial" w:hAnsi="Arial" w:cs="Arial"/>
-          <w:szCs w:val="18"/>
-        </w:rPr>
-        <w:t>Angular</w:t>
-      </w:r>
-      <w:r>
-        <w:rPr>
-          <w:rFonts w:ascii="Arial" w:hAnsi="Arial" w:cs="Arial"/>
-          <w:szCs w:val="18"/>
-        </w:rPr>
-        <w:t xml:space="preserve">. Strong track record building </w:t>
+          <w:szCs w:val="19"/>
+        </w:rPr>
+        <w:t>secure REST APIs</w:t>
+      </w:r>
+      <w:r>
+        <w:rPr>
+          <w:rFonts w:ascii="Arial" w:hAnsi="Arial" w:cs="Arial"/>
+          <w:szCs w:val="19"/>
+        </w:rPr>
+        <w:t xml:space="preserve">, designing </w:t>
       </w:r>
       <w:r>
         <w:rPr>
           <w:rStyle w:val="Strong"/>
           <w:rFonts w:ascii="Arial" w:hAnsi="Arial" w:cs="Arial"/>
-          <w:szCs w:val="18"/>
-        </w:rPr>
-        <w:t>REST APIs</w:t>
-      </w:r>
-      <w:r>
-        <w:rPr>
-          <w:rFonts w:ascii="Arial" w:hAnsi="Arial" w:cs="Arial"/>
-          <w:szCs w:val="18"/>
-        </w:rPr>
-        <w:t xml:space="preserve"> with clear contracts, </w:t>
+          <w:szCs w:val="19"/>
+        </w:rPr>
+        <w:t>reusable UI component systems</w:t>
+      </w:r>
+      <w:r>
+        <w:rPr>
+          <w:rFonts w:ascii="Arial" w:hAnsi="Arial" w:cs="Arial"/>
+          <w:szCs w:val="19"/>
+        </w:rPr>
+        <w:t xml:space="preserve">, optimizing </w:t>
       </w:r>
       <w:r>
         <w:rPr>
           <w:rStyle w:val="Strong"/>
           <w:rFonts w:ascii="Arial" w:hAnsi="Arial" w:cs="Arial"/>
-          <w:szCs w:val="18"/>
-        </w:rPr>
-        <w:t>secure authentication</w:t>
-      </w:r>
-      <w:r>
-        <w:rPr>
-          <w:rFonts w:ascii="Arial" w:hAnsi="Arial" w:cs="Arial"/>
-          <w:szCs w:val="18"/>
-        </w:rPr>
-        <w:t xml:space="preserve"> flows, and pragmatic performance improvements using </w:t>
-      </w:r>
-      <w:proofErr w:type="spellStart"/>
+          <w:szCs w:val="19"/>
+        </w:rPr>
+        <w:t>SQL performance</w:t>
+      </w:r>
+      <w:r>
+        <w:rPr>
+          <w:rFonts w:ascii="Arial" w:hAnsi="Arial" w:cs="Arial"/>
+          <w:szCs w:val="19"/>
+        </w:rPr>
+        <w:t xml:space="preserve">, and shipping reliably through </w:t>
+      </w:r>
       <w:r>
         <w:rPr>
           <w:rStyle w:val="Strong"/>
           <w:rFonts w:ascii="Arial" w:hAnsi="Arial" w:cs="Arial"/>
-          <w:szCs w:val="18"/>
-        </w:rPr>
-        <w:t>Redis</w:t>
-      </w:r>
-      <w:proofErr w:type="spellEnd"/>
-      <w:r>
-        <w:rPr>
-          <w:rStyle w:val="Strong"/>
-          <w:rFonts w:ascii="Arial" w:hAnsi="Arial" w:cs="Arial"/>
-          <w:szCs w:val="18"/>
-        </w:rPr>
-        <w:t xml:space="preserve"> caching</w:t>
-      </w:r>
-      <w:r>
-        <w:rPr>
-          <w:rFonts w:ascii="Arial" w:hAnsi="Arial" w:cs="Arial"/>
-          <w:szCs w:val="18"/>
-        </w:rPr>
-        <w:t xml:space="preserve">, efficient data-access patterns, and disciplined validation. Experienced shipping on </w:t>
-      </w:r>
-      <w:r>
-        <w:rPr>
-          <w:rStyle w:val="Strong"/>
-          <w:rFonts w:ascii="Arial" w:hAnsi="Arial" w:cs="Arial"/>
-          <w:szCs w:val="18"/>
-        </w:rPr>
-        <w:t>Microsoft Azure</w:t>
-      </w:r>
-      <w:r>
-        <w:rPr>
-          <w:rFonts w:ascii="Arial" w:hAnsi="Arial" w:cs="Arial"/>
-          <w:szCs w:val="18"/>
-        </w:rPr>
-        <w:t xml:space="preserve"> with </w:t>
-      </w:r>
-      <w:r>
-        <w:rPr>
-          <w:rStyle w:val="Strong"/>
-          <w:rFonts w:ascii="Arial" w:hAnsi="Arial" w:cs="Arial"/>
-          <w:szCs w:val="18"/>
+          <w:szCs w:val="19"/>
         </w:rPr>
         <w:t>CI/CD</w:t>
       </w:r>
       <w:r>
         <w:rPr>
           <w:rFonts w:ascii="Arial" w:hAnsi="Arial" w:cs="Arial"/>
-          <w:szCs w:val="18"/>
-        </w:rPr>
-        <w:t xml:space="preserve"> automation and </w:t>
-      </w:r>
-      <w:proofErr w:type="spellStart"/>
-      <w:r>
-        <w:rPr>
-          <w:rStyle w:val="Strong"/>
-          <w:rFonts w:ascii="Arial" w:hAnsi="Arial" w:cs="Arial"/>
-          <w:szCs w:val="18"/>
-        </w:rPr>
-        <w:t>observability</w:t>
-      </w:r>
-      <w:proofErr w:type="spellEnd"/>
-      <w:r>
-        <w:rPr>
-          <w:rFonts w:ascii="Arial" w:hAnsi="Arial" w:cs="Arial"/>
-          <w:szCs w:val="18"/>
-        </w:rPr>
-        <w:t xml:space="preserve"> practices that reduce incident resolution time and improve release confidence.</w:t>
-      </w:r>
+          <w:szCs w:val="19"/>
+        </w:rPr>
+        <w:t xml:space="preserve"> on cloud environments.</w:t>
+      </w:r>
+      <w:proofErr w:type="gramEnd"/>
     </w:p>
     <w:p>
       <w:pPr>
@@ -343,39 +312,63 @@
         <w:pStyle w:val="ListParagraph"/>
         <w:numPr>
           <w:ilvl w:val="0"/>
-          <w:numId w:val="2"/>
+          <w:numId w:val="22"/>
         </w:numPr>
-        <w:spacing w:after="80"/>
-        <w:jc w:val="both"/>
-        <w:rPr>
-          <w:rFonts w:ascii="Arial" w:hAnsi="Arial" w:cs="Arial"/>
-          <w:sz w:val="18"/>
-          <w:szCs w:val="18"/>
-        </w:rPr>
-      </w:pPr>
-      <w:r>
-        <w:rPr>
-          <w:rStyle w:val="Strong"/>
-          <w:rFonts w:ascii="Arial" w:hAnsi="Arial" w:cs="Arial"/>
-          <w:sz w:val="18"/>
-          <w:szCs w:val="18"/>
-        </w:rPr>
-        <w:t>Frontend:</w:t>
-      </w:r>
-      <w:r>
-        <w:rPr>
-          <w:rFonts w:ascii="Arial" w:hAnsi="Arial" w:cs="Arial"/>
-          <w:sz w:val="18"/>
-          <w:szCs w:val="18"/>
-        </w:rPr>
-        <w:t xml:space="preserve"> Angular, </w:t>
+        <w:rPr>
+          <w:rFonts w:ascii="Arial" w:hAnsi="Arial" w:cs="Arial"/>
+          <w:sz w:val="18"/>
+        </w:rPr>
+      </w:pPr>
+      <w:r>
+        <w:rPr>
+          <w:rFonts w:ascii="Arial" w:hAnsi="Arial" w:cs="Arial"/>
+          <w:b/>
+          <w:sz w:val="18"/>
+        </w:rPr>
+        <w:t xml:space="preserve">Frontend — </w:t>
+      </w:r>
+      <w:r>
+        <w:rPr>
+          <w:rFonts w:ascii="Arial" w:hAnsi="Arial" w:cs="Arial"/>
+          <w:sz w:val="18"/>
+        </w:rPr>
+        <w:t>Angular (v5–v</w:t>
+      </w:r>
+      <w:r>
+        <w:rPr>
+          <w:rFonts w:ascii="Arial" w:hAnsi="Arial" w:cs="Arial"/>
+          <w:sz w:val="18"/>
+        </w:rPr>
+        <w:t>19</w:t>
+      </w:r>
+      <w:r>
+        <w:rPr>
+          <w:rFonts w:ascii="Arial" w:hAnsi="Arial" w:cs="Arial"/>
+          <w:sz w:val="18"/>
+        </w:rPr>
+        <w:t xml:space="preserve">), </w:t>
       </w:r>
       <w:proofErr w:type="spellStart"/>
       <w:r>
         <w:rPr>
           <w:rFonts w:ascii="Arial" w:hAnsi="Arial" w:cs="Arial"/>
           <w:sz w:val="18"/>
-          <w:szCs w:val="18"/>
+        </w:rPr>
+        <w:t>AngularJS</w:t>
+      </w:r>
+      <w:proofErr w:type="spellEnd"/>
+      <w:r>
+        <w:rPr>
+          <w:rFonts w:ascii="Arial" w:hAnsi="Arial" w:cs="Arial"/>
+          <w:sz w:val="18"/>
+        </w:rPr>
+        <w:t xml:space="preserve"> (v1.6), </w:t>
+      </w:r>
+      <w:proofErr w:type="spellStart"/>
+      <w:r>
+        <w:rPr>
+          <w:rFonts w:ascii="Arial" w:hAnsi="Arial" w:cs="Arial"/>
+          <w:sz w:val="18"/>
         </w:rPr>
         <w:t>TypeScript</w:t>
       </w:r>
@@ -384,16 +377,14 @@
         <w:rPr>
           <w:rFonts w:ascii="Arial" w:hAnsi="Arial" w:cs="Arial"/>
           <w:sz w:val="18"/>
-          <w:szCs w:val="18"/>
-        </w:rPr>
-        <w:t xml:space="preserve">, JavaScript, </w:t>
+        </w:rPr>
+        <w:t xml:space="preserve"> (v2.3–v4.8), JavaScript (ES6+), </w:t>
       </w:r>
       <w:proofErr w:type="spellStart"/>
       <w:r>
         <w:rPr>
           <w:rFonts w:ascii="Arial" w:hAnsi="Arial" w:cs="Arial"/>
           <w:sz w:val="18"/>
-          <w:szCs w:val="18"/>
         </w:rPr>
         <w:t>RxJS</w:t>
       </w:r>
@@ -402,16 +393,14 @@
         <w:rPr>
           <w:rFonts w:ascii="Arial" w:hAnsi="Arial" w:cs="Arial"/>
           <w:sz w:val="18"/>
-          <w:szCs w:val="18"/>
-        </w:rPr>
-        <w:t xml:space="preserve">, </w:t>
+        </w:rPr>
+        <w:t xml:space="preserve"> (v5–v7), </w:t>
       </w:r>
       <w:proofErr w:type="spellStart"/>
       <w:r>
         <w:rPr>
           <w:rFonts w:ascii="Arial" w:hAnsi="Arial" w:cs="Arial"/>
           <w:sz w:val="18"/>
-          <w:szCs w:val="18"/>
         </w:rPr>
         <w:t>NgRx</w:t>
       </w:r>
@@ -420,9 +409,40 @@
         <w:rPr>
           <w:rFonts w:ascii="Arial" w:hAnsi="Arial" w:cs="Arial"/>
           <w:sz w:val="18"/>
-          <w:szCs w:val="18"/>
-        </w:rPr>
-        <w:t>, Reactive Forms, Angular Router, component-driven UI, design systems, accessibility (WCAG), performance profiling, lazy loading, virtual scrolling, client-side caching, i18n/localization, testing practices</w:t>
+        </w:rPr>
+        <w:t xml:space="preserve"> (v4–v15), Angular Material (v5–v15), Component Libraries, Reactive Forms, </w:t>
+      </w:r>
+      <w:proofErr w:type="spellStart"/>
+      <w:r>
+        <w:rPr>
+          <w:rFonts w:ascii="Arial" w:hAnsi="Arial" w:cs="Arial"/>
+          <w:sz w:val="18"/>
+        </w:rPr>
+        <w:t>OnPush</w:t>
+      </w:r>
+      <w:proofErr w:type="spellEnd"/>
+      <w:r>
+        <w:rPr>
+          <w:rFonts w:ascii="Arial" w:hAnsi="Arial" w:cs="Arial"/>
+          <w:sz w:val="18"/>
+        </w:rPr>
+        <w:t xml:space="preserve"> Change Detection, Facade Pattern, Lazy-loaded Routes, Route Guards, HTTP Interceptors, </w:t>
+      </w:r>
+      <w:proofErr w:type="spellStart"/>
+      <w:r>
+        <w:rPr>
+          <w:rFonts w:ascii="Arial" w:hAnsi="Arial" w:cs="Arial"/>
+          <w:sz w:val="18"/>
+        </w:rPr>
+        <w:t>WebSockets</w:t>
+      </w:r>
+      <w:proofErr w:type="spellEnd"/>
+      <w:r>
+        <w:rPr>
+          <w:rFonts w:ascii="Arial" w:hAnsi="Arial" w:cs="Arial"/>
+          <w:sz w:val="18"/>
+        </w:rPr>
+        <w:t>, Responsive UI, Accessibility (WCAG 2.0–2.2), Performance Profiling &amp; Optimization, Bundle/Build Optimization, HTML (v5), CSS (v3), SCSS (v3+)</w:t>
       </w:r>
     </w:p>
     <w:p>
@@ -430,39 +450,33 @@
         <w:pStyle w:val="ListParagraph"/>
         <w:numPr>
           <w:ilvl w:val="0"/>
-          <w:numId w:val="2"/>
+          <w:numId w:val="22"/>
         </w:numPr>
-        <w:spacing w:after="80"/>
-        <w:jc w:val="both"/>
-        <w:rPr>
-          <w:rFonts w:ascii="Arial" w:hAnsi="Arial" w:cs="Arial"/>
-          <w:sz w:val="18"/>
-          <w:szCs w:val="18"/>
-        </w:rPr>
-      </w:pPr>
-      <w:r>
-        <w:rPr>
-          <w:rStyle w:val="Strong"/>
-          <w:rFonts w:ascii="Arial" w:hAnsi="Arial" w:cs="Arial"/>
-          <w:sz w:val="18"/>
-          <w:szCs w:val="18"/>
-        </w:rPr>
-        <w:t>Backend &amp; APIs:</w:t>
-      </w:r>
-      <w:r>
-        <w:rPr>
-          <w:rFonts w:ascii="Arial" w:hAnsi="Arial" w:cs="Arial"/>
-          <w:sz w:val="18"/>
-          <w:szCs w:val="18"/>
-        </w:rPr>
-        <w:t xml:space="preserve"> Node.js, REST APIs, API contract design, </w:t>
+        <w:rPr>
+          <w:rFonts w:ascii="Arial" w:hAnsi="Arial" w:cs="Arial"/>
+          <w:sz w:val="18"/>
+        </w:rPr>
+      </w:pPr>
+      <w:r>
+        <w:rPr>
+          <w:rFonts w:ascii="Arial" w:hAnsi="Arial" w:cs="Arial"/>
+          <w:b/>
+          <w:sz w:val="18"/>
+        </w:rPr>
+        <w:t>Testing &amp; Quality —</w:t>
+      </w:r>
+      <w:r>
+        <w:rPr>
+          <w:rFonts w:ascii="Arial" w:hAnsi="Arial" w:cs="Arial"/>
+          <w:sz w:val="18"/>
+        </w:rPr>
+        <w:t xml:space="preserve"> Cypress (v12), Contract Testing (</w:t>
       </w:r>
       <w:proofErr w:type="spellStart"/>
       <w:r>
         <w:rPr>
           <w:rFonts w:ascii="Arial" w:hAnsi="Arial" w:cs="Arial"/>
           <w:sz w:val="18"/>
-          <w:szCs w:val="18"/>
         </w:rPr>
         <w:t>OpenAPI</w:t>
       </w:r>
@@ -471,27 +485,8 @@
         <w:rPr>
           <w:rFonts w:ascii="Arial" w:hAnsi="Arial" w:cs="Arial"/>
           <w:sz w:val="18"/>
-          <w:szCs w:val="18"/>
-        </w:rPr>
-        <w:t xml:space="preserve">/Swagger, authentication/authorization (OAuth2, JWT), RBAC, rate limiting, background processing, </w:t>
-      </w:r>
-      <w:proofErr w:type="spellStart"/>
-      <w:r>
-        <w:rPr>
-          <w:rFonts w:ascii="Arial" w:hAnsi="Arial" w:cs="Arial"/>
-          <w:sz w:val="18"/>
-          <w:szCs w:val="18"/>
-        </w:rPr>
-        <w:t>WebSockets</w:t>
-      </w:r>
-      <w:proofErr w:type="spellEnd"/>
-      <w:r>
-        <w:rPr>
-          <w:rFonts w:ascii="Arial" w:hAnsi="Arial" w:cs="Arial"/>
-          <w:sz w:val="18"/>
-          <w:szCs w:val="18"/>
-        </w:rPr>
-        <w:t>, data validation/sanitization, structured logging, correlation IDs</w:t>
+        </w:rPr>
+        <w:t>-driven), Regression Prevention, Deterministic Fixtures, CI Validation Gates, Structured Error Handling (UI)</w:t>
       </w:r>
     </w:p>
     <w:p>
@@ -499,148 +494,55 @@
         <w:pStyle w:val="ListParagraph"/>
         <w:numPr>
           <w:ilvl w:val="0"/>
-          <w:numId w:val="2"/>
+          <w:numId w:val="22"/>
         </w:numPr>
-        <w:spacing w:after="80"/>
-        <w:jc w:val="both"/>
-        <w:rPr>
-          <w:rFonts w:ascii="Arial" w:hAnsi="Arial" w:cs="Arial"/>
-          <w:sz w:val="18"/>
-          <w:szCs w:val="18"/>
-        </w:rPr>
-      </w:pPr>
-      <w:r>
-        <w:rPr>
-          <w:rStyle w:val="Strong"/>
-          <w:rFonts w:ascii="Arial" w:hAnsi="Arial" w:cs="Arial"/>
-          <w:sz w:val="18"/>
-          <w:szCs w:val="18"/>
-        </w:rPr>
-        <w:t>Data &amp; Cloud:</w:t>
-      </w:r>
-      <w:r>
-        <w:rPr>
-          <w:rFonts w:ascii="Arial" w:hAnsi="Arial" w:cs="Arial"/>
-          <w:sz w:val="18"/>
-          <w:szCs w:val="18"/>
-        </w:rPr>
-        <w:t xml:space="preserve"> Microsoft Azure, Azure App Service, Azure Functions, Azure Storage, Azure Key Vault, </w:t>
+      </w:pPr>
+      <w:r>
+        <w:rPr>
+          <w:rFonts w:ascii="Arial" w:hAnsi="Arial" w:cs="Arial"/>
+          <w:b/>
+          <w:sz w:val="18"/>
+        </w:rPr>
+        <w:t>Build &amp; Tooling —</w:t>
+      </w:r>
+      <w:r>
+        <w:rPr>
+          <w:rFonts w:ascii="Arial" w:hAnsi="Arial" w:cs="Arial"/>
+          <w:sz w:val="18"/>
+        </w:rPr>
+        <w:t xml:space="preserve"> </w:t>
       </w:r>
       <w:proofErr w:type="spellStart"/>
       <w:r>
         <w:rPr>
           <w:rFonts w:ascii="Arial" w:hAnsi="Arial" w:cs="Arial"/>
           <w:sz w:val="18"/>
-          <w:szCs w:val="18"/>
-        </w:rPr>
-        <w:t>Docker</w:t>
+        </w:rPr>
+        <w:t>Webpack</w:t>
       </w:r>
       <w:proofErr w:type="spellEnd"/>
       <w:r>
         <w:rPr>
           <w:rFonts w:ascii="Arial" w:hAnsi="Arial" w:cs="Arial"/>
           <w:sz w:val="18"/>
-          <w:szCs w:val="18"/>
-        </w:rPr>
-        <w:t xml:space="preserve">, </w:t>
+        </w:rPr>
+        <w:t xml:space="preserve"> (v3), </w:t>
       </w:r>
       <w:proofErr w:type="spellStart"/>
       <w:r>
         <w:rPr>
           <w:rFonts w:ascii="Arial" w:hAnsi="Arial" w:cs="Arial"/>
           <w:sz w:val="18"/>
-          <w:szCs w:val="18"/>
-        </w:rPr>
-        <w:t>PostgreSQL</w:t>
+        </w:rPr>
+        <w:t>Linting</w:t>
       </w:r>
       <w:proofErr w:type="spellEnd"/>
       <w:r>
         <w:rPr>
           <w:rFonts w:ascii="Arial" w:hAnsi="Arial" w:cs="Arial"/>
           <w:sz w:val="18"/>
-          <w:szCs w:val="18"/>
-        </w:rPr>
-        <w:t xml:space="preserve">, </w:t>
-      </w:r>
-      <w:proofErr w:type="spellStart"/>
-      <w:r>
-        <w:rPr>
-          <w:rFonts w:ascii="Arial" w:hAnsi="Arial" w:cs="Arial"/>
-          <w:sz w:val="18"/>
-          <w:szCs w:val="18"/>
-        </w:rPr>
-        <w:t>Redis</w:t>
-      </w:r>
-      <w:proofErr w:type="spellEnd"/>
-      <w:r>
-        <w:rPr>
-          <w:rFonts w:ascii="Arial" w:hAnsi="Arial" w:cs="Arial"/>
-          <w:sz w:val="18"/>
-          <w:szCs w:val="18"/>
-        </w:rPr>
-        <w:t>, SQL, indexing strategies, query tuning, transactions/consistency</w:t>
-      </w:r>
-    </w:p>
-    <w:p>
-      <w:pPr>
-        <w:pStyle w:val="ListParagraph"/>
-        <w:numPr>
-          <w:ilvl w:val="0"/>
-          <w:numId w:val="2"/>
-        </w:numPr>
-        <w:spacing w:after="80"/>
-        <w:jc w:val="both"/>
-        <w:rPr>
-          <w:rFonts w:ascii="Arial" w:hAnsi="Arial" w:cs="Arial"/>
-          <w:sz w:val="18"/>
-          <w:szCs w:val="18"/>
-        </w:rPr>
-      </w:pPr>
-      <w:proofErr w:type="spellStart"/>
-      <w:r>
-        <w:rPr>
-          <w:rStyle w:val="Strong"/>
-          <w:rFonts w:ascii="Arial" w:hAnsi="Arial" w:cs="Arial"/>
-          <w:sz w:val="18"/>
-          <w:szCs w:val="18"/>
-        </w:rPr>
-        <w:t>DevOps</w:t>
-      </w:r>
-      <w:proofErr w:type="spellEnd"/>
-      <w:r>
-        <w:rPr>
-          <w:rStyle w:val="Strong"/>
-          <w:rFonts w:ascii="Arial" w:hAnsi="Arial" w:cs="Arial"/>
-          <w:sz w:val="18"/>
-          <w:szCs w:val="18"/>
-        </w:rPr>
-        <w:t xml:space="preserve"> &amp; Quality:</w:t>
-      </w:r>
-      <w:r>
-        <w:rPr>
-          <w:rFonts w:ascii="Arial" w:hAnsi="Arial" w:cs="Arial"/>
-          <w:sz w:val="18"/>
-          <w:szCs w:val="18"/>
-        </w:rPr>
-        <w:t xml:space="preserve"> CI/CD pipelines, </w:t>
-      </w:r>
-      <w:proofErr w:type="spellStart"/>
-      <w:r>
-        <w:rPr>
-          <w:rFonts w:ascii="Arial" w:hAnsi="Arial" w:cs="Arial"/>
-          <w:sz w:val="18"/>
-          <w:szCs w:val="18"/>
-        </w:rPr>
-        <w:t>GitHub</w:t>
-      </w:r>
-      <w:proofErr w:type="spellEnd"/>
-      <w:r>
-        <w:rPr>
-          <w:rFonts w:ascii="Arial" w:hAnsi="Arial" w:cs="Arial"/>
-          <w:sz w:val="18"/>
-          <w:szCs w:val="18"/>
-        </w:rPr>
-        <w:t xml:space="preserve"> Actions, automated build/release workflows, release checklists, operational dashboards, incident playbooks, Jest, unit/integration testing, end-to-end testing practices, OWASP-aligned secure API design</w:t>
+        </w:rPr>
+        <w:t xml:space="preserve"> &amp; Strict TS Settings, Upgrade/Migration Playbooks, Release Safety (Feature Flags, Canary, Rollback)</w:t>
       </w:r>
     </w:p>
     <w:p>
@@ -754,39 +656,35 @@
         <w:pStyle w:val="NormalWeb"/>
         <w:numPr>
           <w:ilvl w:val="0"/>
-          <w:numId w:val="3"/>
+          <w:numId w:val="14"/>
         </w:numPr>
         <w:jc w:val="both"/>
         <w:rPr>
           <w:rFonts w:ascii="Arial" w:hAnsi="Arial" w:cs="Arial"/>
           <w:sz w:val="18"/>
-          <w:szCs w:val="18"/>
-        </w:rPr>
-      </w:pPr>
-      <w:r>
-        <w:rPr>
-          <w:rFonts w:ascii="Arial" w:hAnsi="Arial" w:cs="Arial"/>
-          <w:sz w:val="18"/>
-          <w:szCs w:val="18"/>
-        </w:rPr>
-        <w:t xml:space="preserve">Led delivery of a high-volume operational platform UI using </w:t>
+        </w:rPr>
+      </w:pPr>
+      <w:r>
+        <w:rPr>
+          <w:rFonts w:ascii="Arial" w:hAnsi="Arial" w:cs="Arial"/>
+          <w:sz w:val="18"/>
+        </w:rPr>
+        <w:t xml:space="preserve">I owned a large </w:t>
       </w:r>
       <w:r>
         <w:rPr>
           <w:rStyle w:val="Strong"/>
           <w:rFonts w:ascii="Arial" w:hAnsi="Arial" w:cs="Arial"/>
           <w:sz w:val="18"/>
-          <w:szCs w:val="18"/>
-        </w:rPr>
-        <w:t>Angular</w:t>
-      </w:r>
-      <w:r>
-        <w:rPr>
-          <w:rFonts w:ascii="Arial" w:hAnsi="Arial" w:cs="Arial"/>
-          <w:sz w:val="18"/>
-          <w:szCs w:val="18"/>
-        </w:rPr>
-        <w:t xml:space="preserve"> and </w:t>
+        </w:rPr>
+        <w:t>Angular 15</w:t>
+      </w:r>
+      <w:r>
+        <w:rPr>
+          <w:rFonts w:ascii="Arial" w:hAnsi="Arial" w:cs="Arial"/>
+          <w:sz w:val="18"/>
+        </w:rPr>
+        <w:t xml:space="preserve"> workspace with </w:t>
       </w:r>
       <w:proofErr w:type="spellStart"/>
       <w:r>
@@ -794,18 +692,74 @@
           <w:rStyle w:val="Strong"/>
           <w:rFonts w:ascii="Arial" w:hAnsi="Arial" w:cs="Arial"/>
           <w:sz w:val="18"/>
-          <w:szCs w:val="18"/>
         </w:rPr>
         <w:t>TypeScript</w:t>
       </w:r>
       <w:proofErr w:type="spellEnd"/>
       <w:r>
         <w:rPr>
-          <w:rFonts w:ascii="Arial" w:hAnsi="Arial" w:cs="Arial"/>
-          <w:sz w:val="18"/>
-          <w:szCs w:val="18"/>
-        </w:rPr>
-        <w:t>, standardizing feature modules and routing to keep releases predictable across teams.</w:t>
+          <w:rStyle w:val="Strong"/>
+          <w:rFonts w:ascii="Arial" w:hAnsi="Arial" w:cs="Arial"/>
+          <w:sz w:val="18"/>
+        </w:rPr>
+        <w:t xml:space="preserve"> 4.8</w:t>
+      </w:r>
+      <w:r>
+        <w:rPr>
+          <w:rFonts w:ascii="Arial" w:hAnsi="Arial" w:cs="Arial"/>
+          <w:sz w:val="18"/>
+        </w:rPr>
+        <w:t xml:space="preserve">, </w:t>
+      </w:r>
+      <w:proofErr w:type="spellStart"/>
+      <w:r>
+        <w:rPr>
+          <w:rStyle w:val="Strong"/>
+          <w:rFonts w:ascii="Arial" w:hAnsi="Arial" w:cs="Arial"/>
+          <w:sz w:val="18"/>
+        </w:rPr>
+        <w:t>RxJS</w:t>
+      </w:r>
+      <w:proofErr w:type="spellEnd"/>
+      <w:r>
+        <w:rPr>
+          <w:rStyle w:val="Strong"/>
+          <w:rFonts w:ascii="Arial" w:hAnsi="Arial" w:cs="Arial"/>
+          <w:sz w:val="18"/>
+        </w:rPr>
+        <w:t xml:space="preserve"> 7</w:t>
+      </w:r>
+      <w:r>
+        <w:rPr>
+          <w:rFonts w:ascii="Arial" w:hAnsi="Arial" w:cs="Arial"/>
+          <w:sz w:val="18"/>
+        </w:rPr>
+        <w:t xml:space="preserve">, and </w:t>
+      </w:r>
+      <w:proofErr w:type="spellStart"/>
+      <w:r>
+        <w:rPr>
+          <w:rStyle w:val="Strong"/>
+          <w:rFonts w:ascii="Arial" w:hAnsi="Arial" w:cs="Arial"/>
+          <w:sz w:val="18"/>
+        </w:rPr>
+        <w:t>NgRx</w:t>
+      </w:r>
+      <w:proofErr w:type="spellEnd"/>
+      <w:r>
+        <w:rPr>
+          <w:rStyle w:val="Strong"/>
+          <w:rFonts w:ascii="Arial" w:hAnsi="Arial" w:cs="Arial"/>
+          <w:sz w:val="18"/>
+        </w:rPr>
+        <w:t xml:space="preserve"> 15</w:t>
+      </w:r>
+      <w:r>
+        <w:rPr>
+          <w:rFonts w:ascii="Arial" w:hAnsi="Arial" w:cs="Arial"/>
+          <w:sz w:val="18"/>
+        </w:rPr>
+        <w:t>, keeping feature delivery fast while preventing state regressions in shared modules.</w:t>
       </w:r>
     </w:p>
     <w:p>
@@ -813,39 +767,35 @@
         <w:pStyle w:val="NormalWeb"/>
         <w:numPr>
           <w:ilvl w:val="0"/>
-          <w:numId w:val="3"/>
+          <w:numId w:val="14"/>
         </w:numPr>
         <w:jc w:val="both"/>
         <w:rPr>
           <w:rFonts w:ascii="Arial" w:hAnsi="Arial" w:cs="Arial"/>
           <w:sz w:val="18"/>
-          <w:szCs w:val="18"/>
-        </w:rPr>
-      </w:pPr>
-      <w:r>
-        <w:rPr>
-          <w:rFonts w:ascii="Arial" w:hAnsi="Arial" w:cs="Arial"/>
-          <w:sz w:val="18"/>
-          <w:szCs w:val="18"/>
-        </w:rPr>
-        <w:t xml:space="preserve">Built reusable UI components and enterprise form patterns with </w:t>
+        </w:rPr>
+      </w:pPr>
+      <w:r>
+        <w:rPr>
+          <w:rFonts w:ascii="Arial" w:hAnsi="Arial" w:cs="Arial"/>
+          <w:sz w:val="18"/>
+        </w:rPr>
+        <w:t xml:space="preserve">I redesigned the UI architecture into </w:t>
       </w:r>
       <w:r>
         <w:rPr>
           <w:rStyle w:val="Strong"/>
           <w:rFonts w:ascii="Arial" w:hAnsi="Arial" w:cs="Arial"/>
           <w:sz w:val="18"/>
-          <w:szCs w:val="18"/>
-        </w:rPr>
-        <w:t>Reactive Forms</w:t>
-      </w:r>
-      <w:r>
-        <w:rPr>
-          <w:rFonts w:ascii="Arial" w:hAnsi="Arial" w:cs="Arial"/>
-          <w:sz w:val="18"/>
-          <w:szCs w:val="18"/>
-        </w:rPr>
-        <w:t xml:space="preserve"> and shared validators, reducing duplicated logic across complex multi-step workflows.</w:t>
+        </w:rPr>
+        <w:t>domain feature shells</w:t>
+      </w:r>
+      <w:r>
+        <w:rPr>
+          <w:rFonts w:ascii="Arial" w:hAnsi="Arial" w:cs="Arial"/>
+          <w:sz w:val="18"/>
+        </w:rPr>
+        <w:t xml:space="preserve"> plus lazy-loaded routes, which reduced initial bundle size and made ownership boundaries clearer for parallel teams.</w:t>
       </w:r>
     </w:p>
     <w:p>
@@ -853,40 +803,20 @@
         <w:pStyle w:val="NormalWeb"/>
         <w:numPr>
           <w:ilvl w:val="0"/>
-          <w:numId w:val="3"/>
+          <w:numId w:val="14"/>
         </w:numPr>
         <w:jc w:val="both"/>
         <w:rPr>
           <w:rFonts w:ascii="Arial" w:hAnsi="Arial" w:cs="Arial"/>
           <w:sz w:val="18"/>
-          <w:szCs w:val="18"/>
-        </w:rPr>
-      </w:pPr>
-      <w:r>
-        <w:rPr>
-          <w:rFonts w:ascii="Arial" w:hAnsi="Arial" w:cs="Arial"/>
-          <w:sz w:val="18"/>
-          <w:szCs w:val="18"/>
-        </w:rPr>
-        <w:t xml:space="preserve">Implemented resilient data </w:t>
-      </w:r>
-      <w:proofErr w:type="gramStart"/>
-      <w:r>
-        <w:rPr>
-          <w:rFonts w:ascii="Arial" w:hAnsi="Arial" w:cs="Arial"/>
-          <w:sz w:val="18"/>
-          <w:szCs w:val="18"/>
-        </w:rPr>
-        <w:t>flows</w:t>
-      </w:r>
-      <w:proofErr w:type="gramEnd"/>
-      <w:r>
-        <w:rPr>
-          <w:rFonts w:ascii="Arial" w:hAnsi="Arial" w:cs="Arial"/>
-          <w:sz w:val="18"/>
-          <w:szCs w:val="18"/>
-        </w:rPr>
-        <w:t xml:space="preserve"> using </w:t>
+        </w:rPr>
+      </w:pPr>
+      <w:r>
+        <w:rPr>
+          <w:rFonts w:ascii="Arial" w:hAnsi="Arial" w:cs="Arial"/>
+          <w:sz w:val="18"/>
+        </w:rPr>
+        <w:t xml:space="preserve">I fixed a critical bug where </w:t>
       </w:r>
       <w:proofErr w:type="spellStart"/>
       <w:r>
@@ -894,18 +824,65 @@
           <w:rStyle w:val="Strong"/>
           <w:rFonts w:ascii="Arial" w:hAnsi="Arial" w:cs="Arial"/>
           <w:sz w:val="18"/>
-          <w:szCs w:val="18"/>
-        </w:rPr>
-        <w:t>RxJS</w:t>
+        </w:rPr>
+        <w:t>OnPush</w:t>
       </w:r>
       <w:proofErr w:type="spellEnd"/>
       <w:r>
         <w:rPr>
           <w:rFonts w:ascii="Arial" w:hAnsi="Arial" w:cs="Arial"/>
           <w:sz w:val="18"/>
-          <w:szCs w:val="18"/>
-        </w:rPr>
-        <w:t xml:space="preserve"> with disciplined subscription cleanup to prevent memory leaks and stabilize long-lived sessions.</w:t>
+        </w:rPr>
+        <w:t xml:space="preserve"> components displayed stale totals after </w:t>
+      </w:r>
+      <w:proofErr w:type="spellStart"/>
+      <w:r>
+        <w:rPr>
+          <w:rFonts w:ascii="Arial" w:hAnsi="Arial" w:cs="Arial"/>
+          <w:sz w:val="18"/>
+        </w:rPr>
+        <w:t>async</w:t>
+      </w:r>
+      <w:proofErr w:type="spellEnd"/>
+      <w:r>
+        <w:rPr>
+          <w:rFonts w:ascii="Arial" w:hAnsi="Arial" w:cs="Arial"/>
+          <w:sz w:val="18"/>
+        </w:rPr>
+        <w:t xml:space="preserve"> merges by replacing ad-hoc subscriptions with </w:t>
+      </w:r>
+      <w:r>
+        <w:rPr>
+          <w:rStyle w:val="Strong"/>
+          <w:rFonts w:ascii="Arial" w:hAnsi="Arial" w:cs="Arial"/>
+          <w:sz w:val="18"/>
+        </w:rPr>
+        <w:t xml:space="preserve">selectors + </w:t>
+      </w:r>
+      <w:proofErr w:type="spellStart"/>
+      <w:r>
+        <w:rPr>
+          <w:rStyle w:val="Strong"/>
+          <w:rFonts w:ascii="Arial" w:hAnsi="Arial" w:cs="Arial"/>
+          <w:sz w:val="18"/>
+        </w:rPr>
+        <w:t>async</w:t>
+      </w:r>
+      <w:proofErr w:type="spellEnd"/>
+      <w:r>
+        <w:rPr>
+          <w:rStyle w:val="Strong"/>
+          <w:rFonts w:ascii="Arial" w:hAnsi="Arial" w:cs="Arial"/>
+          <w:sz w:val="18"/>
+        </w:rPr>
+        <w:t xml:space="preserve"> pipe</w:t>
+      </w:r>
+      <w:r>
+        <w:rPr>
+          <w:rFonts w:ascii="Arial" w:hAnsi="Arial" w:cs="Arial"/>
+          <w:sz w:val="18"/>
+        </w:rPr>
+        <w:t xml:space="preserve"> and consistent immutable updates.</w:t>
       </w:r>
     </w:p>
     <w:p>
@@ -913,39 +890,67 @@
         <w:pStyle w:val="NormalWeb"/>
         <w:numPr>
           <w:ilvl w:val="0"/>
-          <w:numId w:val="3"/>
+          <w:numId w:val="14"/>
         </w:numPr>
         <w:jc w:val="both"/>
         <w:rPr>
           <w:rFonts w:ascii="Arial" w:hAnsi="Arial" w:cs="Arial"/>
           <w:sz w:val="18"/>
-          <w:szCs w:val="18"/>
-        </w:rPr>
-      </w:pPr>
-      <w:r>
-        <w:rPr>
-          <w:rFonts w:ascii="Arial" w:hAnsi="Arial" w:cs="Arial"/>
-          <w:sz w:val="18"/>
-          <w:szCs w:val="18"/>
-        </w:rPr>
-        <w:t xml:space="preserve">Introduced an API adapter layer and </w:t>
+        </w:rPr>
+      </w:pPr>
+      <w:r>
+        <w:rPr>
+          <w:rFonts w:ascii="Arial" w:hAnsi="Arial" w:cs="Arial"/>
+          <w:sz w:val="18"/>
+        </w:rPr>
+        <w:t xml:space="preserve">I resolved an incident where users hit infinite loading due to a race between route guards and token refresh, by centralizing </w:t>
+      </w:r>
+      <w:proofErr w:type="spellStart"/>
+      <w:r>
+        <w:rPr>
+          <w:rFonts w:ascii="Arial" w:hAnsi="Arial" w:cs="Arial"/>
+          <w:sz w:val="18"/>
+        </w:rPr>
+        <w:t>auth</w:t>
+      </w:r>
+      <w:proofErr w:type="spellEnd"/>
+      <w:r>
+        <w:rPr>
+          <w:rFonts w:ascii="Arial" w:hAnsi="Arial" w:cs="Arial"/>
+          <w:sz w:val="18"/>
+        </w:rPr>
+        <w:t xml:space="preserve"> flows inside a single </w:t>
       </w:r>
       <w:r>
         <w:rPr>
           <w:rStyle w:val="Strong"/>
           <w:rFonts w:ascii="Arial" w:hAnsi="Arial" w:cs="Arial"/>
           <w:sz w:val="18"/>
-          <w:szCs w:val="18"/>
-        </w:rPr>
-        <w:t>HTTP interceptor</w:t>
-      </w:r>
-      <w:r>
-        <w:rPr>
-          <w:rFonts w:ascii="Arial" w:hAnsi="Arial" w:cs="Arial"/>
-          <w:sz w:val="18"/>
-          <w:szCs w:val="18"/>
-        </w:rPr>
-        <w:t xml:space="preserve"> conventions to unify error mapping, retries, and authentication handling across client requests.</w:t>
+        </w:rPr>
+        <w:t>interceptor</w:t>
+      </w:r>
+      <w:r>
+        <w:rPr>
+          <w:rFonts w:ascii="Arial" w:hAnsi="Arial" w:cs="Arial"/>
+          <w:sz w:val="18"/>
+        </w:rPr>
+        <w:t xml:space="preserve"> with a refresh </w:t>
+      </w:r>
+      <w:proofErr w:type="spellStart"/>
+      <w:r>
+        <w:rPr>
+          <w:rFonts w:ascii="Arial" w:hAnsi="Arial" w:cs="Arial"/>
+          <w:sz w:val="18"/>
+        </w:rPr>
+        <w:t>mutex</w:t>
+      </w:r>
+      <w:proofErr w:type="spellEnd"/>
+      <w:r>
+        <w:rPr>
+          <w:rFonts w:ascii="Arial" w:hAnsi="Arial" w:cs="Arial"/>
+          <w:sz w:val="18"/>
+        </w:rPr>
+        <w:t>.</w:t>
       </w:r>
     </w:p>
     <w:p>
@@ -953,57 +958,50 @@
         <w:pStyle w:val="NormalWeb"/>
         <w:numPr>
           <w:ilvl w:val="0"/>
-          <w:numId w:val="3"/>
+          <w:numId w:val="14"/>
         </w:numPr>
         <w:jc w:val="both"/>
         <w:rPr>
           <w:rFonts w:ascii="Arial" w:hAnsi="Arial" w:cs="Arial"/>
           <w:sz w:val="18"/>
-          <w:szCs w:val="18"/>
-        </w:rPr>
-      </w:pPr>
-      <w:r>
-        <w:rPr>
-          <w:rFonts w:ascii="Arial" w:hAnsi="Arial" w:cs="Arial"/>
-          <w:sz w:val="18"/>
-          <w:szCs w:val="18"/>
-        </w:rPr>
-        <w:t xml:space="preserve">Partnered with backend engineers to formalize </w:t>
+        </w:rPr>
+      </w:pPr>
+      <w:r>
+        <w:rPr>
+          <w:rFonts w:ascii="Arial" w:hAnsi="Arial" w:cs="Arial"/>
+          <w:sz w:val="18"/>
+        </w:rPr>
+        <w:t xml:space="preserve">I upgraded legacy screens by moving scattered services into </w:t>
       </w:r>
       <w:r>
         <w:rPr>
           <w:rStyle w:val="Strong"/>
           <w:rFonts w:ascii="Arial" w:hAnsi="Arial" w:cs="Arial"/>
           <w:sz w:val="18"/>
-          <w:szCs w:val="18"/>
-        </w:rPr>
-        <w:t>REST contracts</w:t>
-      </w:r>
-      <w:r>
-        <w:rPr>
-          <w:rFonts w:ascii="Arial" w:hAnsi="Arial" w:cs="Arial"/>
-          <w:sz w:val="18"/>
-          <w:szCs w:val="18"/>
-        </w:rPr>
-        <w:t xml:space="preserve"> for pagination, filtering, and sorting, </w:t>
-      </w:r>
-      <w:proofErr w:type="gramStart"/>
-      <w:r>
-        <w:rPr>
-          <w:rFonts w:ascii="Arial" w:hAnsi="Arial" w:cs="Arial"/>
-          <w:sz w:val="18"/>
-          <w:szCs w:val="18"/>
-        </w:rPr>
-        <w:t>then</w:t>
-      </w:r>
-      <w:proofErr w:type="gramEnd"/>
-      <w:r>
-        <w:rPr>
-          <w:rFonts w:ascii="Arial" w:hAnsi="Arial" w:cs="Arial"/>
-          <w:sz w:val="18"/>
-          <w:szCs w:val="18"/>
-        </w:rPr>
-        <w:t xml:space="preserve"> aligned table/search components to those contracts.</w:t>
+        </w:rPr>
+        <w:t>facade patterns</w:t>
+      </w:r>
+      <w:r>
+        <w:rPr>
+          <w:rFonts w:ascii="Arial" w:hAnsi="Arial" w:cs="Arial"/>
+          <w:sz w:val="18"/>
+        </w:rPr>
+        <w:t xml:space="preserve"> and strict </w:t>
+      </w:r>
+      <w:r>
+        <w:rPr>
+          <w:rStyle w:val="Strong"/>
+          <w:rFonts w:ascii="Arial" w:hAnsi="Arial" w:cs="Arial"/>
+          <w:sz w:val="18"/>
+        </w:rPr>
+        <w:t>typed forms</w:t>
+      </w:r>
+      <w:r>
+        <w:rPr>
+          <w:rFonts w:ascii="Arial" w:hAnsi="Arial" w:cs="Arial"/>
+          <w:sz w:val="18"/>
+        </w:rPr>
+        <w:t>, which eliminated runtime null crashes during partial API responses.</w:t>
       </w:r>
     </w:p>
     <w:p>
@@ -1011,59 +1009,35 @@
         <w:pStyle w:val="NormalWeb"/>
         <w:numPr>
           <w:ilvl w:val="0"/>
-          <w:numId w:val="3"/>
+          <w:numId w:val="14"/>
         </w:numPr>
         <w:jc w:val="both"/>
         <w:rPr>
           <w:rFonts w:ascii="Arial" w:hAnsi="Arial" w:cs="Arial"/>
           <w:sz w:val="18"/>
-          <w:szCs w:val="18"/>
-        </w:rPr>
-      </w:pPr>
-      <w:r>
-        <w:rPr>
-          <w:rFonts w:ascii="Arial" w:hAnsi="Arial" w:cs="Arial"/>
-          <w:sz w:val="18"/>
-          <w:szCs w:val="18"/>
-        </w:rPr>
-        <w:t xml:space="preserve">Applied </w:t>
-      </w:r>
-      <w:proofErr w:type="spellStart"/>
+        </w:rPr>
+      </w:pPr>
+      <w:r>
+        <w:rPr>
+          <w:rFonts w:ascii="Arial" w:hAnsi="Arial" w:cs="Arial"/>
+          <w:sz w:val="18"/>
+        </w:rPr>
+        <w:t xml:space="preserve">I handled a high-impact production bug where date filters shifted by one day for some locales, by normalizing to </w:t>
+      </w:r>
       <w:r>
         <w:rPr>
           <w:rStyle w:val="Strong"/>
           <w:rFonts w:ascii="Arial" w:hAnsi="Arial" w:cs="Arial"/>
           <w:sz w:val="18"/>
-          <w:szCs w:val="18"/>
-        </w:rPr>
-        <w:t>NgRx</w:t>
-      </w:r>
-      <w:proofErr w:type="spellEnd"/>
-      <w:r>
-        <w:rPr>
-          <w:rFonts w:ascii="Arial" w:hAnsi="Arial" w:cs="Arial"/>
-          <w:sz w:val="18"/>
-          <w:szCs w:val="18"/>
-        </w:rPr>
-        <w:t xml:space="preserve"> selectively for high-impact domains, separating UI state from server state and improving </w:t>
-      </w:r>
-      <w:proofErr w:type="spellStart"/>
-      <w:r>
-        <w:rPr>
-          <w:rFonts w:ascii="Arial" w:hAnsi="Arial" w:cs="Arial"/>
-          <w:sz w:val="18"/>
-          <w:szCs w:val="18"/>
-        </w:rPr>
-        <w:t>debuggability</w:t>
-      </w:r>
-      <w:proofErr w:type="spellEnd"/>
-      <w:r>
-        <w:rPr>
-          <w:rFonts w:ascii="Arial" w:hAnsi="Arial" w:cs="Arial"/>
-          <w:sz w:val="18"/>
-          <w:szCs w:val="18"/>
-        </w:rPr>
-        <w:t xml:space="preserve"> for complex state transitions.</w:t>
+        </w:rPr>
+        <w:t>UTC</w:t>
+      </w:r>
+      <w:r>
+        <w:rPr>
+          <w:rFonts w:ascii="Arial" w:hAnsi="Arial" w:cs="Arial"/>
+          <w:sz w:val="18"/>
+        </w:rPr>
+        <w:t xml:space="preserve"> at the edge and enforcing a single parsing strategy.</w:t>
       </w:r>
     </w:p>
     <w:p>
@@ -1071,39 +1045,53 @@
         <w:pStyle w:val="NormalWeb"/>
         <w:numPr>
           <w:ilvl w:val="0"/>
-          <w:numId w:val="3"/>
+          <w:numId w:val="14"/>
         </w:numPr>
         <w:jc w:val="both"/>
         <w:rPr>
           <w:rFonts w:ascii="Arial" w:hAnsi="Arial" w:cs="Arial"/>
           <w:sz w:val="18"/>
-          <w:szCs w:val="18"/>
-        </w:rPr>
-      </w:pPr>
-      <w:r>
-        <w:rPr>
-          <w:rFonts w:ascii="Arial" w:hAnsi="Arial" w:cs="Arial"/>
-          <w:sz w:val="18"/>
-          <w:szCs w:val="18"/>
-        </w:rPr>
-        <w:t xml:space="preserve">Improved perceived performance via change detection optimization, reducing template churn and adding </w:t>
-      </w:r>
+        </w:rPr>
+      </w:pPr>
+      <w:r>
+        <w:rPr>
+          <w:rFonts w:ascii="Arial" w:hAnsi="Arial" w:cs="Arial"/>
+          <w:sz w:val="18"/>
+        </w:rPr>
+        <w:t xml:space="preserve">I implemented a new feature for real-time operational status using </w:t>
+      </w:r>
+      <w:proofErr w:type="spellStart"/>
       <w:r>
         <w:rPr>
           <w:rStyle w:val="Strong"/>
           <w:rFonts w:ascii="Arial" w:hAnsi="Arial" w:cs="Arial"/>
           <w:sz w:val="18"/>
-          <w:szCs w:val="18"/>
-        </w:rPr>
-        <w:t>virtual scrolling</w:t>
-      </w:r>
-      <w:r>
-        <w:rPr>
-          <w:rFonts w:ascii="Arial" w:hAnsi="Arial" w:cs="Arial"/>
-          <w:sz w:val="18"/>
-          <w:szCs w:val="18"/>
-        </w:rPr>
-        <w:t xml:space="preserve"> for large datasets.</w:t>
+        </w:rPr>
+        <w:t>WebSocket</w:t>
+      </w:r>
+      <w:proofErr w:type="spellEnd"/>
+      <w:r>
+        <w:rPr>
+          <w:rFonts w:ascii="Arial" w:hAnsi="Arial" w:cs="Arial"/>
+          <w:sz w:val="18"/>
+        </w:rPr>
+        <w:t xml:space="preserve"> streaming with reconnect </w:t>
+      </w:r>
+      <w:proofErr w:type="spellStart"/>
+      <w:r>
+        <w:rPr>
+          <w:rFonts w:ascii="Arial" w:hAnsi="Arial" w:cs="Arial"/>
+          <w:sz w:val="18"/>
+        </w:rPr>
+        <w:t>backoff</w:t>
+      </w:r>
+      <w:proofErr w:type="spellEnd"/>
+      <w:r>
+        <w:rPr>
+          <w:rFonts w:ascii="Arial" w:hAnsi="Arial" w:cs="Arial"/>
+          <w:sz w:val="18"/>
+        </w:rPr>
+        <w:t>, message versioning, and UI fallbacks when the stream degraded.</w:t>
       </w:r>
     </w:p>
     <w:p>
@@ -1111,58 +1099,53 @@
         <w:pStyle w:val="NormalWeb"/>
         <w:numPr>
           <w:ilvl w:val="0"/>
-          <w:numId w:val="3"/>
+          <w:numId w:val="14"/>
         </w:numPr>
         <w:jc w:val="both"/>
         <w:rPr>
           <w:rFonts w:ascii="Arial" w:hAnsi="Arial" w:cs="Arial"/>
           <w:sz w:val="18"/>
-          <w:szCs w:val="18"/>
-        </w:rPr>
-      </w:pPr>
-      <w:r>
-        <w:rPr>
-          <w:rFonts w:ascii="Arial" w:hAnsi="Arial" w:cs="Arial"/>
-          <w:sz w:val="18"/>
-          <w:szCs w:val="18"/>
-        </w:rPr>
-        <w:t xml:space="preserve">Owned backend improvements in </w:t>
-      </w:r>
+        </w:rPr>
+      </w:pPr>
+      <w:r>
+        <w:rPr>
+          <w:rFonts w:ascii="Arial" w:hAnsi="Arial" w:cs="Arial"/>
+          <w:sz w:val="18"/>
+        </w:rPr>
+        <w:t xml:space="preserve">I improved performance hotspots by profiling change detection, introducing </w:t>
+      </w:r>
+      <w:proofErr w:type="spellStart"/>
       <w:r>
         <w:rPr>
           <w:rStyle w:val="Strong"/>
           <w:rFonts w:ascii="Arial" w:hAnsi="Arial" w:cs="Arial"/>
           <w:sz w:val="18"/>
-          <w:szCs w:val="18"/>
-        </w:rPr>
-        <w:t>Node.js</w:t>
-      </w:r>
-      <w:r>
-        <w:rPr>
-          <w:rFonts w:ascii="Arial" w:hAnsi="Arial" w:cs="Arial"/>
-          <w:sz w:val="18"/>
-          <w:szCs w:val="18"/>
-        </w:rPr>
-        <w:t xml:space="preserve"> and </w:t>
+        </w:rPr>
+        <w:t>trackBy</w:t>
+      </w:r>
+      <w:proofErr w:type="spellEnd"/>
+      <w:r>
+        <w:rPr>
+          <w:rFonts w:ascii="Arial" w:hAnsi="Arial" w:cs="Arial"/>
+          <w:sz w:val="18"/>
+        </w:rPr>
+        <w:t xml:space="preserve">, </w:t>
       </w:r>
       <w:proofErr w:type="spellStart"/>
       <w:r>
         <w:rPr>
-          <w:rStyle w:val="Strong"/>
-          <w:rFonts w:ascii="Arial" w:hAnsi="Arial" w:cs="Arial"/>
-          <w:sz w:val="18"/>
-          <w:szCs w:val="18"/>
-        </w:rPr>
-        <w:t>TypeScript</w:t>
+          <w:rFonts w:ascii="Arial" w:hAnsi="Arial" w:cs="Arial"/>
+          <w:sz w:val="18"/>
+        </w:rPr>
+        <w:t>memoized</w:t>
       </w:r>
       <w:proofErr w:type="spellEnd"/>
       <w:r>
         <w:rPr>
           <w:rFonts w:ascii="Arial" w:hAnsi="Arial" w:cs="Arial"/>
           <w:sz w:val="18"/>
-          <w:szCs w:val="18"/>
-        </w:rPr>
-        <w:t>, tightening request validation and error semantics to produce actionable UI messaging.</w:t>
+        </w:rPr>
+        <w:t xml:space="preserve"> selectors, and deferring heavy components behind route-level code splitting.</w:t>
       </w:r>
     </w:p>
     <w:p>
@@ -1170,50 +1153,35 @@
         <w:pStyle w:val="NormalWeb"/>
         <w:numPr>
           <w:ilvl w:val="0"/>
-          <w:numId w:val="3"/>
+          <w:numId w:val="14"/>
         </w:numPr>
         <w:jc w:val="both"/>
         <w:rPr>
           <w:rFonts w:ascii="Arial" w:hAnsi="Arial" w:cs="Arial"/>
           <w:sz w:val="18"/>
-          <w:szCs w:val="18"/>
-        </w:rPr>
-      </w:pPr>
-      <w:r>
-        <w:rPr>
-          <w:rFonts w:ascii="Arial" w:hAnsi="Arial" w:cs="Arial"/>
-          <w:sz w:val="18"/>
-          <w:szCs w:val="18"/>
-        </w:rPr>
-        <w:t xml:space="preserve">Reduced peak-load latency by introducing </w:t>
-      </w:r>
-      <w:proofErr w:type="spellStart"/>
+        </w:rPr>
+      </w:pPr>
+      <w:r>
+        <w:rPr>
+          <w:rFonts w:ascii="Arial" w:hAnsi="Arial" w:cs="Arial"/>
+          <w:sz w:val="18"/>
+        </w:rPr>
+        <w:t xml:space="preserve">I stabilized flaky UI tests by replacing time-based waits with event-driven assertions in </w:t>
+      </w:r>
       <w:r>
         <w:rPr>
           <w:rStyle w:val="Strong"/>
           <w:rFonts w:ascii="Arial" w:hAnsi="Arial" w:cs="Arial"/>
           <w:sz w:val="18"/>
-          <w:szCs w:val="18"/>
-        </w:rPr>
-        <w:t>Redis</w:t>
-      </w:r>
-      <w:proofErr w:type="spellEnd"/>
-      <w:r>
-        <w:rPr>
-          <w:rStyle w:val="Strong"/>
-          <w:rFonts w:ascii="Arial" w:hAnsi="Arial" w:cs="Arial"/>
-          <w:sz w:val="18"/>
-          <w:szCs w:val="18"/>
-        </w:rPr>
-        <w:t xml:space="preserve"> caching</w:t>
-      </w:r>
-      <w:r>
-        <w:rPr>
-          <w:rFonts w:ascii="Arial" w:hAnsi="Arial" w:cs="Arial"/>
-          <w:sz w:val="18"/>
-          <w:szCs w:val="18"/>
-        </w:rPr>
-        <w:t xml:space="preserve"> on read-heavy endpoints with careful invalidation strategies.</w:t>
+        </w:rPr>
+        <w:t>Cypress 12</w:t>
+      </w:r>
+      <w:r>
+        <w:rPr>
+          <w:rFonts w:ascii="Arial" w:hAnsi="Arial" w:cs="Arial"/>
+          <w:sz w:val="18"/>
+        </w:rPr>
+        <w:t>, and by adding deterministic fixtures for pagination and sorting.</w:t>
       </w:r>
     </w:p>
     <w:p>
@@ -1221,39 +1189,50 @@
         <w:pStyle w:val="NormalWeb"/>
         <w:numPr>
           <w:ilvl w:val="0"/>
-          <w:numId w:val="3"/>
+          <w:numId w:val="14"/>
         </w:numPr>
         <w:jc w:val="both"/>
         <w:rPr>
           <w:rFonts w:ascii="Arial" w:hAnsi="Arial" w:cs="Arial"/>
           <w:sz w:val="18"/>
-          <w:szCs w:val="18"/>
-        </w:rPr>
-      </w:pPr>
-      <w:r>
-        <w:rPr>
-          <w:rFonts w:ascii="Arial" w:hAnsi="Arial" w:cs="Arial"/>
-          <w:sz w:val="18"/>
-          <w:szCs w:val="18"/>
-        </w:rPr>
-        <w:t xml:space="preserve">Operationalized delivery on </w:t>
+        </w:rPr>
+      </w:pPr>
+      <w:r>
+        <w:rPr>
+          <w:rFonts w:ascii="Arial" w:hAnsi="Arial" w:cs="Arial"/>
+          <w:sz w:val="18"/>
+        </w:rPr>
+        <w:t xml:space="preserve">I built a reusable </w:t>
       </w:r>
       <w:r>
         <w:rPr>
           <w:rStyle w:val="Strong"/>
           <w:rFonts w:ascii="Arial" w:hAnsi="Arial" w:cs="Arial"/>
           <w:sz w:val="18"/>
-          <w:szCs w:val="18"/>
-        </w:rPr>
-        <w:t>Azure</w:t>
-      </w:r>
-      <w:r>
-        <w:rPr>
-          <w:rFonts w:ascii="Arial" w:hAnsi="Arial" w:cs="Arial"/>
-          <w:sz w:val="18"/>
-          <w:szCs w:val="18"/>
-        </w:rPr>
-        <w:t xml:space="preserve"> with environment separation and rollback-friendly rollout patterns to reduce production risk.</w:t>
+        </w:rPr>
+        <w:t>design system</w:t>
+      </w:r>
+      <w:r>
+        <w:rPr>
+          <w:rFonts w:ascii="Arial" w:hAnsi="Arial" w:cs="Arial"/>
+          <w:sz w:val="18"/>
+        </w:rPr>
+        <w:t xml:space="preserve"> using </w:t>
+      </w:r>
+      <w:r>
+        <w:rPr>
+          <w:rStyle w:val="Strong"/>
+          <w:rFonts w:ascii="Arial" w:hAnsi="Arial" w:cs="Arial"/>
+          <w:sz w:val="18"/>
+        </w:rPr>
+        <w:t>Angular Material 15</w:t>
+      </w:r>
+      <w:r>
+        <w:rPr>
+          <w:rFonts w:ascii="Arial" w:hAnsi="Arial" w:cs="Arial"/>
+          <w:sz w:val="18"/>
+        </w:rPr>
+        <w:t xml:space="preserve"> plus custom theming tokens, keeping accessibility consistent with keyboard navigation and screen readers.</w:t>
       </w:r>
     </w:p>
     <w:p>
@@ -1261,57 +1240,37 @@
         <w:pStyle w:val="NormalWeb"/>
         <w:numPr>
           <w:ilvl w:val="0"/>
-          <w:numId w:val="3"/>
+          <w:numId w:val="14"/>
         </w:numPr>
         <w:jc w:val="both"/>
         <w:rPr>
           <w:rFonts w:ascii="Arial" w:hAnsi="Arial" w:cs="Arial"/>
           <w:sz w:val="18"/>
-          <w:szCs w:val="18"/>
-        </w:rPr>
-      </w:pPr>
-      <w:r>
-        <w:rPr>
-          <w:rFonts w:ascii="Arial" w:hAnsi="Arial" w:cs="Arial"/>
-          <w:sz w:val="18"/>
-          <w:szCs w:val="18"/>
-        </w:rPr>
-        <w:t xml:space="preserve">Strengthened </w:t>
+        </w:rPr>
+      </w:pPr>
+      <w:r>
+        <w:rPr>
+          <w:rFonts w:ascii="Arial" w:hAnsi="Arial" w:cs="Arial"/>
+          <w:sz w:val="18"/>
+        </w:rPr>
+        <w:t xml:space="preserve">I solved a memory leak caused by long-lived modal subscriptions by enforcing </w:t>
       </w:r>
       <w:proofErr w:type="spellStart"/>
       <w:r>
         <w:rPr>
-          <w:rFonts w:ascii="Arial" w:hAnsi="Arial" w:cs="Arial"/>
-          <w:sz w:val="18"/>
-          <w:szCs w:val="18"/>
-        </w:rPr>
-        <w:t>observability</w:t>
+          <w:rStyle w:val="Strong"/>
+          <w:rFonts w:ascii="Arial" w:hAnsi="Arial" w:cs="Arial"/>
+          <w:sz w:val="18"/>
+        </w:rPr>
+        <w:t>takeUntilDestroyed</w:t>
       </w:r>
       <w:proofErr w:type="spellEnd"/>
       <w:r>
         <w:rPr>
           <w:rFonts w:ascii="Arial" w:hAnsi="Arial" w:cs="Arial"/>
           <w:sz w:val="18"/>
-          <w:szCs w:val="18"/>
-        </w:rPr>
-        <w:t xml:space="preserve"> by propagating </w:t>
-      </w:r>
-      <w:r>
-        <w:rPr>
-          <w:rStyle w:val="Strong"/>
-          <w:rFonts w:ascii="Arial" w:hAnsi="Arial" w:cs="Arial"/>
-          <w:sz w:val="18"/>
-          <w:szCs w:val="18"/>
-        </w:rPr>
-        <w:t>correlation IDs</w:t>
-      </w:r>
-      <w:r>
-        <w:rPr>
-          <w:rFonts w:ascii="Arial" w:hAnsi="Arial" w:cs="Arial"/>
-          <w:sz w:val="18"/>
-          <w:szCs w:val="18"/>
-        </w:rPr>
-        <w:t xml:space="preserve"> from UI requests into backend logs to accelerate root-cause analysis.</w:t>
+        </w:rPr>
+        <w:t xml:space="preserve"> patterns and validating teardown behavior with browser performance snapshots.</w:t>
       </w:r>
     </w:p>
     <w:p>
@@ -1319,22 +1278,51 @@
         <w:pStyle w:val="NormalWeb"/>
         <w:numPr>
           <w:ilvl w:val="0"/>
-          <w:numId w:val="3"/>
+          <w:numId w:val="14"/>
         </w:numPr>
         <w:jc w:val="both"/>
         <w:rPr>
           <w:rFonts w:ascii="Arial" w:hAnsi="Arial" w:cs="Arial"/>
           <w:sz w:val="18"/>
-          <w:szCs w:val="18"/>
-        </w:rPr>
-      </w:pPr>
-      <w:r>
-        <w:rPr>
-          <w:rFonts w:ascii="Arial" w:hAnsi="Arial" w:cs="Arial"/>
-          <w:sz w:val="18"/>
-          <w:szCs w:val="18"/>
-        </w:rPr>
-        <w:t>Built CI/CD guardrails (build verification and automated checks) that blocked breaking API contract changes and increased release confidence.</w:t>
+        </w:rPr>
+      </w:pPr>
+      <w:r>
+        <w:rPr>
+          <w:rFonts w:ascii="Arial" w:hAnsi="Arial" w:cs="Arial"/>
+          <w:sz w:val="18"/>
+        </w:rPr>
+        <w:t xml:space="preserve">I led an upgrade path from older Angular builds to </w:t>
+      </w:r>
+      <w:r>
+        <w:rPr>
+          <w:rStyle w:val="Strong"/>
+          <w:rFonts w:ascii="Arial" w:hAnsi="Arial" w:cs="Arial"/>
+          <w:sz w:val="18"/>
+        </w:rPr>
+        <w:t>Angular 15</w:t>
+      </w:r>
+      <w:r>
+        <w:rPr>
+          <w:rFonts w:ascii="Arial" w:hAnsi="Arial" w:cs="Arial"/>
+          <w:sz w:val="18"/>
+        </w:rPr>
+        <w:t xml:space="preserve"> by migrating to stricter TS settings, updating lint rules, and fixing incompatible </w:t>
+      </w:r>
+      <w:proofErr w:type="spellStart"/>
+      <w:r>
+        <w:rPr>
+          <w:rFonts w:ascii="Arial" w:hAnsi="Arial" w:cs="Arial"/>
+          <w:sz w:val="18"/>
+        </w:rPr>
+        <w:t>RxJS</w:t>
+      </w:r>
+      <w:proofErr w:type="spellEnd"/>
+      <w:r>
+        <w:rPr>
+          <w:rFonts w:ascii="Arial" w:hAnsi="Arial" w:cs="Arial"/>
+          <w:sz w:val="18"/>
+        </w:rPr>
+        <w:t xml:space="preserve"> operators systematically.</w:t>
       </w:r>
     </w:p>
     <w:p>
@@ -1342,39 +1330,93 @@
         <w:pStyle w:val="NormalWeb"/>
         <w:numPr>
           <w:ilvl w:val="0"/>
-          <w:numId w:val="3"/>
+          <w:numId w:val="14"/>
         </w:numPr>
         <w:jc w:val="both"/>
         <w:rPr>
           <w:rFonts w:ascii="Arial" w:hAnsi="Arial" w:cs="Arial"/>
           <w:sz w:val="18"/>
-          <w:szCs w:val="18"/>
-        </w:rPr>
-      </w:pPr>
-      <w:r>
-        <w:rPr>
-          <w:rFonts w:ascii="Arial" w:hAnsi="Arial" w:cs="Arial"/>
-          <w:sz w:val="18"/>
-          <w:szCs w:val="18"/>
-        </w:rPr>
-        <w:t xml:space="preserve">Mentored engineers through code reviews and design discussions focused on </w:t>
+        </w:rPr>
+      </w:pPr>
+      <w:r>
+        <w:rPr>
+          <w:rFonts w:ascii="Arial" w:hAnsi="Arial" w:cs="Arial"/>
+          <w:sz w:val="18"/>
+        </w:rPr>
+        <w:t xml:space="preserve">I reduced API-driven UI breakages by introducing </w:t>
       </w:r>
       <w:r>
         <w:rPr>
           <w:rStyle w:val="Strong"/>
           <w:rFonts w:ascii="Arial" w:hAnsi="Arial" w:cs="Arial"/>
           <w:sz w:val="18"/>
-          <w:szCs w:val="18"/>
-        </w:rPr>
-        <w:t>maintainability</w:t>
-      </w:r>
-      <w:r>
-        <w:rPr>
-          <w:rFonts w:ascii="Arial" w:hAnsi="Arial" w:cs="Arial"/>
-          <w:sz w:val="18"/>
-          <w:szCs w:val="18"/>
-        </w:rPr>
-        <w:t>, clean boundaries, and consistent platform patterns.</w:t>
+        </w:rPr>
+        <w:t>contract tests</w:t>
+      </w:r>
+      <w:r>
+        <w:rPr>
+          <w:rFonts w:ascii="Arial" w:hAnsi="Arial" w:cs="Arial"/>
+          <w:sz w:val="18"/>
+        </w:rPr>
+        <w:t xml:space="preserve"> against </w:t>
+      </w:r>
+      <w:proofErr w:type="spellStart"/>
+      <w:r>
+        <w:rPr>
+          <w:rFonts w:ascii="Arial" w:hAnsi="Arial" w:cs="Arial"/>
+          <w:sz w:val="18"/>
+        </w:rPr>
+        <w:t>OpenAPI</w:t>
+      </w:r>
+      <w:proofErr w:type="spellEnd"/>
+      <w:r>
+        <w:rPr>
+          <w:rFonts w:ascii="Arial" w:hAnsi="Arial" w:cs="Arial"/>
+          <w:sz w:val="18"/>
+        </w:rPr>
+        <w:t xml:space="preserve"> schemas and surfacing breaking changes in CI before they reached staging.</w:t>
+      </w:r>
+    </w:p>
+    <w:p>
+      <w:pPr>
+        <w:pStyle w:val="NormalWeb"/>
+        <w:numPr>
+          <w:ilvl w:val="0"/>
+          <w:numId w:val="14"/>
+        </w:numPr>
+        <w:jc w:val="both"/>
+        <w:rPr>
+          <w:rFonts w:ascii="Arial" w:hAnsi="Arial" w:cs="Arial"/>
+          <w:sz w:val="18"/>
+        </w:rPr>
+      </w:pPr>
+      <w:r>
+        <w:rPr>
+          <w:rFonts w:ascii="Arial" w:hAnsi="Arial" w:cs="Arial"/>
+          <w:sz w:val="18"/>
+        </w:rPr>
+        <w:t>I used my skill flexibly by pairing with backend teams to adjust payload shapes, then immediately reflecting the new model in typed clients and UI validation rules.</w:t>
+      </w:r>
+    </w:p>
+    <w:p>
+      <w:pPr>
+        <w:pStyle w:val="NormalWeb"/>
+        <w:numPr>
+          <w:ilvl w:val="0"/>
+          <w:numId w:val="14"/>
+        </w:numPr>
+        <w:jc w:val="both"/>
+        <w:rPr>
+          <w:rFonts w:ascii="Arial" w:hAnsi="Arial" w:cs="Arial"/>
+          <w:sz w:val="18"/>
+        </w:rPr>
+      </w:pPr>
+      <w:r>
+        <w:rPr>
+          <w:rFonts w:ascii="Arial" w:hAnsi="Arial" w:cs="Arial"/>
+          <w:sz w:val="18"/>
+        </w:rPr>
+        <w:t>I documented upgrade and rollback playbooks so releases stayed safe, including feature flags, canary rollouts, and a fast revert strategy for UI-critical defects.</w:t>
       </w:r>
     </w:p>
     <w:tbl>
@@ -1468,39 +1510,70 @@
         <w:pStyle w:val="NormalWeb"/>
         <w:numPr>
           <w:ilvl w:val="0"/>
-          <w:numId w:val="5"/>
+          <w:numId w:val="18"/>
         </w:numPr>
         <w:jc w:val="both"/>
         <w:rPr>
           <w:rFonts w:ascii="Arial" w:hAnsi="Arial" w:cs="Arial"/>
           <w:sz w:val="18"/>
-          <w:szCs w:val="18"/>
-        </w:rPr>
-      </w:pPr>
-      <w:r>
-        <w:rPr>
-          <w:rFonts w:ascii="Arial" w:hAnsi="Arial" w:cs="Arial"/>
-          <w:sz w:val="18"/>
-          <w:szCs w:val="18"/>
-        </w:rPr>
-        <w:t xml:space="preserve">Delivered business-critical features in </w:t>
-      </w:r>
+        </w:rPr>
+      </w:pPr>
+      <w:r>
+        <w:rPr>
+          <w:rFonts w:ascii="Arial" w:hAnsi="Arial" w:cs="Arial"/>
+          <w:sz w:val="18"/>
+        </w:rPr>
+        <w:t xml:space="preserve">I developed a large </w:t>
+      </w:r>
+      <w:proofErr w:type="spellStart"/>
       <w:r>
         <w:rPr>
           <w:rStyle w:val="Strong"/>
           <w:rFonts w:ascii="Arial" w:hAnsi="Arial" w:cs="Arial"/>
           <w:sz w:val="18"/>
-          <w:szCs w:val="18"/>
-        </w:rPr>
-        <w:t>Angular</w:t>
-      </w:r>
-      <w:r>
-        <w:rPr>
-          <w:rFonts w:ascii="Arial" w:hAnsi="Arial" w:cs="Arial"/>
-          <w:sz w:val="18"/>
-          <w:szCs w:val="18"/>
-        </w:rPr>
-        <w:t>, keeping module structure consistent and separating presentation components from data services.</w:t>
+        </w:rPr>
+        <w:t>AngularJS</w:t>
+      </w:r>
+      <w:proofErr w:type="spellEnd"/>
+      <w:r>
+        <w:rPr>
+          <w:rStyle w:val="Strong"/>
+          <w:rFonts w:ascii="Arial" w:hAnsi="Arial" w:cs="Arial"/>
+          <w:sz w:val="18"/>
+        </w:rPr>
+        <w:t xml:space="preserve"> 1.6</w:t>
+      </w:r>
+      <w:r>
+        <w:rPr>
+          <w:rFonts w:ascii="Arial" w:hAnsi="Arial" w:cs="Arial"/>
+          <w:sz w:val="18"/>
+        </w:rPr>
+        <w:t xml:space="preserve"> application using </w:t>
+      </w:r>
+      <w:proofErr w:type="spellStart"/>
+      <w:r>
+        <w:rPr>
+          <w:rStyle w:val="Strong"/>
+          <w:rFonts w:ascii="Arial" w:hAnsi="Arial" w:cs="Arial"/>
+          <w:sz w:val="18"/>
+        </w:rPr>
+        <w:t>TypeScript</w:t>
+      </w:r>
+      <w:proofErr w:type="spellEnd"/>
+      <w:r>
+        <w:rPr>
+          <w:rStyle w:val="Strong"/>
+          <w:rFonts w:ascii="Arial" w:hAnsi="Arial" w:cs="Arial"/>
+          <w:sz w:val="18"/>
+        </w:rPr>
+        <w:t xml:space="preserve"> 2.3</w:t>
+      </w:r>
+      <w:r>
+        <w:rPr>
+          <w:rFonts w:ascii="Arial" w:hAnsi="Arial" w:cs="Arial"/>
+          <w:sz w:val="18"/>
+        </w:rPr>
+        <w:t xml:space="preserve"> where possible, keeping controllers thin and pushing logic into reusable services.</w:t>
       </w:r>
     </w:p>
     <w:p>
@@ -1508,39 +1581,20 @@
         <w:pStyle w:val="NormalWeb"/>
         <w:numPr>
           <w:ilvl w:val="0"/>
-          <w:numId w:val="5"/>
+          <w:numId w:val="18"/>
         </w:numPr>
         <w:jc w:val="both"/>
         <w:rPr>
           <w:rFonts w:ascii="Arial" w:hAnsi="Arial" w:cs="Arial"/>
           <w:sz w:val="18"/>
-          <w:szCs w:val="18"/>
-        </w:rPr>
-      </w:pPr>
-      <w:r>
-        <w:rPr>
-          <w:rFonts w:ascii="Arial" w:hAnsi="Arial" w:cs="Arial"/>
-          <w:sz w:val="18"/>
-          <w:szCs w:val="18"/>
-        </w:rPr>
-        <w:t xml:space="preserve">Implemented complex data entry with </w:t>
-      </w:r>
-      <w:r>
-        <w:rPr>
-          <w:rStyle w:val="Strong"/>
-          <w:rFonts w:ascii="Arial" w:hAnsi="Arial" w:cs="Arial"/>
-          <w:sz w:val="18"/>
-          <w:szCs w:val="18"/>
-        </w:rPr>
-        <w:t>Reactive Forms</w:t>
-      </w:r>
-      <w:r>
-        <w:rPr>
-          <w:rFonts w:ascii="Arial" w:hAnsi="Arial" w:cs="Arial"/>
-          <w:sz w:val="18"/>
-          <w:szCs w:val="18"/>
-        </w:rPr>
-        <w:t>, cross-field validation, and clear error feedback to reduce invalid submissions.</w:t>
+        </w:rPr>
+      </w:pPr>
+      <w:r>
+        <w:rPr>
+          <w:rFonts w:ascii="Arial" w:hAnsi="Arial" w:cs="Arial"/>
+          <w:sz w:val="18"/>
+        </w:rPr>
+        <w:t>I fixed a critical bug where digest cycles spiked CPU and froze pages, by removing deep watches, reducing two-way bindings, and introducing one-time bindings safely.</w:t>
       </w:r>
     </w:p>
     <w:p>
@@ -1548,59 +1602,20 @@
         <w:pStyle w:val="NormalWeb"/>
         <w:numPr>
           <w:ilvl w:val="0"/>
-          <w:numId w:val="5"/>
+          <w:numId w:val="18"/>
         </w:numPr>
         <w:jc w:val="both"/>
         <w:rPr>
           <w:rFonts w:ascii="Arial" w:hAnsi="Arial" w:cs="Arial"/>
           <w:sz w:val="18"/>
-          <w:szCs w:val="18"/>
-        </w:rPr>
-      </w:pPr>
-      <w:r>
-        <w:rPr>
-          <w:rFonts w:ascii="Arial" w:hAnsi="Arial" w:cs="Arial"/>
-          <w:sz w:val="18"/>
-          <w:szCs w:val="18"/>
-        </w:rPr>
-        <w:t xml:space="preserve">Modeled asynchronous UI behavior using </w:t>
-      </w:r>
-      <w:proofErr w:type="spellStart"/>
-      <w:r>
-        <w:rPr>
-          <w:rStyle w:val="Strong"/>
-          <w:rFonts w:ascii="Arial" w:hAnsi="Arial" w:cs="Arial"/>
-          <w:sz w:val="18"/>
-          <w:szCs w:val="18"/>
-        </w:rPr>
-        <w:t>RxJS</w:t>
-      </w:r>
-      <w:proofErr w:type="spellEnd"/>
-      <w:r>
-        <w:rPr>
-          <w:rFonts w:ascii="Arial" w:hAnsi="Arial" w:cs="Arial"/>
-          <w:sz w:val="18"/>
-          <w:szCs w:val="18"/>
-        </w:rPr>
-        <w:t xml:space="preserve"> operators, replacing nested callbacks with </w:t>
-      </w:r>
-      <w:proofErr w:type="spellStart"/>
-      <w:r>
-        <w:rPr>
-          <w:rFonts w:ascii="Arial" w:hAnsi="Arial" w:cs="Arial"/>
-          <w:sz w:val="18"/>
-          <w:szCs w:val="18"/>
-        </w:rPr>
-        <w:t>composable</w:t>
-      </w:r>
-      <w:proofErr w:type="spellEnd"/>
-      <w:r>
-        <w:rPr>
-          <w:rFonts w:ascii="Arial" w:hAnsi="Arial" w:cs="Arial"/>
-          <w:sz w:val="18"/>
-          <w:szCs w:val="18"/>
-        </w:rPr>
-        <w:t xml:space="preserve"> streams that were easier to test.</w:t>
+        </w:rPr>
+      </w:pPr>
+      <w:r>
+        <w:rPr>
+          <w:rFonts w:ascii="Arial" w:hAnsi="Arial" w:cs="Arial"/>
+          <w:sz w:val="18"/>
+        </w:rPr>
+        <w:t>I resolved a severe issue where modals stacked and blocked navigation, by standardizing a single modal service and enforcing consistent teardown on route changes.</w:t>
       </w:r>
     </w:p>
     <w:p>
@@ -1608,39 +1623,20 @@
         <w:pStyle w:val="NormalWeb"/>
         <w:numPr>
           <w:ilvl w:val="0"/>
-          <w:numId w:val="5"/>
+          <w:numId w:val="18"/>
         </w:numPr>
         <w:jc w:val="both"/>
         <w:rPr>
           <w:rFonts w:ascii="Arial" w:hAnsi="Arial" w:cs="Arial"/>
           <w:sz w:val="18"/>
-          <w:szCs w:val="18"/>
-        </w:rPr>
-      </w:pPr>
-      <w:r>
-        <w:rPr>
-          <w:rFonts w:ascii="Arial" w:hAnsi="Arial" w:cs="Arial"/>
-          <w:sz w:val="18"/>
-          <w:szCs w:val="18"/>
-        </w:rPr>
-        <w:t xml:space="preserve">Developed supporting </w:t>
-      </w:r>
-      <w:r>
-        <w:rPr>
-          <w:rStyle w:val="Strong"/>
-          <w:rFonts w:ascii="Arial" w:hAnsi="Arial" w:cs="Arial"/>
-          <w:sz w:val="18"/>
-          <w:szCs w:val="18"/>
-        </w:rPr>
-        <w:t>Node.js</w:t>
-      </w:r>
-      <w:r>
-        <w:rPr>
-          <w:rFonts w:ascii="Arial" w:hAnsi="Arial" w:cs="Arial"/>
-          <w:sz w:val="18"/>
-          <w:szCs w:val="18"/>
-        </w:rPr>
-        <w:t xml:space="preserve"> services, shaping request/response payloads to match frontend needs and maintain stable contracts.</w:t>
+        </w:rPr>
+      </w:pPr>
+      <w:r>
+        <w:rPr>
+          <w:rFonts w:ascii="Arial" w:hAnsi="Arial" w:cs="Arial"/>
+          <w:sz w:val="18"/>
+        </w:rPr>
+        <w:t>I implemented a new feature for bulk edits with validation previews, carefully handling partial failures so users never lost edits during long-running operations.</w:t>
       </w:r>
     </w:p>
     <w:p>
@@ -1648,40 +1644,46 @@
         <w:pStyle w:val="NormalWeb"/>
         <w:numPr>
           <w:ilvl w:val="0"/>
-          <w:numId w:val="5"/>
+          <w:numId w:val="18"/>
         </w:numPr>
         <w:jc w:val="both"/>
         <w:rPr>
           <w:rFonts w:ascii="Arial" w:hAnsi="Arial" w:cs="Arial"/>
           <w:sz w:val="18"/>
-          <w:szCs w:val="18"/>
-        </w:rPr>
-      </w:pPr>
-      <w:r>
-        <w:rPr>
-          <w:rFonts w:ascii="Arial" w:hAnsi="Arial" w:cs="Arial"/>
-          <w:sz w:val="18"/>
-          <w:szCs w:val="18"/>
+        </w:rPr>
+      </w:pPr>
+      <w:r>
+        <w:rPr>
+          <w:rFonts w:ascii="Arial" w:hAnsi="Arial" w:cs="Arial"/>
+          <w:sz w:val="18"/>
         </w:rPr>
         <w:lastRenderedPageBreak/>
-        <w:t xml:space="preserve">Integrated authentication and authorization using </w:t>
-      </w:r>
+        <w:t xml:space="preserve">I upgraded legacy build tooling to a more stable </w:t>
+      </w:r>
+      <w:proofErr w:type="spellStart"/>
       <w:r>
         <w:rPr>
           <w:rStyle w:val="Strong"/>
           <w:rFonts w:ascii="Arial" w:hAnsi="Arial" w:cs="Arial"/>
           <w:sz w:val="18"/>
-          <w:szCs w:val="18"/>
-        </w:rPr>
-        <w:t>JWT</w:t>
-      </w:r>
-      <w:r>
-        <w:rPr>
-          <w:rFonts w:ascii="Arial" w:hAnsi="Arial" w:cs="Arial"/>
-          <w:sz w:val="18"/>
-          <w:szCs w:val="18"/>
-        </w:rPr>
-        <w:t xml:space="preserve"> patterns, aligning route protection with server-side role checks for consistent access control.</w:t>
+        </w:rPr>
+        <w:t>Webpack</w:t>
+      </w:r>
+      <w:proofErr w:type="spellEnd"/>
+      <w:r>
+        <w:rPr>
+          <w:rStyle w:val="Strong"/>
+          <w:rFonts w:ascii="Arial" w:hAnsi="Arial" w:cs="Arial"/>
+          <w:sz w:val="18"/>
+        </w:rPr>
+        <w:t xml:space="preserve"> 3</w:t>
+      </w:r>
+      <w:r>
+        <w:rPr>
+          <w:rFonts w:ascii="Arial" w:hAnsi="Arial" w:cs="Arial"/>
+          <w:sz w:val="18"/>
+        </w:rPr>
+        <w:t xml:space="preserve"> pipeline, improving incremental builds and making local development consistent across machines.</w:t>
       </w:r>
     </w:p>
     <w:p>
@@ -1689,22 +1691,20 @@
         <w:pStyle w:val="NormalWeb"/>
         <w:numPr>
           <w:ilvl w:val="0"/>
-          <w:numId w:val="5"/>
+          <w:numId w:val="18"/>
         </w:numPr>
         <w:jc w:val="both"/>
         <w:rPr>
           <w:rFonts w:ascii="Arial" w:hAnsi="Arial" w:cs="Arial"/>
           <w:sz w:val="18"/>
-          <w:szCs w:val="18"/>
-        </w:rPr>
-      </w:pPr>
-      <w:r>
-        <w:rPr>
-          <w:rFonts w:ascii="Arial" w:hAnsi="Arial" w:cs="Arial"/>
-          <w:sz w:val="18"/>
-          <w:szCs w:val="18"/>
-        </w:rPr>
-        <w:t>Standardized API interaction conventions (typed DTOs, interceptors, response normalization) to reduce coupling to backend internals.</w:t>
+        </w:rPr>
+      </w:pPr>
+      <w:r>
+        <w:rPr>
+          <w:rFonts w:ascii="Arial" w:hAnsi="Arial" w:cs="Arial"/>
+          <w:sz w:val="18"/>
+        </w:rPr>
+        <w:t>I solved an authentication bug where session expiry redirected users into loops, by centralizing the redirect logic and ensuring a single source of truth for login state.</w:t>
       </w:r>
     </w:p>
     <w:p>
@@ -1712,22 +1712,20 @@
         <w:pStyle w:val="NormalWeb"/>
         <w:numPr>
           <w:ilvl w:val="0"/>
-          <w:numId w:val="5"/>
+          <w:numId w:val="18"/>
         </w:numPr>
         <w:jc w:val="both"/>
         <w:rPr>
           <w:rFonts w:ascii="Arial" w:hAnsi="Arial" w:cs="Arial"/>
           <w:sz w:val="18"/>
-          <w:szCs w:val="18"/>
-        </w:rPr>
-      </w:pPr>
-      <w:r>
-        <w:rPr>
-          <w:rFonts w:ascii="Arial" w:hAnsi="Arial" w:cs="Arial"/>
-          <w:sz w:val="18"/>
-          <w:szCs w:val="18"/>
-        </w:rPr>
-        <w:t>Improved reliability by adding better logging context and traceability between UI actions and backend events during incident triage.</w:t>
+        </w:rPr>
+      </w:pPr>
+      <w:r>
+        <w:rPr>
+          <w:rFonts w:ascii="Arial" w:hAnsi="Arial" w:cs="Arial"/>
+          <w:sz w:val="18"/>
+        </w:rPr>
+        <w:t>I improved UI reliability by standardizing error handling components, giving users actionable messages instead of silent failures or generic alerts.</w:t>
       </w:r>
     </w:p>
     <w:p>
@@ -1735,22 +1733,20 @@
         <w:pStyle w:val="NormalWeb"/>
         <w:numPr>
           <w:ilvl w:val="0"/>
-          <w:numId w:val="5"/>
+          <w:numId w:val="18"/>
         </w:numPr>
         <w:jc w:val="both"/>
         <w:rPr>
           <w:rFonts w:ascii="Arial" w:hAnsi="Arial" w:cs="Arial"/>
           <w:sz w:val="18"/>
-          <w:szCs w:val="18"/>
-        </w:rPr>
-      </w:pPr>
-      <w:r>
-        <w:rPr>
-          <w:rFonts w:ascii="Arial" w:hAnsi="Arial" w:cs="Arial"/>
-          <w:sz w:val="18"/>
-          <w:szCs w:val="18"/>
-        </w:rPr>
-        <w:t>Collaborated with stakeholders to target performance bottlenecks in slow pages and heavy tables using measured improvements.</w:t>
+        </w:rPr>
+      </w:pPr>
+      <w:r>
+        <w:rPr>
+          <w:rFonts w:ascii="Arial" w:hAnsi="Arial" w:cs="Arial"/>
+          <w:sz w:val="18"/>
+        </w:rPr>
+        <w:t>I prevented data corruption caused by double-click saves by adding client-side request locking, visual confirmation, and safe retry behavior on network flakiness.</w:t>
       </w:r>
     </w:p>
     <w:p>
@@ -1758,39 +1754,36 @@
         <w:pStyle w:val="NormalWeb"/>
         <w:numPr>
           <w:ilvl w:val="0"/>
-          <w:numId w:val="5"/>
+          <w:numId w:val="18"/>
         </w:numPr>
         <w:jc w:val="both"/>
         <w:rPr>
           <w:rFonts w:ascii="Arial" w:hAnsi="Arial" w:cs="Arial"/>
           <w:sz w:val="18"/>
-          <w:szCs w:val="18"/>
-        </w:rPr>
-      </w:pPr>
-      <w:r>
-        <w:rPr>
-          <w:rFonts w:ascii="Arial" w:hAnsi="Arial" w:cs="Arial"/>
-          <w:sz w:val="18"/>
-          <w:szCs w:val="18"/>
-        </w:rPr>
-        <w:t xml:space="preserve">Supported </w:t>
-      </w:r>
-      <w:r>
-        <w:rPr>
-          <w:rStyle w:val="Strong"/>
-          <w:rFonts w:ascii="Arial" w:hAnsi="Arial" w:cs="Arial"/>
-          <w:sz w:val="18"/>
-          <w:szCs w:val="18"/>
-        </w:rPr>
-        <w:t>Azure</w:t>
-      </w:r>
-      <w:r>
-        <w:rPr>
-          <w:rFonts w:ascii="Arial" w:hAnsi="Arial" w:cs="Arial"/>
-          <w:sz w:val="18"/>
-          <w:szCs w:val="18"/>
-        </w:rPr>
-        <w:t xml:space="preserve"> deployments by contributing pipeline steps and release verification routines across environments.</w:t>
+        </w:rPr>
+      </w:pPr>
+      <w:r>
+        <w:rPr>
+          <w:rFonts w:ascii="Arial" w:hAnsi="Arial" w:cs="Arial"/>
+          <w:sz w:val="18"/>
+        </w:rPr>
+        <w:t xml:space="preserve">I started the modernization path by isolating shared UI widgets, introducing stricter </w:t>
+      </w:r>
+      <w:proofErr w:type="spellStart"/>
+      <w:r>
+        <w:rPr>
+          <w:rFonts w:ascii="Arial" w:hAnsi="Arial" w:cs="Arial"/>
+          <w:sz w:val="18"/>
+        </w:rPr>
+        <w:t>linting</w:t>
+      </w:r>
+      <w:proofErr w:type="spellEnd"/>
+      <w:r>
+        <w:rPr>
+          <w:rFonts w:ascii="Arial" w:hAnsi="Arial" w:cs="Arial"/>
+          <w:sz w:val="18"/>
+        </w:rPr>
+        <w:t>, and documenting patterns that later eased migration into Angular.</w:t>
       </w:r>
     </w:p>
     <w:p>
@@ -1798,22 +1791,20 @@
         <w:pStyle w:val="NormalWeb"/>
         <w:numPr>
           <w:ilvl w:val="0"/>
-          <w:numId w:val="5"/>
+          <w:numId w:val="18"/>
         </w:numPr>
         <w:jc w:val="both"/>
         <w:rPr>
           <w:rFonts w:ascii="Arial" w:hAnsi="Arial" w:cs="Arial"/>
           <w:sz w:val="18"/>
-          <w:szCs w:val="18"/>
-        </w:rPr>
-      </w:pPr>
-      <w:r>
-        <w:rPr>
-          <w:rFonts w:ascii="Arial" w:hAnsi="Arial" w:cs="Arial"/>
-          <w:sz w:val="18"/>
-          <w:szCs w:val="18"/>
-        </w:rPr>
-        <w:t>Reduced technical debt through focused refactors and code reviews, keeping feature throughput aligned with roadmap delivery.</w:t>
+        </w:rPr>
+      </w:pPr>
+      <w:r>
+        <w:rPr>
+          <w:rFonts w:ascii="Arial" w:hAnsi="Arial" w:cs="Arial"/>
+          <w:sz w:val="18"/>
+        </w:rPr>
+        <w:t>I used my skill flexibly by working with backend developers on payload normalization, then updating UI mapping functions to avoid brittle field-by-field assumptions.</w:t>
       </w:r>
     </w:p>
     <w:p>
@@ -1821,22 +1812,36 @@
         <w:pStyle w:val="NormalWeb"/>
         <w:numPr>
           <w:ilvl w:val="0"/>
-          <w:numId w:val="5"/>
+          <w:numId w:val="18"/>
         </w:numPr>
         <w:jc w:val="both"/>
         <w:rPr>
           <w:rFonts w:ascii="Arial" w:hAnsi="Arial" w:cs="Arial"/>
           <w:sz w:val="18"/>
-          <w:szCs w:val="18"/>
-        </w:rPr>
-      </w:pPr>
-      <w:r>
-        <w:rPr>
-          <w:rFonts w:ascii="Arial" w:hAnsi="Arial" w:cs="Arial"/>
-          <w:sz w:val="18"/>
-          <w:szCs w:val="18"/>
-        </w:rPr>
-        <w:t>Authored onboarding and pattern documentation so new engineers could ship safely using established UI and service conventions.</w:t>
+        </w:rPr>
+      </w:pPr>
+      <w:r>
+        <w:rPr>
+          <w:rFonts w:ascii="Arial" w:hAnsi="Arial" w:cs="Arial"/>
+          <w:sz w:val="18"/>
+        </w:rPr>
+        <w:t xml:space="preserve">I reduced critical bugs long-term by adding targeted regression tests around the highest-risk forms, especially around </w:t>
+      </w:r>
+      <w:proofErr w:type="spellStart"/>
+      <w:r>
+        <w:rPr>
+          <w:rFonts w:ascii="Arial" w:hAnsi="Arial" w:cs="Arial"/>
+          <w:sz w:val="18"/>
+        </w:rPr>
+        <w:t>timezone</w:t>
+      </w:r>
+      <w:proofErr w:type="spellEnd"/>
+      <w:r>
+        <w:rPr>
+          <w:rFonts w:ascii="Arial" w:hAnsi="Arial" w:cs="Arial"/>
+          <w:sz w:val="18"/>
+        </w:rPr>
+        <w:t>, currency rounding, and validation rules.</w:t>
       </w:r>
     </w:p>
     <w:tbl>
@@ -1932,58 +1937,56 @@
         <w:pStyle w:val="NormalWeb"/>
         <w:numPr>
           <w:ilvl w:val="0"/>
-          <w:numId w:val="9"/>
+          <w:numId w:val="7"/>
         </w:numPr>
         <w:jc w:val="both"/>
         <w:rPr>
           <w:rFonts w:ascii="Arial" w:hAnsi="Arial" w:cs="Arial"/>
           <w:sz w:val="18"/>
-          <w:szCs w:val="18"/>
-        </w:rPr>
-      </w:pPr>
-      <w:r>
-        <w:rPr>
-          <w:rFonts w:ascii="Arial" w:hAnsi="Arial" w:cs="Arial"/>
-          <w:sz w:val="18"/>
-          <w:szCs w:val="18"/>
-        </w:rPr>
-        <w:t xml:space="preserve">Delivered internal web application features using </w:t>
-      </w:r>
-      <w:r>
-        <w:rPr>
-          <w:rStyle w:val="Strong"/>
-          <w:rFonts w:ascii="Arial" w:hAnsi="Arial" w:cs="Arial"/>
-          <w:sz w:val="18"/>
-          <w:szCs w:val="18"/>
-        </w:rPr>
-        <w:t>JavaScript</w:t>
-      </w:r>
-      <w:r>
-        <w:rPr>
-          <w:rFonts w:ascii="Arial" w:hAnsi="Arial" w:cs="Arial"/>
-          <w:sz w:val="18"/>
-          <w:szCs w:val="18"/>
-        </w:rPr>
-        <w:t xml:space="preserve"> and </w:t>
-      </w:r>
-      <w:proofErr w:type="spellStart"/>
-      <w:r>
-        <w:rPr>
-          <w:rStyle w:val="Strong"/>
-          <w:rFonts w:ascii="Arial" w:hAnsi="Arial" w:cs="Arial"/>
-          <w:sz w:val="18"/>
-          <w:szCs w:val="18"/>
-        </w:rPr>
-        <w:t>TypeScript</w:t>
-      </w:r>
-      <w:proofErr w:type="spellEnd"/>
-      <w:r>
-        <w:rPr>
-          <w:rFonts w:ascii="Arial" w:hAnsi="Arial" w:cs="Arial"/>
-          <w:sz w:val="18"/>
-          <w:szCs w:val="18"/>
-        </w:rPr>
-        <w:t>, supporting reliable CRUD and reporting workflows.</w:t>
+          <w:szCs w:val="19"/>
+        </w:rPr>
+      </w:pPr>
+      <w:r>
+        <w:rPr>
+          <w:rFonts w:ascii="Arial" w:hAnsi="Arial" w:cs="Arial"/>
+          <w:sz w:val="18"/>
+          <w:szCs w:val="19"/>
+        </w:rPr>
+        <w:t xml:space="preserve">Built and enhanced data-driven web applications with </w:t>
+      </w:r>
+      <w:r>
+        <w:rPr>
+          <w:rFonts w:ascii="Arial" w:hAnsi="Arial" w:cs="Arial"/>
+          <w:b/>
+          <w:sz w:val="18"/>
+          <w:szCs w:val="19"/>
+        </w:rPr>
+        <w:t>Angular-based</w:t>
+      </w:r>
+      <w:r>
+        <w:rPr>
+          <w:rFonts w:ascii="Arial" w:hAnsi="Arial" w:cs="Arial"/>
+          <w:sz w:val="18"/>
+          <w:szCs w:val="19"/>
+        </w:rPr>
+        <w:t xml:space="preserve"> UIs and </w:t>
+      </w:r>
+      <w:r>
+        <w:rPr>
+          <w:rFonts w:ascii="Arial" w:hAnsi="Arial" w:cs="Arial"/>
+          <w:b/>
+          <w:sz w:val="18"/>
+          <w:szCs w:val="19"/>
+        </w:rPr>
+        <w:t>.NET</w:t>
+      </w:r>
+      <w:r>
+        <w:rPr>
+          <w:rFonts w:ascii="Arial" w:hAnsi="Arial" w:cs="Arial"/>
+          <w:sz w:val="18"/>
+          <w:szCs w:val="19"/>
+        </w:rPr>
+        <w:t xml:space="preserve"> backend services used for reporting and operations.</w:t>
       </w:r>
     </w:p>
     <w:p>
@@ -1991,22 +1994,39 @@
         <w:pStyle w:val="NormalWeb"/>
         <w:numPr>
           <w:ilvl w:val="0"/>
-          <w:numId w:val="9"/>
+          <w:numId w:val="7"/>
         </w:numPr>
         <w:jc w:val="both"/>
         <w:rPr>
           <w:rFonts w:ascii="Arial" w:hAnsi="Arial" w:cs="Arial"/>
           <w:sz w:val="18"/>
-          <w:szCs w:val="18"/>
-        </w:rPr>
-      </w:pPr>
-      <w:r>
-        <w:rPr>
-          <w:rFonts w:ascii="Arial" w:hAnsi="Arial" w:cs="Arial"/>
-          <w:sz w:val="18"/>
-          <w:szCs w:val="18"/>
-        </w:rPr>
-        <w:t>Built SQL-backed reporting and data-entry experiences with thoughtful indexing and query tuning for large filtered datasets.</w:t>
+          <w:szCs w:val="19"/>
+        </w:rPr>
+      </w:pPr>
+      <w:r>
+        <w:rPr>
+          <w:rFonts w:ascii="Arial" w:hAnsi="Arial" w:cs="Arial"/>
+          <w:sz w:val="18"/>
+          <w:szCs w:val="19"/>
+        </w:rPr>
+        <w:t xml:space="preserve">Implemented reliable </w:t>
+      </w:r>
+      <w:r>
+        <w:rPr>
+          <w:rFonts w:ascii="Arial" w:hAnsi="Arial" w:cs="Arial"/>
+          <w:b/>
+          <w:sz w:val="18"/>
+          <w:szCs w:val="19"/>
+        </w:rPr>
+        <w:t>CRUD</w:t>
+      </w:r>
+      <w:r>
+        <w:rPr>
+          <w:rFonts w:ascii="Arial" w:hAnsi="Arial" w:cs="Arial"/>
+          <w:sz w:val="18"/>
+          <w:szCs w:val="19"/>
+        </w:rPr>
+        <w:t xml:space="preserve"> services with strong data integrity, transactional consistency, and predictable error handling.</w:t>
       </w:r>
     </w:p>
     <w:p>
@@ -2014,22 +2034,22 @@
         <w:pStyle w:val="NormalWeb"/>
         <w:numPr>
           <w:ilvl w:val="0"/>
-          <w:numId w:val="9"/>
+          <w:numId w:val="7"/>
         </w:numPr>
         <w:jc w:val="both"/>
         <w:rPr>
           <w:rFonts w:ascii="Arial" w:hAnsi="Arial" w:cs="Arial"/>
           <w:sz w:val="18"/>
-          <w:szCs w:val="18"/>
-        </w:rPr>
-      </w:pPr>
-      <w:r>
-        <w:rPr>
-          <w:rFonts w:ascii="Arial" w:hAnsi="Arial" w:cs="Arial"/>
-          <w:sz w:val="18"/>
-          <w:szCs w:val="18"/>
-        </w:rPr>
-        <w:t>Implemented consistent REST endpoint behaviors for internal tools, keeping payload shapes and error handling stable as UI evolved.</w:t>
+          <w:szCs w:val="19"/>
+        </w:rPr>
+      </w:pPr>
+      <w:r>
+        <w:rPr>
+          <w:rFonts w:ascii="Arial" w:hAnsi="Arial" w:cs="Arial"/>
+          <w:sz w:val="18"/>
+          <w:szCs w:val="19"/>
+        </w:rPr>
+        <w:t>Worked with stakeholders to translate reporting requirements into solutions that balanced correctness, performance, and usability.</w:t>
       </w:r>
     </w:p>
     <w:p>
@@ -2037,22 +2057,22 @@
         <w:pStyle w:val="NormalWeb"/>
         <w:numPr>
           <w:ilvl w:val="0"/>
-          <w:numId w:val="9"/>
+          <w:numId w:val="7"/>
         </w:numPr>
         <w:jc w:val="both"/>
         <w:rPr>
           <w:rFonts w:ascii="Arial" w:hAnsi="Arial" w:cs="Arial"/>
           <w:sz w:val="18"/>
-          <w:szCs w:val="18"/>
-        </w:rPr>
-      </w:pPr>
-      <w:r>
-        <w:rPr>
-          <w:rFonts w:ascii="Arial" w:hAnsi="Arial" w:cs="Arial"/>
-          <w:sz w:val="18"/>
-          <w:szCs w:val="18"/>
-        </w:rPr>
-        <w:t>Strengthened server-side validation and guardrails to prevent bad input from reaching persistence layers and reduce cleanup work.</w:t>
+          <w:szCs w:val="19"/>
+        </w:rPr>
+      </w:pPr>
+      <w:r>
+        <w:rPr>
+          <w:rFonts w:ascii="Arial" w:hAnsi="Arial" w:cs="Arial"/>
+          <w:sz w:val="18"/>
+          <w:szCs w:val="19"/>
+        </w:rPr>
+        <w:t>Improved database performance by tuning queries, adjusting indexes, and keeping schema changes disciplined and traceable.</w:t>
       </w:r>
     </w:p>
     <w:p>
@@ -2060,22 +2080,22 @@
         <w:pStyle w:val="NormalWeb"/>
         <w:numPr>
           <w:ilvl w:val="0"/>
-          <w:numId w:val="9"/>
+          <w:numId w:val="7"/>
         </w:numPr>
         <w:jc w:val="both"/>
         <w:rPr>
           <w:rFonts w:ascii="Arial" w:hAnsi="Arial" w:cs="Arial"/>
           <w:sz w:val="18"/>
-          <w:szCs w:val="18"/>
-        </w:rPr>
-      </w:pPr>
-      <w:r>
-        <w:rPr>
-          <w:rFonts w:ascii="Arial" w:hAnsi="Arial" w:cs="Arial"/>
-          <w:sz w:val="18"/>
-          <w:szCs w:val="18"/>
-        </w:rPr>
-        <w:t>Worked closely with business users to translate ambiguous needs into concrete acceptance criteria and verifiable increments.</w:t>
+          <w:szCs w:val="19"/>
+        </w:rPr>
+      </w:pPr>
+      <w:r>
+        <w:rPr>
+          <w:rFonts w:ascii="Arial" w:hAnsi="Arial" w:cs="Arial"/>
+          <w:sz w:val="18"/>
+          <w:szCs w:val="19"/>
+        </w:rPr>
+        <w:t>Maintained and improved frontend components for clarity and reuse while delivering new features under active usage.</w:t>
       </w:r>
     </w:p>
     <w:p>
@@ -2083,22 +2103,22 @@
         <w:pStyle w:val="NormalWeb"/>
         <w:numPr>
           <w:ilvl w:val="0"/>
-          <w:numId w:val="9"/>
+          <w:numId w:val="7"/>
         </w:numPr>
         <w:jc w:val="both"/>
         <w:rPr>
           <w:rFonts w:ascii="Arial" w:hAnsi="Arial" w:cs="Arial"/>
           <w:sz w:val="18"/>
-          <w:szCs w:val="18"/>
-        </w:rPr>
-      </w:pPr>
-      <w:r>
-        <w:rPr>
-          <w:rFonts w:ascii="Arial" w:hAnsi="Arial" w:cs="Arial"/>
-          <w:sz w:val="18"/>
-          <w:szCs w:val="18"/>
-        </w:rPr>
-        <w:t>Consolidated duplicated logic into shared modules and utilities to accelerate development of similar screens and rules.</w:t>
+          <w:szCs w:val="19"/>
+        </w:rPr>
+      </w:pPr>
+      <w:r>
+        <w:rPr>
+          <w:rFonts w:ascii="Arial" w:hAnsi="Arial" w:cs="Arial"/>
+          <w:sz w:val="18"/>
+          <w:szCs w:val="19"/>
+        </w:rPr>
+        <w:t>Followed team coding standards and review workflows, strengthening core engineering discipline and maintainability habits.</w:t>
       </w:r>
     </w:p>
     <w:p>
@@ -2106,22 +2126,22 @@
         <w:pStyle w:val="NormalWeb"/>
         <w:numPr>
           <w:ilvl w:val="0"/>
-          <w:numId w:val="9"/>
+          <w:numId w:val="7"/>
         </w:numPr>
         <w:jc w:val="both"/>
         <w:rPr>
           <w:rFonts w:ascii="Arial" w:hAnsi="Arial" w:cs="Arial"/>
           <w:sz w:val="18"/>
-          <w:szCs w:val="18"/>
-        </w:rPr>
-      </w:pPr>
-      <w:r>
-        <w:rPr>
-          <w:rFonts w:ascii="Arial" w:hAnsi="Arial" w:cs="Arial"/>
-          <w:sz w:val="18"/>
-          <w:szCs w:val="18"/>
-        </w:rPr>
-        <w:t>Documented release steps and sanity checks to reduce deployment mistakes during busy delivery windows.</w:t>
+          <w:szCs w:val="19"/>
+        </w:rPr>
+      </w:pPr>
+      <w:r>
+        <w:rPr>
+          <w:rFonts w:ascii="Arial" w:hAnsi="Arial" w:cs="Arial"/>
+          <w:sz w:val="18"/>
+          <w:szCs w:val="19"/>
+        </w:rPr>
+        <w:t>Investigated production defects by reproducing issues locally, identifying root causes, and delivering targeted fixes with minimal disruption.</w:t>
       </w:r>
     </w:p>
     <w:p>
@@ -2129,22 +2149,22 @@
         <w:pStyle w:val="NormalWeb"/>
         <w:numPr>
           <w:ilvl w:val="0"/>
-          <w:numId w:val="9"/>
+          <w:numId w:val="7"/>
         </w:numPr>
         <w:jc w:val="both"/>
         <w:rPr>
           <w:rFonts w:ascii="Arial" w:hAnsi="Arial" w:cs="Arial"/>
           <w:sz w:val="18"/>
-          <w:szCs w:val="18"/>
-        </w:rPr>
-      </w:pPr>
-      <w:r>
-        <w:rPr>
-          <w:rFonts w:ascii="Arial" w:hAnsi="Arial" w:cs="Arial"/>
-          <w:sz w:val="18"/>
-          <w:szCs w:val="18"/>
-        </w:rPr>
-        <w:t>Investigated production issues using logs and reproduction steps, delivering fixes that prevented recurring failures.</w:t>
+          <w:szCs w:val="19"/>
+        </w:rPr>
+      </w:pPr>
+      <w:r>
+        <w:rPr>
+          <w:rFonts w:ascii="Arial" w:hAnsi="Arial" w:cs="Arial"/>
+          <w:sz w:val="18"/>
+          <w:szCs w:val="19"/>
+        </w:rPr>
+        <w:t>Aligned UI behavior with backend constraints so validation, permissions, and business rules stayed consistent end-to-end.</w:t>
       </w:r>
     </w:p>
     <w:p>
@@ -2152,24 +2172,22 @@
         <w:pStyle w:val="NormalWeb"/>
         <w:numPr>
           <w:ilvl w:val="0"/>
-          <w:numId w:val="9"/>
+          <w:numId w:val="7"/>
         </w:numPr>
         <w:jc w:val="both"/>
         <w:rPr>
           <w:rFonts w:ascii="Arial" w:hAnsi="Arial" w:cs="Arial"/>
           <w:sz w:val="18"/>
-          <w:szCs w:val="18"/>
-        </w:rPr>
-      </w:pPr>
-      <w:bookmarkStart w:id="0" w:name="_GoBack"/>
-      <w:bookmarkEnd w:id="0"/>
-      <w:r>
-        <w:rPr>
-          <w:rFonts w:ascii="Arial" w:hAnsi="Arial" w:cs="Arial"/>
-          <w:sz w:val="18"/>
-          <w:szCs w:val="18"/>
-        </w:rPr>
-        <w:t>Contributed to steady team delivery through code reviews and small process improvements balancing correctness and performance.</w:t>
+          <w:szCs w:val="19"/>
+        </w:rPr>
+      </w:pPr>
+      <w:r>
+        <w:rPr>
+          <w:rFonts w:ascii="Arial" w:hAnsi="Arial" w:cs="Arial"/>
+          <w:sz w:val="18"/>
+          <w:szCs w:val="19"/>
+        </w:rPr>
+        <w:t>Supported modernization work by refactoring isolated areas while keeping the overall platform stable.</w:t>
       </w:r>
     </w:p>
     <w:p>
@@ -2264,7 +2282,7 @@
       </w:tr>
     </w:tbl>
     <w:p>
-      <w:r>
+      <w:pPr>
         <w:rPr>
           <w:rFonts w:ascii="Arial" w:eastAsia="Arial" w:hAnsi="Arial" w:cs="Arial"/>
           <w:b/>
@@ -2273,6 +2291,16 @@
           <w:sz w:val="18"/>
           <w:szCs w:val="18"/>
         </w:rPr>
+      </w:pPr>
+      <w:r>
+        <w:rPr>
+          <w:rFonts w:ascii="Arial" w:eastAsia="Arial" w:hAnsi="Arial" w:cs="Arial"/>
+          <w:b/>
+          <w:bCs/>
+          <w:color w:val="111111"/>
+          <w:sz w:val="18"/>
+          <w:szCs w:val="18"/>
+        </w:rPr>
         <w:t>University of Amsterdam</w:t>
       </w:r>
     </w:p>
@@ -2281,9 +2309,8 @@
         <w:pStyle w:val="ListParagraph"/>
         <w:numPr>
           <w:ilvl w:val="0"/>
-          <w:numId w:val="10"/>
+          <w:numId w:val="11"/>
         </w:numPr>
-        <w:spacing w:after="80"/>
         <w:jc w:val="both"/>
         <w:rPr>
           <w:rFonts w:ascii="Arial" w:hAnsi="Arial" w:cs="Arial"/>
@@ -2297,7 +2324,7 @@
           <w:sz w:val="18"/>
           <w:szCs w:val="18"/>
         </w:rPr>
-        <w:t>Completed a rigorous CS curriculum covering algorithms, software engineering fundamentals, and database systems, building a strong foundation for scalable web platforms and API-driven architectures.</w:t>
+        <w:t>Built strong foundations in software engineering, data structures, and systems design, with coursework that supports designing reliable services and data-driven applications.</w:t>
       </w:r>
     </w:p>
     <w:p>
@@ -2321,12 +2348,10 @@
     <w:p>
       <w:pPr>
         <w:pStyle w:val="NormalWeb"/>
-        <w:spacing w:before="0" w:beforeAutospacing="0" w:after="0" w:afterAutospacing="0"/>
         <w:jc w:val="both"/>
         <w:rPr>
           <w:rFonts w:ascii="Arial" w:hAnsi="Arial" w:cs="Arial"/>
           <w:sz w:val="18"/>
-          <w:szCs w:val="18"/>
         </w:rPr>
       </w:pPr>
       <w:r>
@@ -2334,29 +2359,8 @@
           <w:rStyle w:val="Strong"/>
           <w:rFonts w:ascii="Arial" w:hAnsi="Arial" w:cs="Arial"/>
           <w:sz w:val="18"/>
-          <w:szCs w:val="18"/>
-        </w:rPr>
-        <w:t xml:space="preserve">Operational Workflow Console (Angular + </w:t>
-      </w:r>
-      <w:proofErr w:type="spellStart"/>
-      <w:r>
-        <w:rPr>
-          <w:rStyle w:val="Strong"/>
-          <w:rFonts w:ascii="Arial" w:hAnsi="Arial" w:cs="Arial"/>
-          <w:sz w:val="18"/>
-          <w:szCs w:val="18"/>
-        </w:rPr>
-        <w:t>TypeScript</w:t>
-      </w:r>
-      <w:proofErr w:type="spellEnd"/>
-      <w:r>
-        <w:rPr>
-          <w:rStyle w:val="Strong"/>
-          <w:rFonts w:ascii="Arial" w:hAnsi="Arial" w:cs="Arial"/>
-          <w:sz w:val="18"/>
-          <w:szCs w:val="18"/>
-        </w:rPr>
-        <w:t>)</w:t>
+        </w:rPr>
+        <w:t>Operations Console Modernization — Angular SPA Migration and Performance Hardening</w:t>
       </w:r>
     </w:p>
     <w:p>
@@ -2364,23 +2368,70 @@
         <w:pStyle w:val="NormalWeb"/>
         <w:numPr>
           <w:ilvl w:val="0"/>
-          <w:numId w:val="13"/>
+          <w:numId w:val="24"/>
         </w:numPr>
-        <w:spacing w:before="0" w:beforeAutospacing="0" w:after="0" w:afterAutospacing="0"/>
         <w:jc w:val="both"/>
         <w:rPr>
           <w:rFonts w:ascii="Arial" w:hAnsi="Arial" w:cs="Arial"/>
           <w:sz w:val="18"/>
-          <w:szCs w:val="18"/>
-        </w:rPr>
-      </w:pPr>
-      <w:r>
-        <w:rPr>
-          <w:rFonts w:ascii="Arial" w:hAnsi="Arial" w:cs="Arial"/>
-          <w:sz w:val="18"/>
-          <w:szCs w:val="18"/>
-        </w:rPr>
-        <w:t>Built a reusable, enterprise-grade UI foundation with guarded routes, shared form/validation utilities, and standardized API adapters to keep feature delivery consistent across teams.</w:t>
+        </w:rPr>
+      </w:pPr>
+      <w:r>
+        <w:rPr>
+          <w:rFonts w:ascii="Arial" w:hAnsi="Arial" w:cs="Arial"/>
+          <w:sz w:val="18"/>
+        </w:rPr>
+        <w:t xml:space="preserve">Replaced legacy </w:t>
+      </w:r>
+      <w:proofErr w:type="spellStart"/>
+      <w:r>
+        <w:rPr>
+          <w:rStyle w:val="Strong"/>
+          <w:rFonts w:ascii="Arial" w:hAnsi="Arial" w:cs="Arial"/>
+          <w:sz w:val="18"/>
+        </w:rPr>
+        <w:t>AngularJS</w:t>
+      </w:r>
+      <w:proofErr w:type="spellEnd"/>
+      <w:r>
+        <w:rPr>
+          <w:rStyle w:val="Strong"/>
+          <w:rFonts w:ascii="Arial" w:hAnsi="Arial" w:cs="Arial"/>
+          <w:sz w:val="18"/>
+        </w:rPr>
+        <w:t xml:space="preserve"> 1.7</w:t>
+      </w:r>
+      <w:r>
+        <w:rPr>
+          <w:rFonts w:ascii="Arial" w:hAnsi="Arial" w:cs="Arial"/>
+          <w:sz w:val="18"/>
+        </w:rPr>
+        <w:t xml:space="preserve"> pages with modern </w:t>
+      </w:r>
+      <w:r>
+        <w:rPr>
+          <w:rStyle w:val="Strong"/>
+          <w:rFonts w:ascii="Arial" w:hAnsi="Arial" w:cs="Arial"/>
+          <w:sz w:val="18"/>
+        </w:rPr>
+        <w:t>An</w:t>
+      </w:r>
+      <w:bookmarkStart w:id="0" w:name="_GoBack"/>
+      <w:bookmarkEnd w:id="0"/>
+      <w:r>
+        <w:rPr>
+          <w:rStyle w:val="Strong"/>
+          <w:rFonts w:ascii="Arial" w:hAnsi="Arial" w:cs="Arial"/>
+          <w:sz w:val="18"/>
+        </w:rPr>
+        <w:t>gular 12</w:t>
+      </w:r>
+      <w:r>
+        <w:rPr>
+          <w:rFonts w:ascii="Arial" w:hAnsi="Arial" w:cs="Arial"/>
+          <w:sz w:val="18"/>
+        </w:rPr>
+        <w:t xml:space="preserve"> feature modules using incremental routing, shared UI contracts, and rollback-safe releases to avoid downtime.</w:t>
       </w:r>
     </w:p>
     <w:p>
@@ -2388,44 +2439,65 @@
         <w:pStyle w:val="NormalWeb"/>
         <w:numPr>
           <w:ilvl w:val="0"/>
-          <w:numId w:val="13"/>
+          <w:numId w:val="24"/>
         </w:numPr>
-        <w:spacing w:before="0" w:beforeAutospacing="0" w:after="0" w:afterAutospacing="0"/>
         <w:jc w:val="both"/>
         <w:rPr>
           <w:rFonts w:ascii="Arial" w:hAnsi="Arial" w:cs="Arial"/>
           <w:sz w:val="18"/>
-          <w:szCs w:val="18"/>
-        </w:rPr>
-      </w:pPr>
-      <w:r>
-        <w:rPr>
-          <w:rFonts w:ascii="Arial" w:hAnsi="Arial" w:cs="Arial"/>
-          <w:sz w:val="18"/>
-          <w:szCs w:val="18"/>
-        </w:rPr>
-        <w:t>Added performance enhancements such as virtual scrolling, smarter state boundaries, and tuned change detection to keep large operational datasets responsive for daily users.</w:t>
-      </w:r>
-    </w:p>
-    <w:p>
-      <w:pPr>
-        <w:pStyle w:val="NormalWeb"/>
-        <w:spacing w:before="0" w:beforeAutospacing="0" w:after="0" w:afterAutospacing="0"/>
-        <w:jc w:val="both"/>
-        <w:rPr>
-          <w:rFonts w:ascii="Arial" w:hAnsi="Arial" w:cs="Arial"/>
-          <w:sz w:val="18"/>
-          <w:szCs w:val="18"/>
-        </w:rPr>
-      </w:pPr>
+        </w:rPr>
+      </w:pPr>
+      <w:r>
+        <w:rPr>
+          <w:rFonts w:ascii="Arial" w:hAnsi="Arial" w:cs="Arial"/>
+          <w:sz w:val="18"/>
+        </w:rPr>
+        <w:t xml:space="preserve">Fixed critical production issues like </w:t>
+      </w:r>
       <w:r>
         <w:rPr>
           <w:rStyle w:val="Strong"/>
           <w:rFonts w:ascii="Arial" w:hAnsi="Arial" w:cs="Arial"/>
           <w:sz w:val="18"/>
-          <w:szCs w:val="18"/>
-        </w:rPr>
-        <w:t xml:space="preserve">API Reliability &amp; Caching Program (Node.js + </w:t>
+        </w:rPr>
+        <w:t>stale totals</w:t>
+      </w:r>
+      <w:r>
+        <w:rPr>
+          <w:rFonts w:ascii="Arial" w:hAnsi="Arial" w:cs="Arial"/>
+          <w:sz w:val="18"/>
+        </w:rPr>
+        <w:t xml:space="preserve">, </w:t>
+      </w:r>
+      <w:r>
+        <w:rPr>
+          <w:rStyle w:val="Strong"/>
+          <w:rFonts w:ascii="Arial" w:hAnsi="Arial" w:cs="Arial"/>
+          <w:sz w:val="18"/>
+        </w:rPr>
+        <w:t>infinite loading</w:t>
+      </w:r>
+      <w:r>
+        <w:rPr>
+          <w:rFonts w:ascii="Arial" w:hAnsi="Arial" w:cs="Arial"/>
+          <w:sz w:val="18"/>
+        </w:rPr>
+        <w:t xml:space="preserve">, and </w:t>
+      </w:r>
+      <w:r>
+        <w:rPr>
+          <w:rStyle w:val="Strong"/>
+          <w:rFonts w:ascii="Arial" w:hAnsi="Arial" w:cs="Arial"/>
+          <w:sz w:val="18"/>
+        </w:rPr>
+        <w:t>duplicate form submissions</w:t>
+      </w:r>
+      <w:r>
+        <w:rPr>
+          <w:rFonts w:ascii="Arial" w:hAnsi="Arial" w:cs="Arial"/>
+          <w:sz w:val="18"/>
+        </w:rPr>
+        <w:t xml:space="preserve"> by refactoring </w:t>
       </w:r>
       <w:proofErr w:type="spellStart"/>
       <w:r>
@@ -2433,19 +2505,31 @@
           <w:rStyle w:val="Strong"/>
           <w:rFonts w:ascii="Arial" w:hAnsi="Arial" w:cs="Arial"/>
           <w:sz w:val="18"/>
-          <w:szCs w:val="18"/>
-        </w:rPr>
-        <w:t>Redis</w:t>
+        </w:rPr>
+        <w:t>RxJS</w:t>
       </w:r>
       <w:proofErr w:type="spellEnd"/>
       <w:r>
         <w:rPr>
+          <w:rFonts w:ascii="Arial" w:hAnsi="Arial" w:cs="Arial"/>
+          <w:sz w:val="18"/>
+        </w:rPr>
+        <w:t xml:space="preserve"> flows, tightening </w:t>
+      </w:r>
+      <w:r>
+        <w:rPr>
           <w:rStyle w:val="Strong"/>
           <w:rFonts w:ascii="Arial" w:hAnsi="Arial" w:cs="Arial"/>
           <w:sz w:val="18"/>
-          <w:szCs w:val="18"/>
-        </w:rPr>
-        <w:t xml:space="preserve"> + Azure)</w:t>
+        </w:rPr>
+        <w:t>Reactive Forms</w:t>
+      </w:r>
+      <w:r>
+        <w:rPr>
+          <w:rFonts w:ascii="Arial" w:hAnsi="Arial" w:cs="Arial"/>
+          <w:sz w:val="18"/>
+        </w:rPr>
+        <w:t>, and hardening route-guard authentication logic.</w:t>
       </w:r>
     </w:p>
     <w:p>
@@ -2453,42 +2537,20 @@
         <w:pStyle w:val="NormalWeb"/>
         <w:numPr>
           <w:ilvl w:val="0"/>
-          <w:numId w:val="14"/>
+          <w:numId w:val="24"/>
         </w:numPr>
-        <w:spacing w:before="0" w:beforeAutospacing="0" w:after="0" w:afterAutospacing="0"/>
         <w:jc w:val="both"/>
         <w:rPr>
           <w:rFonts w:ascii="Arial" w:hAnsi="Arial" w:cs="Arial"/>
           <w:sz w:val="18"/>
-          <w:szCs w:val="18"/>
-        </w:rPr>
-      </w:pPr>
-      <w:r>
-        <w:rPr>
-          <w:rFonts w:ascii="Arial" w:hAnsi="Arial" w:cs="Arial"/>
-          <w:sz w:val="18"/>
-          <w:szCs w:val="18"/>
-        </w:rPr>
-        <w:t xml:space="preserve">Introduced structured request validation, consistent error contracts, and </w:t>
-      </w:r>
-      <w:proofErr w:type="spellStart"/>
-      <w:r>
-        <w:rPr>
-          <w:rStyle w:val="Strong"/>
-          <w:rFonts w:ascii="Arial" w:hAnsi="Arial" w:cs="Arial"/>
-          <w:sz w:val="18"/>
-          <w:szCs w:val="18"/>
-        </w:rPr>
-        <w:t>Redis</w:t>
-      </w:r>
-      <w:proofErr w:type="spellEnd"/>
-      <w:r>
-        <w:rPr>
-          <w:rFonts w:ascii="Arial" w:hAnsi="Arial" w:cs="Arial"/>
-          <w:sz w:val="18"/>
-          <w:szCs w:val="18"/>
-        </w:rPr>
-        <w:t xml:space="preserve"> caching on hot read paths to reduce latency and stabilize peak-load behavior.</w:t>
+        </w:rPr>
+      </w:pPr>
+      <w:r>
+        <w:rPr>
+          <w:rFonts w:ascii="Arial" w:hAnsi="Arial" w:cs="Arial"/>
+          <w:sz w:val="18"/>
+        </w:rPr>
+        <w:t>Improved frontend performance by implementing virtual scrolling, server-side pagination, and change-detection optimizations, which removed UI freezes on large datasets and reduced render churn.</w:t>
       </w:r>
     </w:p>
     <w:p>
@@ -2496,51 +2558,58 @@
         <w:pStyle w:val="NormalWeb"/>
         <w:numPr>
           <w:ilvl w:val="0"/>
-          <w:numId w:val="14"/>
+          <w:numId w:val="24"/>
         </w:numPr>
-        <w:spacing w:before="0" w:beforeAutospacing="0" w:after="0" w:afterAutospacing="0"/>
         <w:jc w:val="both"/>
         <w:rPr>
           <w:rFonts w:ascii="Arial" w:hAnsi="Arial" w:cs="Arial"/>
           <w:sz w:val="18"/>
-          <w:szCs w:val="18"/>
-        </w:rPr>
-      </w:pPr>
-      <w:r>
-        <w:rPr>
-          <w:rFonts w:ascii="Arial" w:hAnsi="Arial" w:cs="Arial"/>
-          <w:sz w:val="18"/>
-          <w:szCs w:val="18"/>
-        </w:rPr>
-        <w:t xml:space="preserve">Implemented end-to-end traceability using </w:t>
+        </w:rPr>
+      </w:pPr>
+      <w:r>
+        <w:rPr>
+          <w:rFonts w:ascii="Arial" w:hAnsi="Arial" w:cs="Arial"/>
+          <w:sz w:val="18"/>
+        </w:rPr>
+        <w:t xml:space="preserve">Standardized UI and quality with a reusable component layer on </w:t>
       </w:r>
       <w:r>
         <w:rPr>
           <w:rStyle w:val="Strong"/>
           <w:rFonts w:ascii="Arial" w:hAnsi="Arial" w:cs="Arial"/>
           <w:sz w:val="18"/>
-          <w:szCs w:val="18"/>
-        </w:rPr>
-        <w:t>correlation IDs</w:t>
-      </w:r>
-      <w:r>
-        <w:rPr>
-          <w:rFonts w:ascii="Arial" w:hAnsi="Arial" w:cs="Arial"/>
-          <w:sz w:val="18"/>
-          <w:szCs w:val="18"/>
-        </w:rPr>
-        <w:t xml:space="preserve"> and structured logging to shorten time-to-diagnosis during multi-service incidents.</w:t>
-      </w:r>
-    </w:p>
-    <w:p>
-      <w:pPr>
-        <w:spacing w:after="80"/>
-        <w:rPr>
-          <w:rFonts w:ascii="Arial" w:hAnsi="Arial" w:cs="Arial"/>
-          <w:sz w:val="18"/>
-          <w:szCs w:val="18"/>
-        </w:rPr>
-      </w:pPr>
+        </w:rPr>
+        <w:t>Angular Material</w:t>
+      </w:r>
+      <w:r>
+        <w:rPr>
+          <w:rFonts w:ascii="Arial" w:hAnsi="Arial" w:cs="Arial"/>
+          <w:sz w:val="18"/>
+        </w:rPr>
+        <w:t xml:space="preserve"> plus </w:t>
+      </w:r>
+      <w:r>
+        <w:rPr>
+          <w:rStyle w:val="Strong"/>
+          <w:rFonts w:ascii="Arial" w:hAnsi="Arial" w:cs="Arial"/>
+          <w:sz w:val="18"/>
+        </w:rPr>
+        <w:t>Cypress</w:t>
+      </w:r>
+      <w:r>
+        <w:rPr>
+          <w:rFonts w:ascii="Arial" w:hAnsi="Arial" w:cs="Arial"/>
+          <w:sz w:val="18"/>
+        </w:rPr>
+        <w:t xml:space="preserve"> regression coverage, keeping releases stable whil</w:t>
+      </w:r>
+      <w:r>
+        <w:rPr>
+          <w:rFonts w:ascii="Arial" w:hAnsi="Arial" w:cs="Arial"/>
+          <w:sz w:val="18"/>
+        </w:rPr>
+        <w:t>e accelerating feature delivery.</w:t>
+      </w:r>
     </w:p>
     <w:sectPr>
       <w:pgSz w:w="11906" w:h="16838"/>
@@ -2555,111 +2624,112 @@
 <file path=word/numbering.xml><?xml version="1.0" encoding="utf-8"?>
 <w:numbering xmlns:wpc="http://schemas.microsoft.com/office/word/2010/wordprocessingCanvas" xmlns:mc="http://schemas.openxmlformats.org/markup-compatibility/2006" xmlns:o="urn:schemas-microsoft-com:office:office" xmlns:r="http://schemas.openxmlformats.org/officeDocument/2006/relationships" xmlns:m="http://schemas.openxmlformats.org/officeDocument/2006/math" xmlns:v="urn:schemas-microsoft-com:vml" xmlns:wp14="http://schemas.microsoft.com/office/word/2010/wordprocessingDrawing" xmlns:wp="http://schemas.openxmlformats.org/drawingml/2006/wordprocessingDrawing" xmlns:w10="urn:schemas-microsoft-com:office:word" xmlns:w="http://schemas.openxmlformats.org/wordprocessingml/2006/main" xmlns:w14="http://schemas.microsoft.com/office/word/2010/wordml" xmlns:wpg="http://schemas.microsoft.com/office/word/2010/wordprocessingGroup" xmlns:wpi="http://schemas.microsoft.com/office/word/2010/wordprocessingInk" xmlns:wne="http://schemas.microsoft.com/office/word/2006/wordml" xmlns:wps="http://schemas.microsoft.com/office/word/2010/wordprocessingShape" mc:Ignorable="w14 wp14">
   <w:abstractNum w:abstractNumId="0">
-    <w:nsid w:val="08C353B3"/>
+    <w:nsid w:val="03935044"/>
     <w:multiLevelType w:val="hybridMultilevel"/>
-    <w:tmpl w:val="9D74E4B2"/>
-    <w:lvl w:ilvl="0" w:tplc="04090001">
+    <w:tmpl w:val="2C18E206"/>
+    <w:lvl w:ilvl="0" w:tplc="150EE914">
+      <w:start w:val="1"/>
+      <w:numFmt w:val="bullet"/>
+      <w:lvlText w:val=""/>
+      <w:lvlJc w:val="left"/>
+      <w:pPr>
+        <w:ind w:left="360" w:hanging="360"/>
+      </w:pPr>
+      <w:rPr>
+        <w:rFonts w:ascii="Wingdings" w:hAnsi="Wingdings" w:hint="default"/>
+      </w:rPr>
+    </w:lvl>
+    <w:lvl w:ilvl="1" w:tplc="04090003" w:tentative="1">
+      <w:start w:val="1"/>
+      <w:numFmt w:val="bullet"/>
+      <w:lvlText w:val="o"/>
+      <w:lvlJc w:val="left"/>
+      <w:pPr>
+        <w:ind w:left="1080" w:hanging="360"/>
+      </w:pPr>
+      <w:rPr>
+        <w:rFonts w:ascii="Courier New" w:hAnsi="Courier New" w:cs="Courier New" w:hint="default"/>
+      </w:rPr>
+    </w:lvl>
+    <w:lvl w:ilvl="2" w:tplc="04090005" w:tentative="1">
+      <w:start w:val="1"/>
+      <w:numFmt w:val="bullet"/>
+      <w:lvlText w:val=""/>
+      <w:lvlJc w:val="left"/>
+      <w:pPr>
+        <w:ind w:left="1800" w:hanging="360"/>
+      </w:pPr>
+      <w:rPr>
+        <w:rFonts w:ascii="Wingdings" w:hAnsi="Wingdings" w:hint="default"/>
+      </w:rPr>
+    </w:lvl>
+    <w:lvl w:ilvl="3" w:tplc="04090001" w:tentative="1">
+      <w:start w:val="1"/>
       <w:numFmt w:val="bullet"/>
       <w:lvlText w:val=""/>
       <w:lvlJc w:val="left"/>
       <w:pPr>
-        <w:ind w:left="720" w:hanging="360"/>
-      </w:pPr>
-      <w:rPr>
-        <w:rFonts w:ascii="Symbol" w:eastAsia="Times New Roman" w:hAnsi="Symbol" w:cs="Times New Roman" w:hint="default"/>
-      </w:rPr>
-    </w:lvl>
-    <w:lvl w:ilvl="1" w:tplc="04090003" w:tentative="1">
+        <w:ind w:left="2520" w:hanging="360"/>
+      </w:pPr>
+      <w:rPr>
+        <w:rFonts w:ascii="Symbol" w:hAnsi="Symbol" w:hint="default"/>
+      </w:rPr>
+    </w:lvl>
+    <w:lvl w:ilvl="4" w:tplc="04090003" w:tentative="1">
       <w:start w:val="1"/>
       <w:numFmt w:val="bullet"/>
       <w:lvlText w:val="o"/>
       <w:lvlJc w:val="left"/>
       <w:pPr>
-        <w:ind w:left="1440" w:hanging="360"/>
+        <w:ind w:left="3240" w:hanging="360"/>
       </w:pPr>
       <w:rPr>
         <w:rFonts w:ascii="Courier New" w:hAnsi="Courier New" w:cs="Courier New" w:hint="default"/>
       </w:rPr>
     </w:lvl>
-    <w:lvl w:ilvl="2" w:tplc="04090005" w:tentative="1">
-      <w:start w:val="1"/>
-      <w:numFmt w:val="bullet"/>
-      <w:lvlText w:val=""/>
-      <w:lvlJc w:val="left"/>
-      <w:pPr>
-        <w:ind w:left="2160" w:hanging="360"/>
-      </w:pPr>
-      <w:rPr>
-        <w:rFonts w:ascii="Wingdings" w:hAnsi="Wingdings" w:hint="default"/>
-      </w:rPr>
-    </w:lvl>
-    <w:lvl w:ilvl="3" w:tplc="04090001" w:tentative="1">
+    <w:lvl w:ilvl="5" w:tplc="04090005" w:tentative="1">
+      <w:start w:val="1"/>
+      <w:numFmt w:val="bullet"/>
+      <w:lvlText w:val=""/>
+      <w:lvlJc w:val="left"/>
+      <w:pPr>
+        <w:ind w:left="3960" w:hanging="360"/>
+      </w:pPr>
+      <w:rPr>
+        <w:rFonts w:ascii="Wingdings" w:hAnsi="Wingdings" w:hint="default"/>
+      </w:rPr>
+    </w:lvl>
+    <w:lvl w:ilvl="6" w:tplc="04090001" w:tentative="1">
       <w:start w:val="1"/>
       <w:numFmt w:val="bullet"/>
       <w:lvlText w:val=""/>
       <w:lvlJc w:val="left"/>
       <w:pPr>
-        <w:ind w:left="2880" w:hanging="360"/>
+        <w:ind w:left="4680" w:hanging="360"/>
       </w:pPr>
       <w:rPr>
         <w:rFonts w:ascii="Symbol" w:hAnsi="Symbol" w:hint="default"/>
       </w:rPr>
     </w:lvl>
-    <w:lvl w:ilvl="4" w:tplc="04090003" w:tentative="1">
+    <w:lvl w:ilvl="7" w:tplc="04090003" w:tentative="1">
       <w:start w:val="1"/>
       <w:numFmt w:val="bullet"/>
       <w:lvlText w:val="o"/>
       <w:lvlJc w:val="left"/>
       <w:pPr>
-        <w:ind w:left="3600" w:hanging="360"/>
+        <w:ind w:left="5400" w:hanging="360"/>
       </w:pPr>
       <w:rPr>
         <w:rFonts w:ascii="Courier New" w:hAnsi="Courier New" w:cs="Courier New" w:hint="default"/>
       </w:rPr>
     </w:lvl>
-    <w:lvl w:ilvl="5" w:tplc="04090005" w:tentative="1">
-      <w:start w:val="1"/>
-      <w:numFmt w:val="bullet"/>
-      <w:lvlText w:val=""/>
-      <w:lvlJc w:val="left"/>
-      <w:pPr>
-        <w:ind w:left="4320" w:hanging="360"/>
-      </w:pPr>
-      <w:rPr>
-        <w:rFonts w:ascii="Wingdings" w:hAnsi="Wingdings" w:hint="default"/>
-      </w:rPr>
-    </w:lvl>
-    <w:lvl w:ilvl="6" w:tplc="04090001" w:tentative="1">
-      <w:start w:val="1"/>
-      <w:numFmt w:val="bullet"/>
-      <w:lvlText w:val=""/>
-      <w:lvlJc w:val="left"/>
-      <w:pPr>
-        <w:ind w:left="5040" w:hanging="360"/>
-      </w:pPr>
-      <w:rPr>
-        <w:rFonts w:ascii="Symbol" w:hAnsi="Symbol" w:hint="default"/>
-      </w:rPr>
-    </w:lvl>
-    <w:lvl w:ilvl="7" w:tplc="04090003" w:tentative="1">
-      <w:start w:val="1"/>
-      <w:numFmt w:val="bullet"/>
-      <w:lvlText w:val="o"/>
-      <w:lvlJc w:val="left"/>
-      <w:pPr>
-        <w:ind w:left="5760" w:hanging="360"/>
-      </w:pPr>
-      <w:rPr>
-        <w:rFonts w:ascii="Courier New" w:hAnsi="Courier New" w:cs="Courier New" w:hint="default"/>
-      </w:rPr>
-    </w:lvl>
     <w:lvl w:ilvl="8" w:tplc="04090005" w:tentative="1">
       <w:start w:val="1"/>
       <w:numFmt w:val="bullet"/>
       <w:lvlText w:val=""/>
       <w:lvlJc w:val="left"/>
       <w:pPr>
-        <w:ind w:left="6480" w:hanging="360"/>
+        <w:ind w:left="6120" w:hanging="360"/>
       </w:pPr>
       <w:rPr>
         <w:rFonts w:ascii="Wingdings" w:hAnsi="Wingdings" w:hint="default"/>
@@ -2667,19 +2737,19 @@
     </w:lvl>
   </w:abstractNum>
   <w:abstractNum w:abstractNumId="1">
-    <w:nsid w:val="0C3A4558"/>
+    <w:nsid w:val="0F9040B8"/>
     <w:multiLevelType w:val="hybridMultilevel"/>
-    <w:tmpl w:val="E56639F8"/>
-    <w:lvl w:ilvl="0" w:tplc="150EE914">
-      <w:start w:val="1"/>
-      <w:numFmt w:val="bullet"/>
-      <w:lvlText w:val=""/>
-      <w:lvlJc w:val="left"/>
-      <w:pPr>
-        <w:ind w:left="360" w:hanging="360"/>
-      </w:pPr>
-      <w:rPr>
-        <w:rFonts w:ascii="Wingdings" w:hAnsi="Wingdings" w:hint="default"/>
+    <w:tmpl w:val="9AAC4C3A"/>
+    <w:lvl w:ilvl="0" w:tplc="90CC8EC6">
+      <w:start w:val="2009"/>
+      <w:numFmt w:val="bullet"/>
+      <w:lvlText w:val=""/>
+      <w:lvlJc w:val="left"/>
+      <w:pPr>
+        <w:ind w:left="720" w:hanging="360"/>
+      </w:pPr>
+      <w:rPr>
+        <w:rFonts w:ascii="Symbol" w:eastAsia="Times New Roman" w:hAnsi="Symbol" w:cs="Times New Roman" w:hint="default"/>
       </w:rPr>
     </w:lvl>
     <w:lvl w:ilvl="1" w:tplc="04090003" w:tentative="1">
@@ -2688,7 +2758,7 @@
       <w:lvlText w:val="o"/>
       <w:lvlJc w:val="left"/>
       <w:pPr>
-        <w:ind w:left="1080" w:hanging="360"/>
+        <w:ind w:left="1440" w:hanging="360"/>
       </w:pPr>
       <w:rPr>
         <w:rFonts w:ascii="Courier New" w:hAnsi="Courier New" w:cs="Courier New" w:hint="default"/>
@@ -2700,7 +2770,7 @@
       <w:lvlText w:val=""/>
       <w:lvlJc w:val="left"/>
       <w:pPr>
-        <w:ind w:left="1800" w:hanging="360"/>
+        <w:ind w:left="2160" w:hanging="360"/>
       </w:pPr>
       <w:rPr>
         <w:rFonts w:ascii="Wingdings" w:hAnsi="Wingdings" w:hint="default"/>
@@ -2712,7 +2782,7 @@
       <w:lvlText w:val=""/>
       <w:lvlJc w:val="left"/>
       <w:pPr>
-        <w:ind w:left="2520" w:hanging="360"/>
+        <w:ind w:left="2880" w:hanging="360"/>
       </w:pPr>
       <w:rPr>
         <w:rFonts w:ascii="Symbol" w:hAnsi="Symbol" w:hint="default"/>
@@ -2724,7 +2794,7 @@
       <w:lvlText w:val="o"/>
       <w:lvlJc w:val="left"/>
       <w:pPr>
-        <w:ind w:left="3240" w:hanging="360"/>
+        <w:ind w:left="3600" w:hanging="360"/>
       </w:pPr>
       <w:rPr>
         <w:rFonts w:ascii="Courier New" w:hAnsi="Courier New" w:cs="Courier New" w:hint="default"/>
@@ -2736,7 +2806,7 @@
       <w:lvlText w:val=""/>
       <w:lvlJc w:val="left"/>
       <w:pPr>
-        <w:ind w:left="3960" w:hanging="360"/>
+        <w:ind w:left="4320" w:hanging="360"/>
       </w:pPr>
       <w:rPr>
         <w:rFonts w:ascii="Wingdings" w:hAnsi="Wingdings" w:hint="default"/>
@@ -2748,7 +2818,7 @@
       <w:lvlText w:val=""/>
       <w:lvlJc w:val="left"/>
       <w:pPr>
-        <w:ind w:left="4680" w:hanging="360"/>
+        <w:ind w:left="5040" w:hanging="360"/>
       </w:pPr>
       <w:rPr>
         <w:rFonts w:ascii="Symbol" w:hAnsi="Symbol" w:hint="default"/>
@@ -2760,7 +2830,7 @@
       <w:lvlText w:val="o"/>
       <w:lvlJc w:val="left"/>
       <w:pPr>
-        <w:ind w:left="5400" w:hanging="360"/>
+        <w:ind w:left="5760" w:hanging="360"/>
       </w:pPr>
       <w:rPr>
         <w:rFonts w:ascii="Courier New" w:hAnsi="Courier New" w:cs="Courier New" w:hint="default"/>
@@ -2772,7 +2842,7 @@
       <w:lvlText w:val=""/>
       <w:lvlJc w:val="left"/>
       <w:pPr>
-        <w:ind w:left="6120" w:hanging="360"/>
+        <w:ind w:left="6480" w:hanging="360"/>
       </w:pPr>
       <w:rPr>
         <w:rFonts w:ascii="Wingdings" w:hAnsi="Wingdings" w:hint="default"/>
@@ -2780,13 +2850,1116 @@
     </w:lvl>
   </w:abstractNum>
   <w:abstractNum w:abstractNumId="2">
-    <w:nsid w:val="10456ACF"/>
+    <w:nsid w:val="10EF58CC"/>
+    <w:multiLevelType w:val="hybridMultilevel"/>
+    <w:tmpl w:val="52CE1BF4"/>
+    <w:lvl w:ilvl="0" w:tplc="90CC8EC6">
+      <w:start w:val="2009"/>
+      <w:numFmt w:val="bullet"/>
+      <w:lvlText w:val=""/>
+      <w:lvlJc w:val="left"/>
+      <w:pPr>
+        <w:ind w:left="720" w:hanging="360"/>
+      </w:pPr>
+      <w:rPr>
+        <w:rFonts w:ascii="Symbol" w:eastAsia="Times New Roman" w:hAnsi="Symbol" w:cs="Times New Roman" w:hint="default"/>
+      </w:rPr>
+    </w:lvl>
+    <w:lvl w:ilvl="1" w:tplc="04090003" w:tentative="1">
+      <w:start w:val="1"/>
+      <w:numFmt w:val="bullet"/>
+      <w:lvlText w:val="o"/>
+      <w:lvlJc w:val="left"/>
+      <w:pPr>
+        <w:ind w:left="1440" w:hanging="360"/>
+      </w:pPr>
+      <w:rPr>
+        <w:rFonts w:ascii="Courier New" w:hAnsi="Courier New" w:cs="Courier New" w:hint="default"/>
+      </w:rPr>
+    </w:lvl>
+    <w:lvl w:ilvl="2" w:tplc="04090005" w:tentative="1">
+      <w:start w:val="1"/>
+      <w:numFmt w:val="bullet"/>
+      <w:lvlText w:val=""/>
+      <w:lvlJc w:val="left"/>
+      <w:pPr>
+        <w:ind w:left="2160" w:hanging="360"/>
+      </w:pPr>
+      <w:rPr>
+        <w:rFonts w:ascii="Wingdings" w:hAnsi="Wingdings" w:hint="default"/>
+      </w:rPr>
+    </w:lvl>
+    <w:lvl w:ilvl="3" w:tplc="04090001" w:tentative="1">
+      <w:start w:val="1"/>
+      <w:numFmt w:val="bullet"/>
+      <w:lvlText w:val=""/>
+      <w:lvlJc w:val="left"/>
+      <w:pPr>
+        <w:ind w:left="2880" w:hanging="360"/>
+      </w:pPr>
+      <w:rPr>
+        <w:rFonts w:ascii="Symbol" w:hAnsi="Symbol" w:hint="default"/>
+      </w:rPr>
+    </w:lvl>
+    <w:lvl w:ilvl="4" w:tplc="04090003" w:tentative="1">
+      <w:start w:val="1"/>
+      <w:numFmt w:val="bullet"/>
+      <w:lvlText w:val="o"/>
+      <w:lvlJc w:val="left"/>
+      <w:pPr>
+        <w:ind w:left="3600" w:hanging="360"/>
+      </w:pPr>
+      <w:rPr>
+        <w:rFonts w:ascii="Courier New" w:hAnsi="Courier New" w:cs="Courier New" w:hint="default"/>
+      </w:rPr>
+    </w:lvl>
+    <w:lvl w:ilvl="5" w:tplc="04090005" w:tentative="1">
+      <w:start w:val="1"/>
+      <w:numFmt w:val="bullet"/>
+      <w:lvlText w:val=""/>
+      <w:lvlJc w:val="left"/>
+      <w:pPr>
+        <w:ind w:left="4320" w:hanging="360"/>
+      </w:pPr>
+      <w:rPr>
+        <w:rFonts w:ascii="Wingdings" w:hAnsi="Wingdings" w:hint="default"/>
+      </w:rPr>
+    </w:lvl>
+    <w:lvl w:ilvl="6" w:tplc="04090001" w:tentative="1">
+      <w:start w:val="1"/>
+      <w:numFmt w:val="bullet"/>
+      <w:lvlText w:val=""/>
+      <w:lvlJc w:val="left"/>
+      <w:pPr>
+        <w:ind w:left="5040" w:hanging="360"/>
+      </w:pPr>
+      <w:rPr>
+        <w:rFonts w:ascii="Symbol" w:hAnsi="Symbol" w:hint="default"/>
+      </w:rPr>
+    </w:lvl>
+    <w:lvl w:ilvl="7" w:tplc="04090003" w:tentative="1">
+      <w:start w:val="1"/>
+      <w:numFmt w:val="bullet"/>
+      <w:lvlText w:val="o"/>
+      <w:lvlJc w:val="left"/>
+      <w:pPr>
+        <w:ind w:left="5760" w:hanging="360"/>
+      </w:pPr>
+      <w:rPr>
+        <w:rFonts w:ascii="Courier New" w:hAnsi="Courier New" w:cs="Courier New" w:hint="default"/>
+      </w:rPr>
+    </w:lvl>
+    <w:lvl w:ilvl="8" w:tplc="04090005" w:tentative="1">
+      <w:start w:val="1"/>
+      <w:numFmt w:val="bullet"/>
+      <w:lvlText w:val=""/>
+      <w:lvlJc w:val="left"/>
+      <w:pPr>
+        <w:ind w:left="6480" w:hanging="360"/>
+      </w:pPr>
+      <w:rPr>
+        <w:rFonts w:ascii="Wingdings" w:hAnsi="Wingdings" w:hint="default"/>
+      </w:rPr>
+    </w:lvl>
+  </w:abstractNum>
+  <w:abstractNum w:abstractNumId="3">
+    <w:nsid w:val="13BA021F"/>
+    <w:multiLevelType w:val="hybridMultilevel"/>
+    <w:tmpl w:val="1E90F490"/>
+    <w:lvl w:ilvl="0" w:tplc="90CC8EC6">
+      <w:start w:val="2009"/>
+      <w:numFmt w:val="bullet"/>
+      <w:lvlText w:val=""/>
+      <w:lvlJc w:val="left"/>
+      <w:pPr>
+        <w:ind w:left="720" w:hanging="360"/>
+      </w:pPr>
+      <w:rPr>
+        <w:rFonts w:ascii="Symbol" w:eastAsia="Times New Roman" w:hAnsi="Symbol" w:cs="Times New Roman" w:hint="default"/>
+      </w:rPr>
+    </w:lvl>
+    <w:lvl w:ilvl="1" w:tplc="04090003" w:tentative="1">
+      <w:start w:val="1"/>
+      <w:numFmt w:val="bullet"/>
+      <w:lvlText w:val="o"/>
+      <w:lvlJc w:val="left"/>
+      <w:pPr>
+        <w:ind w:left="1440" w:hanging="360"/>
+      </w:pPr>
+      <w:rPr>
+        <w:rFonts w:ascii="Courier New" w:hAnsi="Courier New" w:cs="Courier New" w:hint="default"/>
+      </w:rPr>
+    </w:lvl>
+    <w:lvl w:ilvl="2" w:tplc="04090005" w:tentative="1">
+      <w:start w:val="1"/>
+      <w:numFmt w:val="bullet"/>
+      <w:lvlText w:val=""/>
+      <w:lvlJc w:val="left"/>
+      <w:pPr>
+        <w:ind w:left="2160" w:hanging="360"/>
+      </w:pPr>
+      <w:rPr>
+        <w:rFonts w:ascii="Wingdings" w:hAnsi="Wingdings" w:hint="default"/>
+      </w:rPr>
+    </w:lvl>
+    <w:lvl w:ilvl="3" w:tplc="04090001" w:tentative="1">
+      <w:start w:val="1"/>
+      <w:numFmt w:val="bullet"/>
+      <w:lvlText w:val=""/>
+      <w:lvlJc w:val="left"/>
+      <w:pPr>
+        <w:ind w:left="2880" w:hanging="360"/>
+      </w:pPr>
+      <w:rPr>
+        <w:rFonts w:ascii="Symbol" w:hAnsi="Symbol" w:hint="default"/>
+      </w:rPr>
+    </w:lvl>
+    <w:lvl w:ilvl="4" w:tplc="04090003" w:tentative="1">
+      <w:start w:val="1"/>
+      <w:numFmt w:val="bullet"/>
+      <w:lvlText w:val="o"/>
+      <w:lvlJc w:val="left"/>
+      <w:pPr>
+        <w:ind w:left="3600" w:hanging="360"/>
+      </w:pPr>
+      <w:rPr>
+        <w:rFonts w:ascii="Courier New" w:hAnsi="Courier New" w:cs="Courier New" w:hint="default"/>
+      </w:rPr>
+    </w:lvl>
+    <w:lvl w:ilvl="5" w:tplc="04090005" w:tentative="1">
+      <w:start w:val="1"/>
+      <w:numFmt w:val="bullet"/>
+      <w:lvlText w:val=""/>
+      <w:lvlJc w:val="left"/>
+      <w:pPr>
+        <w:ind w:left="4320" w:hanging="360"/>
+      </w:pPr>
+      <w:rPr>
+        <w:rFonts w:ascii="Wingdings" w:hAnsi="Wingdings" w:hint="default"/>
+      </w:rPr>
+    </w:lvl>
+    <w:lvl w:ilvl="6" w:tplc="04090001" w:tentative="1">
+      <w:start w:val="1"/>
+      <w:numFmt w:val="bullet"/>
+      <w:lvlText w:val=""/>
+      <w:lvlJc w:val="left"/>
+      <w:pPr>
+        <w:ind w:left="5040" w:hanging="360"/>
+      </w:pPr>
+      <w:rPr>
+        <w:rFonts w:ascii="Symbol" w:hAnsi="Symbol" w:hint="default"/>
+      </w:rPr>
+    </w:lvl>
+    <w:lvl w:ilvl="7" w:tplc="04090003" w:tentative="1">
+      <w:start w:val="1"/>
+      <w:numFmt w:val="bullet"/>
+      <w:lvlText w:val="o"/>
+      <w:lvlJc w:val="left"/>
+      <w:pPr>
+        <w:ind w:left="5760" w:hanging="360"/>
+      </w:pPr>
+      <w:rPr>
+        <w:rFonts w:ascii="Courier New" w:hAnsi="Courier New" w:cs="Courier New" w:hint="default"/>
+      </w:rPr>
+    </w:lvl>
+    <w:lvl w:ilvl="8" w:tplc="04090005" w:tentative="1">
+      <w:start w:val="1"/>
+      <w:numFmt w:val="bullet"/>
+      <w:lvlText w:val=""/>
+      <w:lvlJc w:val="left"/>
+      <w:pPr>
+        <w:ind w:left="6480" w:hanging="360"/>
+      </w:pPr>
+      <w:rPr>
+        <w:rFonts w:ascii="Wingdings" w:hAnsi="Wingdings" w:hint="default"/>
+      </w:rPr>
+    </w:lvl>
+  </w:abstractNum>
+  <w:abstractNum w:abstractNumId="4">
+    <w:nsid w:val="18D5485E"/>
+    <w:multiLevelType w:val="hybridMultilevel"/>
+    <w:tmpl w:val="15E8E3AA"/>
+    <w:lvl w:ilvl="0" w:tplc="150EE914">
+      <w:start w:val="1"/>
+      <w:numFmt w:val="bullet"/>
+      <w:lvlText w:val=""/>
+      <w:lvlJc w:val="left"/>
+      <w:pPr>
+        <w:ind w:left="360" w:hanging="360"/>
+      </w:pPr>
+      <w:rPr>
+        <w:rFonts w:ascii="Wingdings" w:hAnsi="Wingdings" w:hint="default"/>
+      </w:rPr>
+    </w:lvl>
+    <w:lvl w:ilvl="1" w:tplc="04090003" w:tentative="1">
+      <w:start w:val="1"/>
+      <w:numFmt w:val="bullet"/>
+      <w:lvlText w:val="o"/>
+      <w:lvlJc w:val="left"/>
+      <w:pPr>
+        <w:ind w:left="1080" w:hanging="360"/>
+      </w:pPr>
+      <w:rPr>
+        <w:rFonts w:ascii="Courier New" w:hAnsi="Courier New" w:cs="Courier New" w:hint="default"/>
+      </w:rPr>
+    </w:lvl>
+    <w:lvl w:ilvl="2" w:tplc="04090005" w:tentative="1">
+      <w:start w:val="1"/>
+      <w:numFmt w:val="bullet"/>
+      <w:lvlText w:val=""/>
+      <w:lvlJc w:val="left"/>
+      <w:pPr>
+        <w:ind w:left="1800" w:hanging="360"/>
+      </w:pPr>
+      <w:rPr>
+        <w:rFonts w:ascii="Wingdings" w:hAnsi="Wingdings" w:hint="default"/>
+      </w:rPr>
+    </w:lvl>
+    <w:lvl w:ilvl="3" w:tplc="04090001" w:tentative="1">
+      <w:start w:val="1"/>
+      <w:numFmt w:val="bullet"/>
+      <w:lvlText w:val=""/>
+      <w:lvlJc w:val="left"/>
+      <w:pPr>
+        <w:ind w:left="2520" w:hanging="360"/>
+      </w:pPr>
+      <w:rPr>
+        <w:rFonts w:ascii="Symbol" w:hAnsi="Symbol" w:hint="default"/>
+      </w:rPr>
+    </w:lvl>
+    <w:lvl w:ilvl="4" w:tplc="04090003" w:tentative="1">
+      <w:start w:val="1"/>
+      <w:numFmt w:val="bullet"/>
+      <w:lvlText w:val="o"/>
+      <w:lvlJc w:val="left"/>
+      <w:pPr>
+        <w:ind w:left="3240" w:hanging="360"/>
+      </w:pPr>
+      <w:rPr>
+        <w:rFonts w:ascii="Courier New" w:hAnsi="Courier New" w:cs="Courier New" w:hint="default"/>
+      </w:rPr>
+    </w:lvl>
+    <w:lvl w:ilvl="5" w:tplc="04090005" w:tentative="1">
+      <w:start w:val="1"/>
+      <w:numFmt w:val="bullet"/>
+      <w:lvlText w:val=""/>
+      <w:lvlJc w:val="left"/>
+      <w:pPr>
+        <w:ind w:left="3960" w:hanging="360"/>
+      </w:pPr>
+      <w:rPr>
+        <w:rFonts w:ascii="Wingdings" w:hAnsi="Wingdings" w:hint="default"/>
+      </w:rPr>
+    </w:lvl>
+    <w:lvl w:ilvl="6" w:tplc="04090001" w:tentative="1">
+      <w:start w:val="1"/>
+      <w:numFmt w:val="bullet"/>
+      <w:lvlText w:val=""/>
+      <w:lvlJc w:val="left"/>
+      <w:pPr>
+        <w:ind w:left="4680" w:hanging="360"/>
+      </w:pPr>
+      <w:rPr>
+        <w:rFonts w:ascii="Symbol" w:hAnsi="Symbol" w:hint="default"/>
+      </w:rPr>
+    </w:lvl>
+    <w:lvl w:ilvl="7" w:tplc="04090003" w:tentative="1">
+      <w:start w:val="1"/>
+      <w:numFmt w:val="bullet"/>
+      <w:lvlText w:val="o"/>
+      <w:lvlJc w:val="left"/>
+      <w:pPr>
+        <w:ind w:left="5400" w:hanging="360"/>
+      </w:pPr>
+      <w:rPr>
+        <w:rFonts w:ascii="Courier New" w:hAnsi="Courier New" w:cs="Courier New" w:hint="default"/>
+      </w:rPr>
+    </w:lvl>
+    <w:lvl w:ilvl="8" w:tplc="04090005" w:tentative="1">
+      <w:start w:val="1"/>
+      <w:numFmt w:val="bullet"/>
+      <w:lvlText w:val=""/>
+      <w:lvlJc w:val="left"/>
+      <w:pPr>
+        <w:ind w:left="6120" w:hanging="360"/>
+      </w:pPr>
+      <w:rPr>
+        <w:rFonts w:ascii="Wingdings" w:hAnsi="Wingdings" w:hint="default"/>
+      </w:rPr>
+    </w:lvl>
+  </w:abstractNum>
+  <w:abstractNum w:abstractNumId="5">
+    <w:nsid w:val="21ED44D8"/>
+    <w:multiLevelType w:val="hybridMultilevel"/>
+    <w:tmpl w:val="BAD87CD4"/>
+    <w:lvl w:ilvl="0" w:tplc="90CC8EC6">
+      <w:start w:val="2009"/>
+      <w:numFmt w:val="bullet"/>
+      <w:lvlText w:val=""/>
+      <w:lvlJc w:val="left"/>
+      <w:pPr>
+        <w:ind w:left="720" w:hanging="360"/>
+      </w:pPr>
+      <w:rPr>
+        <w:rFonts w:ascii="Symbol" w:eastAsia="Times New Roman" w:hAnsi="Symbol" w:cs="Times New Roman" w:hint="default"/>
+      </w:rPr>
+    </w:lvl>
+    <w:lvl w:ilvl="1" w:tplc="04090003" w:tentative="1">
+      <w:start w:val="1"/>
+      <w:numFmt w:val="bullet"/>
+      <w:lvlText w:val="o"/>
+      <w:lvlJc w:val="left"/>
+      <w:pPr>
+        <w:ind w:left="1440" w:hanging="360"/>
+      </w:pPr>
+      <w:rPr>
+        <w:rFonts w:ascii="Courier New" w:hAnsi="Courier New" w:cs="Courier New" w:hint="default"/>
+      </w:rPr>
+    </w:lvl>
+    <w:lvl w:ilvl="2" w:tplc="04090005" w:tentative="1">
+      <w:start w:val="1"/>
+      <w:numFmt w:val="bullet"/>
+      <w:lvlText w:val=""/>
+      <w:lvlJc w:val="left"/>
+      <w:pPr>
+        <w:ind w:left="2160" w:hanging="360"/>
+      </w:pPr>
+      <w:rPr>
+        <w:rFonts w:ascii="Wingdings" w:hAnsi="Wingdings" w:hint="default"/>
+      </w:rPr>
+    </w:lvl>
+    <w:lvl w:ilvl="3" w:tplc="04090001" w:tentative="1">
+      <w:start w:val="1"/>
+      <w:numFmt w:val="bullet"/>
+      <w:lvlText w:val=""/>
+      <w:lvlJc w:val="left"/>
+      <w:pPr>
+        <w:ind w:left="2880" w:hanging="360"/>
+      </w:pPr>
+      <w:rPr>
+        <w:rFonts w:ascii="Symbol" w:hAnsi="Symbol" w:hint="default"/>
+      </w:rPr>
+    </w:lvl>
+    <w:lvl w:ilvl="4" w:tplc="04090003" w:tentative="1">
+      <w:start w:val="1"/>
+      <w:numFmt w:val="bullet"/>
+      <w:lvlText w:val="o"/>
+      <w:lvlJc w:val="left"/>
+      <w:pPr>
+        <w:ind w:left="3600" w:hanging="360"/>
+      </w:pPr>
+      <w:rPr>
+        <w:rFonts w:ascii="Courier New" w:hAnsi="Courier New" w:cs="Courier New" w:hint="default"/>
+      </w:rPr>
+    </w:lvl>
+    <w:lvl w:ilvl="5" w:tplc="04090005" w:tentative="1">
+      <w:start w:val="1"/>
+      <w:numFmt w:val="bullet"/>
+      <w:lvlText w:val=""/>
+      <w:lvlJc w:val="left"/>
+      <w:pPr>
+        <w:ind w:left="4320" w:hanging="360"/>
+      </w:pPr>
+      <w:rPr>
+        <w:rFonts w:ascii="Wingdings" w:hAnsi="Wingdings" w:hint="default"/>
+      </w:rPr>
+    </w:lvl>
+    <w:lvl w:ilvl="6" w:tplc="04090001" w:tentative="1">
+      <w:start w:val="1"/>
+      <w:numFmt w:val="bullet"/>
+      <w:lvlText w:val=""/>
+      <w:lvlJc w:val="left"/>
+      <w:pPr>
+        <w:ind w:left="5040" w:hanging="360"/>
+      </w:pPr>
+      <w:rPr>
+        <w:rFonts w:ascii="Symbol" w:hAnsi="Symbol" w:hint="default"/>
+      </w:rPr>
+    </w:lvl>
+    <w:lvl w:ilvl="7" w:tplc="04090003" w:tentative="1">
+      <w:start w:val="1"/>
+      <w:numFmt w:val="bullet"/>
+      <w:lvlText w:val="o"/>
+      <w:lvlJc w:val="left"/>
+      <w:pPr>
+        <w:ind w:left="5760" w:hanging="360"/>
+      </w:pPr>
+      <w:rPr>
+        <w:rFonts w:ascii="Courier New" w:hAnsi="Courier New" w:cs="Courier New" w:hint="default"/>
+      </w:rPr>
+    </w:lvl>
+    <w:lvl w:ilvl="8" w:tplc="04090005" w:tentative="1">
+      <w:start w:val="1"/>
+      <w:numFmt w:val="bullet"/>
+      <w:lvlText w:val=""/>
+      <w:lvlJc w:val="left"/>
+      <w:pPr>
+        <w:ind w:left="6480" w:hanging="360"/>
+      </w:pPr>
+      <w:rPr>
+        <w:rFonts w:ascii="Wingdings" w:hAnsi="Wingdings" w:hint="default"/>
+      </w:rPr>
+    </w:lvl>
+  </w:abstractNum>
+  <w:abstractNum w:abstractNumId="6">
+    <w:nsid w:val="2C211C4E"/>
+    <w:multiLevelType w:val="hybridMultilevel"/>
+    <w:tmpl w:val="030636FE"/>
+    <w:lvl w:ilvl="0" w:tplc="277636C8">
+      <w:start w:val="1"/>
+      <w:numFmt w:val="bullet"/>
+      <w:lvlText w:val="●"/>
+      <w:lvlJc w:val="left"/>
+      <w:pPr>
+        <w:ind w:left="720" w:hanging="360"/>
+      </w:pPr>
+    </w:lvl>
+    <w:lvl w:ilvl="1" w:tplc="F6048DA2">
+      <w:start w:val="1"/>
+      <w:numFmt w:val="bullet"/>
+      <w:lvlText w:val="○"/>
+      <w:lvlJc w:val="left"/>
+      <w:pPr>
+        <w:ind w:left="1440" w:hanging="360"/>
+      </w:pPr>
+    </w:lvl>
+    <w:lvl w:ilvl="2" w:tplc="0EC4EF62">
+      <w:start w:val="1"/>
+      <w:numFmt w:val="bullet"/>
+      <w:lvlText w:val="■"/>
+      <w:lvlJc w:val="left"/>
+      <w:pPr>
+        <w:ind w:left="2160" w:hanging="360"/>
+      </w:pPr>
+    </w:lvl>
+    <w:lvl w:ilvl="3" w:tplc="1608B8B8">
+      <w:start w:val="1"/>
+      <w:numFmt w:val="bullet"/>
+      <w:lvlText w:val="●"/>
+      <w:lvlJc w:val="left"/>
+      <w:pPr>
+        <w:ind w:left="2880" w:hanging="360"/>
+      </w:pPr>
+    </w:lvl>
+    <w:lvl w:ilvl="4" w:tplc="F056A0F0">
+      <w:start w:val="1"/>
+      <w:numFmt w:val="bullet"/>
+      <w:lvlText w:val="○"/>
+      <w:lvlJc w:val="left"/>
+      <w:pPr>
+        <w:ind w:left="3600" w:hanging="360"/>
+      </w:pPr>
+    </w:lvl>
+    <w:lvl w:ilvl="5" w:tplc="A992C34E">
+      <w:start w:val="1"/>
+      <w:numFmt w:val="bullet"/>
+      <w:lvlText w:val="■"/>
+      <w:lvlJc w:val="left"/>
+      <w:pPr>
+        <w:ind w:left="4320" w:hanging="360"/>
+      </w:pPr>
+    </w:lvl>
+    <w:lvl w:ilvl="6" w:tplc="2192458A">
+      <w:start w:val="1"/>
+      <w:numFmt w:val="bullet"/>
+      <w:lvlText w:val="●"/>
+      <w:lvlJc w:val="left"/>
+      <w:pPr>
+        <w:ind w:left="5040" w:hanging="360"/>
+      </w:pPr>
+    </w:lvl>
+    <w:lvl w:ilvl="7" w:tplc="3BC8D21C">
+      <w:start w:val="1"/>
+      <w:numFmt w:val="bullet"/>
+      <w:lvlText w:val="●"/>
+      <w:lvlJc w:val="left"/>
+      <w:pPr>
+        <w:ind w:left="5760" w:hanging="360"/>
+      </w:pPr>
+    </w:lvl>
+    <w:lvl w:ilvl="8" w:tplc="FAF2E240">
+      <w:start w:val="1"/>
+      <w:numFmt w:val="bullet"/>
+      <w:lvlText w:val="●"/>
+      <w:lvlJc w:val="left"/>
+      <w:pPr>
+        <w:ind w:left="6480" w:hanging="360"/>
+      </w:pPr>
+    </w:lvl>
+  </w:abstractNum>
+  <w:abstractNum w:abstractNumId="7">
+    <w:nsid w:val="2F965BB6"/>
+    <w:multiLevelType w:val="hybridMultilevel"/>
+    <w:tmpl w:val="191828BE"/>
+    <w:lvl w:ilvl="0" w:tplc="150EE914">
+      <w:start w:val="1"/>
+      <w:numFmt w:val="bullet"/>
+      <w:lvlText w:val=""/>
+      <w:lvlJc w:val="left"/>
+      <w:pPr>
+        <w:ind w:left="360" w:hanging="360"/>
+      </w:pPr>
+      <w:rPr>
+        <w:rFonts w:ascii="Wingdings" w:hAnsi="Wingdings" w:hint="default"/>
+      </w:rPr>
+    </w:lvl>
+    <w:lvl w:ilvl="1" w:tplc="04090003" w:tentative="1">
+      <w:start w:val="1"/>
+      <w:numFmt w:val="bullet"/>
+      <w:lvlText w:val="o"/>
+      <w:lvlJc w:val="left"/>
+      <w:pPr>
+        <w:ind w:left="1080" w:hanging="360"/>
+      </w:pPr>
+      <w:rPr>
+        <w:rFonts w:ascii="Courier New" w:hAnsi="Courier New" w:cs="Courier New" w:hint="default"/>
+      </w:rPr>
+    </w:lvl>
+    <w:lvl w:ilvl="2" w:tplc="04090005" w:tentative="1">
+      <w:start w:val="1"/>
+      <w:numFmt w:val="bullet"/>
+      <w:lvlText w:val=""/>
+      <w:lvlJc w:val="left"/>
+      <w:pPr>
+        <w:ind w:left="1800" w:hanging="360"/>
+      </w:pPr>
+      <w:rPr>
+        <w:rFonts w:ascii="Wingdings" w:hAnsi="Wingdings" w:hint="default"/>
+      </w:rPr>
+    </w:lvl>
+    <w:lvl w:ilvl="3" w:tplc="04090001" w:tentative="1">
+      <w:start w:val="1"/>
+      <w:numFmt w:val="bullet"/>
+      <w:lvlText w:val=""/>
+      <w:lvlJc w:val="left"/>
+      <w:pPr>
+        <w:ind w:left="2520" w:hanging="360"/>
+      </w:pPr>
+      <w:rPr>
+        <w:rFonts w:ascii="Symbol" w:hAnsi="Symbol" w:hint="default"/>
+      </w:rPr>
+    </w:lvl>
+    <w:lvl w:ilvl="4" w:tplc="04090003" w:tentative="1">
+      <w:start w:val="1"/>
+      <w:numFmt w:val="bullet"/>
+      <w:lvlText w:val="o"/>
+      <w:lvlJc w:val="left"/>
+      <w:pPr>
+        <w:ind w:left="3240" w:hanging="360"/>
+      </w:pPr>
+      <w:rPr>
+        <w:rFonts w:ascii="Courier New" w:hAnsi="Courier New" w:cs="Courier New" w:hint="default"/>
+      </w:rPr>
+    </w:lvl>
+    <w:lvl w:ilvl="5" w:tplc="04090005" w:tentative="1">
+      <w:start w:val="1"/>
+      <w:numFmt w:val="bullet"/>
+      <w:lvlText w:val=""/>
+      <w:lvlJc w:val="left"/>
+      <w:pPr>
+        <w:ind w:left="3960" w:hanging="360"/>
+      </w:pPr>
+      <w:rPr>
+        <w:rFonts w:ascii="Wingdings" w:hAnsi="Wingdings" w:hint="default"/>
+      </w:rPr>
+    </w:lvl>
+    <w:lvl w:ilvl="6" w:tplc="04090001" w:tentative="1">
+      <w:start w:val="1"/>
+      <w:numFmt w:val="bullet"/>
+      <w:lvlText w:val=""/>
+      <w:lvlJc w:val="left"/>
+      <w:pPr>
+        <w:ind w:left="4680" w:hanging="360"/>
+      </w:pPr>
+      <w:rPr>
+        <w:rFonts w:ascii="Symbol" w:hAnsi="Symbol" w:hint="default"/>
+      </w:rPr>
+    </w:lvl>
+    <w:lvl w:ilvl="7" w:tplc="04090003" w:tentative="1">
+      <w:start w:val="1"/>
+      <w:numFmt w:val="bullet"/>
+      <w:lvlText w:val="o"/>
+      <w:lvlJc w:val="left"/>
+      <w:pPr>
+        <w:ind w:left="5400" w:hanging="360"/>
+      </w:pPr>
+      <w:rPr>
+        <w:rFonts w:ascii="Courier New" w:hAnsi="Courier New" w:cs="Courier New" w:hint="default"/>
+      </w:rPr>
+    </w:lvl>
+    <w:lvl w:ilvl="8" w:tplc="04090005" w:tentative="1">
+      <w:start w:val="1"/>
+      <w:numFmt w:val="bullet"/>
+      <w:lvlText w:val=""/>
+      <w:lvlJc w:val="left"/>
+      <w:pPr>
+        <w:ind w:left="6120" w:hanging="360"/>
+      </w:pPr>
+      <w:rPr>
+        <w:rFonts w:ascii="Wingdings" w:hAnsi="Wingdings" w:hint="default"/>
+      </w:rPr>
+    </w:lvl>
+  </w:abstractNum>
+  <w:abstractNum w:abstractNumId="8">
+    <w:nsid w:val="2FC67735"/>
+    <w:multiLevelType w:val="hybridMultilevel"/>
+    <w:tmpl w:val="1F28AE6C"/>
+    <w:lvl w:ilvl="0" w:tplc="150EE914">
+      <w:start w:val="1"/>
+      <w:numFmt w:val="bullet"/>
+      <w:lvlText w:val=""/>
+      <w:lvlJc w:val="left"/>
+      <w:pPr>
+        <w:ind w:left="360" w:hanging="360"/>
+      </w:pPr>
+      <w:rPr>
+        <w:rFonts w:ascii="Wingdings" w:hAnsi="Wingdings" w:hint="default"/>
+      </w:rPr>
+    </w:lvl>
+    <w:lvl w:ilvl="1" w:tplc="04090003" w:tentative="1">
+      <w:start w:val="1"/>
+      <w:numFmt w:val="bullet"/>
+      <w:lvlText w:val="o"/>
+      <w:lvlJc w:val="left"/>
+      <w:pPr>
+        <w:ind w:left="1080" w:hanging="360"/>
+      </w:pPr>
+      <w:rPr>
+        <w:rFonts w:ascii="Courier New" w:hAnsi="Courier New" w:cs="Courier New" w:hint="default"/>
+      </w:rPr>
+    </w:lvl>
+    <w:lvl w:ilvl="2" w:tplc="04090005" w:tentative="1">
+      <w:start w:val="1"/>
+      <w:numFmt w:val="bullet"/>
+      <w:lvlText w:val=""/>
+      <w:lvlJc w:val="left"/>
+      <w:pPr>
+        <w:ind w:left="1800" w:hanging="360"/>
+      </w:pPr>
+      <w:rPr>
+        <w:rFonts w:ascii="Wingdings" w:hAnsi="Wingdings" w:hint="default"/>
+      </w:rPr>
+    </w:lvl>
+    <w:lvl w:ilvl="3" w:tplc="04090001" w:tentative="1">
+      <w:start w:val="1"/>
+      <w:numFmt w:val="bullet"/>
+      <w:lvlText w:val=""/>
+      <w:lvlJc w:val="left"/>
+      <w:pPr>
+        <w:ind w:left="2520" w:hanging="360"/>
+      </w:pPr>
+      <w:rPr>
+        <w:rFonts w:ascii="Symbol" w:hAnsi="Symbol" w:hint="default"/>
+      </w:rPr>
+    </w:lvl>
+    <w:lvl w:ilvl="4" w:tplc="04090003" w:tentative="1">
+      <w:start w:val="1"/>
+      <w:numFmt w:val="bullet"/>
+      <w:lvlText w:val="o"/>
+      <w:lvlJc w:val="left"/>
+      <w:pPr>
+        <w:ind w:left="3240" w:hanging="360"/>
+      </w:pPr>
+      <w:rPr>
+        <w:rFonts w:ascii="Courier New" w:hAnsi="Courier New" w:cs="Courier New" w:hint="default"/>
+      </w:rPr>
+    </w:lvl>
+    <w:lvl w:ilvl="5" w:tplc="04090005" w:tentative="1">
+      <w:start w:val="1"/>
+      <w:numFmt w:val="bullet"/>
+      <w:lvlText w:val=""/>
+      <w:lvlJc w:val="left"/>
+      <w:pPr>
+        <w:ind w:left="3960" w:hanging="360"/>
+      </w:pPr>
+      <w:rPr>
+        <w:rFonts w:ascii="Wingdings" w:hAnsi="Wingdings" w:hint="default"/>
+      </w:rPr>
+    </w:lvl>
+    <w:lvl w:ilvl="6" w:tplc="04090001" w:tentative="1">
+      <w:start w:val="1"/>
+      <w:numFmt w:val="bullet"/>
+      <w:lvlText w:val=""/>
+      <w:lvlJc w:val="left"/>
+      <w:pPr>
+        <w:ind w:left="4680" w:hanging="360"/>
+      </w:pPr>
+      <w:rPr>
+        <w:rFonts w:ascii="Symbol" w:hAnsi="Symbol" w:hint="default"/>
+      </w:rPr>
+    </w:lvl>
+    <w:lvl w:ilvl="7" w:tplc="04090003" w:tentative="1">
+      <w:start w:val="1"/>
+      <w:numFmt w:val="bullet"/>
+      <w:lvlText w:val="o"/>
+      <w:lvlJc w:val="left"/>
+      <w:pPr>
+        <w:ind w:left="5400" w:hanging="360"/>
+      </w:pPr>
+      <w:rPr>
+        <w:rFonts w:ascii="Courier New" w:hAnsi="Courier New" w:cs="Courier New" w:hint="default"/>
+      </w:rPr>
+    </w:lvl>
+    <w:lvl w:ilvl="8" w:tplc="04090005" w:tentative="1">
+      <w:start w:val="1"/>
+      <w:numFmt w:val="bullet"/>
+      <w:lvlText w:val=""/>
+      <w:lvlJc w:val="left"/>
+      <w:pPr>
+        <w:ind w:left="6120" w:hanging="360"/>
+      </w:pPr>
+      <w:rPr>
+        <w:rFonts w:ascii="Wingdings" w:hAnsi="Wingdings" w:hint="default"/>
+      </w:rPr>
+    </w:lvl>
+  </w:abstractNum>
+  <w:abstractNum w:abstractNumId="9">
+    <w:nsid w:val="3F1B1DB9"/>
+    <w:multiLevelType w:val="hybridMultilevel"/>
+    <w:tmpl w:val="17428F30"/>
+    <w:lvl w:ilvl="0" w:tplc="0409000B">
+      <w:start w:val="1"/>
+      <w:numFmt w:val="bullet"/>
+      <w:lvlText w:val=""/>
+      <w:lvlJc w:val="left"/>
+      <w:pPr>
+        <w:ind w:left="720" w:hanging="360"/>
+      </w:pPr>
+      <w:rPr>
+        <w:rFonts w:ascii="Wingdings" w:hAnsi="Wingdings" w:hint="default"/>
+      </w:rPr>
+    </w:lvl>
+    <w:lvl w:ilvl="1" w:tplc="04090003" w:tentative="1">
+      <w:start w:val="1"/>
+      <w:numFmt w:val="bullet"/>
+      <w:lvlText w:val="o"/>
+      <w:lvlJc w:val="left"/>
+      <w:pPr>
+        <w:ind w:left="1440" w:hanging="360"/>
+      </w:pPr>
+      <w:rPr>
+        <w:rFonts w:ascii="Courier New" w:hAnsi="Courier New" w:cs="Courier New" w:hint="default"/>
+      </w:rPr>
+    </w:lvl>
+    <w:lvl w:ilvl="2" w:tplc="04090005" w:tentative="1">
+      <w:start w:val="1"/>
+      <w:numFmt w:val="bullet"/>
+      <w:lvlText w:val=""/>
+      <w:lvlJc w:val="left"/>
+      <w:pPr>
+        <w:ind w:left="2160" w:hanging="360"/>
+      </w:pPr>
+      <w:rPr>
+        <w:rFonts w:ascii="Wingdings" w:hAnsi="Wingdings" w:hint="default"/>
+      </w:rPr>
+    </w:lvl>
+    <w:lvl w:ilvl="3" w:tplc="04090001" w:tentative="1">
+      <w:start w:val="1"/>
+      <w:numFmt w:val="bullet"/>
+      <w:lvlText w:val=""/>
+      <w:lvlJc w:val="left"/>
+      <w:pPr>
+        <w:ind w:left="2880" w:hanging="360"/>
+      </w:pPr>
+      <w:rPr>
+        <w:rFonts w:ascii="Symbol" w:hAnsi="Symbol" w:hint="default"/>
+      </w:rPr>
+    </w:lvl>
+    <w:lvl w:ilvl="4" w:tplc="04090003" w:tentative="1">
+      <w:start w:val="1"/>
+      <w:numFmt w:val="bullet"/>
+      <w:lvlText w:val="o"/>
+      <w:lvlJc w:val="left"/>
+      <w:pPr>
+        <w:ind w:left="3600" w:hanging="360"/>
+      </w:pPr>
+      <w:rPr>
+        <w:rFonts w:ascii="Courier New" w:hAnsi="Courier New" w:cs="Courier New" w:hint="default"/>
+      </w:rPr>
+    </w:lvl>
+    <w:lvl w:ilvl="5" w:tplc="04090005" w:tentative="1">
+      <w:start w:val="1"/>
+      <w:numFmt w:val="bullet"/>
+      <w:lvlText w:val=""/>
+      <w:lvlJc w:val="left"/>
+      <w:pPr>
+        <w:ind w:left="4320" w:hanging="360"/>
+      </w:pPr>
+      <w:rPr>
+        <w:rFonts w:ascii="Wingdings" w:hAnsi="Wingdings" w:hint="default"/>
+      </w:rPr>
+    </w:lvl>
+    <w:lvl w:ilvl="6" w:tplc="04090001" w:tentative="1">
+      <w:start w:val="1"/>
+      <w:numFmt w:val="bullet"/>
+      <w:lvlText w:val=""/>
+      <w:lvlJc w:val="left"/>
+      <w:pPr>
+        <w:ind w:left="5040" w:hanging="360"/>
+      </w:pPr>
+      <w:rPr>
+        <w:rFonts w:ascii="Symbol" w:hAnsi="Symbol" w:hint="default"/>
+      </w:rPr>
+    </w:lvl>
+    <w:lvl w:ilvl="7" w:tplc="04090003" w:tentative="1">
+      <w:start w:val="1"/>
+      <w:numFmt w:val="bullet"/>
+      <w:lvlText w:val="o"/>
+      <w:lvlJc w:val="left"/>
+      <w:pPr>
+        <w:ind w:left="5760" w:hanging="360"/>
+      </w:pPr>
+      <w:rPr>
+        <w:rFonts w:ascii="Courier New" w:hAnsi="Courier New" w:cs="Courier New" w:hint="default"/>
+      </w:rPr>
+    </w:lvl>
+    <w:lvl w:ilvl="8" w:tplc="04090005" w:tentative="1">
+      <w:start w:val="1"/>
+      <w:numFmt w:val="bullet"/>
+      <w:lvlText w:val=""/>
+      <w:lvlJc w:val="left"/>
+      <w:pPr>
+        <w:ind w:left="6480" w:hanging="360"/>
+      </w:pPr>
+      <w:rPr>
+        <w:rFonts w:ascii="Wingdings" w:hAnsi="Wingdings" w:hint="default"/>
+      </w:rPr>
+    </w:lvl>
+  </w:abstractNum>
+  <w:abstractNum w:abstractNumId="10">
+    <w:nsid w:val="402E5A5D"/>
+    <w:multiLevelType w:val="hybridMultilevel"/>
+    <w:tmpl w:val="F50C67E8"/>
+    <w:lvl w:ilvl="0" w:tplc="150EE914">
+      <w:start w:val="1"/>
+      <w:numFmt w:val="bullet"/>
+      <w:lvlText w:val=""/>
+      <w:lvlJc w:val="left"/>
+      <w:pPr>
+        <w:ind w:left="360" w:hanging="360"/>
+      </w:pPr>
+      <w:rPr>
+        <w:rFonts w:ascii="Wingdings" w:hAnsi="Wingdings" w:hint="default"/>
+      </w:rPr>
+    </w:lvl>
+    <w:lvl w:ilvl="1" w:tplc="04090003" w:tentative="1">
+      <w:start w:val="1"/>
+      <w:numFmt w:val="bullet"/>
+      <w:lvlText w:val="o"/>
+      <w:lvlJc w:val="left"/>
+      <w:pPr>
+        <w:ind w:left="1080" w:hanging="360"/>
+      </w:pPr>
+      <w:rPr>
+        <w:rFonts w:ascii="Courier New" w:hAnsi="Courier New" w:cs="Courier New" w:hint="default"/>
+      </w:rPr>
+    </w:lvl>
+    <w:lvl w:ilvl="2" w:tplc="04090005" w:tentative="1">
+      <w:start w:val="1"/>
+      <w:numFmt w:val="bullet"/>
+      <w:lvlText w:val=""/>
+      <w:lvlJc w:val="left"/>
+      <w:pPr>
+        <w:ind w:left="1800" w:hanging="360"/>
+      </w:pPr>
+      <w:rPr>
+        <w:rFonts w:ascii="Wingdings" w:hAnsi="Wingdings" w:hint="default"/>
+      </w:rPr>
+    </w:lvl>
+    <w:lvl w:ilvl="3" w:tplc="04090001" w:tentative="1">
+      <w:start w:val="1"/>
+      <w:numFmt w:val="bullet"/>
+      <w:lvlText w:val=""/>
+      <w:lvlJc w:val="left"/>
+      <w:pPr>
+        <w:ind w:left="2520" w:hanging="360"/>
+      </w:pPr>
+      <w:rPr>
+        <w:rFonts w:ascii="Symbol" w:hAnsi="Symbol" w:hint="default"/>
+      </w:rPr>
+    </w:lvl>
+    <w:lvl w:ilvl="4" w:tplc="04090003" w:tentative="1">
+      <w:start w:val="1"/>
+      <w:numFmt w:val="bullet"/>
+      <w:lvlText w:val="o"/>
+      <w:lvlJc w:val="left"/>
+      <w:pPr>
+        <w:ind w:left="3240" w:hanging="360"/>
+      </w:pPr>
+      <w:rPr>
+        <w:rFonts w:ascii="Courier New" w:hAnsi="Courier New" w:cs="Courier New" w:hint="default"/>
+      </w:rPr>
+    </w:lvl>
+    <w:lvl w:ilvl="5" w:tplc="04090005" w:tentative="1">
+      <w:start w:val="1"/>
+      <w:numFmt w:val="bullet"/>
+      <w:lvlText w:val=""/>
+      <w:lvlJc w:val="left"/>
+      <w:pPr>
+        <w:ind w:left="3960" w:hanging="360"/>
+      </w:pPr>
+      <w:rPr>
+        <w:rFonts w:ascii="Wingdings" w:hAnsi="Wingdings" w:hint="default"/>
+      </w:rPr>
+    </w:lvl>
+    <w:lvl w:ilvl="6" w:tplc="04090001" w:tentative="1">
+      <w:start w:val="1"/>
+      <w:numFmt w:val="bullet"/>
+      <w:lvlText w:val=""/>
+      <w:lvlJc w:val="left"/>
+      <w:pPr>
+        <w:ind w:left="4680" w:hanging="360"/>
+      </w:pPr>
+      <w:rPr>
+        <w:rFonts w:ascii="Symbol" w:hAnsi="Symbol" w:hint="default"/>
+      </w:rPr>
+    </w:lvl>
+    <w:lvl w:ilvl="7" w:tplc="04090003" w:tentative="1">
+      <w:start w:val="1"/>
+      <w:numFmt w:val="bullet"/>
+      <w:lvlText w:val="o"/>
+      <w:lvlJc w:val="left"/>
+      <w:pPr>
+        <w:ind w:left="5400" w:hanging="360"/>
+      </w:pPr>
+      <w:rPr>
+        <w:rFonts w:ascii="Courier New" w:hAnsi="Courier New" w:cs="Courier New" w:hint="default"/>
+      </w:rPr>
+    </w:lvl>
+    <w:lvl w:ilvl="8" w:tplc="04090005" w:tentative="1">
+      <w:start w:val="1"/>
+      <w:numFmt w:val="bullet"/>
+      <w:lvlText w:val=""/>
+      <w:lvlJc w:val="left"/>
+      <w:pPr>
+        <w:ind w:left="6120" w:hanging="360"/>
+      </w:pPr>
+      <w:rPr>
+        <w:rFonts w:ascii="Wingdings" w:hAnsi="Wingdings" w:hint="default"/>
+      </w:rPr>
+    </w:lvl>
+  </w:abstractNum>
+  <w:abstractNum w:abstractNumId="11">
+    <w:nsid w:val="40C75CB4"/>
+    <w:multiLevelType w:val="hybridMultilevel"/>
+    <w:tmpl w:val="59069A8A"/>
+    <w:lvl w:ilvl="0" w:tplc="0409000B">
+      <w:start w:val="1"/>
+      <w:numFmt w:val="bullet"/>
+      <w:lvlText w:val=""/>
+      <w:lvlJc w:val="left"/>
+      <w:pPr>
+        <w:ind w:left="360" w:hanging="360"/>
+      </w:pPr>
+      <w:rPr>
+        <w:rFonts w:ascii="Wingdings" w:hAnsi="Wingdings" w:hint="default"/>
+      </w:rPr>
+    </w:lvl>
+    <w:lvl w:ilvl="1" w:tplc="04090003" w:tentative="1">
+      <w:start w:val="1"/>
+      <w:numFmt w:val="bullet"/>
+      <w:lvlText w:val="o"/>
+      <w:lvlJc w:val="left"/>
+      <w:pPr>
+        <w:ind w:left="1080" w:hanging="360"/>
+      </w:pPr>
+      <w:rPr>
+        <w:rFonts w:ascii="Courier New" w:hAnsi="Courier New" w:cs="Courier New" w:hint="default"/>
+      </w:rPr>
+    </w:lvl>
+    <w:lvl w:ilvl="2" w:tplc="04090005" w:tentative="1">
+      <w:start w:val="1"/>
+      <w:numFmt w:val="bullet"/>
+      <w:lvlText w:val=""/>
+      <w:lvlJc w:val="left"/>
+      <w:pPr>
+        <w:ind w:left="1800" w:hanging="360"/>
+      </w:pPr>
+      <w:rPr>
+        <w:rFonts w:ascii="Wingdings" w:hAnsi="Wingdings" w:hint="default"/>
+      </w:rPr>
+    </w:lvl>
+    <w:lvl w:ilvl="3" w:tplc="04090001" w:tentative="1">
+      <w:start w:val="1"/>
+      <w:numFmt w:val="bullet"/>
+      <w:lvlText w:val=""/>
+      <w:lvlJc w:val="left"/>
+      <w:pPr>
+        <w:ind w:left="2520" w:hanging="360"/>
+      </w:pPr>
+      <w:rPr>
+        <w:rFonts w:ascii="Symbol" w:hAnsi="Symbol" w:hint="default"/>
+      </w:rPr>
+    </w:lvl>
+    <w:lvl w:ilvl="4" w:tplc="04090003" w:tentative="1">
+      <w:start w:val="1"/>
+      <w:numFmt w:val="bullet"/>
+      <w:lvlText w:val="o"/>
+      <w:lvlJc w:val="left"/>
+      <w:pPr>
+        <w:ind w:left="3240" w:hanging="360"/>
+      </w:pPr>
+      <w:rPr>
+        <w:rFonts w:ascii="Courier New" w:hAnsi="Courier New" w:cs="Courier New" w:hint="default"/>
+      </w:rPr>
+    </w:lvl>
+    <w:lvl w:ilvl="5" w:tplc="04090005" w:tentative="1">
+      <w:start w:val="1"/>
+      <w:numFmt w:val="bullet"/>
+      <w:lvlText w:val=""/>
+      <w:lvlJc w:val="left"/>
+      <w:pPr>
+        <w:ind w:left="3960" w:hanging="360"/>
+      </w:pPr>
+      <w:rPr>
+        <w:rFonts w:ascii="Wingdings" w:hAnsi="Wingdings" w:hint="default"/>
+      </w:rPr>
+    </w:lvl>
+    <w:lvl w:ilvl="6" w:tplc="04090001" w:tentative="1">
+      <w:start w:val="1"/>
+      <w:numFmt w:val="bullet"/>
+      <w:lvlText w:val=""/>
+      <w:lvlJc w:val="left"/>
+      <w:pPr>
+        <w:ind w:left="4680" w:hanging="360"/>
+      </w:pPr>
+      <w:rPr>
+        <w:rFonts w:ascii="Symbol" w:hAnsi="Symbol" w:hint="default"/>
+      </w:rPr>
+    </w:lvl>
+    <w:lvl w:ilvl="7" w:tplc="04090003" w:tentative="1">
+      <w:start w:val="1"/>
+      <w:numFmt w:val="bullet"/>
+      <w:lvlText w:val="o"/>
+      <w:lvlJc w:val="left"/>
+      <w:pPr>
+        <w:ind w:left="5400" w:hanging="360"/>
+      </w:pPr>
+      <w:rPr>
+        <w:rFonts w:ascii="Courier New" w:hAnsi="Courier New" w:cs="Courier New" w:hint="default"/>
+      </w:rPr>
+    </w:lvl>
+    <w:lvl w:ilvl="8" w:tplc="04090005" w:tentative="1">
+      <w:start w:val="1"/>
+      <w:numFmt w:val="bullet"/>
+      <w:lvlText w:val=""/>
+      <w:lvlJc w:val="left"/>
+      <w:pPr>
+        <w:ind w:left="6120" w:hanging="360"/>
+      </w:pPr>
+      <w:rPr>
+        <w:rFonts w:ascii="Wingdings" w:hAnsi="Wingdings" w:hint="default"/>
+      </w:rPr>
+    </w:lvl>
+  </w:abstractNum>
+  <w:abstractNum w:abstractNumId="12">
+    <w:nsid w:val="447A36A7"/>
     <w:multiLevelType w:val="multilevel"/>
-    <w:tmpl w:val="C68EE7E2"/>
+    <w:tmpl w:val="E23EE6EC"/>
     <w:lvl w:ilvl="0">
       <w:start w:val="1"/>
       <w:numFmt w:val="bullet"/>
-      <w:lvlText w:val=""/>
+      <w:lvlText w:val=""/>
       <w:lvlJc w:val="left"/>
       <w:pPr>
         <w:tabs>
@@ -2795,7 +3968,7 @@
         <w:ind w:left="360" w:hanging="360"/>
       </w:pPr>
       <w:rPr>
-        <w:rFonts w:ascii="Wingdings" w:hAnsi="Wingdings" w:hint="default"/>
+        <w:rFonts w:ascii="Symbol" w:hAnsi="Symbol" w:hint="default"/>
         <w:sz w:val="20"/>
       </w:rPr>
     </w:lvl>
@@ -2928,385 +4101,122 @@
       </w:rPr>
     </w:lvl>
   </w:abstractNum>
-  <w:abstractNum w:abstractNumId="3">
-    <w:nsid w:val="1BA07EC9"/>
+  <w:abstractNum w:abstractNumId="13">
+    <w:nsid w:val="45785A81"/>
+    <w:multiLevelType w:val="hybridMultilevel"/>
+    <w:tmpl w:val="962695C8"/>
+    <w:lvl w:ilvl="0" w:tplc="677C96C2">
+      <w:numFmt w:val="bullet"/>
+      <w:lvlText w:val=""/>
+      <w:lvlJc w:val="left"/>
+      <w:pPr>
+        <w:ind w:left="720" w:hanging="360"/>
+      </w:pPr>
+      <w:rPr>
+        <w:rFonts w:ascii="Symbol" w:eastAsia="Times New Roman" w:hAnsi="Symbol" w:cs="Times New Roman" w:hint="default"/>
+      </w:rPr>
+    </w:lvl>
+    <w:lvl w:ilvl="1" w:tplc="04090003" w:tentative="1">
+      <w:start w:val="1"/>
+      <w:numFmt w:val="bullet"/>
+      <w:lvlText w:val="o"/>
+      <w:lvlJc w:val="left"/>
+      <w:pPr>
+        <w:ind w:left="1440" w:hanging="360"/>
+      </w:pPr>
+      <w:rPr>
+        <w:rFonts w:ascii="Courier New" w:hAnsi="Courier New" w:cs="Courier New" w:hint="default"/>
+      </w:rPr>
+    </w:lvl>
+    <w:lvl w:ilvl="2" w:tplc="04090005" w:tentative="1">
+      <w:start w:val="1"/>
+      <w:numFmt w:val="bullet"/>
+      <w:lvlText w:val=""/>
+      <w:lvlJc w:val="left"/>
+      <w:pPr>
+        <w:ind w:left="2160" w:hanging="360"/>
+      </w:pPr>
+      <w:rPr>
+        <w:rFonts w:ascii="Wingdings" w:hAnsi="Wingdings" w:hint="default"/>
+      </w:rPr>
+    </w:lvl>
+    <w:lvl w:ilvl="3" w:tplc="04090001" w:tentative="1">
+      <w:start w:val="1"/>
+      <w:numFmt w:val="bullet"/>
+      <w:lvlText w:val=""/>
+      <w:lvlJc w:val="left"/>
+      <w:pPr>
+        <w:ind w:left="2880" w:hanging="360"/>
+      </w:pPr>
+      <w:rPr>
+        <w:rFonts w:ascii="Symbol" w:hAnsi="Symbol" w:hint="default"/>
+      </w:rPr>
+    </w:lvl>
+    <w:lvl w:ilvl="4" w:tplc="04090003" w:tentative="1">
+      <w:start w:val="1"/>
+      <w:numFmt w:val="bullet"/>
+      <w:lvlText w:val="o"/>
+      <w:lvlJc w:val="left"/>
+      <w:pPr>
+        <w:ind w:left="3600" w:hanging="360"/>
+      </w:pPr>
+      <w:rPr>
+        <w:rFonts w:ascii="Courier New" w:hAnsi="Courier New" w:cs="Courier New" w:hint="default"/>
+      </w:rPr>
+    </w:lvl>
+    <w:lvl w:ilvl="5" w:tplc="04090005" w:tentative="1">
+      <w:start w:val="1"/>
+      <w:numFmt w:val="bullet"/>
+      <w:lvlText w:val=""/>
+      <w:lvlJc w:val="left"/>
+      <w:pPr>
+        <w:ind w:left="4320" w:hanging="360"/>
+      </w:pPr>
+      <w:rPr>
+        <w:rFonts w:ascii="Wingdings" w:hAnsi="Wingdings" w:hint="default"/>
+      </w:rPr>
+    </w:lvl>
+    <w:lvl w:ilvl="6" w:tplc="04090001" w:tentative="1">
+      <w:start w:val="1"/>
+      <w:numFmt w:val="bullet"/>
+      <w:lvlText w:val=""/>
+      <w:lvlJc w:val="left"/>
+      <w:pPr>
+        <w:ind w:left="5040" w:hanging="360"/>
+      </w:pPr>
+      <w:rPr>
+        <w:rFonts w:ascii="Symbol" w:hAnsi="Symbol" w:hint="default"/>
+      </w:rPr>
+    </w:lvl>
+    <w:lvl w:ilvl="7" w:tplc="04090003" w:tentative="1">
+      <w:start w:val="1"/>
+      <w:numFmt w:val="bullet"/>
+      <w:lvlText w:val="o"/>
+      <w:lvlJc w:val="left"/>
+      <w:pPr>
+        <w:ind w:left="5760" w:hanging="360"/>
+      </w:pPr>
+      <w:rPr>
+        <w:rFonts w:ascii="Courier New" w:hAnsi="Courier New" w:cs="Courier New" w:hint="default"/>
+      </w:rPr>
+    </w:lvl>
+    <w:lvl w:ilvl="8" w:tplc="04090005" w:tentative="1">
+      <w:start w:val="1"/>
+      <w:numFmt w:val="bullet"/>
+      <w:lvlText w:val=""/>
+      <w:lvlJc w:val="left"/>
+      <w:pPr>
+        <w:ind w:left="6480" w:hanging="360"/>
+      </w:pPr>
+      <w:rPr>
+        <w:rFonts w:ascii="Wingdings" w:hAnsi="Wingdings" w:hint="default"/>
+      </w:rPr>
+    </w:lvl>
+  </w:abstractNum>
+  <w:abstractNum w:abstractNumId="14">
+    <w:nsid w:val="46DF270F"/>
     <w:multiLevelType w:val="multilevel"/>
-    <w:tmpl w:val="4DF636E6"/>
-    <w:lvl w:ilvl="0">
-      <w:start w:val="1"/>
-      <w:numFmt w:val="bullet"/>
-      <w:lvlText w:val=""/>
-      <w:lvlJc w:val="left"/>
-      <w:pPr>
-        <w:tabs>
-          <w:tab w:val="num" w:pos="720"/>
-        </w:tabs>
-        <w:ind w:left="720" w:hanging="360"/>
-      </w:pPr>
-      <w:rPr>
-        <w:rFonts w:ascii="Symbol" w:hAnsi="Symbol" w:hint="default"/>
-        <w:sz w:val="20"/>
-      </w:rPr>
-    </w:lvl>
-    <w:lvl w:ilvl="1" w:tentative="1">
-      <w:start w:val="1"/>
-      <w:numFmt w:val="bullet"/>
-      <w:lvlText w:val="o"/>
-      <w:lvlJc w:val="left"/>
-      <w:pPr>
-        <w:tabs>
-          <w:tab w:val="num" w:pos="1440"/>
-        </w:tabs>
-        <w:ind w:left="1440" w:hanging="360"/>
-      </w:pPr>
-      <w:rPr>
-        <w:rFonts w:ascii="Courier New" w:hAnsi="Courier New" w:hint="default"/>
-        <w:sz w:val="20"/>
-      </w:rPr>
-    </w:lvl>
-    <w:lvl w:ilvl="2" w:tentative="1">
-      <w:start w:val="1"/>
-      <w:numFmt w:val="bullet"/>
-      <w:lvlText w:val=""/>
-      <w:lvlJc w:val="left"/>
-      <w:pPr>
-        <w:tabs>
-          <w:tab w:val="num" w:pos="2160"/>
-        </w:tabs>
-        <w:ind w:left="2160" w:hanging="360"/>
-      </w:pPr>
-      <w:rPr>
-        <w:rFonts w:ascii="Wingdings" w:hAnsi="Wingdings" w:hint="default"/>
-        <w:sz w:val="20"/>
-      </w:rPr>
-    </w:lvl>
-    <w:lvl w:ilvl="3" w:tentative="1">
-      <w:start w:val="1"/>
-      <w:numFmt w:val="bullet"/>
-      <w:lvlText w:val=""/>
-      <w:lvlJc w:val="left"/>
-      <w:pPr>
-        <w:tabs>
-          <w:tab w:val="num" w:pos="2880"/>
-        </w:tabs>
-        <w:ind w:left="2880" w:hanging="360"/>
-      </w:pPr>
-      <w:rPr>
-        <w:rFonts w:ascii="Wingdings" w:hAnsi="Wingdings" w:hint="default"/>
-        <w:sz w:val="20"/>
-      </w:rPr>
-    </w:lvl>
-    <w:lvl w:ilvl="4" w:tentative="1">
-      <w:start w:val="1"/>
-      <w:numFmt w:val="bullet"/>
-      <w:lvlText w:val=""/>
-      <w:lvlJc w:val="left"/>
-      <w:pPr>
-        <w:tabs>
-          <w:tab w:val="num" w:pos="3600"/>
-        </w:tabs>
-        <w:ind w:left="3600" w:hanging="360"/>
-      </w:pPr>
-      <w:rPr>
-        <w:rFonts w:ascii="Wingdings" w:hAnsi="Wingdings" w:hint="default"/>
-        <w:sz w:val="20"/>
-      </w:rPr>
-    </w:lvl>
-    <w:lvl w:ilvl="5" w:tentative="1">
-      <w:start w:val="1"/>
-      <w:numFmt w:val="bullet"/>
-      <w:lvlText w:val=""/>
-      <w:lvlJc w:val="left"/>
-      <w:pPr>
-        <w:tabs>
-          <w:tab w:val="num" w:pos="4320"/>
-        </w:tabs>
-        <w:ind w:left="4320" w:hanging="360"/>
-      </w:pPr>
-      <w:rPr>
-        <w:rFonts w:ascii="Wingdings" w:hAnsi="Wingdings" w:hint="default"/>
-        <w:sz w:val="20"/>
-      </w:rPr>
-    </w:lvl>
-    <w:lvl w:ilvl="6" w:tentative="1">
-      <w:start w:val="1"/>
-      <w:numFmt w:val="bullet"/>
-      <w:lvlText w:val=""/>
-      <w:lvlJc w:val="left"/>
-      <w:pPr>
-        <w:tabs>
-          <w:tab w:val="num" w:pos="5040"/>
-        </w:tabs>
-        <w:ind w:left="5040" w:hanging="360"/>
-      </w:pPr>
-      <w:rPr>
-        <w:rFonts w:ascii="Wingdings" w:hAnsi="Wingdings" w:hint="default"/>
-        <w:sz w:val="20"/>
-      </w:rPr>
-    </w:lvl>
-    <w:lvl w:ilvl="7" w:tentative="1">
-      <w:start w:val="1"/>
-      <w:numFmt w:val="bullet"/>
-      <w:lvlText w:val=""/>
-      <w:lvlJc w:val="left"/>
-      <w:pPr>
-        <w:tabs>
-          <w:tab w:val="num" w:pos="5760"/>
-        </w:tabs>
-        <w:ind w:left="5760" w:hanging="360"/>
-      </w:pPr>
-      <w:rPr>
-        <w:rFonts w:ascii="Wingdings" w:hAnsi="Wingdings" w:hint="default"/>
-        <w:sz w:val="20"/>
-      </w:rPr>
-    </w:lvl>
-    <w:lvl w:ilvl="8" w:tentative="1">
-      <w:start w:val="1"/>
-      <w:numFmt w:val="bullet"/>
-      <w:lvlText w:val=""/>
-      <w:lvlJc w:val="left"/>
-      <w:pPr>
-        <w:tabs>
-          <w:tab w:val="num" w:pos="6480"/>
-        </w:tabs>
-        <w:ind w:left="6480" w:hanging="360"/>
-      </w:pPr>
-      <w:rPr>
-        <w:rFonts w:ascii="Wingdings" w:hAnsi="Wingdings" w:hint="default"/>
-        <w:sz w:val="20"/>
-      </w:rPr>
-    </w:lvl>
-  </w:abstractNum>
-  <w:abstractNum w:abstractNumId="4">
-    <w:nsid w:val="1D8708E1"/>
-    <w:multiLevelType w:val="hybridMultilevel"/>
-    <w:tmpl w:val="8862A18A"/>
-    <w:lvl w:ilvl="0" w:tplc="150EE914">
-      <w:start w:val="1"/>
-      <w:numFmt w:val="bullet"/>
-      <w:lvlText w:val=""/>
-      <w:lvlJc w:val="left"/>
-      <w:pPr>
-        <w:ind w:left="360" w:hanging="360"/>
-      </w:pPr>
-      <w:rPr>
-        <w:rFonts w:ascii="Wingdings" w:hAnsi="Wingdings" w:hint="default"/>
-      </w:rPr>
-    </w:lvl>
-    <w:lvl w:ilvl="1" w:tplc="04090003" w:tentative="1">
-      <w:start w:val="1"/>
-      <w:numFmt w:val="bullet"/>
-      <w:lvlText w:val="o"/>
-      <w:lvlJc w:val="left"/>
-      <w:pPr>
-        <w:ind w:left="1080" w:hanging="360"/>
-      </w:pPr>
-      <w:rPr>
-        <w:rFonts w:ascii="Courier New" w:hAnsi="Courier New" w:cs="Courier New" w:hint="default"/>
-      </w:rPr>
-    </w:lvl>
-    <w:lvl w:ilvl="2" w:tplc="04090005" w:tentative="1">
-      <w:start w:val="1"/>
-      <w:numFmt w:val="bullet"/>
-      <w:lvlText w:val=""/>
-      <w:lvlJc w:val="left"/>
-      <w:pPr>
-        <w:ind w:left="1800" w:hanging="360"/>
-      </w:pPr>
-      <w:rPr>
-        <w:rFonts w:ascii="Wingdings" w:hAnsi="Wingdings" w:hint="default"/>
-      </w:rPr>
-    </w:lvl>
-    <w:lvl w:ilvl="3" w:tplc="04090001" w:tentative="1">
-      <w:start w:val="1"/>
-      <w:numFmt w:val="bullet"/>
-      <w:lvlText w:val=""/>
-      <w:lvlJc w:val="left"/>
-      <w:pPr>
-        <w:ind w:left="2520" w:hanging="360"/>
-      </w:pPr>
-      <w:rPr>
-        <w:rFonts w:ascii="Symbol" w:hAnsi="Symbol" w:hint="default"/>
-      </w:rPr>
-    </w:lvl>
-    <w:lvl w:ilvl="4" w:tplc="04090003" w:tentative="1">
-      <w:start w:val="1"/>
-      <w:numFmt w:val="bullet"/>
-      <w:lvlText w:val="o"/>
-      <w:lvlJc w:val="left"/>
-      <w:pPr>
-        <w:ind w:left="3240" w:hanging="360"/>
-      </w:pPr>
-      <w:rPr>
-        <w:rFonts w:ascii="Courier New" w:hAnsi="Courier New" w:cs="Courier New" w:hint="default"/>
-      </w:rPr>
-    </w:lvl>
-    <w:lvl w:ilvl="5" w:tplc="04090005" w:tentative="1">
-      <w:start w:val="1"/>
-      <w:numFmt w:val="bullet"/>
-      <w:lvlText w:val=""/>
-      <w:lvlJc w:val="left"/>
-      <w:pPr>
-        <w:ind w:left="3960" w:hanging="360"/>
-      </w:pPr>
-      <w:rPr>
-        <w:rFonts w:ascii="Wingdings" w:hAnsi="Wingdings" w:hint="default"/>
-      </w:rPr>
-    </w:lvl>
-    <w:lvl w:ilvl="6" w:tplc="04090001" w:tentative="1">
-      <w:start w:val="1"/>
-      <w:numFmt w:val="bullet"/>
-      <w:lvlText w:val=""/>
-      <w:lvlJc w:val="left"/>
-      <w:pPr>
-        <w:ind w:left="4680" w:hanging="360"/>
-      </w:pPr>
-      <w:rPr>
-        <w:rFonts w:ascii="Symbol" w:hAnsi="Symbol" w:hint="default"/>
-      </w:rPr>
-    </w:lvl>
-    <w:lvl w:ilvl="7" w:tplc="04090003" w:tentative="1">
-      <w:start w:val="1"/>
-      <w:numFmt w:val="bullet"/>
-      <w:lvlText w:val="o"/>
-      <w:lvlJc w:val="left"/>
-      <w:pPr>
-        <w:ind w:left="5400" w:hanging="360"/>
-      </w:pPr>
-      <w:rPr>
-        <w:rFonts w:ascii="Courier New" w:hAnsi="Courier New" w:cs="Courier New" w:hint="default"/>
-      </w:rPr>
-    </w:lvl>
-    <w:lvl w:ilvl="8" w:tplc="04090005" w:tentative="1">
-      <w:start w:val="1"/>
-      <w:numFmt w:val="bullet"/>
-      <w:lvlText w:val=""/>
-      <w:lvlJc w:val="left"/>
-      <w:pPr>
-        <w:ind w:left="6120" w:hanging="360"/>
-      </w:pPr>
-      <w:rPr>
-        <w:rFonts w:ascii="Wingdings" w:hAnsi="Wingdings" w:hint="default"/>
-      </w:rPr>
-    </w:lvl>
-  </w:abstractNum>
-  <w:abstractNum w:abstractNumId="5">
-    <w:nsid w:val="24B30F3A"/>
-    <w:multiLevelType w:val="hybridMultilevel"/>
-    <w:tmpl w:val="A16075A8"/>
-    <w:lvl w:ilvl="0" w:tplc="04090001">
-      <w:start w:val="1"/>
-      <w:numFmt w:val="bullet"/>
-      <w:lvlText w:val=""/>
-      <w:lvlJc w:val="left"/>
-      <w:pPr>
-        <w:ind w:left="720" w:hanging="360"/>
-      </w:pPr>
-      <w:rPr>
-        <w:rFonts w:ascii="Symbol" w:hAnsi="Symbol" w:hint="default"/>
-      </w:rPr>
-    </w:lvl>
-    <w:lvl w:ilvl="1" w:tplc="04090003" w:tentative="1">
-      <w:start w:val="1"/>
-      <w:numFmt w:val="bullet"/>
-      <w:lvlText w:val="o"/>
-      <w:lvlJc w:val="left"/>
-      <w:pPr>
-        <w:ind w:left="1440" w:hanging="360"/>
-      </w:pPr>
-      <w:rPr>
-        <w:rFonts w:ascii="Courier New" w:hAnsi="Courier New" w:cs="Courier New" w:hint="default"/>
-      </w:rPr>
-    </w:lvl>
-    <w:lvl w:ilvl="2" w:tplc="04090005" w:tentative="1">
-      <w:start w:val="1"/>
-      <w:numFmt w:val="bullet"/>
-      <w:lvlText w:val=""/>
-      <w:lvlJc w:val="left"/>
-      <w:pPr>
-        <w:ind w:left="2160" w:hanging="360"/>
-      </w:pPr>
-      <w:rPr>
-        <w:rFonts w:ascii="Wingdings" w:hAnsi="Wingdings" w:hint="default"/>
-      </w:rPr>
-    </w:lvl>
-    <w:lvl w:ilvl="3" w:tplc="04090001" w:tentative="1">
-      <w:start w:val="1"/>
-      <w:numFmt w:val="bullet"/>
-      <w:lvlText w:val=""/>
-      <w:lvlJc w:val="left"/>
-      <w:pPr>
-        <w:ind w:left="2880" w:hanging="360"/>
-      </w:pPr>
-      <w:rPr>
-        <w:rFonts w:ascii="Symbol" w:hAnsi="Symbol" w:hint="default"/>
-      </w:rPr>
-    </w:lvl>
-    <w:lvl w:ilvl="4" w:tplc="04090003" w:tentative="1">
-      <w:start w:val="1"/>
-      <w:numFmt w:val="bullet"/>
-      <w:lvlText w:val="o"/>
-      <w:lvlJc w:val="left"/>
-      <w:pPr>
-        <w:ind w:left="3600" w:hanging="360"/>
-      </w:pPr>
-      <w:rPr>
-        <w:rFonts w:ascii="Courier New" w:hAnsi="Courier New" w:cs="Courier New" w:hint="default"/>
-      </w:rPr>
-    </w:lvl>
-    <w:lvl w:ilvl="5" w:tplc="04090005" w:tentative="1">
-      <w:start w:val="1"/>
-      <w:numFmt w:val="bullet"/>
-      <w:lvlText w:val=""/>
-      <w:lvlJc w:val="left"/>
-      <w:pPr>
-        <w:ind w:left="4320" w:hanging="360"/>
-      </w:pPr>
-      <w:rPr>
-        <w:rFonts w:ascii="Wingdings" w:hAnsi="Wingdings" w:hint="default"/>
-      </w:rPr>
-    </w:lvl>
-    <w:lvl w:ilvl="6" w:tplc="04090001" w:tentative="1">
-      <w:start w:val="1"/>
-      <w:numFmt w:val="bullet"/>
-      <w:lvlText w:val=""/>
-      <w:lvlJc w:val="left"/>
-      <w:pPr>
-        <w:ind w:left="5040" w:hanging="360"/>
-      </w:pPr>
-      <w:rPr>
-        <w:rFonts w:ascii="Symbol" w:hAnsi="Symbol" w:hint="default"/>
-      </w:rPr>
-    </w:lvl>
-    <w:lvl w:ilvl="7" w:tplc="04090003" w:tentative="1">
-      <w:start w:val="1"/>
-      <w:numFmt w:val="bullet"/>
-      <w:lvlText w:val="o"/>
-      <w:lvlJc w:val="left"/>
-      <w:pPr>
-        <w:ind w:left="5760" w:hanging="360"/>
-      </w:pPr>
-      <w:rPr>
-        <w:rFonts w:ascii="Courier New" w:hAnsi="Courier New" w:cs="Courier New" w:hint="default"/>
-      </w:rPr>
-    </w:lvl>
-    <w:lvl w:ilvl="8" w:tplc="04090005" w:tentative="1">
-      <w:start w:val="1"/>
-      <w:numFmt w:val="bullet"/>
-      <w:lvlText w:val=""/>
-      <w:lvlJc w:val="left"/>
-      <w:pPr>
-        <w:ind w:left="6480" w:hanging="360"/>
-      </w:pPr>
-      <w:rPr>
-        <w:rFonts w:ascii="Wingdings" w:hAnsi="Wingdings" w:hint="default"/>
-      </w:rPr>
-    </w:lvl>
-  </w:abstractNum>
-  <w:abstractNum w:abstractNumId="6">
-    <w:nsid w:val="2CD51FCD"/>
-    <w:multiLevelType w:val="multilevel"/>
-    <w:tmpl w:val="6B7039E2"/>
+    <w:tmpl w:val="52085164"/>
     <w:lvl w:ilvl="0">
       <w:start w:val="1"/>
       <w:numFmt w:val="bullet"/>
@@ -3452,10 +4362,348 @@
       </w:rPr>
     </w:lvl>
   </w:abstractNum>
-  <w:abstractNum w:abstractNumId="7">
-    <w:nsid w:val="2F020C40"/>
+  <w:abstractNum w:abstractNumId="15">
+    <w:nsid w:val="474E4DAD"/>
     <w:multiLevelType w:val="hybridMultilevel"/>
-    <w:tmpl w:val="5582D20C"/>
+    <w:tmpl w:val="3E0EE9DE"/>
+    <w:lvl w:ilvl="0" w:tplc="D320F798">
+      <w:start w:val="1"/>
+      <w:numFmt w:val="bullet"/>
+      <w:lvlText w:val="-"/>
+      <w:lvlJc w:val="left"/>
+      <w:pPr>
+        <w:ind w:left="360" w:hanging="360"/>
+      </w:pPr>
+      <w:rPr>
+        <w:rFonts w:ascii="Yu Gothic" w:eastAsia="Yu Gothic" w:hAnsi="Yu Gothic" w:hint="eastAsia"/>
+      </w:rPr>
+    </w:lvl>
+    <w:lvl w:ilvl="1" w:tplc="04090003" w:tentative="1">
+      <w:start w:val="1"/>
+      <w:numFmt w:val="bullet"/>
+      <w:lvlText w:val="o"/>
+      <w:lvlJc w:val="left"/>
+      <w:pPr>
+        <w:ind w:left="1080" w:hanging="360"/>
+      </w:pPr>
+      <w:rPr>
+        <w:rFonts w:ascii="Courier New" w:hAnsi="Courier New" w:cs="Courier New" w:hint="default"/>
+      </w:rPr>
+    </w:lvl>
+    <w:lvl w:ilvl="2" w:tplc="04090005" w:tentative="1">
+      <w:start w:val="1"/>
+      <w:numFmt w:val="bullet"/>
+      <w:lvlText w:val=""/>
+      <w:lvlJc w:val="left"/>
+      <w:pPr>
+        <w:ind w:left="1800" w:hanging="360"/>
+      </w:pPr>
+      <w:rPr>
+        <w:rFonts w:ascii="Wingdings" w:hAnsi="Wingdings" w:hint="default"/>
+      </w:rPr>
+    </w:lvl>
+    <w:lvl w:ilvl="3" w:tplc="04090001" w:tentative="1">
+      <w:start w:val="1"/>
+      <w:numFmt w:val="bullet"/>
+      <w:lvlText w:val=""/>
+      <w:lvlJc w:val="left"/>
+      <w:pPr>
+        <w:ind w:left="2520" w:hanging="360"/>
+      </w:pPr>
+      <w:rPr>
+        <w:rFonts w:ascii="Symbol" w:hAnsi="Symbol" w:hint="default"/>
+      </w:rPr>
+    </w:lvl>
+    <w:lvl w:ilvl="4" w:tplc="04090003" w:tentative="1">
+      <w:start w:val="1"/>
+      <w:numFmt w:val="bullet"/>
+      <w:lvlText w:val="o"/>
+      <w:lvlJc w:val="left"/>
+      <w:pPr>
+        <w:ind w:left="3240" w:hanging="360"/>
+      </w:pPr>
+      <w:rPr>
+        <w:rFonts w:ascii="Courier New" w:hAnsi="Courier New" w:cs="Courier New" w:hint="default"/>
+      </w:rPr>
+    </w:lvl>
+    <w:lvl w:ilvl="5" w:tplc="04090005" w:tentative="1">
+      <w:start w:val="1"/>
+      <w:numFmt w:val="bullet"/>
+      <w:lvlText w:val=""/>
+      <w:lvlJc w:val="left"/>
+      <w:pPr>
+        <w:ind w:left="3960" w:hanging="360"/>
+      </w:pPr>
+      <w:rPr>
+        <w:rFonts w:ascii="Wingdings" w:hAnsi="Wingdings" w:hint="default"/>
+      </w:rPr>
+    </w:lvl>
+    <w:lvl w:ilvl="6" w:tplc="04090001" w:tentative="1">
+      <w:start w:val="1"/>
+      <w:numFmt w:val="bullet"/>
+      <w:lvlText w:val=""/>
+      <w:lvlJc w:val="left"/>
+      <w:pPr>
+        <w:ind w:left="4680" w:hanging="360"/>
+      </w:pPr>
+      <w:rPr>
+        <w:rFonts w:ascii="Symbol" w:hAnsi="Symbol" w:hint="default"/>
+      </w:rPr>
+    </w:lvl>
+    <w:lvl w:ilvl="7" w:tplc="04090003" w:tentative="1">
+      <w:start w:val="1"/>
+      <w:numFmt w:val="bullet"/>
+      <w:lvlText w:val="o"/>
+      <w:lvlJc w:val="left"/>
+      <w:pPr>
+        <w:ind w:left="5400" w:hanging="360"/>
+      </w:pPr>
+      <w:rPr>
+        <w:rFonts w:ascii="Courier New" w:hAnsi="Courier New" w:cs="Courier New" w:hint="default"/>
+      </w:rPr>
+    </w:lvl>
+    <w:lvl w:ilvl="8" w:tplc="04090005" w:tentative="1">
+      <w:start w:val="1"/>
+      <w:numFmt w:val="bullet"/>
+      <w:lvlText w:val=""/>
+      <w:lvlJc w:val="left"/>
+      <w:pPr>
+        <w:ind w:left="6120" w:hanging="360"/>
+      </w:pPr>
+      <w:rPr>
+        <w:rFonts w:ascii="Wingdings" w:hAnsi="Wingdings" w:hint="default"/>
+      </w:rPr>
+    </w:lvl>
+  </w:abstractNum>
+  <w:abstractNum w:abstractNumId="16">
+    <w:nsid w:val="5F161A46"/>
+    <w:multiLevelType w:val="hybridMultilevel"/>
+    <w:tmpl w:val="40AEE0C6"/>
+    <w:lvl w:ilvl="0" w:tplc="0409000B">
+      <w:start w:val="1"/>
+      <w:numFmt w:val="bullet"/>
+      <w:lvlText w:val=""/>
+      <w:lvlJc w:val="left"/>
+      <w:pPr>
+        <w:ind w:left="360" w:hanging="360"/>
+      </w:pPr>
+      <w:rPr>
+        <w:rFonts w:ascii="Wingdings" w:hAnsi="Wingdings" w:hint="default"/>
+      </w:rPr>
+    </w:lvl>
+    <w:lvl w:ilvl="1" w:tplc="04090003" w:tentative="1">
+      <w:start w:val="1"/>
+      <w:numFmt w:val="bullet"/>
+      <w:lvlText w:val="o"/>
+      <w:lvlJc w:val="left"/>
+      <w:pPr>
+        <w:ind w:left="1080" w:hanging="360"/>
+      </w:pPr>
+      <w:rPr>
+        <w:rFonts w:ascii="Courier New" w:hAnsi="Courier New" w:cs="Courier New" w:hint="default"/>
+      </w:rPr>
+    </w:lvl>
+    <w:lvl w:ilvl="2" w:tplc="04090005" w:tentative="1">
+      <w:start w:val="1"/>
+      <w:numFmt w:val="bullet"/>
+      <w:lvlText w:val=""/>
+      <w:lvlJc w:val="left"/>
+      <w:pPr>
+        <w:ind w:left="1800" w:hanging="360"/>
+      </w:pPr>
+      <w:rPr>
+        <w:rFonts w:ascii="Wingdings" w:hAnsi="Wingdings" w:hint="default"/>
+      </w:rPr>
+    </w:lvl>
+    <w:lvl w:ilvl="3" w:tplc="04090001" w:tentative="1">
+      <w:start w:val="1"/>
+      <w:numFmt w:val="bullet"/>
+      <w:lvlText w:val=""/>
+      <w:lvlJc w:val="left"/>
+      <w:pPr>
+        <w:ind w:left="2520" w:hanging="360"/>
+      </w:pPr>
+      <w:rPr>
+        <w:rFonts w:ascii="Symbol" w:hAnsi="Symbol" w:hint="default"/>
+      </w:rPr>
+    </w:lvl>
+    <w:lvl w:ilvl="4" w:tplc="04090003" w:tentative="1">
+      <w:start w:val="1"/>
+      <w:numFmt w:val="bullet"/>
+      <w:lvlText w:val="o"/>
+      <w:lvlJc w:val="left"/>
+      <w:pPr>
+        <w:ind w:left="3240" w:hanging="360"/>
+      </w:pPr>
+      <w:rPr>
+        <w:rFonts w:ascii="Courier New" w:hAnsi="Courier New" w:cs="Courier New" w:hint="default"/>
+      </w:rPr>
+    </w:lvl>
+    <w:lvl w:ilvl="5" w:tplc="04090005" w:tentative="1">
+      <w:start w:val="1"/>
+      <w:numFmt w:val="bullet"/>
+      <w:lvlText w:val=""/>
+      <w:lvlJc w:val="left"/>
+      <w:pPr>
+        <w:ind w:left="3960" w:hanging="360"/>
+      </w:pPr>
+      <w:rPr>
+        <w:rFonts w:ascii="Wingdings" w:hAnsi="Wingdings" w:hint="default"/>
+      </w:rPr>
+    </w:lvl>
+    <w:lvl w:ilvl="6" w:tplc="04090001" w:tentative="1">
+      <w:start w:val="1"/>
+      <w:numFmt w:val="bullet"/>
+      <w:lvlText w:val=""/>
+      <w:lvlJc w:val="left"/>
+      <w:pPr>
+        <w:ind w:left="4680" w:hanging="360"/>
+      </w:pPr>
+      <w:rPr>
+        <w:rFonts w:ascii="Symbol" w:hAnsi="Symbol" w:hint="default"/>
+      </w:rPr>
+    </w:lvl>
+    <w:lvl w:ilvl="7" w:tplc="04090003" w:tentative="1">
+      <w:start w:val="1"/>
+      <w:numFmt w:val="bullet"/>
+      <w:lvlText w:val="o"/>
+      <w:lvlJc w:val="left"/>
+      <w:pPr>
+        <w:ind w:left="5400" w:hanging="360"/>
+      </w:pPr>
+      <w:rPr>
+        <w:rFonts w:ascii="Courier New" w:hAnsi="Courier New" w:cs="Courier New" w:hint="default"/>
+      </w:rPr>
+    </w:lvl>
+    <w:lvl w:ilvl="8" w:tplc="04090005" w:tentative="1">
+      <w:start w:val="1"/>
+      <w:numFmt w:val="bullet"/>
+      <w:lvlText w:val=""/>
+      <w:lvlJc w:val="left"/>
+      <w:pPr>
+        <w:ind w:left="6120" w:hanging="360"/>
+      </w:pPr>
+      <w:rPr>
+        <w:rFonts w:ascii="Wingdings" w:hAnsi="Wingdings" w:hint="default"/>
+      </w:rPr>
+    </w:lvl>
+  </w:abstractNum>
+  <w:abstractNum w:abstractNumId="17">
+    <w:nsid w:val="66A76D4D"/>
+    <w:multiLevelType w:val="hybridMultilevel"/>
+    <w:tmpl w:val="A1ACC958"/>
+    <w:lvl w:ilvl="0" w:tplc="677C96C2">
+      <w:numFmt w:val="bullet"/>
+      <w:lvlText w:val=""/>
+      <w:lvlJc w:val="left"/>
+      <w:pPr>
+        <w:ind w:left="720" w:hanging="360"/>
+      </w:pPr>
+      <w:rPr>
+        <w:rFonts w:ascii="Symbol" w:eastAsia="Times New Roman" w:hAnsi="Symbol" w:cs="Times New Roman" w:hint="default"/>
+      </w:rPr>
+    </w:lvl>
+    <w:lvl w:ilvl="1" w:tplc="04090003" w:tentative="1">
+      <w:start w:val="1"/>
+      <w:numFmt w:val="bullet"/>
+      <w:lvlText w:val="o"/>
+      <w:lvlJc w:val="left"/>
+      <w:pPr>
+        <w:ind w:left="1440" w:hanging="360"/>
+      </w:pPr>
+      <w:rPr>
+        <w:rFonts w:ascii="Courier New" w:hAnsi="Courier New" w:cs="Courier New" w:hint="default"/>
+      </w:rPr>
+    </w:lvl>
+    <w:lvl w:ilvl="2" w:tplc="04090005" w:tentative="1">
+      <w:start w:val="1"/>
+      <w:numFmt w:val="bullet"/>
+      <w:lvlText w:val=""/>
+      <w:lvlJc w:val="left"/>
+      <w:pPr>
+        <w:ind w:left="2160" w:hanging="360"/>
+      </w:pPr>
+      <w:rPr>
+        <w:rFonts w:ascii="Wingdings" w:hAnsi="Wingdings" w:hint="default"/>
+      </w:rPr>
+    </w:lvl>
+    <w:lvl w:ilvl="3" w:tplc="04090001" w:tentative="1">
+      <w:start w:val="1"/>
+      <w:numFmt w:val="bullet"/>
+      <w:lvlText w:val=""/>
+      <w:lvlJc w:val="left"/>
+      <w:pPr>
+        <w:ind w:left="2880" w:hanging="360"/>
+      </w:pPr>
+      <w:rPr>
+        <w:rFonts w:ascii="Symbol" w:hAnsi="Symbol" w:hint="default"/>
+      </w:rPr>
+    </w:lvl>
+    <w:lvl w:ilvl="4" w:tplc="04090003" w:tentative="1">
+      <w:start w:val="1"/>
+      <w:numFmt w:val="bullet"/>
+      <w:lvlText w:val="o"/>
+      <w:lvlJc w:val="left"/>
+      <w:pPr>
+        <w:ind w:left="3600" w:hanging="360"/>
+      </w:pPr>
+      <w:rPr>
+        <w:rFonts w:ascii="Courier New" w:hAnsi="Courier New" w:cs="Courier New" w:hint="default"/>
+      </w:rPr>
+    </w:lvl>
+    <w:lvl w:ilvl="5" w:tplc="04090005" w:tentative="1">
+      <w:start w:val="1"/>
+      <w:numFmt w:val="bullet"/>
+      <w:lvlText w:val=""/>
+      <w:lvlJc w:val="left"/>
+      <w:pPr>
+        <w:ind w:left="4320" w:hanging="360"/>
+      </w:pPr>
+      <w:rPr>
+        <w:rFonts w:ascii="Wingdings" w:hAnsi="Wingdings" w:hint="default"/>
+      </w:rPr>
+    </w:lvl>
+    <w:lvl w:ilvl="6" w:tplc="04090001" w:tentative="1">
+      <w:start w:val="1"/>
+      <w:numFmt w:val="bullet"/>
+      <w:lvlText w:val=""/>
+      <w:lvlJc w:val="left"/>
+      <w:pPr>
+        <w:ind w:left="5040" w:hanging="360"/>
+      </w:pPr>
+      <w:rPr>
+        <w:rFonts w:ascii="Symbol" w:hAnsi="Symbol" w:hint="default"/>
+      </w:rPr>
+    </w:lvl>
+    <w:lvl w:ilvl="7" w:tplc="04090003" w:tentative="1">
+      <w:start w:val="1"/>
+      <w:numFmt w:val="bullet"/>
+      <w:lvlText w:val="o"/>
+      <w:lvlJc w:val="left"/>
+      <w:pPr>
+        <w:ind w:left="5760" w:hanging="360"/>
+      </w:pPr>
+      <w:rPr>
+        <w:rFonts w:ascii="Courier New" w:hAnsi="Courier New" w:cs="Courier New" w:hint="default"/>
+      </w:rPr>
+    </w:lvl>
+    <w:lvl w:ilvl="8" w:tplc="04090005" w:tentative="1">
+      <w:start w:val="1"/>
+      <w:numFmt w:val="bullet"/>
+      <w:lvlText w:val=""/>
+      <w:lvlJc w:val="left"/>
+      <w:pPr>
+        <w:ind w:left="6480" w:hanging="360"/>
+      </w:pPr>
+      <w:rPr>
+        <w:rFonts w:ascii="Wingdings" w:hAnsi="Wingdings" w:hint="default"/>
+      </w:rPr>
+    </w:lvl>
+  </w:abstractNum>
+  <w:abstractNum w:abstractNumId="18">
+    <w:nsid w:val="68D1638E"/>
+    <w:multiLevelType w:val="hybridMultilevel"/>
+    <w:tmpl w:val="0FE2C19C"/>
     <w:lvl w:ilvl="0" w:tplc="150EE914">
       <w:start w:val="1"/>
       <w:numFmt w:val="bullet"/>
@@ -3565,584 +4813,463 @@
       </w:rPr>
     </w:lvl>
   </w:abstractNum>
-  <w:abstractNum w:abstractNumId="8">
-    <w:nsid w:val="417D23F2"/>
+  <w:abstractNum w:abstractNumId="19">
+    <w:nsid w:val="6E410B29"/>
     <w:multiLevelType w:val="hybridMultilevel"/>
-    <w:tmpl w:val="52AAC1C8"/>
-    <w:lvl w:ilvl="0" w:tplc="B60223FE">
-      <w:start w:val="1"/>
-      <w:numFmt w:val="bullet"/>
-      <w:lvlText w:val="●"/>
+    <w:tmpl w:val="AC362FE0"/>
+    <w:lvl w:ilvl="0" w:tplc="0409000B">
+      <w:start w:val="1"/>
+      <w:numFmt w:val="bullet"/>
+      <w:lvlText w:val=""/>
+      <w:lvlJc w:val="left"/>
+      <w:pPr>
+        <w:ind w:left="360" w:hanging="360"/>
+      </w:pPr>
+      <w:rPr>
+        <w:rFonts w:ascii="Wingdings" w:hAnsi="Wingdings" w:hint="default"/>
+      </w:rPr>
+    </w:lvl>
+    <w:lvl w:ilvl="1" w:tplc="04090003" w:tentative="1">
+      <w:start w:val="1"/>
+      <w:numFmt w:val="bullet"/>
+      <w:lvlText w:val="o"/>
+      <w:lvlJc w:val="left"/>
+      <w:pPr>
+        <w:ind w:left="1080" w:hanging="360"/>
+      </w:pPr>
+      <w:rPr>
+        <w:rFonts w:ascii="Courier New" w:hAnsi="Courier New" w:cs="Courier New" w:hint="default"/>
+      </w:rPr>
+    </w:lvl>
+    <w:lvl w:ilvl="2" w:tplc="04090005" w:tentative="1">
+      <w:start w:val="1"/>
+      <w:numFmt w:val="bullet"/>
+      <w:lvlText w:val=""/>
+      <w:lvlJc w:val="left"/>
+      <w:pPr>
+        <w:ind w:left="1800" w:hanging="360"/>
+      </w:pPr>
+      <w:rPr>
+        <w:rFonts w:ascii="Wingdings" w:hAnsi="Wingdings" w:hint="default"/>
+      </w:rPr>
+    </w:lvl>
+    <w:lvl w:ilvl="3" w:tplc="04090001" w:tentative="1">
+      <w:start w:val="1"/>
+      <w:numFmt w:val="bullet"/>
+      <w:lvlText w:val=""/>
+      <w:lvlJc w:val="left"/>
+      <w:pPr>
+        <w:ind w:left="2520" w:hanging="360"/>
+      </w:pPr>
+      <w:rPr>
+        <w:rFonts w:ascii="Symbol" w:hAnsi="Symbol" w:hint="default"/>
+      </w:rPr>
+    </w:lvl>
+    <w:lvl w:ilvl="4" w:tplc="04090003" w:tentative="1">
+      <w:start w:val="1"/>
+      <w:numFmt w:val="bullet"/>
+      <w:lvlText w:val="o"/>
+      <w:lvlJc w:val="left"/>
+      <w:pPr>
+        <w:ind w:left="3240" w:hanging="360"/>
+      </w:pPr>
+      <w:rPr>
+        <w:rFonts w:ascii="Courier New" w:hAnsi="Courier New" w:cs="Courier New" w:hint="default"/>
+      </w:rPr>
+    </w:lvl>
+    <w:lvl w:ilvl="5" w:tplc="04090005" w:tentative="1">
+      <w:start w:val="1"/>
+      <w:numFmt w:val="bullet"/>
+      <w:lvlText w:val=""/>
+      <w:lvlJc w:val="left"/>
+      <w:pPr>
+        <w:ind w:left="3960" w:hanging="360"/>
+      </w:pPr>
+      <w:rPr>
+        <w:rFonts w:ascii="Wingdings" w:hAnsi="Wingdings" w:hint="default"/>
+      </w:rPr>
+    </w:lvl>
+    <w:lvl w:ilvl="6" w:tplc="04090001" w:tentative="1">
+      <w:start w:val="1"/>
+      <w:numFmt w:val="bullet"/>
+      <w:lvlText w:val=""/>
+      <w:lvlJc w:val="left"/>
+      <w:pPr>
+        <w:ind w:left="4680" w:hanging="360"/>
+      </w:pPr>
+      <w:rPr>
+        <w:rFonts w:ascii="Symbol" w:hAnsi="Symbol" w:hint="default"/>
+      </w:rPr>
+    </w:lvl>
+    <w:lvl w:ilvl="7" w:tplc="04090003" w:tentative="1">
+      <w:start w:val="1"/>
+      <w:numFmt w:val="bullet"/>
+      <w:lvlText w:val="o"/>
+      <w:lvlJc w:val="left"/>
+      <w:pPr>
+        <w:ind w:left="5400" w:hanging="360"/>
+      </w:pPr>
+      <w:rPr>
+        <w:rFonts w:ascii="Courier New" w:hAnsi="Courier New" w:cs="Courier New" w:hint="default"/>
+      </w:rPr>
+    </w:lvl>
+    <w:lvl w:ilvl="8" w:tplc="04090005" w:tentative="1">
+      <w:start w:val="1"/>
+      <w:numFmt w:val="bullet"/>
+      <w:lvlText w:val=""/>
+      <w:lvlJc w:val="left"/>
+      <w:pPr>
+        <w:ind w:left="6120" w:hanging="360"/>
+      </w:pPr>
+      <w:rPr>
+        <w:rFonts w:ascii="Wingdings" w:hAnsi="Wingdings" w:hint="default"/>
+      </w:rPr>
+    </w:lvl>
+  </w:abstractNum>
+  <w:abstractNum w:abstractNumId="20">
+    <w:nsid w:val="6F1E2240"/>
+    <w:multiLevelType w:val="hybridMultilevel"/>
+    <w:tmpl w:val="6D14FED8"/>
+    <w:lvl w:ilvl="0" w:tplc="0409000B">
+      <w:start w:val="1"/>
+      <w:numFmt w:val="bullet"/>
+      <w:lvlText w:val=""/>
+      <w:lvlJc w:val="left"/>
+      <w:pPr>
+        <w:ind w:left="360" w:hanging="360"/>
+      </w:pPr>
+      <w:rPr>
+        <w:rFonts w:ascii="Wingdings" w:hAnsi="Wingdings" w:hint="default"/>
+      </w:rPr>
+    </w:lvl>
+    <w:lvl w:ilvl="1" w:tplc="04090003" w:tentative="1">
+      <w:start w:val="1"/>
+      <w:numFmt w:val="bullet"/>
+      <w:lvlText w:val="o"/>
+      <w:lvlJc w:val="left"/>
+      <w:pPr>
+        <w:ind w:left="1080" w:hanging="360"/>
+      </w:pPr>
+      <w:rPr>
+        <w:rFonts w:ascii="Courier New" w:hAnsi="Courier New" w:cs="Courier New" w:hint="default"/>
+      </w:rPr>
+    </w:lvl>
+    <w:lvl w:ilvl="2" w:tplc="04090005" w:tentative="1">
+      <w:start w:val="1"/>
+      <w:numFmt w:val="bullet"/>
+      <w:lvlText w:val=""/>
+      <w:lvlJc w:val="left"/>
+      <w:pPr>
+        <w:ind w:left="1800" w:hanging="360"/>
+      </w:pPr>
+      <w:rPr>
+        <w:rFonts w:ascii="Wingdings" w:hAnsi="Wingdings" w:hint="default"/>
+      </w:rPr>
+    </w:lvl>
+    <w:lvl w:ilvl="3" w:tplc="04090001" w:tentative="1">
+      <w:start w:val="1"/>
+      <w:numFmt w:val="bullet"/>
+      <w:lvlText w:val=""/>
+      <w:lvlJc w:val="left"/>
+      <w:pPr>
+        <w:ind w:left="2520" w:hanging="360"/>
+      </w:pPr>
+      <w:rPr>
+        <w:rFonts w:ascii="Symbol" w:hAnsi="Symbol" w:hint="default"/>
+      </w:rPr>
+    </w:lvl>
+    <w:lvl w:ilvl="4" w:tplc="04090003" w:tentative="1">
+      <w:start w:val="1"/>
+      <w:numFmt w:val="bullet"/>
+      <w:lvlText w:val="o"/>
+      <w:lvlJc w:val="left"/>
+      <w:pPr>
+        <w:ind w:left="3240" w:hanging="360"/>
+      </w:pPr>
+      <w:rPr>
+        <w:rFonts w:ascii="Courier New" w:hAnsi="Courier New" w:cs="Courier New" w:hint="default"/>
+      </w:rPr>
+    </w:lvl>
+    <w:lvl w:ilvl="5" w:tplc="04090005" w:tentative="1">
+      <w:start w:val="1"/>
+      <w:numFmt w:val="bullet"/>
+      <w:lvlText w:val=""/>
+      <w:lvlJc w:val="left"/>
+      <w:pPr>
+        <w:ind w:left="3960" w:hanging="360"/>
+      </w:pPr>
+      <w:rPr>
+        <w:rFonts w:ascii="Wingdings" w:hAnsi="Wingdings" w:hint="default"/>
+      </w:rPr>
+    </w:lvl>
+    <w:lvl w:ilvl="6" w:tplc="04090001" w:tentative="1">
+      <w:start w:val="1"/>
+      <w:numFmt w:val="bullet"/>
+      <w:lvlText w:val=""/>
+      <w:lvlJc w:val="left"/>
+      <w:pPr>
+        <w:ind w:left="4680" w:hanging="360"/>
+      </w:pPr>
+      <w:rPr>
+        <w:rFonts w:ascii="Symbol" w:hAnsi="Symbol" w:hint="default"/>
+      </w:rPr>
+    </w:lvl>
+    <w:lvl w:ilvl="7" w:tplc="04090003" w:tentative="1">
+      <w:start w:val="1"/>
+      <w:numFmt w:val="bullet"/>
+      <w:lvlText w:val="o"/>
+      <w:lvlJc w:val="left"/>
+      <w:pPr>
+        <w:ind w:left="5400" w:hanging="360"/>
+      </w:pPr>
+      <w:rPr>
+        <w:rFonts w:ascii="Courier New" w:hAnsi="Courier New" w:cs="Courier New" w:hint="default"/>
+      </w:rPr>
+    </w:lvl>
+    <w:lvl w:ilvl="8" w:tplc="04090005" w:tentative="1">
+      <w:start w:val="1"/>
+      <w:numFmt w:val="bullet"/>
+      <w:lvlText w:val=""/>
+      <w:lvlJc w:val="left"/>
+      <w:pPr>
+        <w:ind w:left="6120" w:hanging="360"/>
+      </w:pPr>
+      <w:rPr>
+        <w:rFonts w:ascii="Wingdings" w:hAnsi="Wingdings" w:hint="default"/>
+      </w:rPr>
+    </w:lvl>
+  </w:abstractNum>
+  <w:abstractNum w:abstractNumId="21">
+    <w:nsid w:val="73B11F96"/>
+    <w:multiLevelType w:val="hybridMultilevel"/>
+    <w:tmpl w:val="BCD271E8"/>
+    <w:lvl w:ilvl="0" w:tplc="677C96C2">
+      <w:numFmt w:val="bullet"/>
+      <w:lvlText w:val=""/>
       <w:lvlJc w:val="left"/>
       <w:pPr>
         <w:ind w:left="720" w:hanging="360"/>
       </w:pPr>
-    </w:lvl>
-    <w:lvl w:ilvl="1" w:tplc="36FCB114">
-      <w:start w:val="1"/>
-      <w:numFmt w:val="bullet"/>
-      <w:lvlText w:val="○"/>
+      <w:rPr>
+        <w:rFonts w:ascii="Symbol" w:eastAsia="Times New Roman" w:hAnsi="Symbol" w:cs="Times New Roman" w:hint="default"/>
+      </w:rPr>
+    </w:lvl>
+    <w:lvl w:ilvl="1" w:tplc="04090003" w:tentative="1">
+      <w:start w:val="1"/>
+      <w:numFmt w:val="bullet"/>
+      <w:lvlText w:val="o"/>
       <w:lvlJc w:val="left"/>
       <w:pPr>
         <w:ind w:left="1440" w:hanging="360"/>
       </w:pPr>
-    </w:lvl>
-    <w:lvl w:ilvl="2" w:tplc="C96CD5B4">
-      <w:start w:val="1"/>
-      <w:numFmt w:val="bullet"/>
-      <w:lvlText w:val="■"/>
+      <w:rPr>
+        <w:rFonts w:ascii="Courier New" w:hAnsi="Courier New" w:cs="Courier New" w:hint="default"/>
+      </w:rPr>
+    </w:lvl>
+    <w:lvl w:ilvl="2" w:tplc="04090005" w:tentative="1">
+      <w:start w:val="1"/>
+      <w:numFmt w:val="bullet"/>
+      <w:lvlText w:val=""/>
       <w:lvlJc w:val="left"/>
       <w:pPr>
         <w:ind w:left="2160" w:hanging="360"/>
       </w:pPr>
-    </w:lvl>
-    <w:lvl w:ilvl="3" w:tplc="FB848190">
-      <w:start w:val="1"/>
-      <w:numFmt w:val="bullet"/>
-      <w:lvlText w:val="●"/>
+      <w:rPr>
+        <w:rFonts w:ascii="Wingdings" w:hAnsi="Wingdings" w:hint="default"/>
+      </w:rPr>
+    </w:lvl>
+    <w:lvl w:ilvl="3" w:tplc="04090001" w:tentative="1">
+      <w:start w:val="1"/>
+      <w:numFmt w:val="bullet"/>
+      <w:lvlText w:val=""/>
       <w:lvlJc w:val="left"/>
       <w:pPr>
         <w:ind w:left="2880" w:hanging="360"/>
       </w:pPr>
-    </w:lvl>
-    <w:lvl w:ilvl="4" w:tplc="01B4B222">
-      <w:start w:val="1"/>
-      <w:numFmt w:val="bullet"/>
-      <w:lvlText w:val="○"/>
+      <w:rPr>
+        <w:rFonts w:ascii="Symbol" w:hAnsi="Symbol" w:hint="default"/>
+      </w:rPr>
+    </w:lvl>
+    <w:lvl w:ilvl="4" w:tplc="04090003" w:tentative="1">
+      <w:start w:val="1"/>
+      <w:numFmt w:val="bullet"/>
+      <w:lvlText w:val="o"/>
       <w:lvlJc w:val="left"/>
       <w:pPr>
         <w:ind w:left="3600" w:hanging="360"/>
       </w:pPr>
-    </w:lvl>
-    <w:lvl w:ilvl="5" w:tplc="406E0706">
-      <w:start w:val="1"/>
-      <w:numFmt w:val="bullet"/>
-      <w:lvlText w:val="■"/>
+      <w:rPr>
+        <w:rFonts w:ascii="Courier New" w:hAnsi="Courier New" w:cs="Courier New" w:hint="default"/>
+      </w:rPr>
+    </w:lvl>
+    <w:lvl w:ilvl="5" w:tplc="04090005" w:tentative="1">
+      <w:start w:val="1"/>
+      <w:numFmt w:val="bullet"/>
+      <w:lvlText w:val=""/>
       <w:lvlJc w:val="left"/>
       <w:pPr>
         <w:ind w:left="4320" w:hanging="360"/>
       </w:pPr>
-    </w:lvl>
-    <w:lvl w:ilvl="6" w:tplc="E7D09E6A">
-      <w:start w:val="1"/>
-      <w:numFmt w:val="bullet"/>
-      <w:lvlText w:val="●"/>
+      <w:rPr>
+        <w:rFonts w:ascii="Wingdings" w:hAnsi="Wingdings" w:hint="default"/>
+      </w:rPr>
+    </w:lvl>
+    <w:lvl w:ilvl="6" w:tplc="04090001" w:tentative="1">
+      <w:start w:val="1"/>
+      <w:numFmt w:val="bullet"/>
+      <w:lvlText w:val=""/>
       <w:lvlJc w:val="left"/>
       <w:pPr>
         <w:ind w:left="5040" w:hanging="360"/>
       </w:pPr>
-    </w:lvl>
-    <w:lvl w:ilvl="7" w:tplc="EC1CB108">
-      <w:start w:val="1"/>
-      <w:numFmt w:val="bullet"/>
-      <w:lvlText w:val="●"/>
+      <w:rPr>
+        <w:rFonts w:ascii="Symbol" w:hAnsi="Symbol" w:hint="default"/>
+      </w:rPr>
+    </w:lvl>
+    <w:lvl w:ilvl="7" w:tplc="04090003" w:tentative="1">
+      <w:start w:val="1"/>
+      <w:numFmt w:val="bullet"/>
+      <w:lvlText w:val="o"/>
       <w:lvlJc w:val="left"/>
       <w:pPr>
         <w:ind w:left="5760" w:hanging="360"/>
       </w:pPr>
-    </w:lvl>
-    <w:lvl w:ilvl="8" w:tplc="FABEEF2C">
-      <w:start w:val="1"/>
-      <w:numFmt w:val="bullet"/>
-      <w:lvlText w:val="●"/>
+      <w:rPr>
+        <w:rFonts w:ascii="Courier New" w:hAnsi="Courier New" w:cs="Courier New" w:hint="default"/>
+      </w:rPr>
+    </w:lvl>
+    <w:lvl w:ilvl="8" w:tplc="04090005" w:tentative="1">
+      <w:start w:val="1"/>
+      <w:numFmt w:val="bullet"/>
+      <w:lvlText w:val=""/>
       <w:lvlJc w:val="left"/>
       <w:pPr>
         <w:ind w:left="6480" w:hanging="360"/>
       </w:pPr>
+      <w:rPr>
+        <w:rFonts w:ascii="Wingdings" w:hAnsi="Wingdings" w:hint="default"/>
+      </w:rPr>
     </w:lvl>
   </w:abstractNum>
-  <w:abstractNum w:abstractNumId="9">
-    <w:nsid w:val="493E1DFF"/>
-    <w:multiLevelType w:val="multilevel"/>
-    <w:tmpl w:val="4DF636E6"/>
-    <w:lvl w:ilvl="0">
+  <w:abstractNum w:abstractNumId="22">
+    <w:nsid w:val="774C6F2C"/>
+    <w:multiLevelType w:val="hybridMultilevel"/>
+    <w:tmpl w:val="902A2FDA"/>
+    <w:lvl w:ilvl="0" w:tplc="150EE914">
+      <w:start w:val="1"/>
+      <w:numFmt w:val="bullet"/>
+      <w:lvlText w:val=""/>
+      <w:lvlJc w:val="left"/>
+      <w:pPr>
+        <w:ind w:left="360" w:hanging="360"/>
+      </w:pPr>
+      <w:rPr>
+        <w:rFonts w:ascii="Wingdings" w:hAnsi="Wingdings" w:hint="default"/>
+      </w:rPr>
+    </w:lvl>
+    <w:lvl w:ilvl="1" w:tplc="04090003" w:tentative="1">
+      <w:start w:val="1"/>
+      <w:numFmt w:val="bullet"/>
+      <w:lvlText w:val="o"/>
+      <w:lvlJc w:val="left"/>
+      <w:pPr>
+        <w:ind w:left="1080" w:hanging="360"/>
+      </w:pPr>
+      <w:rPr>
+        <w:rFonts w:ascii="Courier New" w:hAnsi="Courier New" w:cs="Courier New" w:hint="default"/>
+      </w:rPr>
+    </w:lvl>
+    <w:lvl w:ilvl="2" w:tplc="04090005" w:tentative="1">
+      <w:start w:val="1"/>
+      <w:numFmt w:val="bullet"/>
+      <w:lvlText w:val=""/>
+      <w:lvlJc w:val="left"/>
+      <w:pPr>
+        <w:ind w:left="1800" w:hanging="360"/>
+      </w:pPr>
+      <w:rPr>
+        <w:rFonts w:ascii="Wingdings" w:hAnsi="Wingdings" w:hint="default"/>
+      </w:rPr>
+    </w:lvl>
+    <w:lvl w:ilvl="3" w:tplc="04090001" w:tentative="1">
       <w:start w:val="1"/>
       <w:numFmt w:val="bullet"/>
       <w:lvlText w:val=""/>
       <w:lvlJc w:val="left"/>
       <w:pPr>
-        <w:tabs>
-          <w:tab w:val="num" w:pos="720"/>
-        </w:tabs>
-        <w:ind w:left="720" w:hanging="360"/>
+        <w:ind w:left="2520" w:hanging="360"/>
       </w:pPr>
       <w:rPr>
         <w:rFonts w:ascii="Symbol" w:hAnsi="Symbol" w:hint="default"/>
-        <w:sz w:val="20"/>
-      </w:rPr>
-    </w:lvl>
-    <w:lvl w:ilvl="1" w:tentative="1">
+      </w:rPr>
+    </w:lvl>
+    <w:lvl w:ilvl="4" w:tplc="04090003" w:tentative="1">
       <w:start w:val="1"/>
       <w:numFmt w:val="bullet"/>
       <w:lvlText w:val="o"/>
       <w:lvlJc w:val="left"/>
       <w:pPr>
-        <w:tabs>
-          <w:tab w:val="num" w:pos="1440"/>
-        </w:tabs>
-        <w:ind w:left="1440" w:hanging="360"/>
-      </w:pPr>
-      <w:rPr>
-        <w:rFonts w:ascii="Courier New" w:hAnsi="Courier New" w:hint="default"/>
-        <w:sz w:val="20"/>
-      </w:rPr>
-    </w:lvl>
-    <w:lvl w:ilvl="2" w:tentative="1">
-      <w:start w:val="1"/>
-      <w:numFmt w:val="bullet"/>
-      <w:lvlText w:val=""/>
-      <w:lvlJc w:val="left"/>
-      <w:pPr>
-        <w:tabs>
-          <w:tab w:val="num" w:pos="2160"/>
-        </w:tabs>
-        <w:ind w:left="2160" w:hanging="360"/>
-      </w:pPr>
-      <w:rPr>
-        <w:rFonts w:ascii="Wingdings" w:hAnsi="Wingdings" w:hint="default"/>
-        <w:sz w:val="20"/>
-      </w:rPr>
-    </w:lvl>
-    <w:lvl w:ilvl="3" w:tentative="1">
-      <w:start w:val="1"/>
-      <w:numFmt w:val="bullet"/>
-      <w:lvlText w:val=""/>
-      <w:lvlJc w:val="left"/>
-      <w:pPr>
-        <w:tabs>
-          <w:tab w:val="num" w:pos="2880"/>
-        </w:tabs>
-        <w:ind w:left="2880" w:hanging="360"/>
-      </w:pPr>
-      <w:rPr>
-        <w:rFonts w:ascii="Wingdings" w:hAnsi="Wingdings" w:hint="default"/>
-        <w:sz w:val="20"/>
-      </w:rPr>
-    </w:lvl>
-    <w:lvl w:ilvl="4" w:tentative="1">
-      <w:start w:val="1"/>
-      <w:numFmt w:val="bullet"/>
-      <w:lvlText w:val=""/>
-      <w:lvlJc w:val="left"/>
-      <w:pPr>
-        <w:tabs>
-          <w:tab w:val="num" w:pos="3600"/>
-        </w:tabs>
-        <w:ind w:left="3600" w:hanging="360"/>
-      </w:pPr>
-      <w:rPr>
-        <w:rFonts w:ascii="Wingdings" w:hAnsi="Wingdings" w:hint="default"/>
-        <w:sz w:val="20"/>
-      </w:rPr>
-    </w:lvl>
-    <w:lvl w:ilvl="5" w:tentative="1">
-      <w:start w:val="1"/>
-      <w:numFmt w:val="bullet"/>
-      <w:lvlText w:val=""/>
-      <w:lvlJc w:val="left"/>
-      <w:pPr>
-        <w:tabs>
-          <w:tab w:val="num" w:pos="4320"/>
-        </w:tabs>
-        <w:ind w:left="4320" w:hanging="360"/>
-      </w:pPr>
-      <w:rPr>
-        <w:rFonts w:ascii="Wingdings" w:hAnsi="Wingdings" w:hint="default"/>
-        <w:sz w:val="20"/>
-      </w:rPr>
-    </w:lvl>
-    <w:lvl w:ilvl="6" w:tentative="1">
-      <w:start w:val="1"/>
-      <w:numFmt w:val="bullet"/>
-      <w:lvlText w:val=""/>
-      <w:lvlJc w:val="left"/>
-      <w:pPr>
-        <w:tabs>
-          <w:tab w:val="num" w:pos="5040"/>
-        </w:tabs>
-        <w:ind w:left="5040" w:hanging="360"/>
-      </w:pPr>
-      <w:rPr>
-        <w:rFonts w:ascii="Wingdings" w:hAnsi="Wingdings" w:hint="default"/>
-        <w:sz w:val="20"/>
-      </w:rPr>
-    </w:lvl>
-    <w:lvl w:ilvl="7" w:tentative="1">
-      <w:start w:val="1"/>
-      <w:numFmt w:val="bullet"/>
-      <w:lvlText w:val=""/>
-      <w:lvlJc w:val="left"/>
-      <w:pPr>
-        <w:tabs>
-          <w:tab w:val="num" w:pos="5760"/>
-        </w:tabs>
-        <w:ind w:left="5760" w:hanging="360"/>
-      </w:pPr>
-      <w:rPr>
-        <w:rFonts w:ascii="Wingdings" w:hAnsi="Wingdings" w:hint="default"/>
-        <w:sz w:val="20"/>
-      </w:rPr>
-    </w:lvl>
-    <w:lvl w:ilvl="8" w:tentative="1">
-      <w:start w:val="1"/>
-      <w:numFmt w:val="bullet"/>
-      <w:lvlText w:val=""/>
-      <w:lvlJc w:val="left"/>
-      <w:pPr>
-        <w:tabs>
-          <w:tab w:val="num" w:pos="6480"/>
-        </w:tabs>
-        <w:ind w:left="6480" w:hanging="360"/>
-      </w:pPr>
-      <w:rPr>
-        <w:rFonts w:ascii="Wingdings" w:hAnsi="Wingdings" w:hint="default"/>
-        <w:sz w:val="20"/>
+        <w:ind w:left="3240" w:hanging="360"/>
+      </w:pPr>
+      <w:rPr>
+        <w:rFonts w:ascii="Courier New" w:hAnsi="Courier New" w:cs="Courier New" w:hint="default"/>
+      </w:rPr>
+    </w:lvl>
+    <w:lvl w:ilvl="5" w:tplc="04090005" w:tentative="1">
+      <w:start w:val="1"/>
+      <w:numFmt w:val="bullet"/>
+      <w:lvlText w:val=""/>
+      <w:lvlJc w:val="left"/>
+      <w:pPr>
+        <w:ind w:left="3960" w:hanging="360"/>
+      </w:pPr>
+      <w:rPr>
+        <w:rFonts w:ascii="Wingdings" w:hAnsi="Wingdings" w:hint="default"/>
+      </w:rPr>
+    </w:lvl>
+    <w:lvl w:ilvl="6" w:tplc="04090001" w:tentative="1">
+      <w:start w:val="1"/>
+      <w:numFmt w:val="bullet"/>
+      <w:lvlText w:val=""/>
+      <w:lvlJc w:val="left"/>
+      <w:pPr>
+        <w:ind w:left="4680" w:hanging="360"/>
+      </w:pPr>
+      <w:rPr>
+        <w:rFonts w:ascii="Symbol" w:hAnsi="Symbol" w:hint="default"/>
+      </w:rPr>
+    </w:lvl>
+    <w:lvl w:ilvl="7" w:tplc="04090003" w:tentative="1">
+      <w:start w:val="1"/>
+      <w:numFmt w:val="bullet"/>
+      <w:lvlText w:val="o"/>
+      <w:lvlJc w:val="left"/>
+      <w:pPr>
+        <w:ind w:left="5400" w:hanging="360"/>
+      </w:pPr>
+      <w:rPr>
+        <w:rFonts w:ascii="Courier New" w:hAnsi="Courier New" w:cs="Courier New" w:hint="default"/>
+      </w:rPr>
+    </w:lvl>
+    <w:lvl w:ilvl="8" w:tplc="04090005" w:tentative="1">
+      <w:start w:val="1"/>
+      <w:numFmt w:val="bullet"/>
+      <w:lvlText w:val=""/>
+      <w:lvlJc w:val="left"/>
+      <w:pPr>
+        <w:ind w:left="6120" w:hanging="360"/>
+      </w:pPr>
+      <w:rPr>
+        <w:rFonts w:ascii="Wingdings" w:hAnsi="Wingdings" w:hint="default"/>
       </w:rPr>
     </w:lvl>
   </w:abstractNum>
-  <w:abstractNum w:abstractNumId="10">
-    <w:nsid w:val="4BA94B66"/>
+  <w:abstractNum w:abstractNumId="23">
+    <w:nsid w:val="7F4E2A0B"/>
     <w:multiLevelType w:val="hybridMultilevel"/>
-    <w:tmpl w:val="8D0A2564"/>
-    <w:lvl w:ilvl="0" w:tplc="150EE914">
-      <w:start w:val="1"/>
-      <w:numFmt w:val="bullet"/>
-      <w:lvlText w:val=""/>
-      <w:lvlJc w:val="left"/>
-      <w:pPr>
-        <w:ind w:left="360" w:hanging="360"/>
-      </w:pPr>
-      <w:rPr>
-        <w:rFonts w:ascii="Wingdings" w:hAnsi="Wingdings" w:hint="default"/>
-      </w:rPr>
-    </w:lvl>
-    <w:lvl w:ilvl="1" w:tplc="04090003" w:tentative="1">
-      <w:start w:val="1"/>
-      <w:numFmt w:val="bullet"/>
-      <w:lvlText w:val="o"/>
-      <w:lvlJc w:val="left"/>
-      <w:pPr>
-        <w:ind w:left="1080" w:hanging="360"/>
-      </w:pPr>
-      <w:rPr>
-        <w:rFonts w:ascii="Courier New" w:hAnsi="Courier New" w:cs="Courier New" w:hint="default"/>
-      </w:rPr>
-    </w:lvl>
-    <w:lvl w:ilvl="2" w:tplc="04090005" w:tentative="1">
-      <w:start w:val="1"/>
-      <w:numFmt w:val="bullet"/>
-      <w:lvlText w:val=""/>
-      <w:lvlJc w:val="left"/>
-      <w:pPr>
-        <w:ind w:left="1800" w:hanging="360"/>
-      </w:pPr>
-      <w:rPr>
-        <w:rFonts w:ascii="Wingdings" w:hAnsi="Wingdings" w:hint="default"/>
-      </w:rPr>
-    </w:lvl>
-    <w:lvl w:ilvl="3" w:tplc="04090001" w:tentative="1">
-      <w:start w:val="1"/>
-      <w:numFmt w:val="bullet"/>
-      <w:lvlText w:val=""/>
-      <w:lvlJc w:val="left"/>
-      <w:pPr>
-        <w:ind w:left="2520" w:hanging="360"/>
-      </w:pPr>
-      <w:rPr>
-        <w:rFonts w:ascii="Symbol" w:hAnsi="Symbol" w:hint="default"/>
-      </w:rPr>
-    </w:lvl>
-    <w:lvl w:ilvl="4" w:tplc="04090003" w:tentative="1">
-      <w:start w:val="1"/>
-      <w:numFmt w:val="bullet"/>
-      <w:lvlText w:val="o"/>
-      <w:lvlJc w:val="left"/>
-      <w:pPr>
-        <w:ind w:left="3240" w:hanging="360"/>
-      </w:pPr>
-      <w:rPr>
-        <w:rFonts w:ascii="Courier New" w:hAnsi="Courier New" w:cs="Courier New" w:hint="default"/>
-      </w:rPr>
-    </w:lvl>
-    <w:lvl w:ilvl="5" w:tplc="04090005" w:tentative="1">
-      <w:start w:val="1"/>
-      <w:numFmt w:val="bullet"/>
-      <w:lvlText w:val=""/>
-      <w:lvlJc w:val="left"/>
-      <w:pPr>
-        <w:ind w:left="3960" w:hanging="360"/>
-      </w:pPr>
-      <w:rPr>
-        <w:rFonts w:ascii="Wingdings" w:hAnsi="Wingdings" w:hint="default"/>
-      </w:rPr>
-    </w:lvl>
-    <w:lvl w:ilvl="6" w:tplc="04090001" w:tentative="1">
-      <w:start w:val="1"/>
-      <w:numFmt w:val="bullet"/>
-      <w:lvlText w:val=""/>
-      <w:lvlJc w:val="left"/>
-      <w:pPr>
-        <w:ind w:left="4680" w:hanging="360"/>
-      </w:pPr>
-      <w:rPr>
-        <w:rFonts w:ascii="Symbol" w:hAnsi="Symbol" w:hint="default"/>
-      </w:rPr>
-    </w:lvl>
-    <w:lvl w:ilvl="7" w:tplc="04090003" w:tentative="1">
-      <w:start w:val="1"/>
-      <w:numFmt w:val="bullet"/>
-      <w:lvlText w:val="o"/>
-      <w:lvlJc w:val="left"/>
-      <w:pPr>
-        <w:ind w:left="5400" w:hanging="360"/>
-      </w:pPr>
-      <w:rPr>
-        <w:rFonts w:ascii="Courier New" w:hAnsi="Courier New" w:cs="Courier New" w:hint="default"/>
-      </w:rPr>
-    </w:lvl>
-    <w:lvl w:ilvl="8" w:tplc="04090005" w:tentative="1">
-      <w:start w:val="1"/>
-      <w:numFmt w:val="bullet"/>
-      <w:lvlText w:val=""/>
-      <w:lvlJc w:val="left"/>
-      <w:pPr>
-        <w:ind w:left="6120" w:hanging="360"/>
-      </w:pPr>
-      <w:rPr>
-        <w:rFonts w:ascii="Wingdings" w:hAnsi="Wingdings" w:hint="default"/>
-      </w:rPr>
-    </w:lvl>
-  </w:abstractNum>
-  <w:abstractNum w:abstractNumId="11">
-    <w:nsid w:val="506757BB"/>
-    <w:multiLevelType w:val="hybridMultilevel"/>
-    <w:tmpl w:val="E9CE07FE"/>
-    <w:lvl w:ilvl="0" w:tplc="150EE914">
-      <w:start w:val="1"/>
-      <w:numFmt w:val="bullet"/>
-      <w:lvlText w:val=""/>
-      <w:lvlJc w:val="left"/>
-      <w:pPr>
-        <w:ind w:left="360" w:hanging="360"/>
-      </w:pPr>
-      <w:rPr>
-        <w:rFonts w:ascii="Wingdings" w:hAnsi="Wingdings" w:hint="default"/>
-      </w:rPr>
-    </w:lvl>
-    <w:lvl w:ilvl="1" w:tplc="04090003" w:tentative="1">
-      <w:start w:val="1"/>
-      <w:numFmt w:val="bullet"/>
-      <w:lvlText w:val="o"/>
-      <w:lvlJc w:val="left"/>
-      <w:pPr>
-        <w:ind w:left="1080" w:hanging="360"/>
-      </w:pPr>
-      <w:rPr>
-        <w:rFonts w:ascii="Courier New" w:hAnsi="Courier New" w:cs="Courier New" w:hint="default"/>
-      </w:rPr>
-    </w:lvl>
-    <w:lvl w:ilvl="2" w:tplc="04090005" w:tentative="1">
-      <w:start w:val="1"/>
-      <w:numFmt w:val="bullet"/>
-      <w:lvlText w:val=""/>
-      <w:lvlJc w:val="left"/>
-      <w:pPr>
-        <w:ind w:left="1800" w:hanging="360"/>
-      </w:pPr>
-      <w:rPr>
-        <w:rFonts w:ascii="Wingdings" w:hAnsi="Wingdings" w:hint="default"/>
-      </w:rPr>
-    </w:lvl>
-    <w:lvl w:ilvl="3" w:tplc="04090001" w:tentative="1">
-      <w:start w:val="1"/>
-      <w:numFmt w:val="bullet"/>
-      <w:lvlText w:val=""/>
-      <w:lvlJc w:val="left"/>
-      <w:pPr>
-        <w:ind w:left="2520" w:hanging="360"/>
-      </w:pPr>
-      <w:rPr>
-        <w:rFonts w:ascii="Symbol" w:hAnsi="Symbol" w:hint="default"/>
-      </w:rPr>
-    </w:lvl>
-    <w:lvl w:ilvl="4" w:tplc="04090003" w:tentative="1">
-      <w:start w:val="1"/>
-      <w:numFmt w:val="bullet"/>
-      <w:lvlText w:val="o"/>
-      <w:lvlJc w:val="left"/>
-      <w:pPr>
-        <w:ind w:left="3240" w:hanging="360"/>
-      </w:pPr>
-      <w:rPr>
-        <w:rFonts w:ascii="Courier New" w:hAnsi="Courier New" w:cs="Courier New" w:hint="default"/>
-      </w:rPr>
-    </w:lvl>
-    <w:lvl w:ilvl="5" w:tplc="04090005" w:tentative="1">
-      <w:start w:val="1"/>
-      <w:numFmt w:val="bullet"/>
-      <w:lvlText w:val=""/>
-      <w:lvlJc w:val="left"/>
-      <w:pPr>
-        <w:ind w:left="3960" w:hanging="360"/>
-      </w:pPr>
-      <w:rPr>
-        <w:rFonts w:ascii="Wingdings" w:hAnsi="Wingdings" w:hint="default"/>
-      </w:rPr>
-    </w:lvl>
-    <w:lvl w:ilvl="6" w:tplc="04090001" w:tentative="1">
-      <w:start w:val="1"/>
-      <w:numFmt w:val="bullet"/>
-      <w:lvlText w:val=""/>
-      <w:lvlJc w:val="left"/>
-      <w:pPr>
-        <w:ind w:left="4680" w:hanging="360"/>
-      </w:pPr>
-      <w:rPr>
-        <w:rFonts w:ascii="Symbol" w:hAnsi="Symbol" w:hint="default"/>
-      </w:rPr>
-    </w:lvl>
-    <w:lvl w:ilvl="7" w:tplc="04090003" w:tentative="1">
-      <w:start w:val="1"/>
-      <w:numFmt w:val="bullet"/>
-      <w:lvlText w:val="o"/>
-      <w:lvlJc w:val="left"/>
-      <w:pPr>
-        <w:ind w:left="5400" w:hanging="360"/>
-      </w:pPr>
-      <w:rPr>
-        <w:rFonts w:ascii="Courier New" w:hAnsi="Courier New" w:cs="Courier New" w:hint="default"/>
-      </w:rPr>
-    </w:lvl>
-    <w:lvl w:ilvl="8" w:tplc="04090005" w:tentative="1">
-      <w:start w:val="1"/>
-      <w:numFmt w:val="bullet"/>
-      <w:lvlText w:val=""/>
-      <w:lvlJc w:val="left"/>
-      <w:pPr>
-        <w:ind w:left="6120" w:hanging="360"/>
-      </w:pPr>
-      <w:rPr>
-        <w:rFonts w:ascii="Wingdings" w:hAnsi="Wingdings" w:hint="default"/>
-      </w:rPr>
-    </w:lvl>
-  </w:abstractNum>
-  <w:abstractNum w:abstractNumId="12">
-    <w:nsid w:val="56967EE7"/>
-    <w:multiLevelType w:val="hybridMultilevel"/>
-    <w:tmpl w:val="A18E5626"/>
-    <w:lvl w:ilvl="0" w:tplc="04090001">
-      <w:numFmt w:val="bullet"/>
-      <w:lvlText w:val=""/>
-      <w:lvlJc w:val="left"/>
-      <w:pPr>
-        <w:ind w:left="720" w:hanging="360"/>
-      </w:pPr>
-      <w:rPr>
-        <w:rFonts w:ascii="Symbol" w:eastAsia="Times New Roman" w:hAnsi="Symbol" w:cs="Times New Roman" w:hint="default"/>
-      </w:rPr>
-    </w:lvl>
-    <w:lvl w:ilvl="1" w:tplc="04090003" w:tentative="1">
-      <w:start w:val="1"/>
-      <w:numFmt w:val="bullet"/>
-      <w:lvlText w:val="o"/>
-      <w:lvlJc w:val="left"/>
-      <w:pPr>
-        <w:ind w:left="1440" w:hanging="360"/>
-      </w:pPr>
-      <w:rPr>
-        <w:rFonts w:ascii="Courier New" w:hAnsi="Courier New" w:cs="Courier New" w:hint="default"/>
-      </w:rPr>
-    </w:lvl>
-    <w:lvl w:ilvl="2" w:tplc="04090005" w:tentative="1">
-      <w:start w:val="1"/>
-      <w:numFmt w:val="bullet"/>
-      <w:lvlText w:val=""/>
-      <w:lvlJc w:val="left"/>
-      <w:pPr>
-        <w:ind w:left="2160" w:hanging="360"/>
-      </w:pPr>
-      <w:rPr>
-        <w:rFonts w:ascii="Wingdings" w:hAnsi="Wingdings" w:hint="default"/>
-      </w:rPr>
-    </w:lvl>
-    <w:lvl w:ilvl="3" w:tplc="04090001" w:tentative="1">
-      <w:start w:val="1"/>
-      <w:numFmt w:val="bullet"/>
-      <w:lvlText w:val=""/>
-      <w:lvlJc w:val="left"/>
-      <w:pPr>
-        <w:ind w:left="2880" w:hanging="360"/>
-      </w:pPr>
-      <w:rPr>
-        <w:rFonts w:ascii="Symbol" w:hAnsi="Symbol" w:hint="default"/>
-      </w:rPr>
-    </w:lvl>
-    <w:lvl w:ilvl="4" w:tplc="04090003" w:tentative="1">
-      <w:start w:val="1"/>
-      <w:numFmt w:val="bullet"/>
-      <w:lvlText w:val="o"/>
-      <w:lvlJc w:val="left"/>
-      <w:pPr>
-        <w:ind w:left="3600" w:hanging="360"/>
-      </w:pPr>
-      <w:rPr>
-        <w:rFonts w:ascii="Courier New" w:hAnsi="Courier New" w:cs="Courier New" w:hint="default"/>
-      </w:rPr>
-    </w:lvl>
-    <w:lvl w:ilvl="5" w:tplc="04090005" w:tentative="1">
-      <w:start w:val="1"/>
-      <w:numFmt w:val="bullet"/>
-      <w:lvlText w:val=""/>
-      <w:lvlJc w:val="left"/>
-      <w:pPr>
-        <w:ind w:left="4320" w:hanging="360"/>
-      </w:pPr>
-      <w:rPr>
-        <w:rFonts w:ascii="Wingdings" w:hAnsi="Wingdings" w:hint="default"/>
-      </w:rPr>
-    </w:lvl>
-    <w:lvl w:ilvl="6" w:tplc="04090001" w:tentative="1">
-      <w:start w:val="1"/>
-      <w:numFmt w:val="bullet"/>
-      <w:lvlText w:val=""/>
-      <w:lvlJc w:val="left"/>
-      <w:pPr>
-        <w:ind w:left="5040" w:hanging="360"/>
-      </w:pPr>
-      <w:rPr>
-        <w:rFonts w:ascii="Symbol" w:hAnsi="Symbol" w:hint="default"/>
-      </w:rPr>
-    </w:lvl>
-    <w:lvl w:ilvl="7" w:tplc="04090003" w:tentative="1">
-      <w:start w:val="1"/>
-      <w:numFmt w:val="bullet"/>
-      <w:lvlText w:val="o"/>
-      <w:lvlJc w:val="left"/>
-      <w:pPr>
-        <w:ind w:left="5760" w:hanging="360"/>
-      </w:pPr>
-      <w:rPr>
-        <w:rFonts w:ascii="Courier New" w:hAnsi="Courier New" w:cs="Courier New" w:hint="default"/>
-      </w:rPr>
-    </w:lvl>
-    <w:lvl w:ilvl="8" w:tplc="04090005" w:tentative="1">
-      <w:start w:val="1"/>
-      <w:numFmt w:val="bullet"/>
-      <w:lvlText w:val=""/>
-      <w:lvlJc w:val="left"/>
-      <w:pPr>
-        <w:ind w:left="6480" w:hanging="360"/>
-      </w:pPr>
-      <w:rPr>
-        <w:rFonts w:ascii="Wingdings" w:hAnsi="Wingdings" w:hint="default"/>
-      </w:rPr>
-    </w:lvl>
-  </w:abstractNum>
-  <w:abstractNum w:abstractNumId="13">
-    <w:nsid w:val="5EB35038"/>
-    <w:multiLevelType w:val="hybridMultilevel"/>
-    <w:tmpl w:val="E10E56EC"/>
-    <w:lvl w:ilvl="0" w:tplc="04090001">
+    <w:tmpl w:val="3DC29F4E"/>
+    <w:lvl w:ilvl="0" w:tplc="90CC8EC6">
+      <w:start w:val="2009"/>
       <w:numFmt w:val="bullet"/>
       <w:lvlText w:val=""/>
       <w:lvlJc w:val="left"/>
@@ -4251,49 +5378,79 @@
     </w:lvl>
   </w:abstractNum>
   <w:num w:numId="1">
-    <w:abstractNumId w:val="8"/>
+    <w:abstractNumId w:val="6"/>
     <w:lvlOverride w:ilvl="0">
       <w:startOverride w:val="1"/>
     </w:lvlOverride>
   </w:num>
   <w:num w:numId="2">
-    <w:abstractNumId w:val="11"/>
+    <w:abstractNumId w:val="22"/>
   </w:num>
   <w:num w:numId="3">
+    <w:abstractNumId w:val="8"/>
+  </w:num>
+  <w:num w:numId="4">
+    <w:abstractNumId w:val="17"/>
+  </w:num>
+  <w:num w:numId="5">
+    <w:abstractNumId w:val="18"/>
+  </w:num>
+  <w:num w:numId="6">
+    <w:abstractNumId w:val="21"/>
+  </w:num>
+  <w:num w:numId="7">
+    <w:abstractNumId w:val="10"/>
+  </w:num>
+  <w:num w:numId="8">
+    <w:abstractNumId w:val="13"/>
+  </w:num>
+  <w:num w:numId="9">
+    <w:abstractNumId w:val="0"/>
+  </w:num>
+  <w:num w:numId="10">
     <w:abstractNumId w:val="7"/>
   </w:num>
-  <w:num w:numId="4">
-    <w:abstractNumId w:val="12"/>
-  </w:num>
-  <w:num w:numId="5">
-    <w:abstractNumId w:val="1"/>
-  </w:num>
-  <w:num w:numId="6">
-    <w:abstractNumId w:val="13"/>
-  </w:num>
-  <w:num w:numId="7">
-    <w:abstractNumId w:val="5"/>
-  </w:num>
-  <w:num w:numId="8">
-    <w:abstractNumId w:val="0"/>
-  </w:num>
-  <w:num w:numId="9">
-    <w:abstractNumId w:val="10"/>
-  </w:num>
-  <w:num w:numId="10">
+  <w:num w:numId="11">
     <w:abstractNumId w:val="4"/>
-  </w:num>
-  <w:num w:numId="11">
-    <w:abstractNumId w:val="3"/>
   </w:num>
   <w:num w:numId="12">
     <w:abstractNumId w:val="9"/>
   </w:num>
   <w:num w:numId="13">
-    <w:abstractNumId w:val="6"/>
+    <w:abstractNumId w:val="23"/>
   </w:num>
   <w:num w:numId="14">
+    <w:abstractNumId w:val="19"/>
+  </w:num>
+  <w:num w:numId="15">
+    <w:abstractNumId w:val="1"/>
+  </w:num>
+  <w:num w:numId="16">
+    <w:abstractNumId w:val="20"/>
+  </w:num>
+  <w:num w:numId="17">
+    <w:abstractNumId w:val="5"/>
+  </w:num>
+  <w:num w:numId="18">
+    <w:abstractNumId w:val="16"/>
+  </w:num>
+  <w:num w:numId="19">
     <w:abstractNumId w:val="2"/>
+  </w:num>
+  <w:num w:numId="20">
+    <w:abstractNumId w:val="3"/>
+  </w:num>
+  <w:num w:numId="21">
+    <w:abstractNumId w:val="11"/>
+  </w:num>
+  <w:num w:numId="22">
+    <w:abstractNumId w:val="15"/>
+  </w:num>
+  <w:num w:numId="23">
+    <w:abstractNumId w:val="12"/>
+  </w:num>
+  <w:num w:numId="24">
+    <w:abstractNumId w:val="14"/>
   </w:num>
 </w:numbering>
 </file>
@@ -4359,7 +5516,7 @@
     <w:lsdException w:name="Medium Shading 2 Accent 1" w:semiHidden="0" w:uiPriority="64" w:unhideWhenUsed="0"/>
     <w:lsdException w:name="Medium List 1 Accent 1" w:semiHidden="0" w:uiPriority="65" w:unhideWhenUsed="0"/>
     <w:lsdException w:name="Revision" w:unhideWhenUsed="0"/>
-    <w:lsdException w:name="List Paragraph" w:semiHidden="0" w:uiPriority="34" w:unhideWhenUsed="0" w:qFormat="1"/>
+    <w:lsdException w:name="List Paragraph" w:semiHidden="0" w:uiPriority="0" w:unhideWhenUsed="0" w:qFormat="1"/>
     <w:lsdException w:name="Quote" w:semiHidden="0" w:uiPriority="29" w:unhideWhenUsed="0" w:qFormat="1"/>
     <w:lsdException w:name="Intense Quote" w:semiHidden="0" w:uiPriority="30" w:unhideWhenUsed="0" w:qFormat="1"/>
     <w:lsdException w:name="Medium List 2 Accent 1" w:semiHidden="0" w:uiPriority="66" w:unhideWhenUsed="0"/>
@@ -4608,7 +5765,7 @@
     <w:basedOn w:val="DefaultParagraphFont"/>
     <w:uiPriority w:val="22"/>
     <w:qFormat/>
-    <w:rsid w:val="00B26671"/>
+    <w:rsid w:val="00AF3CC1"/>
     <w:rPr>
       <w:b/>
       <w:bCs/>
@@ -4619,7 +5776,7 @@
     <w:basedOn w:val="Normal"/>
     <w:uiPriority w:val="99"/>
     <w:unhideWhenUsed/>
-    <w:rsid w:val="00B26671"/>
+    <w:rsid w:val="00AF3CC1"/>
     <w:pPr>
       <w:spacing w:before="100" w:beforeAutospacing="1" w:after="100" w:afterAutospacing="1"/>
     </w:pPr>
@@ -4692,7 +5849,7 @@
     <w:lsdException w:name="Medium Shading 2 Accent 1" w:semiHidden="0" w:uiPriority="64" w:unhideWhenUsed="0"/>
     <w:lsdException w:name="Medium List 1 Accent 1" w:semiHidden="0" w:uiPriority="65" w:unhideWhenUsed="0"/>
     <w:lsdException w:name="Revision" w:unhideWhenUsed="0"/>
-    <w:lsdException w:name="List Paragraph" w:semiHidden="0" w:uiPriority="34" w:unhideWhenUsed="0" w:qFormat="1"/>
+    <w:lsdException w:name="List Paragraph" w:semiHidden="0" w:uiPriority="0" w:unhideWhenUsed="0" w:qFormat="1"/>
     <w:lsdException w:name="Quote" w:semiHidden="0" w:uiPriority="29" w:unhideWhenUsed="0" w:qFormat="1"/>
     <w:lsdException w:name="Intense Quote" w:semiHidden="0" w:uiPriority="30" w:unhideWhenUsed="0" w:qFormat="1"/>
     <w:lsdException w:name="Medium List 2 Accent 1" w:semiHidden="0" w:uiPriority="66" w:unhideWhenUsed="0"/>
@@ -4941,7 +6098,7 @@
     <w:basedOn w:val="DefaultParagraphFont"/>
     <w:uiPriority w:val="22"/>
     <w:qFormat/>
-    <w:rsid w:val="00B26671"/>
+    <w:rsid w:val="00AF3CC1"/>
     <w:rPr>
       <w:b/>
       <w:bCs/>
@@ -4952,7 +6109,7 @@
     <w:basedOn w:val="Normal"/>
     <w:uiPriority w:val="99"/>
     <w:unhideWhenUsed/>
-    <w:rsid w:val="00B26671"/>
+    <w:rsid w:val="00AF3CC1"/>
     <w:pPr>
       <w:spacing w:before="100" w:beforeAutospacing="1" w:after="100" w:afterAutospacing="1"/>
     </w:pPr>

--- a/lars/Angular/Lars_Jansen.docx
+++ b/lars/Angular/Lars_Jansen.docx
@@ -165,129 +165,328 @@
     </w:p>
     <w:p>
       <w:pPr>
-        <w:spacing w:after="80"/>
+        <w:pStyle w:val="NormalWeb"/>
+        <w:spacing w:before="0" w:beforeAutospacing="0" w:after="0" w:afterAutospacing="0"/>
         <w:jc w:val="both"/>
         <w:rPr>
           <w:rFonts w:ascii="Arial" w:hAnsi="Arial" w:cs="Arial"/>
-          <w:szCs w:val="19"/>
-        </w:rPr>
-      </w:pPr>
-      <w:r>
-        <w:rPr>
-          <w:rFonts w:ascii="Arial" w:hAnsi="Arial" w:cs="Arial"/>
-          <w:szCs w:val="19"/>
-        </w:rPr>
-        <w:t xml:space="preserve">Senior Software Engineer with 9+ years delivering enterprise-grade web platforms with </w:t>
-      </w:r>
-      <w:r>
-        <w:rPr>
-          <w:rStyle w:val="Strong"/>
-          <w:rFonts w:ascii="Arial" w:hAnsi="Arial" w:cs="Arial"/>
-          <w:szCs w:val="19"/>
-        </w:rPr>
-        <w:t xml:space="preserve">.NET </w:t>
+          <w:sz w:val="20"/>
+        </w:rPr>
+      </w:pPr>
+      <w:r>
+        <w:rPr>
+          <w:rFonts w:ascii="Arial" w:hAnsi="Arial" w:cs="Arial"/>
+          <w:sz w:val="20"/>
+        </w:rPr>
+        <w:t xml:space="preserve">Senior </w:t>
+      </w:r>
+      <w:r>
+        <w:rPr>
+          <w:rStyle w:val="Strong"/>
+          <w:rFonts w:ascii="Arial" w:hAnsi="Arial" w:cs="Arial"/>
+          <w:sz w:val="20"/>
+        </w:rPr>
+        <w:t>Angular Frontend Engineer</w:t>
+      </w:r>
+      <w:r>
+        <w:rPr>
+          <w:rFonts w:ascii="Arial" w:hAnsi="Arial" w:cs="Arial"/>
+          <w:sz w:val="20"/>
+        </w:rPr>
+        <w:t xml:space="preserve"> with </w:t>
+      </w:r>
+      <w:r>
+        <w:rPr>
+          <w:rStyle w:val="Strong"/>
+          <w:rFonts w:ascii="Arial" w:hAnsi="Arial" w:cs="Arial"/>
+          <w:sz w:val="20"/>
+        </w:rPr>
+        <w:t>9+ years</w:t>
+      </w:r>
+      <w:r>
+        <w:rPr>
+          <w:rFonts w:ascii="Arial" w:hAnsi="Arial" w:cs="Arial"/>
+          <w:sz w:val="20"/>
+        </w:rPr>
+        <w:t xml:space="preserve"> in product teams across </w:t>
       </w:r>
       <w:proofErr w:type="spellStart"/>
       <w:r>
         <w:rPr>
           <w:rStyle w:val="Strong"/>
           <w:rFonts w:ascii="Arial" w:hAnsi="Arial" w:cs="Arial"/>
-          <w:szCs w:val="19"/>
-        </w:rPr>
-        <w:t>backends</w:t>
+          <w:sz w:val="20"/>
+        </w:rPr>
+        <w:t>SaaS</w:t>
       </w:r>
       <w:proofErr w:type="spellEnd"/>
       <w:r>
         <w:rPr>
-          <w:rFonts w:ascii="Arial" w:hAnsi="Arial" w:cs="Arial"/>
-          <w:szCs w:val="19"/>
-        </w:rPr>
-        <w:t xml:space="preserve"> and </w:t>
-      </w:r>
-      <w:r>
-        <w:rPr>
-          <w:rStyle w:val="Strong"/>
-          <w:rFonts w:ascii="Arial" w:hAnsi="Arial" w:cs="Arial"/>
-          <w:szCs w:val="19"/>
-        </w:rPr>
-        <w:t>Angular frontends</w:t>
-      </w:r>
-      <w:r>
-        <w:rPr>
-          <w:rFonts w:ascii="Arial" w:hAnsi="Arial" w:cs="Arial"/>
-          <w:szCs w:val="19"/>
-        </w:rPr>
-        <w:t xml:space="preserve">, focused on clean architecture, predictable delivery, and long-term maintainability. </w:t>
-      </w:r>
-      <w:proofErr w:type="gramStart"/>
-      <w:r>
-        <w:rPr>
-          <w:rFonts w:ascii="Arial" w:hAnsi="Arial" w:cs="Arial"/>
-          <w:szCs w:val="19"/>
-        </w:rPr>
-        <w:t xml:space="preserve">Strong in building </w:t>
-      </w:r>
-      <w:r>
-        <w:rPr>
-          <w:rStyle w:val="Strong"/>
-          <w:rFonts w:ascii="Arial" w:hAnsi="Arial" w:cs="Arial"/>
-          <w:szCs w:val="19"/>
-        </w:rPr>
-        <w:t>secure REST APIs</w:t>
-      </w:r>
-      <w:r>
-        <w:rPr>
-          <w:rFonts w:ascii="Arial" w:hAnsi="Arial" w:cs="Arial"/>
-          <w:szCs w:val="19"/>
-        </w:rPr>
-        <w:t xml:space="preserve">, designing </w:t>
-      </w:r>
-      <w:r>
-        <w:rPr>
-          <w:rStyle w:val="Strong"/>
-          <w:rFonts w:ascii="Arial" w:hAnsi="Arial" w:cs="Arial"/>
-          <w:szCs w:val="19"/>
-        </w:rPr>
-        <w:t>reusable UI component systems</w:t>
-      </w:r>
-      <w:r>
-        <w:rPr>
-          <w:rFonts w:ascii="Arial" w:hAnsi="Arial" w:cs="Arial"/>
-          <w:szCs w:val="19"/>
-        </w:rPr>
-        <w:t xml:space="preserve">, optimizing </w:t>
-      </w:r>
-      <w:r>
-        <w:rPr>
-          <w:rStyle w:val="Strong"/>
-          <w:rFonts w:ascii="Arial" w:hAnsi="Arial" w:cs="Arial"/>
-          <w:szCs w:val="19"/>
-        </w:rPr>
-        <w:t>SQL performance</w:t>
-      </w:r>
-      <w:r>
-        <w:rPr>
-          <w:rFonts w:ascii="Arial" w:hAnsi="Arial" w:cs="Arial"/>
-          <w:szCs w:val="19"/>
-        </w:rPr>
-        <w:t xml:space="preserve">, and shipping reliably through </w:t>
-      </w:r>
-      <w:r>
-        <w:rPr>
-          <w:rStyle w:val="Strong"/>
-          <w:rFonts w:ascii="Arial" w:hAnsi="Arial" w:cs="Arial"/>
-          <w:szCs w:val="19"/>
-        </w:rPr>
-        <w:t>CI/CD</w:t>
-      </w:r>
-      <w:r>
-        <w:rPr>
-          <w:rFonts w:ascii="Arial" w:hAnsi="Arial" w:cs="Arial"/>
-          <w:szCs w:val="19"/>
-        </w:rPr>
-        <w:t xml:space="preserve"> on cloud environments.</w:t>
-      </w:r>
-      <w:proofErr w:type="gramEnd"/>
+          <w:rStyle w:val="Strong"/>
+          <w:rFonts w:ascii="Arial" w:hAnsi="Arial" w:cs="Arial"/>
+          <w:sz w:val="20"/>
+        </w:rPr>
+        <w:t xml:space="preserve"> / B2B platforms</w:t>
+      </w:r>
+      <w:r>
+        <w:rPr>
+          <w:rFonts w:ascii="Arial" w:hAnsi="Arial" w:cs="Arial"/>
+          <w:sz w:val="20"/>
+        </w:rPr>
+        <w:t xml:space="preserve">, building high-traffic, data-heavy web apps where </w:t>
+      </w:r>
+      <w:r>
+        <w:rPr>
+          <w:rStyle w:val="Strong"/>
+          <w:rFonts w:ascii="Arial" w:hAnsi="Arial" w:cs="Arial"/>
+          <w:sz w:val="20"/>
+        </w:rPr>
+        <w:t>UX consistency</w:t>
+      </w:r>
+      <w:r>
+        <w:rPr>
+          <w:rFonts w:ascii="Arial" w:hAnsi="Arial" w:cs="Arial"/>
+          <w:sz w:val="20"/>
+        </w:rPr>
+        <w:t xml:space="preserve">, </w:t>
+      </w:r>
+      <w:r>
+        <w:rPr>
+          <w:rStyle w:val="Strong"/>
+          <w:rFonts w:ascii="Arial" w:hAnsi="Arial" w:cs="Arial"/>
+          <w:sz w:val="20"/>
+        </w:rPr>
+        <w:t>performance</w:t>
+      </w:r>
+      <w:r>
+        <w:rPr>
+          <w:rFonts w:ascii="Arial" w:hAnsi="Arial" w:cs="Arial"/>
+          <w:sz w:val="20"/>
+        </w:rPr>
+        <w:t xml:space="preserve">, and </w:t>
+      </w:r>
+      <w:r>
+        <w:rPr>
+          <w:rStyle w:val="Strong"/>
+          <w:rFonts w:ascii="Arial" w:hAnsi="Arial" w:cs="Arial"/>
+          <w:sz w:val="20"/>
+        </w:rPr>
+        <w:t>reliability</w:t>
+      </w:r>
+      <w:r>
+        <w:rPr>
+          <w:rFonts w:ascii="Arial" w:hAnsi="Arial" w:cs="Arial"/>
+          <w:sz w:val="20"/>
+        </w:rPr>
+        <w:t xml:space="preserve"> matter. I work end-to-end on Angular ecosystems—designing </w:t>
+      </w:r>
+      <w:r>
+        <w:rPr>
+          <w:rStyle w:val="Strong"/>
+          <w:rFonts w:ascii="Arial" w:hAnsi="Arial" w:cs="Arial"/>
+          <w:sz w:val="20"/>
+        </w:rPr>
+        <w:t>feature module boundaries</w:t>
+      </w:r>
+      <w:r>
+        <w:rPr>
+          <w:rFonts w:ascii="Arial" w:hAnsi="Arial" w:cs="Arial"/>
+          <w:sz w:val="20"/>
+        </w:rPr>
+        <w:t xml:space="preserve">, scalable </w:t>
+      </w:r>
+      <w:r>
+        <w:rPr>
+          <w:rStyle w:val="Strong"/>
+          <w:rFonts w:ascii="Arial" w:hAnsi="Arial" w:cs="Arial"/>
+          <w:sz w:val="20"/>
+        </w:rPr>
+        <w:t>component architecture</w:t>
+      </w:r>
+      <w:r>
+        <w:rPr>
+          <w:rFonts w:ascii="Arial" w:hAnsi="Arial" w:cs="Arial"/>
+          <w:sz w:val="20"/>
+        </w:rPr>
+        <w:t xml:space="preserve">, and predictable </w:t>
+      </w:r>
+      <w:r>
+        <w:rPr>
+          <w:rStyle w:val="Strong"/>
+          <w:rFonts w:ascii="Arial" w:hAnsi="Arial" w:cs="Arial"/>
+          <w:sz w:val="20"/>
+        </w:rPr>
+        <w:t>state flows</w:t>
+      </w:r>
+      <w:r>
+        <w:rPr>
+          <w:rFonts w:ascii="Arial" w:hAnsi="Arial" w:cs="Arial"/>
+          <w:sz w:val="20"/>
+        </w:rPr>
+        <w:t xml:space="preserve">—so teams can ship faster without breaking shared UI contracts. Hands-on with </w:t>
+      </w:r>
+      <w:r>
+        <w:rPr>
+          <w:rStyle w:val="Strong"/>
+          <w:rFonts w:ascii="Arial" w:hAnsi="Arial" w:cs="Arial"/>
+          <w:sz w:val="20"/>
+        </w:rPr>
+        <w:t>Angular 15</w:t>
+      </w:r>
+      <w:r>
+        <w:rPr>
+          <w:rFonts w:ascii="Arial" w:hAnsi="Arial" w:cs="Arial"/>
+          <w:sz w:val="20"/>
+        </w:rPr>
+        <w:t xml:space="preserve">, </w:t>
+      </w:r>
+      <w:proofErr w:type="spellStart"/>
+      <w:r>
+        <w:rPr>
+          <w:rStyle w:val="Strong"/>
+          <w:rFonts w:ascii="Arial" w:hAnsi="Arial" w:cs="Arial"/>
+          <w:sz w:val="20"/>
+        </w:rPr>
+        <w:t>TypeScript</w:t>
+      </w:r>
+      <w:proofErr w:type="spellEnd"/>
+      <w:r>
+        <w:rPr>
+          <w:rStyle w:val="Strong"/>
+          <w:rFonts w:ascii="Arial" w:hAnsi="Arial" w:cs="Arial"/>
+          <w:sz w:val="20"/>
+        </w:rPr>
+        <w:t xml:space="preserve"> 4.8</w:t>
+      </w:r>
+      <w:r>
+        <w:rPr>
+          <w:rFonts w:ascii="Arial" w:hAnsi="Arial" w:cs="Arial"/>
+          <w:sz w:val="20"/>
+        </w:rPr>
+        <w:t xml:space="preserve">, </w:t>
+      </w:r>
+      <w:proofErr w:type="spellStart"/>
+      <w:r>
+        <w:rPr>
+          <w:rStyle w:val="Strong"/>
+          <w:rFonts w:ascii="Arial" w:hAnsi="Arial" w:cs="Arial"/>
+          <w:sz w:val="20"/>
+        </w:rPr>
+        <w:t>RxJS</w:t>
+      </w:r>
+      <w:proofErr w:type="spellEnd"/>
+      <w:r>
+        <w:rPr>
+          <w:rStyle w:val="Strong"/>
+          <w:rFonts w:ascii="Arial" w:hAnsi="Arial" w:cs="Arial"/>
+          <w:sz w:val="20"/>
+        </w:rPr>
+        <w:t xml:space="preserve"> 7</w:t>
+      </w:r>
+      <w:r>
+        <w:rPr>
+          <w:rFonts w:ascii="Arial" w:hAnsi="Arial" w:cs="Arial"/>
+          <w:sz w:val="20"/>
+        </w:rPr>
+        <w:t xml:space="preserve">, and </w:t>
+      </w:r>
+      <w:proofErr w:type="spellStart"/>
+      <w:r>
+        <w:rPr>
+          <w:rStyle w:val="Strong"/>
+          <w:rFonts w:ascii="Arial" w:hAnsi="Arial" w:cs="Arial"/>
+          <w:sz w:val="20"/>
+        </w:rPr>
+        <w:t>NgRx</w:t>
+      </w:r>
+      <w:proofErr w:type="spellEnd"/>
+      <w:r>
+        <w:rPr>
+          <w:rStyle w:val="Strong"/>
+          <w:rFonts w:ascii="Arial" w:hAnsi="Arial" w:cs="Arial"/>
+          <w:sz w:val="20"/>
+        </w:rPr>
+        <w:t xml:space="preserve"> 15</w:t>
+      </w:r>
+      <w:r>
+        <w:rPr>
+          <w:rFonts w:ascii="Arial" w:hAnsi="Arial" w:cs="Arial"/>
+          <w:sz w:val="20"/>
+        </w:rPr>
+        <w:t xml:space="preserve">, plus Angular Material and custom design systems, delivering accessible, responsive experiences aligned with </w:t>
+      </w:r>
+      <w:r>
+        <w:rPr>
+          <w:rStyle w:val="Strong"/>
+          <w:rFonts w:ascii="Arial" w:hAnsi="Arial" w:cs="Arial"/>
+          <w:sz w:val="20"/>
+        </w:rPr>
+        <w:t>WCAG</w:t>
+      </w:r>
+      <w:r>
+        <w:rPr>
+          <w:rFonts w:ascii="Arial" w:hAnsi="Arial" w:cs="Arial"/>
+          <w:sz w:val="20"/>
+        </w:rPr>
+        <w:t>. Strong at diagnosing real production issues—change detection regressions, guard/</w:t>
+      </w:r>
+      <w:proofErr w:type="spellStart"/>
+      <w:r>
+        <w:rPr>
+          <w:rFonts w:ascii="Arial" w:hAnsi="Arial" w:cs="Arial"/>
+          <w:sz w:val="20"/>
+        </w:rPr>
+        <w:t>auth</w:t>
+      </w:r>
+      <w:proofErr w:type="spellEnd"/>
+      <w:r>
+        <w:rPr>
+          <w:rFonts w:ascii="Arial" w:hAnsi="Arial" w:cs="Arial"/>
+          <w:sz w:val="20"/>
+        </w:rPr>
+        <w:t xml:space="preserve"> race conditions, bundle bloat, and UI latency—using profiling, strict typing, and clean reactive patterns (selectors, </w:t>
+      </w:r>
+      <w:proofErr w:type="spellStart"/>
+      <w:r>
+        <w:rPr>
+          <w:rFonts w:ascii="Arial" w:hAnsi="Arial" w:cs="Arial"/>
+          <w:sz w:val="20"/>
+        </w:rPr>
+        <w:t>async</w:t>
+      </w:r>
+      <w:proofErr w:type="spellEnd"/>
+      <w:r>
+        <w:rPr>
+          <w:rFonts w:ascii="Arial" w:hAnsi="Arial" w:cs="Arial"/>
+          <w:sz w:val="20"/>
+        </w:rPr>
+        <w:t xml:space="preserve"> pipe, immutable updates). I collaborate tightly with backend/API teams through </w:t>
+      </w:r>
+      <w:proofErr w:type="spellStart"/>
+      <w:r>
+        <w:rPr>
+          <w:rStyle w:val="Strong"/>
+          <w:rFonts w:ascii="Arial" w:hAnsi="Arial" w:cs="Arial"/>
+          <w:sz w:val="20"/>
+        </w:rPr>
+        <w:t>OpenAPI</w:t>
+      </w:r>
+      <w:proofErr w:type="spellEnd"/>
+      <w:r>
+        <w:rPr>
+          <w:rStyle w:val="Strong"/>
+          <w:rFonts w:ascii="Arial" w:hAnsi="Arial" w:cs="Arial"/>
+          <w:sz w:val="20"/>
+        </w:rPr>
+        <w:t>/Swagger</w:t>
+      </w:r>
+      <w:r>
+        <w:rPr>
+          <w:rFonts w:ascii="Arial" w:hAnsi="Arial" w:cs="Arial"/>
+          <w:sz w:val="20"/>
+        </w:rPr>
+        <w:t>, error semantics, and frontend resilience patterns (retries, fallbacks, caching) to keep releases stable in CI/CD environments.</w:t>
+      </w:r>
     </w:p>
     <w:p>
       <w:pPr>
@@ -309,52 +508,55 @@
     </w:p>
     <w:p>
       <w:pPr>
-        <w:pStyle w:val="ListParagraph"/>
+        <w:pStyle w:val="NormalWeb"/>
         <w:numPr>
           <w:ilvl w:val="0"/>
-          <w:numId w:val="22"/>
+          <w:numId w:val="26"/>
         </w:numPr>
-        <w:rPr>
-          <w:rFonts w:ascii="Arial" w:hAnsi="Arial" w:cs="Arial"/>
-          <w:sz w:val="18"/>
-        </w:rPr>
-      </w:pPr>
-      <w:r>
-        <w:rPr>
-          <w:rFonts w:ascii="Arial" w:hAnsi="Arial" w:cs="Arial"/>
-          <w:b/>
-          <w:sz w:val="18"/>
-        </w:rPr>
-        <w:t xml:space="preserve">Frontend — </w:t>
-      </w:r>
-      <w:r>
-        <w:rPr>
-          <w:rFonts w:ascii="Arial" w:hAnsi="Arial" w:cs="Arial"/>
-          <w:sz w:val="18"/>
-        </w:rPr>
-        <w:t>Angular (v5–v</w:t>
-      </w:r>
-      <w:r>
-        <w:rPr>
-          <w:rFonts w:ascii="Arial" w:hAnsi="Arial" w:cs="Arial"/>
-          <w:sz w:val="18"/>
-        </w:rPr>
-        <w:t>19</w:t>
-      </w:r>
-      <w:r>
-        <w:rPr>
-          <w:rFonts w:ascii="Arial" w:hAnsi="Arial" w:cs="Arial"/>
-          <w:sz w:val="18"/>
-        </w:rPr>
-        <w:t xml:space="preserve">), </w:t>
+        <w:jc w:val="both"/>
+        <w:rPr>
+          <w:rFonts w:ascii="Arial" w:hAnsi="Arial" w:cs="Arial"/>
+          <w:sz w:val="18"/>
+        </w:rPr>
+      </w:pPr>
+      <w:r>
+        <w:rPr>
+          <w:rStyle w:val="Strong"/>
+          <w:rFonts w:ascii="Arial" w:hAnsi="Arial" w:cs="Arial"/>
+          <w:sz w:val="18"/>
+        </w:rPr>
+        <w:t>Frontend</w:t>
+      </w:r>
+      <w:r>
+        <w:rPr>
+          <w:rFonts w:ascii="Arial" w:hAnsi="Arial" w:cs="Arial"/>
+          <w:sz w:val="18"/>
+        </w:rPr>
+        <w:t xml:space="preserve"> : </w:t>
+      </w:r>
+      <w:r>
+        <w:rPr>
+          <w:rStyle w:val="Strong"/>
+          <w:rFonts w:ascii="Arial" w:hAnsi="Arial" w:cs="Arial"/>
+          <w:sz w:val="18"/>
+        </w:rPr>
+        <w:t>Angular</w:t>
+      </w:r>
+      <w:r>
+        <w:rPr>
+          <w:rFonts w:ascii="Arial" w:hAnsi="Arial" w:cs="Arial"/>
+          <w:sz w:val="18"/>
+        </w:rPr>
+        <w:t xml:space="preserve"> 8→18, </w:t>
       </w:r>
       <w:proofErr w:type="spellStart"/>
       <w:r>
         <w:rPr>
-          <w:rFonts w:ascii="Arial" w:hAnsi="Arial" w:cs="Arial"/>
-          <w:sz w:val="18"/>
-        </w:rPr>
-        <w:t>AngularJS</w:t>
+          <w:rStyle w:val="Strong"/>
+          <w:rFonts w:ascii="Arial" w:hAnsi="Arial" w:cs="Arial"/>
+          <w:sz w:val="18"/>
+        </w:rPr>
+        <w:t>TypeScript</w:t>
       </w:r>
       <w:proofErr w:type="spellEnd"/>
       <w:r>
@@ -362,15 +564,31 @@
           <w:rFonts w:ascii="Arial" w:hAnsi="Arial" w:cs="Arial"/>
           <w:sz w:val="18"/>
         </w:rPr>
-        <w:t xml:space="preserve"> (v1.6), </w:t>
+        <w:t xml:space="preserve"> 3→5, </w:t>
+      </w:r>
+      <w:r>
+        <w:rPr>
+          <w:rStyle w:val="Strong"/>
+          <w:rFonts w:ascii="Arial" w:hAnsi="Arial" w:cs="Arial"/>
+          <w:sz w:val="18"/>
+        </w:rPr>
+        <w:t>JavaScript</w:t>
+      </w:r>
+      <w:r>
+        <w:rPr>
+          <w:rFonts w:ascii="Arial" w:hAnsi="Arial" w:cs="Arial"/>
+          <w:sz w:val="18"/>
+        </w:rPr>
+        <w:t xml:space="preserve"> ES2017→ES2025, </w:t>
       </w:r>
       <w:proofErr w:type="spellStart"/>
       <w:r>
         <w:rPr>
-          <w:rFonts w:ascii="Arial" w:hAnsi="Arial" w:cs="Arial"/>
-          <w:sz w:val="18"/>
-        </w:rPr>
-        <w:t>TypeScript</w:t>
+          <w:rStyle w:val="Strong"/>
+          <w:rFonts w:ascii="Arial" w:hAnsi="Arial" w:cs="Arial"/>
+          <w:sz w:val="18"/>
+        </w:rPr>
+        <w:t>RxJS</w:t>
       </w:r>
       <w:proofErr w:type="spellEnd"/>
       <w:r>
@@ -378,15 +596,16 @@
           <w:rFonts w:ascii="Arial" w:hAnsi="Arial" w:cs="Arial"/>
           <w:sz w:val="18"/>
         </w:rPr>
-        <w:t xml:space="preserve"> (v2.3–v4.8), JavaScript (ES6+), </w:t>
+        <w:t xml:space="preserve"> 6→7, </w:t>
       </w:r>
       <w:proofErr w:type="spellStart"/>
       <w:r>
         <w:rPr>
-          <w:rFonts w:ascii="Arial" w:hAnsi="Arial" w:cs="Arial"/>
-          <w:sz w:val="18"/>
-        </w:rPr>
-        <w:t>RxJS</w:t>
+          <w:rStyle w:val="Strong"/>
+          <w:rFonts w:ascii="Arial" w:hAnsi="Arial" w:cs="Arial"/>
+          <w:sz w:val="18"/>
+        </w:rPr>
+        <w:t>NgRx</w:t>
       </w:r>
       <w:proofErr w:type="spellEnd"/>
       <w:r>
@@ -394,15 +613,129 @@
           <w:rFonts w:ascii="Arial" w:hAnsi="Arial" w:cs="Arial"/>
           <w:sz w:val="18"/>
         </w:rPr>
-        <w:t xml:space="preserve"> (v5–v7), </w:t>
+        <w:t xml:space="preserve"> 8→16 (Store/Effects/Entity/Signals patterns), </w:t>
+      </w:r>
+      <w:r>
+        <w:rPr>
+          <w:rStyle w:val="Strong"/>
+          <w:rFonts w:ascii="Arial" w:hAnsi="Arial" w:cs="Arial"/>
+          <w:sz w:val="18"/>
+        </w:rPr>
+        <w:t>Angular Material</w:t>
+      </w:r>
+      <w:r>
+        <w:rPr>
+          <w:rFonts w:ascii="Arial" w:hAnsi="Arial" w:cs="Arial"/>
+          <w:sz w:val="18"/>
+        </w:rPr>
+        <w:t xml:space="preserve"> 8→17, </w:t>
+      </w:r>
+      <w:r>
+        <w:rPr>
+          <w:rStyle w:val="Strong"/>
+          <w:rFonts w:ascii="Arial" w:hAnsi="Arial" w:cs="Arial"/>
+          <w:sz w:val="18"/>
+        </w:rPr>
+        <w:t>CDK</w:t>
+      </w:r>
+      <w:r>
+        <w:rPr>
+          <w:rFonts w:ascii="Arial" w:hAnsi="Arial" w:cs="Arial"/>
+          <w:sz w:val="18"/>
+        </w:rPr>
+        <w:t xml:space="preserve"> 8→17, </w:t>
+      </w:r>
+      <w:r>
+        <w:rPr>
+          <w:rStyle w:val="Strong"/>
+          <w:rFonts w:ascii="Arial" w:hAnsi="Arial" w:cs="Arial"/>
+          <w:sz w:val="18"/>
+        </w:rPr>
+        <w:t>Standalone Components</w:t>
+      </w:r>
+      <w:r>
+        <w:rPr>
+          <w:rFonts w:ascii="Arial" w:hAnsi="Arial" w:cs="Arial"/>
+          <w:sz w:val="18"/>
+        </w:rPr>
+        <w:t xml:space="preserve"> 14→18, </w:t>
+      </w:r>
+      <w:r>
+        <w:rPr>
+          <w:rStyle w:val="Strong"/>
+          <w:rFonts w:ascii="Arial" w:hAnsi="Arial" w:cs="Arial"/>
+          <w:sz w:val="18"/>
+        </w:rPr>
+        <w:t>Signals</w:t>
+      </w:r>
+      <w:r>
+        <w:rPr>
+          <w:rFonts w:ascii="Arial" w:hAnsi="Arial" w:cs="Arial"/>
+          <w:sz w:val="18"/>
+        </w:rPr>
+        <w:t xml:space="preserve"> 16→18, </w:t>
+      </w:r>
+      <w:r>
+        <w:rPr>
+          <w:rStyle w:val="Strong"/>
+          <w:rFonts w:ascii="Arial" w:hAnsi="Arial" w:cs="Arial"/>
+          <w:sz w:val="18"/>
+        </w:rPr>
+        <w:t>Reactive Forms</w:t>
+      </w:r>
+      <w:r>
+        <w:rPr>
+          <w:rFonts w:ascii="Arial" w:hAnsi="Arial" w:cs="Arial"/>
+          <w:sz w:val="18"/>
+        </w:rPr>
+        <w:t xml:space="preserve"> + typed forms 14→18, </w:t>
+      </w:r>
+      <w:r>
+        <w:rPr>
+          <w:rStyle w:val="Strong"/>
+          <w:rFonts w:ascii="Arial" w:hAnsi="Arial" w:cs="Arial"/>
+          <w:sz w:val="18"/>
+        </w:rPr>
+        <w:t>Angular Router</w:t>
+      </w:r>
+      <w:r>
+        <w:rPr>
+          <w:rFonts w:ascii="Arial" w:hAnsi="Arial" w:cs="Arial"/>
+          <w:sz w:val="18"/>
+        </w:rPr>
+        <w:t xml:space="preserve"> 8→18 (guards/resolvers/lazy loading), </w:t>
+      </w:r>
+      <w:r>
+        <w:rPr>
+          <w:rStyle w:val="Strong"/>
+          <w:rFonts w:ascii="Arial" w:hAnsi="Arial" w:cs="Arial"/>
+          <w:sz w:val="18"/>
+        </w:rPr>
+        <w:t>SCSS/Sass</w:t>
+      </w:r>
+      <w:r>
+        <w:rPr>
+          <w:rFonts w:ascii="Arial" w:hAnsi="Arial" w:cs="Arial"/>
+          <w:sz w:val="18"/>
+        </w:rPr>
+        <w:t xml:space="preserve"> 1.3→1.7, </w:t>
+      </w:r>
+      <w:r>
+        <w:rPr>
+          <w:rStyle w:val="Strong"/>
+          <w:rFonts w:ascii="Arial" w:hAnsi="Arial" w:cs="Arial"/>
+          <w:sz w:val="18"/>
+        </w:rPr>
+        <w:t>CSS Grid/</w:t>
       </w:r>
       <w:proofErr w:type="spellStart"/>
       <w:r>
         <w:rPr>
-          <w:rFonts w:ascii="Arial" w:hAnsi="Arial" w:cs="Arial"/>
-          <w:sz w:val="18"/>
-        </w:rPr>
-        <w:t>NgRx</w:t>
+          <w:rStyle w:val="Strong"/>
+          <w:rFonts w:ascii="Arial" w:hAnsi="Arial" w:cs="Arial"/>
+          <w:sz w:val="18"/>
+        </w:rPr>
+        <w:t>Flexbox</w:t>
       </w:r>
       <w:proofErr w:type="spellEnd"/>
       <w:r>
@@ -410,23 +743,107 @@
           <w:rFonts w:ascii="Arial" w:hAnsi="Arial" w:cs="Arial"/>
           <w:sz w:val="18"/>
         </w:rPr>
-        <w:t xml:space="preserve"> (v4–v15), Angular Material (v5–v15), Component Libraries, Reactive Forms, </w:t>
+        <w:t xml:space="preserve">, </w:t>
+      </w:r>
+      <w:r>
+        <w:rPr>
+          <w:rStyle w:val="Strong"/>
+          <w:rFonts w:ascii="Arial" w:hAnsi="Arial" w:cs="Arial"/>
+          <w:sz w:val="18"/>
+        </w:rPr>
+        <w:t>Component Libraries</w:t>
+      </w:r>
+      <w:r>
+        <w:rPr>
+          <w:rFonts w:ascii="Arial" w:hAnsi="Arial" w:cs="Arial"/>
+          <w:sz w:val="18"/>
+        </w:rPr>
+        <w:t xml:space="preserve"> (custom design systems), </w:t>
+      </w:r>
+      <w:r>
+        <w:rPr>
+          <w:rStyle w:val="Strong"/>
+          <w:rFonts w:ascii="Arial" w:hAnsi="Arial" w:cs="Arial"/>
+          <w:sz w:val="18"/>
+        </w:rPr>
+        <w:t>Storybook</w:t>
+      </w:r>
+      <w:r>
+        <w:rPr>
+          <w:rFonts w:ascii="Arial" w:hAnsi="Arial" w:cs="Arial"/>
+          <w:sz w:val="18"/>
+        </w:rPr>
+        <w:t xml:space="preserve"> 6→8, micro-frontend patterns (</w:t>
+      </w:r>
+      <w:r>
+        <w:rPr>
+          <w:rStyle w:val="Strong"/>
+          <w:rFonts w:ascii="Arial" w:hAnsi="Arial" w:cs="Arial"/>
+          <w:sz w:val="18"/>
+        </w:rPr>
+        <w:t>Module Federation</w:t>
+      </w:r>
+      <w:r>
+        <w:rPr>
+          <w:rFonts w:ascii="Arial" w:hAnsi="Arial" w:cs="Arial"/>
+          <w:sz w:val="18"/>
+        </w:rPr>
+        <w:t xml:space="preserve"> 13→18), </w:t>
+      </w:r>
+      <w:r>
+        <w:rPr>
+          <w:rStyle w:val="Strong"/>
+          <w:rFonts w:ascii="Arial" w:hAnsi="Arial" w:cs="Arial"/>
+          <w:sz w:val="18"/>
+        </w:rPr>
+        <w:t>PWA</w:t>
+      </w:r>
+      <w:r>
+        <w:rPr>
+          <w:rFonts w:ascii="Arial" w:hAnsi="Arial" w:cs="Arial"/>
+          <w:sz w:val="18"/>
+        </w:rPr>
+        <w:t xml:space="preserve"> (Angular Service Worker 8→18), </w:t>
       </w:r>
       <w:proofErr w:type="spellStart"/>
       <w:r>
         <w:rPr>
-          <w:rFonts w:ascii="Arial" w:hAnsi="Arial" w:cs="Arial"/>
-          <w:sz w:val="18"/>
-        </w:rPr>
-        <w:t>OnPush</w:t>
+          <w:rStyle w:val="Strong"/>
+          <w:rFonts w:ascii="Arial" w:hAnsi="Arial" w:cs="Arial"/>
+          <w:sz w:val="18"/>
+        </w:rPr>
+        <w:t>WebSockets</w:t>
       </w:r>
       <w:proofErr w:type="spellEnd"/>
       <w:r>
         <w:rPr>
-          <w:rFonts w:ascii="Arial" w:hAnsi="Arial" w:cs="Arial"/>
-          <w:sz w:val="18"/>
-        </w:rPr>
-        <w:t xml:space="preserve"> Change Detection, Facade Pattern, Lazy-loaded Routes, Route Guards, HTTP Interceptors, </w:t>
+          <w:rStyle w:val="Strong"/>
+          <w:rFonts w:ascii="Arial" w:hAnsi="Arial" w:cs="Arial"/>
+          <w:sz w:val="18"/>
+        </w:rPr>
+        <w:t>/SSE</w:t>
+      </w:r>
+      <w:r>
+        <w:rPr>
+          <w:rFonts w:ascii="Arial" w:hAnsi="Arial" w:cs="Arial"/>
+          <w:sz w:val="18"/>
+        </w:rPr>
+        <w:t xml:space="preserve">, </w:t>
+      </w:r>
+      <w:r>
+        <w:rPr>
+          <w:rStyle w:val="Strong"/>
+          <w:rFonts w:ascii="Arial" w:hAnsi="Arial" w:cs="Arial"/>
+          <w:sz w:val="18"/>
+        </w:rPr>
+        <w:t>i18n</w:t>
+      </w:r>
+      <w:r>
+        <w:rPr>
+          <w:rFonts w:ascii="Arial" w:hAnsi="Arial" w:cs="Arial"/>
+          <w:sz w:val="18"/>
+        </w:rPr>
+        <w:t xml:space="preserve"> (Angular i18n / </w:t>
       </w:r>
       <w:proofErr w:type="spellStart"/>
       <w:r>
@@ -434,7 +851,7 @@
           <w:rFonts w:ascii="Arial" w:hAnsi="Arial" w:cs="Arial"/>
           <w:sz w:val="18"/>
         </w:rPr>
-        <w:t>WebSockets</w:t>
+        <w:t>ngx</w:t>
       </w:r>
       <w:proofErr w:type="spellEnd"/>
       <w:r>
@@ -442,43 +859,160 @@
           <w:rFonts w:ascii="Arial" w:hAnsi="Arial" w:cs="Arial"/>
           <w:sz w:val="18"/>
         </w:rPr>
-        <w:t>, Responsive UI, Accessibility (WCAG 2.0–2.2), Performance Profiling &amp; Optimization, Bundle/Build Optimization, HTML (v5), CSS (v3), SCSS (v3+)</w:t>
+        <w:t xml:space="preserve">-translate 12→16), </w:t>
+      </w:r>
+      <w:r>
+        <w:rPr>
+          <w:rStyle w:val="Strong"/>
+          <w:rFonts w:ascii="Arial" w:hAnsi="Arial" w:cs="Arial"/>
+          <w:sz w:val="18"/>
+        </w:rPr>
+        <w:t>Accessibility</w:t>
+      </w:r>
+      <w:r>
+        <w:rPr>
+          <w:rFonts w:ascii="Arial" w:hAnsi="Arial" w:cs="Arial"/>
+          <w:sz w:val="18"/>
+        </w:rPr>
+        <w:t xml:space="preserve"> aligned with </w:t>
+      </w:r>
+      <w:r>
+        <w:rPr>
+          <w:rStyle w:val="Strong"/>
+          <w:rFonts w:ascii="Arial" w:hAnsi="Arial" w:cs="Arial"/>
+          <w:sz w:val="18"/>
+        </w:rPr>
+        <w:t>WCAG</w:t>
+      </w:r>
+      <w:r>
+        <w:rPr>
+          <w:rFonts w:ascii="Arial" w:hAnsi="Arial" w:cs="Arial"/>
+          <w:sz w:val="18"/>
+        </w:rPr>
+        <w:t xml:space="preserve"> 2.1, performance profiling with </w:t>
+      </w:r>
+      <w:r>
+        <w:rPr>
+          <w:rStyle w:val="Strong"/>
+          <w:rFonts w:ascii="Arial" w:hAnsi="Arial" w:cs="Arial"/>
+          <w:sz w:val="18"/>
+        </w:rPr>
+        <w:t xml:space="preserve">Angular </w:t>
+      </w:r>
+      <w:proofErr w:type="spellStart"/>
+      <w:r>
+        <w:rPr>
+          <w:rStyle w:val="Strong"/>
+          <w:rFonts w:ascii="Arial" w:hAnsi="Arial" w:cs="Arial"/>
+          <w:sz w:val="18"/>
+        </w:rPr>
+        <w:t>DevTools</w:t>
+      </w:r>
+      <w:proofErr w:type="spellEnd"/>
+      <w:r>
+        <w:rPr>
+          <w:rFonts w:ascii="Arial" w:hAnsi="Arial" w:cs="Arial"/>
+          <w:sz w:val="18"/>
+        </w:rPr>
+        <w:t xml:space="preserve"> + browser </w:t>
+      </w:r>
+      <w:r>
+        <w:rPr>
+          <w:rStyle w:val="Strong"/>
+          <w:rFonts w:ascii="Arial" w:hAnsi="Arial" w:cs="Arial"/>
+          <w:sz w:val="18"/>
+        </w:rPr>
+        <w:t>Performance</w:t>
+      </w:r>
+      <w:r>
+        <w:rPr>
+          <w:rFonts w:ascii="Arial" w:hAnsi="Arial" w:cs="Arial"/>
+          <w:sz w:val="18"/>
+        </w:rPr>
+        <w:t xml:space="preserve"> panel.</w:t>
       </w:r>
     </w:p>
     <w:p>
       <w:pPr>
-        <w:pStyle w:val="ListParagraph"/>
+        <w:pStyle w:val="NormalWeb"/>
         <w:numPr>
           <w:ilvl w:val="0"/>
-          <w:numId w:val="22"/>
+          <w:numId w:val="26"/>
         </w:numPr>
-        <w:rPr>
-          <w:rFonts w:ascii="Arial" w:hAnsi="Arial" w:cs="Arial"/>
-          <w:sz w:val="18"/>
-        </w:rPr>
-      </w:pPr>
-      <w:r>
-        <w:rPr>
-          <w:rFonts w:ascii="Arial" w:hAnsi="Arial" w:cs="Arial"/>
-          <w:b/>
-          <w:sz w:val="18"/>
-        </w:rPr>
-        <w:t>Testing &amp; Quality —</w:t>
-      </w:r>
-      <w:r>
-        <w:rPr>
-          <w:rFonts w:ascii="Arial" w:hAnsi="Arial" w:cs="Arial"/>
-          <w:sz w:val="18"/>
-        </w:rPr>
-        <w:t xml:space="preserve"> Cypress (v12), Contract Testing (</w:t>
+        <w:jc w:val="both"/>
+        <w:rPr>
+          <w:rFonts w:ascii="Arial" w:hAnsi="Arial" w:cs="Arial"/>
+          <w:sz w:val="18"/>
+        </w:rPr>
+      </w:pPr>
+      <w:r>
+        <w:rPr>
+          <w:rStyle w:val="Strong"/>
+          <w:rFonts w:ascii="Arial" w:hAnsi="Arial" w:cs="Arial"/>
+          <w:sz w:val="18"/>
+        </w:rPr>
+        <w:t>Architecture &amp; Patterns</w:t>
+      </w:r>
+      <w:r>
+        <w:rPr>
+          <w:rFonts w:ascii="Arial" w:hAnsi="Arial" w:cs="Arial"/>
+          <w:sz w:val="18"/>
+        </w:rPr>
+        <w:t xml:space="preserve"> : feature-based architecture, </w:t>
+      </w:r>
+      <w:r>
+        <w:rPr>
+          <w:rStyle w:val="Strong"/>
+          <w:rFonts w:ascii="Arial" w:hAnsi="Arial" w:cs="Arial"/>
+          <w:sz w:val="18"/>
+        </w:rPr>
+        <w:t>smart/dumb components</w:t>
+      </w:r>
+      <w:r>
+        <w:rPr>
+          <w:rFonts w:ascii="Arial" w:hAnsi="Arial" w:cs="Arial"/>
+          <w:sz w:val="18"/>
+        </w:rPr>
+        <w:t xml:space="preserve">, </w:t>
+      </w:r>
+      <w:r>
+        <w:rPr>
+          <w:rStyle w:val="Strong"/>
+          <w:rFonts w:ascii="Arial" w:hAnsi="Arial" w:cs="Arial"/>
+          <w:sz w:val="18"/>
+        </w:rPr>
+        <w:t>facade</w:t>
+      </w:r>
+      <w:r>
+        <w:rPr>
+          <w:rFonts w:ascii="Arial" w:hAnsi="Arial" w:cs="Arial"/>
+          <w:sz w:val="18"/>
+        </w:rPr>
+        <w:t xml:space="preserve"> + </w:t>
+      </w:r>
+      <w:r>
+        <w:rPr>
+          <w:rStyle w:val="Strong"/>
+          <w:rFonts w:ascii="Arial" w:hAnsi="Arial" w:cs="Arial"/>
+          <w:sz w:val="18"/>
+        </w:rPr>
+        <w:t>container/presenter</w:t>
+      </w:r>
+      <w:r>
+        <w:rPr>
+          <w:rFonts w:ascii="Arial" w:hAnsi="Arial" w:cs="Arial"/>
+          <w:sz w:val="18"/>
+        </w:rPr>
+        <w:t xml:space="preserve">, </w:t>
       </w:r>
       <w:proofErr w:type="spellStart"/>
       <w:r>
         <w:rPr>
-          <w:rFonts w:ascii="Arial" w:hAnsi="Arial" w:cs="Arial"/>
-          <w:sz w:val="18"/>
-        </w:rPr>
-        <w:t>OpenAPI</w:t>
+          <w:rStyle w:val="Strong"/>
+          <w:rFonts w:ascii="Arial" w:hAnsi="Arial" w:cs="Arial"/>
+          <w:sz w:val="18"/>
+        </w:rPr>
+        <w:t>OnPush</w:t>
       </w:r>
       <w:proofErr w:type="spellEnd"/>
       <w:r>
@@ -486,25 +1020,278 @@
           <w:rFonts w:ascii="Arial" w:hAnsi="Arial" w:cs="Arial"/>
           <w:sz w:val="18"/>
         </w:rPr>
-        <w:t>-driven), Regression Prevention, Deterministic Fixtures, CI Validation Gates, Structured Error Handling (UI)</w:t>
+        <w:t xml:space="preserve"> change detection, </w:t>
+      </w:r>
+      <w:proofErr w:type="spellStart"/>
+      <w:r>
+        <w:rPr>
+          <w:rStyle w:val="Strong"/>
+          <w:rFonts w:ascii="Arial" w:hAnsi="Arial" w:cs="Arial"/>
+          <w:sz w:val="18"/>
+        </w:rPr>
+        <w:t>trackBy</w:t>
+      </w:r>
+      <w:proofErr w:type="spellEnd"/>
+      <w:r>
+        <w:rPr>
+          <w:rFonts w:ascii="Arial" w:hAnsi="Arial" w:cs="Arial"/>
+          <w:sz w:val="18"/>
+        </w:rPr>
+        <w:t xml:space="preserve">, </w:t>
+      </w:r>
+      <w:proofErr w:type="spellStart"/>
+      <w:r>
+        <w:rPr>
+          <w:rFonts w:ascii="Arial" w:hAnsi="Arial" w:cs="Arial"/>
+          <w:sz w:val="18"/>
+        </w:rPr>
+        <w:t>memoized</w:t>
+      </w:r>
+      <w:proofErr w:type="spellEnd"/>
+      <w:r>
+        <w:rPr>
+          <w:rFonts w:ascii="Arial" w:hAnsi="Arial" w:cs="Arial"/>
+          <w:sz w:val="18"/>
+        </w:rPr>
+        <w:t xml:space="preserve"> selectors, route-level code splitting, shared library governance, state normalization, immutable update patterns, error boundary UX, and large-workspace practices (lint rules, module boundaries, dependency constraints).</w:t>
       </w:r>
     </w:p>
     <w:p>
       <w:pPr>
-        <w:pStyle w:val="ListParagraph"/>
+        <w:pStyle w:val="NormalWeb"/>
         <w:numPr>
           <w:ilvl w:val="0"/>
-          <w:numId w:val="22"/>
+          <w:numId w:val="26"/>
         </w:numPr>
-      </w:pPr>
-      <w:r>
-        <w:rPr>
-          <w:rFonts w:ascii="Arial" w:hAnsi="Arial" w:cs="Arial"/>
-          <w:b/>
-          <w:sz w:val="18"/>
-        </w:rPr>
-        <w:t>Build &amp; Tooling —</w:t>
-      </w:r>
+        <w:jc w:val="both"/>
+        <w:rPr>
+          <w:rFonts w:ascii="Arial" w:hAnsi="Arial" w:cs="Arial"/>
+          <w:sz w:val="18"/>
+        </w:rPr>
+      </w:pPr>
+      <w:r>
+        <w:rPr>
+          <w:rStyle w:val="Strong"/>
+          <w:rFonts w:ascii="Arial" w:hAnsi="Arial" w:cs="Arial"/>
+          <w:sz w:val="18"/>
+        </w:rPr>
+        <w:t>Testing &amp; Quality</w:t>
+      </w:r>
+      <w:r>
+        <w:rPr>
+          <w:rFonts w:ascii="Arial" w:hAnsi="Arial" w:cs="Arial"/>
+          <w:sz w:val="18"/>
+        </w:rPr>
+        <w:t xml:space="preserve"> : </w:t>
+      </w:r>
+      <w:r>
+        <w:rPr>
+          <w:rStyle w:val="Strong"/>
+          <w:rFonts w:ascii="Arial" w:hAnsi="Arial" w:cs="Arial"/>
+          <w:sz w:val="18"/>
+        </w:rPr>
+        <w:t>Jest</w:t>
+      </w:r>
+      <w:r>
+        <w:rPr>
+          <w:rFonts w:ascii="Arial" w:hAnsi="Arial" w:cs="Arial"/>
+          <w:sz w:val="18"/>
+        </w:rPr>
+        <w:t xml:space="preserve"> 26→29, </w:t>
+      </w:r>
+      <w:r>
+        <w:rPr>
+          <w:rStyle w:val="Strong"/>
+          <w:rFonts w:ascii="Arial" w:hAnsi="Arial" w:cs="Arial"/>
+          <w:sz w:val="18"/>
+        </w:rPr>
+        <w:t>Karma/Jasmine</w:t>
+      </w:r>
+      <w:r>
+        <w:rPr>
+          <w:rFonts w:ascii="Arial" w:hAnsi="Arial" w:cs="Arial"/>
+          <w:sz w:val="18"/>
+        </w:rPr>
+        <w:t xml:space="preserve"> 3→6 (legacy), </w:t>
+      </w:r>
+      <w:r>
+        <w:rPr>
+          <w:rStyle w:val="Strong"/>
+          <w:rFonts w:ascii="Arial" w:hAnsi="Arial" w:cs="Arial"/>
+          <w:sz w:val="18"/>
+        </w:rPr>
+        <w:t>Testing Library</w:t>
+      </w:r>
+      <w:r>
+        <w:rPr>
+          <w:rFonts w:ascii="Arial" w:hAnsi="Arial" w:cs="Arial"/>
+          <w:sz w:val="18"/>
+        </w:rPr>
+        <w:t xml:space="preserve"> (Angular) 12→15, </w:t>
+      </w:r>
+      <w:r>
+        <w:rPr>
+          <w:rStyle w:val="Strong"/>
+          <w:rFonts w:ascii="Arial" w:hAnsi="Arial" w:cs="Arial"/>
+          <w:sz w:val="18"/>
+        </w:rPr>
+        <w:t>Cypress</w:t>
+      </w:r>
+      <w:r>
+        <w:rPr>
+          <w:rFonts w:ascii="Arial" w:hAnsi="Arial" w:cs="Arial"/>
+          <w:sz w:val="18"/>
+        </w:rPr>
+        <w:t xml:space="preserve"> 6→13, </w:t>
+      </w:r>
+      <w:r>
+        <w:rPr>
+          <w:rStyle w:val="Strong"/>
+          <w:rFonts w:ascii="Arial" w:hAnsi="Arial" w:cs="Arial"/>
+          <w:sz w:val="18"/>
+        </w:rPr>
+        <w:t>Playwright</w:t>
+      </w:r>
+      <w:r>
+        <w:rPr>
+          <w:rFonts w:ascii="Arial" w:hAnsi="Arial" w:cs="Arial"/>
+          <w:sz w:val="18"/>
+        </w:rPr>
+        <w:t xml:space="preserve"> 1.20→1.45, </w:t>
+      </w:r>
+      <w:r>
+        <w:rPr>
+          <w:rStyle w:val="Strong"/>
+          <w:rFonts w:ascii="Arial" w:hAnsi="Arial" w:cs="Arial"/>
+          <w:sz w:val="18"/>
+        </w:rPr>
+        <w:t>MSW</w:t>
+      </w:r>
+      <w:r>
+        <w:rPr>
+          <w:rFonts w:ascii="Arial" w:hAnsi="Arial" w:cs="Arial"/>
+          <w:sz w:val="18"/>
+        </w:rPr>
+        <w:t xml:space="preserve"> 0.4→2 (API mocking), </w:t>
+      </w:r>
+      <w:proofErr w:type="spellStart"/>
+      <w:r>
+        <w:rPr>
+          <w:rStyle w:val="Strong"/>
+          <w:rFonts w:ascii="Arial" w:hAnsi="Arial" w:cs="Arial"/>
+          <w:sz w:val="18"/>
+        </w:rPr>
+        <w:t>ESLint</w:t>
+      </w:r>
+      <w:proofErr w:type="spellEnd"/>
+      <w:r>
+        <w:rPr>
+          <w:rFonts w:ascii="Arial" w:hAnsi="Arial" w:cs="Arial"/>
+          <w:sz w:val="18"/>
+        </w:rPr>
+        <w:t xml:space="preserve"> 7→9 (Angular </w:t>
+      </w:r>
+      <w:proofErr w:type="spellStart"/>
+      <w:r>
+        <w:rPr>
+          <w:rFonts w:ascii="Arial" w:hAnsi="Arial" w:cs="Arial"/>
+          <w:sz w:val="18"/>
+        </w:rPr>
+        <w:t>ESLint</w:t>
+      </w:r>
+      <w:proofErr w:type="spellEnd"/>
+      <w:r>
+        <w:rPr>
+          <w:rFonts w:ascii="Arial" w:hAnsi="Arial" w:cs="Arial"/>
+          <w:sz w:val="18"/>
+        </w:rPr>
+        <w:t xml:space="preserve">), </w:t>
+      </w:r>
+      <w:r>
+        <w:rPr>
+          <w:rStyle w:val="Strong"/>
+          <w:rFonts w:ascii="Arial" w:hAnsi="Arial" w:cs="Arial"/>
+          <w:sz w:val="18"/>
+        </w:rPr>
+        <w:t>Prettier</w:t>
+      </w:r>
+      <w:r>
+        <w:rPr>
+          <w:rFonts w:ascii="Arial" w:hAnsi="Arial" w:cs="Arial"/>
+          <w:sz w:val="18"/>
+        </w:rPr>
+        <w:t xml:space="preserve"> 2→3, visual regression (</w:t>
+      </w:r>
+      <w:r>
+        <w:rPr>
+          <w:rStyle w:val="Strong"/>
+          <w:rFonts w:ascii="Arial" w:hAnsi="Arial" w:cs="Arial"/>
+          <w:sz w:val="18"/>
+        </w:rPr>
+        <w:t>Chromatic/Percy</w:t>
+      </w:r>
+      <w:r>
+        <w:rPr>
+          <w:rFonts w:ascii="Arial" w:hAnsi="Arial" w:cs="Arial"/>
+          <w:sz w:val="18"/>
+        </w:rPr>
+        <w:t xml:space="preserve">), e2e stability practices (data seeding, deterministic selectors), and CI quality gates (coverage, lint, </w:t>
+      </w:r>
+      <w:proofErr w:type="spellStart"/>
+      <w:r>
+        <w:rPr>
+          <w:rFonts w:ascii="Arial" w:hAnsi="Arial" w:cs="Arial"/>
+          <w:sz w:val="18"/>
+        </w:rPr>
+        <w:t>typecheck</w:t>
+      </w:r>
+      <w:proofErr w:type="spellEnd"/>
+      <w:r>
+        <w:rPr>
+          <w:rFonts w:ascii="Arial" w:hAnsi="Arial" w:cs="Arial"/>
+          <w:sz w:val="18"/>
+        </w:rPr>
+        <w:t>).</w:t>
+      </w:r>
+    </w:p>
+    <w:p>
+      <w:pPr>
+        <w:pStyle w:val="NormalWeb"/>
+        <w:numPr>
+          <w:ilvl w:val="0"/>
+          <w:numId w:val="26"/>
+        </w:numPr>
+        <w:jc w:val="both"/>
+        <w:rPr>
+          <w:rFonts w:ascii="Arial" w:hAnsi="Arial" w:cs="Arial"/>
+          <w:sz w:val="18"/>
+        </w:rPr>
+      </w:pPr>
+      <w:r>
+        <w:rPr>
+          <w:rStyle w:val="Strong"/>
+          <w:rFonts w:ascii="Arial" w:hAnsi="Arial" w:cs="Arial"/>
+          <w:sz w:val="18"/>
+        </w:rPr>
+        <w:t xml:space="preserve">Build &amp; </w:t>
+      </w:r>
+      <w:proofErr w:type="gramStart"/>
+      <w:r>
+        <w:rPr>
+          <w:rStyle w:val="Strong"/>
+          <w:rFonts w:ascii="Arial" w:hAnsi="Arial" w:cs="Arial"/>
+          <w:sz w:val="18"/>
+        </w:rPr>
+        <w:t>Tooling</w:t>
+      </w:r>
+      <w:r>
+        <w:rPr>
+          <w:rFonts w:ascii="Arial" w:hAnsi="Arial" w:cs="Arial"/>
+          <w:sz w:val="18"/>
+        </w:rPr>
+        <w:t xml:space="preserve"> :</w:t>
+      </w:r>
+      <w:proofErr w:type="gramEnd"/>
       <w:r>
         <w:rPr>
           <w:rFonts w:ascii="Arial" w:hAnsi="Arial" w:cs="Arial"/>
@@ -512,9 +1299,25 @@
         </w:rPr>
         <w:t xml:space="preserve"> </w:t>
       </w:r>
+      <w:r>
+        <w:rPr>
+          <w:rStyle w:val="Strong"/>
+          <w:rFonts w:ascii="Arial" w:hAnsi="Arial" w:cs="Arial"/>
+          <w:sz w:val="18"/>
+        </w:rPr>
+        <w:t>Angular CLI</w:t>
+      </w:r>
+      <w:r>
+        <w:rPr>
+          <w:rFonts w:ascii="Arial" w:hAnsi="Arial" w:cs="Arial"/>
+          <w:sz w:val="18"/>
+        </w:rPr>
+        <w:t xml:space="preserve"> 8→18, </w:t>
+      </w:r>
       <w:proofErr w:type="spellStart"/>
       <w:r>
         <w:rPr>
+          <w:rStyle w:val="Strong"/>
           <w:rFonts w:ascii="Arial" w:hAnsi="Arial" w:cs="Arial"/>
           <w:sz w:val="18"/>
         </w:rPr>
@@ -526,15 +1329,16 @@
           <w:rFonts w:ascii="Arial" w:hAnsi="Arial" w:cs="Arial"/>
           <w:sz w:val="18"/>
         </w:rPr>
-        <w:t xml:space="preserve"> (v3), </w:t>
+        <w:t xml:space="preserve"> 4→5, </w:t>
       </w:r>
       <w:proofErr w:type="spellStart"/>
       <w:r>
         <w:rPr>
-          <w:rFonts w:ascii="Arial" w:hAnsi="Arial" w:cs="Arial"/>
-          <w:sz w:val="18"/>
-        </w:rPr>
-        <w:t>Linting</w:t>
+          <w:rStyle w:val="Strong"/>
+          <w:rFonts w:ascii="Arial" w:hAnsi="Arial" w:cs="Arial"/>
+          <w:sz w:val="18"/>
+        </w:rPr>
+        <w:t>Vite</w:t>
       </w:r>
       <w:proofErr w:type="spellEnd"/>
       <w:r>
@@ -542,7 +1346,173 @@
           <w:rFonts w:ascii="Arial" w:hAnsi="Arial" w:cs="Arial"/>
           <w:sz w:val="18"/>
         </w:rPr>
-        <w:t xml:space="preserve"> &amp; Strict TS Settings, Upgrade/Migration Playbooks, Release Safety (Feature Flags, Canary, Rollback)</w:t>
+        <w:t xml:space="preserve"> 4→5 (where adopted), </w:t>
+      </w:r>
+      <w:proofErr w:type="spellStart"/>
+      <w:r>
+        <w:rPr>
+          <w:rFonts w:ascii="Arial" w:hAnsi="Arial" w:cs="Arial"/>
+          <w:sz w:val="18"/>
+        </w:rPr>
+        <w:t>Nx</w:t>
+      </w:r>
+      <w:proofErr w:type="spellEnd"/>
+      <w:r>
+        <w:rPr>
+          <w:rFonts w:ascii="Arial" w:hAnsi="Arial" w:cs="Arial"/>
+          <w:sz w:val="18"/>
+        </w:rPr>
+        <w:t xml:space="preserve"> </w:t>
+      </w:r>
+      <w:proofErr w:type="spellStart"/>
+      <w:r>
+        <w:rPr>
+          <w:rFonts w:ascii="Arial" w:hAnsi="Arial" w:cs="Arial"/>
+          <w:sz w:val="18"/>
+        </w:rPr>
+        <w:t>monorepos</w:t>
+      </w:r>
+      <w:proofErr w:type="spellEnd"/>
+      <w:r>
+        <w:rPr>
+          <w:rFonts w:ascii="Arial" w:hAnsi="Arial" w:cs="Arial"/>
+          <w:sz w:val="18"/>
+        </w:rPr>
+        <w:t xml:space="preserve"> 13→18, module federation builds, bundle budgeting, source-map strategies, environment configuration, release versioning, and performance budgets (chunk limits, critical CSS awareness).</w:t>
+      </w:r>
+    </w:p>
+    <w:p>
+      <w:pPr>
+        <w:pStyle w:val="NormalWeb"/>
+        <w:numPr>
+          <w:ilvl w:val="0"/>
+          <w:numId w:val="26"/>
+        </w:numPr>
+        <w:jc w:val="both"/>
+        <w:rPr>
+          <w:rFonts w:ascii="Arial" w:hAnsi="Arial" w:cs="Arial"/>
+          <w:sz w:val="18"/>
+        </w:rPr>
+      </w:pPr>
+      <w:r>
+        <w:rPr>
+          <w:rStyle w:val="Strong"/>
+          <w:rFonts w:ascii="Arial" w:hAnsi="Arial" w:cs="Arial"/>
+          <w:sz w:val="18"/>
+        </w:rPr>
+        <w:t xml:space="preserve">Delivery &amp; </w:t>
+      </w:r>
+      <w:proofErr w:type="gramStart"/>
+      <w:r>
+        <w:rPr>
+          <w:rStyle w:val="Strong"/>
+          <w:rFonts w:ascii="Arial" w:hAnsi="Arial" w:cs="Arial"/>
+          <w:sz w:val="18"/>
+        </w:rPr>
+        <w:t>Ops</w:t>
+      </w:r>
+      <w:bookmarkStart w:id="0" w:name="_GoBack"/>
+      <w:r>
+        <w:rPr>
+          <w:rFonts w:ascii="Arial" w:hAnsi="Arial" w:cs="Arial"/>
+          <w:sz w:val="18"/>
+        </w:rPr>
+        <w:t xml:space="preserve"> </w:t>
+      </w:r>
+      <w:bookmarkEnd w:id="0"/>
+      <w:r>
+        <w:rPr>
+          <w:rFonts w:ascii="Arial" w:hAnsi="Arial" w:cs="Arial"/>
+          <w:sz w:val="18"/>
+        </w:rPr>
+        <w:t>:</w:t>
+      </w:r>
+      <w:proofErr w:type="gramEnd"/>
+      <w:r>
+        <w:rPr>
+          <w:rFonts w:ascii="Arial" w:hAnsi="Arial" w:cs="Arial"/>
+          <w:sz w:val="18"/>
+        </w:rPr>
+        <w:t xml:space="preserve"> </w:t>
+      </w:r>
+      <w:r>
+        <w:rPr>
+          <w:rStyle w:val="Strong"/>
+          <w:rFonts w:ascii="Arial" w:hAnsi="Arial" w:cs="Arial"/>
+          <w:sz w:val="18"/>
+        </w:rPr>
+        <w:t>CI/CD</w:t>
+      </w:r>
+      <w:r>
+        <w:rPr>
+          <w:rFonts w:ascii="Arial" w:hAnsi="Arial" w:cs="Arial"/>
+          <w:sz w:val="18"/>
+        </w:rPr>
+        <w:t xml:space="preserve"> (</w:t>
+      </w:r>
+      <w:proofErr w:type="spellStart"/>
+      <w:r>
+        <w:rPr>
+          <w:rFonts w:ascii="Arial" w:hAnsi="Arial" w:cs="Arial"/>
+          <w:sz w:val="18"/>
+        </w:rPr>
+        <w:t>GitHub</w:t>
+      </w:r>
+      <w:proofErr w:type="spellEnd"/>
+      <w:r>
+        <w:rPr>
+          <w:rFonts w:ascii="Arial" w:hAnsi="Arial" w:cs="Arial"/>
+          <w:sz w:val="18"/>
+        </w:rPr>
+        <w:t xml:space="preserve"> Actions / </w:t>
+      </w:r>
+      <w:proofErr w:type="spellStart"/>
+      <w:r>
+        <w:rPr>
+          <w:rFonts w:ascii="Arial" w:hAnsi="Arial" w:cs="Arial"/>
+          <w:sz w:val="18"/>
+        </w:rPr>
+        <w:t>GitLab</w:t>
+      </w:r>
+      <w:proofErr w:type="spellEnd"/>
+      <w:r>
+        <w:rPr>
+          <w:rFonts w:ascii="Arial" w:hAnsi="Arial" w:cs="Arial"/>
+          <w:sz w:val="18"/>
+        </w:rPr>
+        <w:t xml:space="preserve"> CI / Azure </w:t>
+      </w:r>
+      <w:proofErr w:type="spellStart"/>
+      <w:r>
+        <w:rPr>
+          <w:rFonts w:ascii="Arial" w:hAnsi="Arial" w:cs="Arial"/>
+          <w:sz w:val="18"/>
+        </w:rPr>
+        <w:t>DevOps</w:t>
+      </w:r>
+      <w:proofErr w:type="spellEnd"/>
+      <w:r>
+        <w:rPr>
+          <w:rFonts w:ascii="Arial" w:hAnsi="Arial" w:cs="Arial"/>
+          <w:sz w:val="18"/>
+        </w:rPr>
+        <w:t xml:space="preserve">), artifact-driven deployments, feature flags, runtime </w:t>
+      </w:r>
+      <w:proofErr w:type="spellStart"/>
+      <w:r>
+        <w:rPr>
+          <w:rFonts w:ascii="Arial" w:hAnsi="Arial" w:cs="Arial"/>
+          <w:sz w:val="18"/>
+        </w:rPr>
+        <w:t>config</w:t>
+      </w:r>
+      <w:proofErr w:type="spellEnd"/>
+      <w:r>
+        <w:rPr>
+          <w:rFonts w:ascii="Arial" w:hAnsi="Arial" w:cs="Arial"/>
+          <w:sz w:val="18"/>
+        </w:rPr>
+        <w:t>, error monitoring integration, and secure frontend practices (XSS prevention, CSP awareness, dependency scanning, secrets hygiene).</w:t>
       </w:r>
     </w:p>
     <w:p>
@@ -1291,6 +2261,7 @@
           <w:rFonts w:ascii="Arial" w:hAnsi="Arial" w:cs="Arial"/>
           <w:sz w:val="18"/>
         </w:rPr>
+        <w:lastRenderedPageBreak/>
         <w:t xml:space="preserve">I led an upgrade path from older Angular builds to </w:t>
       </w:r>
       <w:r>
@@ -1657,7 +2628,6 @@
           <w:rFonts w:ascii="Arial" w:hAnsi="Arial" w:cs="Arial"/>
           <w:sz w:val="18"/>
         </w:rPr>
-        <w:lastRenderedPageBreak/>
         <w:t xml:space="preserve">I upgraded legacy build tooling to a more stable </w:t>
       </w:r>
       <w:proofErr w:type="spellStart"/>
@@ -2414,17 +3384,7 @@
           <w:rFonts w:ascii="Arial" w:hAnsi="Arial" w:cs="Arial"/>
           <w:sz w:val="18"/>
         </w:rPr>
-        <w:t>An</w:t>
-      </w:r>
-      <w:bookmarkStart w:id="0" w:name="_GoBack"/>
-      <w:bookmarkEnd w:id="0"/>
-      <w:r>
-        <w:rPr>
-          <w:rStyle w:val="Strong"/>
-          <w:rFonts w:ascii="Arial" w:hAnsi="Arial" w:cs="Arial"/>
-          <w:sz w:val="18"/>
-        </w:rPr>
-        <w:t>gular 12</w:t>
+        <w:t>Angular 12</w:t>
       </w:r>
       <w:r>
         <w:rPr>
@@ -2571,6 +3531,7 @@
           <w:rFonts w:ascii="Arial" w:hAnsi="Arial" w:cs="Arial"/>
           <w:sz w:val="18"/>
         </w:rPr>
+        <w:lastRenderedPageBreak/>
         <w:t xml:space="preserve">Standardized UI and quality with a reusable component layer on </w:t>
       </w:r>
       <w:r>
@@ -2601,14 +3562,7 @@
           <w:rFonts w:ascii="Arial" w:hAnsi="Arial" w:cs="Arial"/>
           <w:sz w:val="18"/>
         </w:rPr>
-        <w:t xml:space="preserve"> regression coverage, keeping releases stable whil</w:t>
-      </w:r>
-      <w:r>
-        <w:rPr>
-          <w:rFonts w:ascii="Arial" w:hAnsi="Arial" w:cs="Arial"/>
-          <w:sz w:val="18"/>
-        </w:rPr>
-        <w:t>e accelerating feature delivery.</w:t>
+        <w:t xml:space="preserve"> regression coverage, keeping releases stable while accelerating feature delivery.</w:t>
       </w:r>
     </w:p>
     <w:sectPr>
@@ -3189,6 +4143,119 @@
     </w:lvl>
   </w:abstractNum>
   <w:abstractNum w:abstractNumId="5">
+    <w:nsid w:val="1B60781A"/>
+    <w:multiLevelType w:val="hybridMultilevel"/>
+    <w:tmpl w:val="BDBEC32A"/>
+    <w:lvl w:ilvl="0" w:tplc="0409000B">
+      <w:start w:val="1"/>
+      <w:numFmt w:val="bullet"/>
+      <w:lvlText w:val=""/>
+      <w:lvlJc w:val="left"/>
+      <w:pPr>
+        <w:ind w:left="360" w:hanging="360"/>
+      </w:pPr>
+      <w:rPr>
+        <w:rFonts w:ascii="Wingdings" w:hAnsi="Wingdings" w:hint="default"/>
+      </w:rPr>
+    </w:lvl>
+    <w:lvl w:ilvl="1" w:tplc="04090003" w:tentative="1">
+      <w:start w:val="1"/>
+      <w:numFmt w:val="bullet"/>
+      <w:lvlText w:val="o"/>
+      <w:lvlJc w:val="left"/>
+      <w:pPr>
+        <w:ind w:left="1080" w:hanging="360"/>
+      </w:pPr>
+      <w:rPr>
+        <w:rFonts w:ascii="Courier New" w:hAnsi="Courier New" w:cs="Courier New" w:hint="default"/>
+      </w:rPr>
+    </w:lvl>
+    <w:lvl w:ilvl="2" w:tplc="04090005" w:tentative="1">
+      <w:start w:val="1"/>
+      <w:numFmt w:val="bullet"/>
+      <w:lvlText w:val=""/>
+      <w:lvlJc w:val="left"/>
+      <w:pPr>
+        <w:ind w:left="1800" w:hanging="360"/>
+      </w:pPr>
+      <w:rPr>
+        <w:rFonts w:ascii="Wingdings" w:hAnsi="Wingdings" w:hint="default"/>
+      </w:rPr>
+    </w:lvl>
+    <w:lvl w:ilvl="3" w:tplc="04090001" w:tentative="1">
+      <w:start w:val="1"/>
+      <w:numFmt w:val="bullet"/>
+      <w:lvlText w:val=""/>
+      <w:lvlJc w:val="left"/>
+      <w:pPr>
+        <w:ind w:left="2520" w:hanging="360"/>
+      </w:pPr>
+      <w:rPr>
+        <w:rFonts w:ascii="Symbol" w:hAnsi="Symbol" w:hint="default"/>
+      </w:rPr>
+    </w:lvl>
+    <w:lvl w:ilvl="4" w:tplc="04090003" w:tentative="1">
+      <w:start w:val="1"/>
+      <w:numFmt w:val="bullet"/>
+      <w:lvlText w:val="o"/>
+      <w:lvlJc w:val="left"/>
+      <w:pPr>
+        <w:ind w:left="3240" w:hanging="360"/>
+      </w:pPr>
+      <w:rPr>
+        <w:rFonts w:ascii="Courier New" w:hAnsi="Courier New" w:cs="Courier New" w:hint="default"/>
+      </w:rPr>
+    </w:lvl>
+    <w:lvl w:ilvl="5" w:tplc="04090005" w:tentative="1">
+      <w:start w:val="1"/>
+      <w:numFmt w:val="bullet"/>
+      <w:lvlText w:val=""/>
+      <w:lvlJc w:val="left"/>
+      <w:pPr>
+        <w:ind w:left="3960" w:hanging="360"/>
+      </w:pPr>
+      <w:rPr>
+        <w:rFonts w:ascii="Wingdings" w:hAnsi="Wingdings" w:hint="default"/>
+      </w:rPr>
+    </w:lvl>
+    <w:lvl w:ilvl="6" w:tplc="04090001" w:tentative="1">
+      <w:start w:val="1"/>
+      <w:numFmt w:val="bullet"/>
+      <w:lvlText w:val=""/>
+      <w:lvlJc w:val="left"/>
+      <w:pPr>
+        <w:ind w:left="4680" w:hanging="360"/>
+      </w:pPr>
+      <w:rPr>
+        <w:rFonts w:ascii="Symbol" w:hAnsi="Symbol" w:hint="default"/>
+      </w:rPr>
+    </w:lvl>
+    <w:lvl w:ilvl="7" w:tplc="04090003" w:tentative="1">
+      <w:start w:val="1"/>
+      <w:numFmt w:val="bullet"/>
+      <w:lvlText w:val="o"/>
+      <w:lvlJc w:val="left"/>
+      <w:pPr>
+        <w:ind w:left="5400" w:hanging="360"/>
+      </w:pPr>
+      <w:rPr>
+        <w:rFonts w:ascii="Courier New" w:hAnsi="Courier New" w:cs="Courier New" w:hint="default"/>
+      </w:rPr>
+    </w:lvl>
+    <w:lvl w:ilvl="8" w:tplc="04090005" w:tentative="1">
+      <w:start w:val="1"/>
+      <w:numFmt w:val="bullet"/>
+      <w:lvlText w:val=""/>
+      <w:lvlJc w:val="left"/>
+      <w:pPr>
+        <w:ind w:left="6120" w:hanging="360"/>
+      </w:pPr>
+      <w:rPr>
+        <w:rFonts w:ascii="Wingdings" w:hAnsi="Wingdings" w:hint="default"/>
+      </w:rPr>
+    </w:lvl>
+  </w:abstractNum>
+  <w:abstractNum w:abstractNumId="6">
     <w:nsid w:val="21ED44D8"/>
     <w:multiLevelType w:val="hybridMultilevel"/>
     <w:tmpl w:val="BAD87CD4"/>
@@ -3301,7 +4368,7 @@
       </w:rPr>
     </w:lvl>
   </w:abstractNum>
-  <w:abstractNum w:abstractNumId="6">
+  <w:abstractNum w:abstractNumId="7">
     <w:nsid w:val="2C211C4E"/>
     <w:multiLevelType w:val="hybridMultilevel"/>
     <w:tmpl w:val="030636FE"/>
@@ -3387,7 +4454,7 @@
       </w:pPr>
     </w:lvl>
   </w:abstractNum>
-  <w:abstractNum w:abstractNumId="7">
+  <w:abstractNum w:abstractNumId="8">
     <w:nsid w:val="2F965BB6"/>
     <w:multiLevelType w:val="hybridMultilevel"/>
     <w:tmpl w:val="191828BE"/>
@@ -3500,7 +4567,7 @@
       </w:rPr>
     </w:lvl>
   </w:abstractNum>
-  <w:abstractNum w:abstractNumId="8">
+  <w:abstractNum w:abstractNumId="9">
     <w:nsid w:val="2FC67735"/>
     <w:multiLevelType w:val="hybridMultilevel"/>
     <w:tmpl w:val="1F28AE6C"/>
@@ -3613,7 +4680,7 @@
       </w:rPr>
     </w:lvl>
   </w:abstractNum>
-  <w:abstractNum w:abstractNumId="9">
+  <w:abstractNum w:abstractNumId="10">
     <w:nsid w:val="3F1B1DB9"/>
     <w:multiLevelType w:val="hybridMultilevel"/>
     <w:tmpl w:val="17428F30"/>
@@ -3726,7 +4793,7 @@
       </w:rPr>
     </w:lvl>
   </w:abstractNum>
-  <w:abstractNum w:abstractNumId="10">
+  <w:abstractNum w:abstractNumId="11">
     <w:nsid w:val="402E5A5D"/>
     <w:multiLevelType w:val="hybridMultilevel"/>
     <w:tmpl w:val="F50C67E8"/>
@@ -3839,7 +4906,7 @@
       </w:rPr>
     </w:lvl>
   </w:abstractNum>
-  <w:abstractNum w:abstractNumId="11">
+  <w:abstractNum w:abstractNumId="12">
     <w:nsid w:val="40C75CB4"/>
     <w:multiLevelType w:val="hybridMultilevel"/>
     <w:tmpl w:val="59069A8A"/>
@@ -3952,7 +5019,120 @@
       </w:rPr>
     </w:lvl>
   </w:abstractNum>
-  <w:abstractNum w:abstractNumId="12">
+  <w:abstractNum w:abstractNumId="13">
+    <w:nsid w:val="42B55C1F"/>
+    <w:multiLevelType w:val="hybridMultilevel"/>
+    <w:tmpl w:val="90B86272"/>
+    <w:lvl w:ilvl="0" w:tplc="0409000B">
+      <w:start w:val="1"/>
+      <w:numFmt w:val="bullet"/>
+      <w:lvlText w:val=""/>
+      <w:lvlJc w:val="left"/>
+      <w:pPr>
+        <w:ind w:left="360" w:hanging="360"/>
+      </w:pPr>
+      <w:rPr>
+        <w:rFonts w:ascii="Wingdings" w:hAnsi="Wingdings" w:hint="default"/>
+      </w:rPr>
+    </w:lvl>
+    <w:lvl w:ilvl="1" w:tplc="04090003" w:tentative="1">
+      <w:start w:val="1"/>
+      <w:numFmt w:val="bullet"/>
+      <w:lvlText w:val="o"/>
+      <w:lvlJc w:val="left"/>
+      <w:pPr>
+        <w:ind w:left="1080" w:hanging="360"/>
+      </w:pPr>
+      <w:rPr>
+        <w:rFonts w:ascii="Courier New" w:hAnsi="Courier New" w:cs="Courier New" w:hint="default"/>
+      </w:rPr>
+    </w:lvl>
+    <w:lvl w:ilvl="2" w:tplc="04090005" w:tentative="1">
+      <w:start w:val="1"/>
+      <w:numFmt w:val="bullet"/>
+      <w:lvlText w:val=""/>
+      <w:lvlJc w:val="left"/>
+      <w:pPr>
+        <w:ind w:left="1800" w:hanging="360"/>
+      </w:pPr>
+      <w:rPr>
+        <w:rFonts w:ascii="Wingdings" w:hAnsi="Wingdings" w:hint="default"/>
+      </w:rPr>
+    </w:lvl>
+    <w:lvl w:ilvl="3" w:tplc="04090001" w:tentative="1">
+      <w:start w:val="1"/>
+      <w:numFmt w:val="bullet"/>
+      <w:lvlText w:val=""/>
+      <w:lvlJc w:val="left"/>
+      <w:pPr>
+        <w:ind w:left="2520" w:hanging="360"/>
+      </w:pPr>
+      <w:rPr>
+        <w:rFonts w:ascii="Symbol" w:hAnsi="Symbol" w:hint="default"/>
+      </w:rPr>
+    </w:lvl>
+    <w:lvl w:ilvl="4" w:tplc="04090003" w:tentative="1">
+      <w:start w:val="1"/>
+      <w:numFmt w:val="bullet"/>
+      <w:lvlText w:val="o"/>
+      <w:lvlJc w:val="left"/>
+      <w:pPr>
+        <w:ind w:left="3240" w:hanging="360"/>
+      </w:pPr>
+      <w:rPr>
+        <w:rFonts w:ascii="Courier New" w:hAnsi="Courier New" w:cs="Courier New" w:hint="default"/>
+      </w:rPr>
+    </w:lvl>
+    <w:lvl w:ilvl="5" w:tplc="04090005" w:tentative="1">
+      <w:start w:val="1"/>
+      <w:numFmt w:val="bullet"/>
+      <w:lvlText w:val=""/>
+      <w:lvlJc w:val="left"/>
+      <w:pPr>
+        <w:ind w:left="3960" w:hanging="360"/>
+      </w:pPr>
+      <w:rPr>
+        <w:rFonts w:ascii="Wingdings" w:hAnsi="Wingdings" w:hint="default"/>
+      </w:rPr>
+    </w:lvl>
+    <w:lvl w:ilvl="6" w:tplc="04090001" w:tentative="1">
+      <w:start w:val="1"/>
+      <w:numFmt w:val="bullet"/>
+      <w:lvlText w:val=""/>
+      <w:lvlJc w:val="left"/>
+      <w:pPr>
+        <w:ind w:left="4680" w:hanging="360"/>
+      </w:pPr>
+      <w:rPr>
+        <w:rFonts w:ascii="Symbol" w:hAnsi="Symbol" w:hint="default"/>
+      </w:rPr>
+    </w:lvl>
+    <w:lvl w:ilvl="7" w:tplc="04090003" w:tentative="1">
+      <w:start w:val="1"/>
+      <w:numFmt w:val="bullet"/>
+      <w:lvlText w:val="o"/>
+      <w:lvlJc w:val="left"/>
+      <w:pPr>
+        <w:ind w:left="5400" w:hanging="360"/>
+      </w:pPr>
+      <w:rPr>
+        <w:rFonts w:ascii="Courier New" w:hAnsi="Courier New" w:cs="Courier New" w:hint="default"/>
+      </w:rPr>
+    </w:lvl>
+    <w:lvl w:ilvl="8" w:tplc="04090005" w:tentative="1">
+      <w:start w:val="1"/>
+      <w:numFmt w:val="bullet"/>
+      <w:lvlText w:val=""/>
+      <w:lvlJc w:val="left"/>
+      <w:pPr>
+        <w:ind w:left="6120" w:hanging="360"/>
+      </w:pPr>
+      <w:rPr>
+        <w:rFonts w:ascii="Wingdings" w:hAnsi="Wingdings" w:hint="default"/>
+      </w:rPr>
+    </w:lvl>
+  </w:abstractNum>
+  <w:abstractNum w:abstractNumId="14">
     <w:nsid w:val="447A36A7"/>
     <w:multiLevelType w:val="multilevel"/>
     <w:tmpl w:val="E23EE6EC"/>
@@ -4101,7 +5281,7 @@
       </w:rPr>
     </w:lvl>
   </w:abstractNum>
-  <w:abstractNum w:abstractNumId="13">
+  <w:abstractNum w:abstractNumId="15">
     <w:nsid w:val="45785A81"/>
     <w:multiLevelType w:val="hybridMultilevel"/>
     <w:tmpl w:val="962695C8"/>
@@ -4213,7 +5393,7 @@
       </w:rPr>
     </w:lvl>
   </w:abstractNum>
-  <w:abstractNum w:abstractNumId="14">
+  <w:abstractNum w:abstractNumId="16">
     <w:nsid w:val="46DF270F"/>
     <w:multiLevelType w:val="multilevel"/>
     <w:tmpl w:val="52085164"/>
@@ -4362,7 +5542,7 @@
       </w:rPr>
     </w:lvl>
   </w:abstractNum>
-  <w:abstractNum w:abstractNumId="15">
+  <w:abstractNum w:abstractNumId="17">
     <w:nsid w:val="474E4DAD"/>
     <w:multiLevelType w:val="hybridMultilevel"/>
     <w:tmpl w:val="3E0EE9DE"/>
@@ -4475,7 +5655,7 @@
       </w:rPr>
     </w:lvl>
   </w:abstractNum>
-  <w:abstractNum w:abstractNumId="16">
+  <w:abstractNum w:abstractNumId="18">
     <w:nsid w:val="5F161A46"/>
     <w:multiLevelType w:val="hybridMultilevel"/>
     <w:tmpl w:val="40AEE0C6"/>
@@ -4588,7 +5768,7 @@
       </w:rPr>
     </w:lvl>
   </w:abstractNum>
-  <w:abstractNum w:abstractNumId="17">
+  <w:abstractNum w:abstractNumId="19">
     <w:nsid w:val="66A76D4D"/>
     <w:multiLevelType w:val="hybridMultilevel"/>
     <w:tmpl w:val="A1ACC958"/>
@@ -4700,7 +5880,7 @@
       </w:rPr>
     </w:lvl>
   </w:abstractNum>
-  <w:abstractNum w:abstractNumId="18">
+  <w:abstractNum w:abstractNumId="20">
     <w:nsid w:val="68D1638E"/>
     <w:multiLevelType w:val="hybridMultilevel"/>
     <w:tmpl w:val="0FE2C19C"/>
@@ -4813,7 +5993,7 @@
       </w:rPr>
     </w:lvl>
   </w:abstractNum>
-  <w:abstractNum w:abstractNumId="19">
+  <w:abstractNum w:abstractNumId="21">
     <w:nsid w:val="6E410B29"/>
     <w:multiLevelType w:val="hybridMultilevel"/>
     <w:tmpl w:val="AC362FE0"/>
@@ -4926,7 +6106,7 @@
       </w:rPr>
     </w:lvl>
   </w:abstractNum>
-  <w:abstractNum w:abstractNumId="20">
+  <w:abstractNum w:abstractNumId="22">
     <w:nsid w:val="6F1E2240"/>
     <w:multiLevelType w:val="hybridMultilevel"/>
     <w:tmpl w:val="6D14FED8"/>
@@ -5039,7 +6219,7 @@
       </w:rPr>
     </w:lvl>
   </w:abstractNum>
-  <w:abstractNum w:abstractNumId="21">
+  <w:abstractNum w:abstractNumId="23">
     <w:nsid w:val="73B11F96"/>
     <w:multiLevelType w:val="hybridMultilevel"/>
     <w:tmpl w:val="BCD271E8"/>
@@ -5151,7 +6331,7 @@
       </w:rPr>
     </w:lvl>
   </w:abstractNum>
-  <w:abstractNum w:abstractNumId="22">
+  <w:abstractNum w:abstractNumId="24">
     <w:nsid w:val="774C6F2C"/>
     <w:multiLevelType w:val="hybridMultilevel"/>
     <w:tmpl w:val="902A2FDA"/>
@@ -5264,7 +6444,7 @@
       </w:rPr>
     </w:lvl>
   </w:abstractNum>
-  <w:abstractNum w:abstractNumId="23">
+  <w:abstractNum w:abstractNumId="25">
     <w:nsid w:val="7F4E2A0B"/>
     <w:multiLevelType w:val="hybridMultilevel"/>
     <w:tmpl w:val="3DC29F4E"/>
@@ -5378,61 +6558,61 @@
     </w:lvl>
   </w:abstractNum>
   <w:num w:numId="1">
-    <w:abstractNumId w:val="6"/>
+    <w:abstractNumId w:val="7"/>
     <w:lvlOverride w:ilvl="0">
       <w:startOverride w:val="1"/>
     </w:lvlOverride>
   </w:num>
   <w:num w:numId="2">
-    <w:abstractNumId w:val="22"/>
+    <w:abstractNumId w:val="24"/>
   </w:num>
   <w:num w:numId="3">
-    <w:abstractNumId w:val="8"/>
+    <w:abstractNumId w:val="9"/>
   </w:num>
   <w:num w:numId="4">
-    <w:abstractNumId w:val="17"/>
+    <w:abstractNumId w:val="19"/>
   </w:num>
   <w:num w:numId="5">
-    <w:abstractNumId w:val="18"/>
+    <w:abstractNumId w:val="20"/>
   </w:num>
   <w:num w:numId="6">
-    <w:abstractNumId w:val="21"/>
+    <w:abstractNumId w:val="23"/>
   </w:num>
   <w:num w:numId="7">
-    <w:abstractNumId w:val="10"/>
+    <w:abstractNumId w:val="11"/>
   </w:num>
   <w:num w:numId="8">
-    <w:abstractNumId w:val="13"/>
+    <w:abstractNumId w:val="15"/>
   </w:num>
   <w:num w:numId="9">
     <w:abstractNumId w:val="0"/>
   </w:num>
   <w:num w:numId="10">
-    <w:abstractNumId w:val="7"/>
+    <w:abstractNumId w:val="8"/>
   </w:num>
   <w:num w:numId="11">
     <w:abstractNumId w:val="4"/>
   </w:num>
   <w:num w:numId="12">
-    <w:abstractNumId w:val="9"/>
+    <w:abstractNumId w:val="10"/>
   </w:num>
   <w:num w:numId="13">
-    <w:abstractNumId w:val="23"/>
+    <w:abstractNumId w:val="25"/>
   </w:num>
   <w:num w:numId="14">
-    <w:abstractNumId w:val="19"/>
+    <w:abstractNumId w:val="21"/>
   </w:num>
   <w:num w:numId="15">
     <w:abstractNumId w:val="1"/>
   </w:num>
   <w:num w:numId="16">
-    <w:abstractNumId w:val="20"/>
+    <w:abstractNumId w:val="22"/>
   </w:num>
   <w:num w:numId="17">
-    <w:abstractNumId w:val="5"/>
+    <w:abstractNumId w:val="6"/>
   </w:num>
   <w:num w:numId="18">
-    <w:abstractNumId w:val="16"/>
+    <w:abstractNumId w:val="18"/>
   </w:num>
   <w:num w:numId="19">
     <w:abstractNumId w:val="2"/>
@@ -5441,16 +6621,22 @@
     <w:abstractNumId w:val="3"/>
   </w:num>
   <w:num w:numId="21">
-    <w:abstractNumId w:val="11"/>
+    <w:abstractNumId w:val="12"/>
   </w:num>
   <w:num w:numId="22">
-    <w:abstractNumId w:val="15"/>
+    <w:abstractNumId w:val="17"/>
   </w:num>
   <w:num w:numId="23">
-    <w:abstractNumId w:val="12"/>
+    <w:abstractNumId w:val="14"/>
   </w:num>
   <w:num w:numId="24">
-    <w:abstractNumId w:val="14"/>
+    <w:abstractNumId w:val="16"/>
+  </w:num>
+  <w:num w:numId="25">
+    <w:abstractNumId w:val="5"/>
+  </w:num>
+  <w:num w:numId="26">
+    <w:abstractNumId w:val="13"/>
   </w:num>
 </w:numbering>
 </file>

--- a/lars/Angular/Lars_Jansen.docx
+++ b/lars/Angular/Lars_Jansen.docx
@@ -1411,21 +1411,12 @@
         </w:rPr>
         <w:t>Ops</w:t>
       </w:r>
-      <w:bookmarkStart w:id="0" w:name="_GoBack"/>
-      <w:r>
-        <w:rPr>
-          <w:rFonts w:ascii="Arial" w:hAnsi="Arial" w:cs="Arial"/>
-          <w:sz w:val="18"/>
-        </w:rPr>
-        <w:t xml:space="preserve"> </w:t>
-      </w:r>
-      <w:bookmarkEnd w:id="0"/>
-      <w:r>
-        <w:rPr>
-          <w:rFonts w:ascii="Arial" w:hAnsi="Arial" w:cs="Arial"/>
-          <w:sz w:val="18"/>
-        </w:rPr>
-        <w:t>:</w:t>
+      <w:r>
+        <w:rPr>
+          <w:rFonts w:ascii="Arial" w:hAnsi="Arial" w:cs="Arial"/>
+          <w:sz w:val="18"/>
+        </w:rPr>
+        <w:t xml:space="preserve"> :</w:t>
       </w:r>
       <w:proofErr w:type="gramEnd"/>
       <w:r>
@@ -1626,7 +1617,7 @@
         <w:pStyle w:val="NormalWeb"/>
         <w:numPr>
           <w:ilvl w:val="0"/>
-          <w:numId w:val="14"/>
+          <w:numId w:val="29"/>
         </w:numPr>
         <w:jc w:val="both"/>
         <w:rPr>
@@ -1639,7 +1630,7 @@
           <w:rFonts w:ascii="Arial" w:hAnsi="Arial" w:cs="Arial"/>
           <w:sz w:val="18"/>
         </w:rPr>
-        <w:t xml:space="preserve">I owned a large </w:t>
+        <w:t xml:space="preserve">Owned a large </w:t>
       </w:r>
       <w:r>
         <w:rPr>
@@ -1729,7 +1720,22 @@
           <w:rFonts w:ascii="Arial" w:hAnsi="Arial" w:cs="Arial"/>
           <w:sz w:val="18"/>
         </w:rPr>
-        <w:t>, keeping feature delivery fast while preventing state regressions in shared modules.</w:t>
+        <w:t xml:space="preserve">, keeping feature delivery fast while preventing </w:t>
+      </w:r>
+      <w:r>
+        <w:rPr>
+          <w:rStyle w:val="Strong"/>
+          <w:rFonts w:ascii="Arial" w:hAnsi="Arial" w:cs="Arial"/>
+          <w:sz w:val="18"/>
+        </w:rPr>
+        <w:t>state regressions</w:t>
+      </w:r>
+      <w:r>
+        <w:rPr>
+          <w:rFonts w:ascii="Arial" w:hAnsi="Arial" w:cs="Arial"/>
+          <w:sz w:val="18"/>
+        </w:rPr>
+        <w:t xml:space="preserve"> in shared modules.</w:t>
       </w:r>
     </w:p>
     <w:p>
@@ -1737,7 +1743,7 @@
         <w:pStyle w:val="NormalWeb"/>
         <w:numPr>
           <w:ilvl w:val="0"/>
-          <w:numId w:val="14"/>
+          <w:numId w:val="29"/>
         </w:numPr>
         <w:jc w:val="both"/>
         <w:rPr>
@@ -1750,22 +1756,52 @@
           <w:rFonts w:ascii="Arial" w:hAnsi="Arial" w:cs="Arial"/>
           <w:sz w:val="18"/>
         </w:rPr>
-        <w:t xml:space="preserve">I redesigned the UI architecture into </w:t>
-      </w:r>
-      <w:r>
-        <w:rPr>
-          <w:rStyle w:val="Strong"/>
-          <w:rFonts w:ascii="Arial" w:hAnsi="Arial" w:cs="Arial"/>
-          <w:sz w:val="18"/>
-        </w:rPr>
-        <w:t>domain feature shells</w:t>
-      </w:r>
-      <w:r>
-        <w:rPr>
-          <w:rFonts w:ascii="Arial" w:hAnsi="Arial" w:cs="Arial"/>
-          <w:sz w:val="18"/>
-        </w:rPr>
-        <w:t xml:space="preserve"> plus lazy-loaded routes, which reduced initial bundle size and made ownership boundaries clearer for parallel teams.</w:t>
+        <w:t xml:space="preserve">Redesigned the UI architecture into domain </w:t>
+      </w:r>
+      <w:r>
+        <w:rPr>
+          <w:rStyle w:val="Strong"/>
+          <w:rFonts w:ascii="Arial" w:hAnsi="Arial" w:cs="Arial"/>
+          <w:sz w:val="18"/>
+        </w:rPr>
+        <w:t>feature shells</w:t>
+      </w:r>
+      <w:r>
+        <w:rPr>
+          <w:rFonts w:ascii="Arial" w:hAnsi="Arial" w:cs="Arial"/>
+          <w:sz w:val="18"/>
+        </w:rPr>
+        <w:t xml:space="preserve"> plus </w:t>
+      </w:r>
+      <w:r>
+        <w:rPr>
+          <w:rStyle w:val="Strong"/>
+          <w:rFonts w:ascii="Arial" w:hAnsi="Arial" w:cs="Arial"/>
+          <w:sz w:val="18"/>
+        </w:rPr>
+        <w:t>lazy-loaded routes</w:t>
+      </w:r>
+      <w:r>
+        <w:rPr>
+          <w:rFonts w:ascii="Arial" w:hAnsi="Arial" w:cs="Arial"/>
+          <w:sz w:val="18"/>
+        </w:rPr>
+        <w:t xml:space="preserve">, reducing initial </w:t>
+      </w:r>
+      <w:r>
+        <w:rPr>
+          <w:rStyle w:val="Strong"/>
+          <w:rFonts w:ascii="Arial" w:hAnsi="Arial" w:cs="Arial"/>
+          <w:sz w:val="18"/>
+        </w:rPr>
+        <w:t>bundle size</w:t>
+      </w:r>
+      <w:r>
+        <w:rPr>
+          <w:rFonts w:ascii="Arial" w:hAnsi="Arial" w:cs="Arial"/>
+          <w:sz w:val="18"/>
+        </w:rPr>
+        <w:t xml:space="preserve"> and making ownership boundaries clearer for parallel teams.</w:t>
       </w:r>
     </w:p>
     <w:p>
@@ -1773,7 +1809,7 @@
         <w:pStyle w:val="NormalWeb"/>
         <w:numPr>
           <w:ilvl w:val="0"/>
-          <w:numId w:val="14"/>
+          <w:numId w:val="29"/>
         </w:numPr>
         <w:jc w:val="both"/>
         <w:rPr>
@@ -1786,7 +1822,7 @@
           <w:rFonts w:ascii="Arial" w:hAnsi="Arial" w:cs="Arial"/>
           <w:sz w:val="18"/>
         </w:rPr>
-        <w:t xml:space="preserve">I fixed a critical bug where </w:t>
+        <w:t xml:space="preserve">Fixed a critical bug where </w:t>
       </w:r>
       <w:proofErr w:type="spellStart"/>
       <w:r>
@@ -1852,7 +1888,22 @@
           <w:rFonts w:ascii="Arial" w:hAnsi="Arial" w:cs="Arial"/>
           <w:sz w:val="18"/>
         </w:rPr>
-        <w:t xml:space="preserve"> and consistent immutable updates.</w:t>
+        <w:t xml:space="preserve"> and consistent </w:t>
+      </w:r>
+      <w:r>
+        <w:rPr>
+          <w:rStyle w:val="Strong"/>
+          <w:rFonts w:ascii="Arial" w:hAnsi="Arial" w:cs="Arial"/>
+          <w:sz w:val="18"/>
+        </w:rPr>
+        <w:t>immutable updates</w:t>
+      </w:r>
+      <w:r>
+        <w:rPr>
+          <w:rFonts w:ascii="Arial" w:hAnsi="Arial" w:cs="Arial"/>
+          <w:sz w:val="18"/>
+        </w:rPr>
+        <w:t>.</w:t>
       </w:r>
     </w:p>
     <w:p>
@@ -1860,7 +1911,7 @@
         <w:pStyle w:val="NormalWeb"/>
         <w:numPr>
           <w:ilvl w:val="0"/>
-          <w:numId w:val="14"/>
+          <w:numId w:val="29"/>
         </w:numPr>
         <w:jc w:val="both"/>
         <w:rPr>
@@ -1873,7 +1924,52 @@
           <w:rFonts w:ascii="Arial" w:hAnsi="Arial" w:cs="Arial"/>
           <w:sz w:val="18"/>
         </w:rPr>
-        <w:t xml:space="preserve">I resolved an incident where users hit infinite loading due to a race between route guards and token refresh, by centralizing </w:t>
+        <w:t xml:space="preserve">Resolved an incident where users hit </w:t>
+      </w:r>
+      <w:r>
+        <w:rPr>
+          <w:rStyle w:val="Strong"/>
+          <w:rFonts w:ascii="Arial" w:hAnsi="Arial" w:cs="Arial"/>
+          <w:sz w:val="18"/>
+        </w:rPr>
+        <w:t>infinite loading</w:t>
+      </w:r>
+      <w:r>
+        <w:rPr>
+          <w:rFonts w:ascii="Arial" w:hAnsi="Arial" w:cs="Arial"/>
+          <w:sz w:val="18"/>
+        </w:rPr>
+        <w:t xml:space="preserve"> due to a race between </w:t>
+      </w:r>
+      <w:r>
+        <w:rPr>
+          <w:rStyle w:val="Strong"/>
+          <w:rFonts w:ascii="Arial" w:hAnsi="Arial" w:cs="Arial"/>
+          <w:sz w:val="18"/>
+        </w:rPr>
+        <w:t>route guards</w:t>
+      </w:r>
+      <w:r>
+        <w:rPr>
+          <w:rFonts w:ascii="Arial" w:hAnsi="Arial" w:cs="Arial"/>
+          <w:sz w:val="18"/>
+        </w:rPr>
+        <w:t xml:space="preserve"> and </w:t>
+      </w:r>
+      <w:r>
+        <w:rPr>
+          <w:rStyle w:val="Strong"/>
+          <w:rFonts w:ascii="Arial" w:hAnsi="Arial" w:cs="Arial"/>
+          <w:sz w:val="18"/>
+        </w:rPr>
+        <w:t>token refresh</w:t>
+      </w:r>
+      <w:r>
+        <w:rPr>
+          <w:rFonts w:ascii="Arial" w:hAnsi="Arial" w:cs="Arial"/>
+          <w:sz w:val="18"/>
+        </w:rPr>
+        <w:t xml:space="preserve">, by centralizing </w:t>
       </w:r>
       <w:proofErr w:type="spellStart"/>
       <w:r>
@@ -1904,11 +2000,20 @@
           <w:rFonts w:ascii="Arial" w:hAnsi="Arial" w:cs="Arial"/>
           <w:sz w:val="18"/>
         </w:rPr>
-        <w:t xml:space="preserve"> with a refresh </w:t>
+        <w:t xml:space="preserve"> with a </w:t>
+      </w:r>
+      <w:r>
+        <w:rPr>
+          <w:rStyle w:val="Strong"/>
+          <w:rFonts w:ascii="Arial" w:hAnsi="Arial" w:cs="Arial"/>
+          <w:sz w:val="18"/>
+        </w:rPr>
+        <w:t xml:space="preserve">refresh </w:t>
       </w:r>
       <w:proofErr w:type="spellStart"/>
       <w:r>
         <w:rPr>
+          <w:rStyle w:val="Strong"/>
           <w:rFonts w:ascii="Arial" w:hAnsi="Arial" w:cs="Arial"/>
           <w:sz w:val="18"/>
         </w:rPr>
@@ -1928,7 +2033,7 @@
         <w:pStyle w:val="NormalWeb"/>
         <w:numPr>
           <w:ilvl w:val="0"/>
-          <w:numId w:val="14"/>
+          <w:numId w:val="29"/>
         </w:numPr>
         <w:jc w:val="both"/>
         <w:rPr>
@@ -1941,7 +2046,7 @@
           <w:rFonts w:ascii="Arial" w:hAnsi="Arial" w:cs="Arial"/>
           <w:sz w:val="18"/>
         </w:rPr>
-        <w:t xml:space="preserve">I upgraded legacy screens by moving scattered services into </w:t>
+        <w:t xml:space="preserve">Upgraded legacy screens by moving scattered services into </w:t>
       </w:r>
       <w:r>
         <w:rPr>
@@ -1971,7 +2076,7 @@
           <w:rFonts w:ascii="Arial" w:hAnsi="Arial" w:cs="Arial"/>
           <w:sz w:val="18"/>
         </w:rPr>
-        <w:t>, which eliminated runtime null crashes during partial API responses.</w:t>
+        <w:t>, eliminating runtime null crashes during partial API responses.</w:t>
       </w:r>
     </w:p>
     <w:p>
@@ -1979,7 +2084,7 @@
         <w:pStyle w:val="NormalWeb"/>
         <w:numPr>
           <w:ilvl w:val="0"/>
-          <w:numId w:val="14"/>
+          <w:numId w:val="29"/>
         </w:numPr>
         <w:jc w:val="both"/>
         <w:rPr>
@@ -1992,7 +2097,22 @@
           <w:rFonts w:ascii="Arial" w:hAnsi="Arial" w:cs="Arial"/>
           <w:sz w:val="18"/>
         </w:rPr>
-        <w:t xml:space="preserve">I handled a high-impact production bug where date filters shifted by one day for some locales, by normalizing to </w:t>
+        <w:t xml:space="preserve">Handled a high-impact production bug where </w:t>
+      </w:r>
+      <w:r>
+        <w:rPr>
+          <w:rStyle w:val="Strong"/>
+          <w:rFonts w:ascii="Arial" w:hAnsi="Arial" w:cs="Arial"/>
+          <w:sz w:val="18"/>
+        </w:rPr>
+        <w:t>date filters</w:t>
+      </w:r>
+      <w:r>
+        <w:rPr>
+          <w:rFonts w:ascii="Arial" w:hAnsi="Arial" w:cs="Arial"/>
+          <w:sz w:val="18"/>
+        </w:rPr>
+        <w:t xml:space="preserve"> shifted by one day for some locales by normalizing to </w:t>
       </w:r>
       <w:r>
         <w:rPr>
@@ -2015,7 +2135,7 @@
         <w:pStyle w:val="NormalWeb"/>
         <w:numPr>
           <w:ilvl w:val="0"/>
-          <w:numId w:val="14"/>
+          <w:numId w:val="29"/>
         </w:numPr>
         <w:jc w:val="both"/>
         <w:rPr>
@@ -2028,7 +2148,7 @@
           <w:rFonts w:ascii="Arial" w:hAnsi="Arial" w:cs="Arial"/>
           <w:sz w:val="18"/>
         </w:rPr>
-        <w:t xml:space="preserve">I implemented a new feature for real-time operational status using </w:t>
+        <w:t xml:space="preserve">Implemented a new feature for real-time operational status using </w:t>
       </w:r>
       <w:proofErr w:type="spellStart"/>
       <w:r>
@@ -2042,14 +2162,23 @@
       <w:proofErr w:type="spellEnd"/>
       <w:r>
         <w:rPr>
-          <w:rFonts w:ascii="Arial" w:hAnsi="Arial" w:cs="Arial"/>
-          <w:sz w:val="18"/>
-        </w:rPr>
-        <w:t xml:space="preserve"> streaming with reconnect </w:t>
+          <w:rStyle w:val="Strong"/>
+          <w:rFonts w:ascii="Arial" w:hAnsi="Arial" w:cs="Arial"/>
+          <w:sz w:val="18"/>
+        </w:rPr>
+        <w:t xml:space="preserve"> streaming</w:t>
+      </w:r>
+      <w:r>
+        <w:rPr>
+          <w:rFonts w:ascii="Arial" w:hAnsi="Arial" w:cs="Arial"/>
+          <w:sz w:val="18"/>
+        </w:rPr>
+        <w:t xml:space="preserve"> with reconnect </w:t>
       </w:r>
       <w:proofErr w:type="spellStart"/>
       <w:r>
         <w:rPr>
+          <w:rStyle w:val="Strong"/>
           <w:rFonts w:ascii="Arial" w:hAnsi="Arial" w:cs="Arial"/>
           <w:sz w:val="18"/>
         </w:rPr>
@@ -2061,7 +2190,37 @@
           <w:rFonts w:ascii="Arial" w:hAnsi="Arial" w:cs="Arial"/>
           <w:sz w:val="18"/>
         </w:rPr>
-        <w:t>, message versioning, and UI fallbacks when the stream degraded.</w:t>
+        <w:t xml:space="preserve">, message </w:t>
+      </w:r>
+      <w:r>
+        <w:rPr>
+          <w:rStyle w:val="Strong"/>
+          <w:rFonts w:ascii="Arial" w:hAnsi="Arial" w:cs="Arial"/>
+          <w:sz w:val="18"/>
+        </w:rPr>
+        <w:t>versioning</w:t>
+      </w:r>
+      <w:r>
+        <w:rPr>
+          <w:rFonts w:ascii="Arial" w:hAnsi="Arial" w:cs="Arial"/>
+          <w:sz w:val="18"/>
+        </w:rPr>
+        <w:t xml:space="preserve">, and UI </w:t>
+      </w:r>
+      <w:r>
+        <w:rPr>
+          <w:rStyle w:val="Strong"/>
+          <w:rFonts w:ascii="Arial" w:hAnsi="Arial" w:cs="Arial"/>
+          <w:sz w:val="18"/>
+        </w:rPr>
+        <w:t>fallbacks</w:t>
+      </w:r>
+      <w:r>
+        <w:rPr>
+          <w:rFonts w:ascii="Arial" w:hAnsi="Arial" w:cs="Arial"/>
+          <w:sz w:val="18"/>
+        </w:rPr>
+        <w:t xml:space="preserve"> when the stream degraded.</w:t>
       </w:r>
     </w:p>
     <w:p>
@@ -2069,7 +2228,7 @@
         <w:pStyle w:val="NormalWeb"/>
         <w:numPr>
           <w:ilvl w:val="0"/>
-          <w:numId w:val="14"/>
+          <w:numId w:val="29"/>
         </w:numPr>
         <w:jc w:val="both"/>
         <w:rPr>
@@ -2082,7 +2241,22 @@
           <w:rFonts w:ascii="Arial" w:hAnsi="Arial" w:cs="Arial"/>
           <w:sz w:val="18"/>
         </w:rPr>
-        <w:t xml:space="preserve">I improved performance hotspots by profiling change detection, introducing </w:t>
+        <w:t xml:space="preserve">Improved performance hotspots by profiling </w:t>
+      </w:r>
+      <w:r>
+        <w:rPr>
+          <w:rStyle w:val="Strong"/>
+          <w:rFonts w:ascii="Arial" w:hAnsi="Arial" w:cs="Arial"/>
+          <w:sz w:val="18"/>
+        </w:rPr>
+        <w:t>change detection</w:t>
+      </w:r>
+      <w:r>
+        <w:rPr>
+          <w:rFonts w:ascii="Arial" w:hAnsi="Arial" w:cs="Arial"/>
+          <w:sz w:val="18"/>
+        </w:rPr>
+        <w:t xml:space="preserve">, introducing </w:t>
       </w:r>
       <w:proofErr w:type="spellStart"/>
       <w:r>
@@ -2104,6 +2278,7 @@
       <w:proofErr w:type="spellStart"/>
       <w:r>
         <w:rPr>
+          <w:rStyle w:val="Strong"/>
           <w:rFonts w:ascii="Arial" w:hAnsi="Arial" w:cs="Arial"/>
           <w:sz w:val="18"/>
         </w:rPr>
@@ -2112,10 +2287,33 @@
       <w:proofErr w:type="spellEnd"/>
       <w:r>
         <w:rPr>
-          <w:rFonts w:ascii="Arial" w:hAnsi="Arial" w:cs="Arial"/>
-          <w:sz w:val="18"/>
-        </w:rPr>
-        <w:t xml:space="preserve"> selectors, and deferring heavy components behind route-level code splitting.</w:t>
+          <w:rStyle w:val="Strong"/>
+          <w:rFonts w:ascii="Arial" w:hAnsi="Arial" w:cs="Arial"/>
+          <w:sz w:val="18"/>
+        </w:rPr>
+        <w:t xml:space="preserve"> selectors</w:t>
+      </w:r>
+      <w:r>
+        <w:rPr>
+          <w:rFonts w:ascii="Arial" w:hAnsi="Arial" w:cs="Arial"/>
+          <w:sz w:val="18"/>
+        </w:rPr>
+        <w:t xml:space="preserve">, and deferring heavy components behind route-level </w:t>
+      </w:r>
+      <w:r>
+        <w:rPr>
+          <w:rStyle w:val="Strong"/>
+          <w:rFonts w:ascii="Arial" w:hAnsi="Arial" w:cs="Arial"/>
+          <w:sz w:val="18"/>
+        </w:rPr>
+        <w:t>code splitting</w:t>
+      </w:r>
+      <w:r>
+        <w:rPr>
+          <w:rFonts w:ascii="Arial" w:hAnsi="Arial" w:cs="Arial"/>
+          <w:sz w:val="18"/>
+        </w:rPr>
+        <w:t>.</w:t>
       </w:r>
     </w:p>
     <w:p>
@@ -2123,7 +2321,7 @@
         <w:pStyle w:val="NormalWeb"/>
         <w:numPr>
           <w:ilvl w:val="0"/>
-          <w:numId w:val="14"/>
+          <w:numId w:val="29"/>
         </w:numPr>
         <w:jc w:val="both"/>
         <w:rPr>
@@ -2136,7 +2334,22 @@
           <w:rFonts w:ascii="Arial" w:hAnsi="Arial" w:cs="Arial"/>
           <w:sz w:val="18"/>
         </w:rPr>
-        <w:t xml:space="preserve">I stabilized flaky UI tests by replacing time-based waits with event-driven assertions in </w:t>
+        <w:t xml:space="preserve">Stabilized flaky UI tests by replacing time-based waits with </w:t>
+      </w:r>
+      <w:r>
+        <w:rPr>
+          <w:rStyle w:val="Strong"/>
+          <w:rFonts w:ascii="Arial" w:hAnsi="Arial" w:cs="Arial"/>
+          <w:sz w:val="18"/>
+        </w:rPr>
+        <w:t>event-driven assertions</w:t>
+      </w:r>
+      <w:r>
+        <w:rPr>
+          <w:rFonts w:ascii="Arial" w:hAnsi="Arial" w:cs="Arial"/>
+          <w:sz w:val="18"/>
+        </w:rPr>
+        <w:t xml:space="preserve"> in </w:t>
       </w:r>
       <w:r>
         <w:rPr>
@@ -2151,7 +2364,22 @@
           <w:rFonts w:ascii="Arial" w:hAnsi="Arial" w:cs="Arial"/>
           <w:sz w:val="18"/>
         </w:rPr>
-        <w:t>, and by adding deterministic fixtures for pagination and sorting.</w:t>
+        <w:t xml:space="preserve">, and by adding deterministic </w:t>
+      </w:r>
+      <w:r>
+        <w:rPr>
+          <w:rStyle w:val="Strong"/>
+          <w:rFonts w:ascii="Arial" w:hAnsi="Arial" w:cs="Arial"/>
+          <w:sz w:val="18"/>
+        </w:rPr>
+        <w:t>fixtures</w:t>
+      </w:r>
+      <w:r>
+        <w:rPr>
+          <w:rFonts w:ascii="Arial" w:hAnsi="Arial" w:cs="Arial"/>
+          <w:sz w:val="18"/>
+        </w:rPr>
+        <w:t xml:space="preserve"> for pagination and sorting.</w:t>
       </w:r>
     </w:p>
     <w:p>
@@ -2159,7 +2387,7 @@
         <w:pStyle w:val="NormalWeb"/>
         <w:numPr>
           <w:ilvl w:val="0"/>
-          <w:numId w:val="14"/>
+          <w:numId w:val="29"/>
         </w:numPr>
         <w:jc w:val="both"/>
         <w:rPr>
@@ -2172,7 +2400,7 @@
           <w:rFonts w:ascii="Arial" w:hAnsi="Arial" w:cs="Arial"/>
           <w:sz w:val="18"/>
         </w:rPr>
-        <w:t xml:space="preserve">I built a reusable </w:t>
+        <w:t xml:space="preserve">Built a reusable </w:t>
       </w:r>
       <w:r>
         <w:rPr>
@@ -2202,7 +2430,37 @@
           <w:rFonts w:ascii="Arial" w:hAnsi="Arial" w:cs="Arial"/>
           <w:sz w:val="18"/>
         </w:rPr>
-        <w:t xml:space="preserve"> plus custom theming tokens, keeping accessibility consistent with keyboard navigation and screen readers.</w:t>
+        <w:t xml:space="preserve"> plus custom theming </w:t>
+      </w:r>
+      <w:r>
+        <w:rPr>
+          <w:rStyle w:val="Strong"/>
+          <w:rFonts w:ascii="Arial" w:hAnsi="Arial" w:cs="Arial"/>
+          <w:sz w:val="18"/>
+        </w:rPr>
+        <w:t>tokens</w:t>
+      </w:r>
+      <w:r>
+        <w:rPr>
+          <w:rFonts w:ascii="Arial" w:hAnsi="Arial" w:cs="Arial"/>
+          <w:sz w:val="18"/>
+        </w:rPr>
+        <w:t xml:space="preserve">, keeping </w:t>
+      </w:r>
+      <w:r>
+        <w:rPr>
+          <w:rStyle w:val="Strong"/>
+          <w:rFonts w:ascii="Arial" w:hAnsi="Arial" w:cs="Arial"/>
+          <w:sz w:val="18"/>
+        </w:rPr>
+        <w:t>accessibility</w:t>
+      </w:r>
+      <w:r>
+        <w:rPr>
+          <w:rFonts w:ascii="Arial" w:hAnsi="Arial" w:cs="Arial"/>
+          <w:sz w:val="18"/>
+        </w:rPr>
+        <w:t xml:space="preserve"> consistent with keyboard navigation and screen readers.</w:t>
       </w:r>
     </w:p>
     <w:p>
@@ -2210,7 +2468,7 @@
         <w:pStyle w:val="NormalWeb"/>
         <w:numPr>
           <w:ilvl w:val="0"/>
-          <w:numId w:val="14"/>
+          <w:numId w:val="29"/>
         </w:numPr>
         <w:jc w:val="both"/>
         <w:rPr>
@@ -2223,7 +2481,22 @@
           <w:rFonts w:ascii="Arial" w:hAnsi="Arial" w:cs="Arial"/>
           <w:sz w:val="18"/>
         </w:rPr>
-        <w:t xml:space="preserve">I solved a memory leak caused by long-lived modal subscriptions by enforcing </w:t>
+        <w:t xml:space="preserve">Solved a </w:t>
+      </w:r>
+      <w:r>
+        <w:rPr>
+          <w:rStyle w:val="Strong"/>
+          <w:rFonts w:ascii="Arial" w:hAnsi="Arial" w:cs="Arial"/>
+          <w:sz w:val="18"/>
+        </w:rPr>
+        <w:t>memory leak</w:t>
+      </w:r>
+      <w:r>
+        <w:rPr>
+          <w:rFonts w:ascii="Arial" w:hAnsi="Arial" w:cs="Arial"/>
+          <w:sz w:val="18"/>
+        </w:rPr>
+        <w:t xml:space="preserve"> caused by long-lived modal subscriptions by enforcing </w:t>
       </w:r>
       <w:proofErr w:type="spellStart"/>
       <w:r>
@@ -2248,7 +2521,7 @@
         <w:pStyle w:val="NormalWeb"/>
         <w:numPr>
           <w:ilvl w:val="0"/>
-          <w:numId w:val="14"/>
+          <w:numId w:val="29"/>
         </w:numPr>
         <w:jc w:val="both"/>
         <w:rPr>
@@ -2262,7 +2535,7 @@
           <w:sz w:val="18"/>
         </w:rPr>
         <w:lastRenderedPageBreak/>
-        <w:t xml:space="preserve">I led an upgrade path from older Angular builds to </w:t>
+        <w:t xml:space="preserve">Led an upgrade path from older Angular builds to </w:t>
       </w:r>
       <w:r>
         <w:rPr>
@@ -2277,11 +2550,42 @@
           <w:rFonts w:ascii="Arial" w:hAnsi="Arial" w:cs="Arial"/>
           <w:sz w:val="18"/>
         </w:rPr>
-        <w:t xml:space="preserve"> by migrating to stricter TS settings, updating lint rules, and fixing incompatible </w:t>
+        <w:t xml:space="preserve"> by migrating to stricter </w:t>
+      </w:r>
+      <w:r>
+        <w:rPr>
+          <w:rStyle w:val="Strong"/>
+          <w:rFonts w:ascii="Arial" w:hAnsi="Arial" w:cs="Arial"/>
+          <w:sz w:val="18"/>
+        </w:rPr>
+        <w:t>TS settings</w:t>
+      </w:r>
+      <w:r>
+        <w:rPr>
+          <w:rFonts w:ascii="Arial" w:hAnsi="Arial" w:cs="Arial"/>
+          <w:sz w:val="18"/>
+        </w:rPr>
+        <w:t xml:space="preserve">, updating </w:t>
+      </w:r>
+      <w:r>
+        <w:rPr>
+          <w:rStyle w:val="Strong"/>
+          <w:rFonts w:ascii="Arial" w:hAnsi="Arial" w:cs="Arial"/>
+          <w:sz w:val="18"/>
+        </w:rPr>
+        <w:t>lint rules</w:t>
+      </w:r>
+      <w:r>
+        <w:rPr>
+          <w:rFonts w:ascii="Arial" w:hAnsi="Arial" w:cs="Arial"/>
+          <w:sz w:val="18"/>
+        </w:rPr>
+        <w:t xml:space="preserve">, and fixing incompatible </w:t>
       </w:r>
       <w:proofErr w:type="spellStart"/>
       <w:r>
         <w:rPr>
+          <w:rStyle w:val="Strong"/>
           <w:rFonts w:ascii="Arial" w:hAnsi="Arial" w:cs="Arial"/>
           <w:sz w:val="18"/>
         </w:rPr>
@@ -2290,10 +2594,18 @@
       <w:proofErr w:type="spellEnd"/>
       <w:r>
         <w:rPr>
-          <w:rFonts w:ascii="Arial" w:hAnsi="Arial" w:cs="Arial"/>
-          <w:sz w:val="18"/>
-        </w:rPr>
-        <w:t xml:space="preserve"> operators systematically.</w:t>
+          <w:rStyle w:val="Strong"/>
+          <w:rFonts w:ascii="Arial" w:hAnsi="Arial" w:cs="Arial"/>
+          <w:sz w:val="18"/>
+        </w:rPr>
+        <w:t xml:space="preserve"> operators</w:t>
+      </w:r>
+      <w:r>
+        <w:rPr>
+          <w:rFonts w:ascii="Arial" w:hAnsi="Arial" w:cs="Arial"/>
+          <w:sz w:val="18"/>
+        </w:rPr>
+        <w:t xml:space="preserve"> systematically.</w:t>
       </w:r>
     </w:p>
     <w:p>
@@ -2301,7 +2613,7 @@
         <w:pStyle w:val="NormalWeb"/>
         <w:numPr>
           <w:ilvl w:val="0"/>
-          <w:numId w:val="14"/>
+          <w:numId w:val="29"/>
         </w:numPr>
         <w:jc w:val="both"/>
         <w:rPr>
@@ -2314,7 +2626,7 @@
           <w:rFonts w:ascii="Arial" w:hAnsi="Arial" w:cs="Arial"/>
           <w:sz w:val="18"/>
         </w:rPr>
-        <w:t xml:space="preserve">I reduced API-driven UI breakages by introducing </w:t>
+        <w:t xml:space="preserve">Reduced API-driven UI breakages by introducing </w:t>
       </w:r>
       <w:r>
         <w:rPr>
@@ -2334,6 +2646,7 @@
       <w:proofErr w:type="spellStart"/>
       <w:r>
         <w:rPr>
+          <w:rStyle w:val="Strong"/>
           <w:rFonts w:ascii="Arial" w:hAnsi="Arial" w:cs="Arial"/>
           <w:sz w:val="18"/>
         </w:rPr>
@@ -2342,10 +2655,33 @@
       <w:proofErr w:type="spellEnd"/>
       <w:r>
         <w:rPr>
-          <w:rFonts w:ascii="Arial" w:hAnsi="Arial" w:cs="Arial"/>
-          <w:sz w:val="18"/>
-        </w:rPr>
-        <w:t xml:space="preserve"> schemas and surfacing breaking changes in CI before they reached staging.</w:t>
+          <w:rStyle w:val="Strong"/>
+          <w:rFonts w:ascii="Arial" w:hAnsi="Arial" w:cs="Arial"/>
+          <w:sz w:val="18"/>
+        </w:rPr>
+        <w:t xml:space="preserve"> schemas</w:t>
+      </w:r>
+      <w:r>
+        <w:rPr>
+          <w:rFonts w:ascii="Arial" w:hAnsi="Arial" w:cs="Arial"/>
+          <w:sz w:val="18"/>
+        </w:rPr>
+        <w:t xml:space="preserve"> and surfacing breaking changes in </w:t>
+      </w:r>
+      <w:r>
+        <w:rPr>
+          <w:rStyle w:val="Strong"/>
+          <w:rFonts w:ascii="Arial" w:hAnsi="Arial" w:cs="Arial"/>
+          <w:sz w:val="18"/>
+        </w:rPr>
+        <w:t>CI</w:t>
+      </w:r>
+      <w:r>
+        <w:rPr>
+          <w:rFonts w:ascii="Arial" w:hAnsi="Arial" w:cs="Arial"/>
+          <w:sz w:val="18"/>
+        </w:rPr>
+        <w:t xml:space="preserve"> before they reached staging.</w:t>
       </w:r>
     </w:p>
     <w:p>
@@ -2353,7 +2689,7 @@
         <w:pStyle w:val="NormalWeb"/>
         <w:numPr>
           <w:ilvl w:val="0"/>
-          <w:numId w:val="14"/>
+          <w:numId w:val="29"/>
         </w:numPr>
         <w:jc w:val="both"/>
         <w:rPr>
@@ -2366,7 +2702,37 @@
           <w:rFonts w:ascii="Arial" w:hAnsi="Arial" w:cs="Arial"/>
           <w:sz w:val="18"/>
         </w:rPr>
-        <w:t>I used my skill flexibly by pairing with backend teams to adjust payload shapes, then immediately reflecting the new model in typed clients and UI validation rules.</w:t>
+        <w:t xml:space="preserve">Used skills flexibly by pairing with </w:t>
+      </w:r>
+      <w:r>
+        <w:rPr>
+          <w:rStyle w:val="Strong"/>
+          <w:rFonts w:ascii="Arial" w:hAnsi="Arial" w:cs="Arial"/>
+          <w:sz w:val="18"/>
+        </w:rPr>
+        <w:t>backend teams</w:t>
+      </w:r>
+      <w:r>
+        <w:rPr>
+          <w:rFonts w:ascii="Arial" w:hAnsi="Arial" w:cs="Arial"/>
+          <w:sz w:val="18"/>
+        </w:rPr>
+        <w:t xml:space="preserve"> to adjust payload shapes, then immediately reflecting the new model in </w:t>
+      </w:r>
+      <w:r>
+        <w:rPr>
+          <w:rStyle w:val="Strong"/>
+          <w:rFonts w:ascii="Arial" w:hAnsi="Arial" w:cs="Arial"/>
+          <w:sz w:val="18"/>
+        </w:rPr>
+        <w:t>typed clients</w:t>
+      </w:r>
+      <w:r>
+        <w:rPr>
+          <w:rFonts w:ascii="Arial" w:hAnsi="Arial" w:cs="Arial"/>
+          <w:sz w:val="18"/>
+        </w:rPr>
+        <w:t xml:space="preserve"> and UI validation rules.</w:t>
       </w:r>
     </w:p>
     <w:p>
@@ -2374,7 +2740,7 @@
         <w:pStyle w:val="NormalWeb"/>
         <w:numPr>
           <w:ilvl w:val="0"/>
-          <w:numId w:val="14"/>
+          <w:numId w:val="29"/>
         </w:numPr>
         <w:jc w:val="both"/>
         <w:rPr>
@@ -2387,7 +2753,37 @@
           <w:rFonts w:ascii="Arial" w:hAnsi="Arial" w:cs="Arial"/>
           <w:sz w:val="18"/>
         </w:rPr>
-        <w:t>I documented upgrade and rollback playbooks so releases stayed safe, including feature flags, canary rollouts, and a fast revert strategy for UI-critical defects.</w:t>
+        <w:t xml:space="preserve">Documented upgrade and rollback playbooks so releases stayed safe, including </w:t>
+      </w:r>
+      <w:r>
+        <w:rPr>
+          <w:rStyle w:val="Strong"/>
+          <w:rFonts w:ascii="Arial" w:hAnsi="Arial" w:cs="Arial"/>
+          <w:sz w:val="18"/>
+        </w:rPr>
+        <w:t>feature flags</w:t>
+      </w:r>
+      <w:r>
+        <w:rPr>
+          <w:rFonts w:ascii="Arial" w:hAnsi="Arial" w:cs="Arial"/>
+          <w:sz w:val="18"/>
+        </w:rPr>
+        <w:t xml:space="preserve">, </w:t>
+      </w:r>
+      <w:r>
+        <w:rPr>
+          <w:rStyle w:val="Strong"/>
+          <w:rFonts w:ascii="Arial" w:hAnsi="Arial" w:cs="Arial"/>
+          <w:sz w:val="18"/>
+        </w:rPr>
+        <w:t>canary rollouts</w:t>
+      </w:r>
+      <w:r>
+        <w:rPr>
+          <w:rFonts w:ascii="Arial" w:hAnsi="Arial" w:cs="Arial"/>
+          <w:sz w:val="18"/>
+        </w:rPr>
+        <w:t>, and a fast revert strategy for UI-critical defects.</w:t>
       </w:r>
     </w:p>
     <w:tbl>
@@ -2481,7 +2877,7 @@
         <w:pStyle w:val="NormalWeb"/>
         <w:numPr>
           <w:ilvl w:val="0"/>
-          <w:numId w:val="18"/>
+          <w:numId w:val="30"/>
         </w:numPr>
         <w:jc w:val="both"/>
         <w:rPr>
@@ -2494,7 +2890,7 @@
           <w:rFonts w:ascii="Arial" w:hAnsi="Arial" w:cs="Arial"/>
           <w:sz w:val="18"/>
         </w:rPr>
-        <w:t xml:space="preserve">I developed a large </w:t>
+        <w:t xml:space="preserve">Developed a large </w:t>
       </w:r>
       <w:proofErr w:type="spellStart"/>
       <w:r>
@@ -2544,7 +2940,22 @@
           <w:rFonts w:ascii="Arial" w:hAnsi="Arial" w:cs="Arial"/>
           <w:sz w:val="18"/>
         </w:rPr>
-        <w:t xml:space="preserve"> where possible, keeping controllers thin and pushing logic into reusable services.</w:t>
+        <w:t xml:space="preserve"> where possible, keeping controllers thin and pushing logic into reusable </w:t>
+      </w:r>
+      <w:r>
+        <w:rPr>
+          <w:rStyle w:val="Strong"/>
+          <w:rFonts w:ascii="Arial" w:hAnsi="Arial" w:cs="Arial"/>
+          <w:sz w:val="18"/>
+        </w:rPr>
+        <w:t>services</w:t>
+      </w:r>
+      <w:r>
+        <w:rPr>
+          <w:rFonts w:ascii="Arial" w:hAnsi="Arial" w:cs="Arial"/>
+          <w:sz w:val="18"/>
+        </w:rPr>
+        <w:t>.</w:t>
       </w:r>
     </w:p>
     <w:p>
@@ -2552,7 +2963,7 @@
         <w:pStyle w:val="NormalWeb"/>
         <w:numPr>
           <w:ilvl w:val="0"/>
-          <w:numId w:val="18"/>
+          <w:numId w:val="30"/>
         </w:numPr>
         <w:jc w:val="both"/>
         <w:rPr>
@@ -2565,7 +2976,67 @@
           <w:rFonts w:ascii="Arial" w:hAnsi="Arial" w:cs="Arial"/>
           <w:sz w:val="18"/>
         </w:rPr>
-        <w:t>I fixed a critical bug where digest cycles spiked CPU and froze pages, by removing deep watches, reducing two-way bindings, and introducing one-time bindings safely.</w:t>
+        <w:t xml:space="preserve">Fixed a critical bug where </w:t>
+      </w:r>
+      <w:r>
+        <w:rPr>
+          <w:rStyle w:val="Strong"/>
+          <w:rFonts w:ascii="Arial" w:hAnsi="Arial" w:cs="Arial"/>
+          <w:sz w:val="18"/>
+        </w:rPr>
+        <w:t>digest cycles</w:t>
+      </w:r>
+      <w:r>
+        <w:rPr>
+          <w:rFonts w:ascii="Arial" w:hAnsi="Arial" w:cs="Arial"/>
+          <w:sz w:val="18"/>
+        </w:rPr>
+        <w:t xml:space="preserve"> spiked CPU and froze pages by removing </w:t>
+      </w:r>
+      <w:r>
+        <w:rPr>
+          <w:rStyle w:val="Strong"/>
+          <w:rFonts w:ascii="Arial" w:hAnsi="Arial" w:cs="Arial"/>
+          <w:sz w:val="18"/>
+        </w:rPr>
+        <w:t>deep watches</w:t>
+      </w:r>
+      <w:r>
+        <w:rPr>
+          <w:rFonts w:ascii="Arial" w:hAnsi="Arial" w:cs="Arial"/>
+          <w:sz w:val="18"/>
+        </w:rPr>
+        <w:t xml:space="preserve">, reducing </w:t>
+      </w:r>
+      <w:r>
+        <w:rPr>
+          <w:rStyle w:val="Strong"/>
+          <w:rFonts w:ascii="Arial" w:hAnsi="Arial" w:cs="Arial"/>
+          <w:sz w:val="18"/>
+        </w:rPr>
+        <w:t>two-way bindings</w:t>
+      </w:r>
+      <w:r>
+        <w:rPr>
+          <w:rFonts w:ascii="Arial" w:hAnsi="Arial" w:cs="Arial"/>
+          <w:sz w:val="18"/>
+        </w:rPr>
+        <w:t xml:space="preserve">, and introducing </w:t>
+      </w:r>
+      <w:r>
+        <w:rPr>
+          <w:rStyle w:val="Strong"/>
+          <w:rFonts w:ascii="Arial" w:hAnsi="Arial" w:cs="Arial"/>
+          <w:sz w:val="18"/>
+        </w:rPr>
+        <w:t>one-time bindings</w:t>
+      </w:r>
+      <w:r>
+        <w:rPr>
+          <w:rFonts w:ascii="Arial" w:hAnsi="Arial" w:cs="Arial"/>
+          <w:sz w:val="18"/>
+        </w:rPr>
+        <w:t xml:space="preserve"> safely.</w:t>
       </w:r>
     </w:p>
     <w:p>
@@ -2573,7 +3044,7 @@
         <w:pStyle w:val="NormalWeb"/>
         <w:numPr>
           <w:ilvl w:val="0"/>
-          <w:numId w:val="18"/>
+          <w:numId w:val="30"/>
         </w:numPr>
         <w:jc w:val="both"/>
         <w:rPr>
@@ -2586,7 +3057,52 @@
           <w:rFonts w:ascii="Arial" w:hAnsi="Arial" w:cs="Arial"/>
           <w:sz w:val="18"/>
         </w:rPr>
-        <w:t>I resolved a severe issue where modals stacked and blocked navigation, by standardizing a single modal service and enforcing consistent teardown on route changes.</w:t>
+        <w:t xml:space="preserve">Resolved a severe issue where </w:t>
+      </w:r>
+      <w:r>
+        <w:rPr>
+          <w:rStyle w:val="Strong"/>
+          <w:rFonts w:ascii="Arial" w:hAnsi="Arial" w:cs="Arial"/>
+          <w:sz w:val="18"/>
+        </w:rPr>
+        <w:t>modals</w:t>
+      </w:r>
+      <w:r>
+        <w:rPr>
+          <w:rFonts w:ascii="Arial" w:hAnsi="Arial" w:cs="Arial"/>
+          <w:sz w:val="18"/>
+        </w:rPr>
+        <w:t xml:space="preserve"> stacked and blocked navigation by standardizing a single </w:t>
+      </w:r>
+      <w:r>
+        <w:rPr>
+          <w:rStyle w:val="Strong"/>
+          <w:rFonts w:ascii="Arial" w:hAnsi="Arial" w:cs="Arial"/>
+          <w:sz w:val="18"/>
+        </w:rPr>
+        <w:t>modal service</w:t>
+      </w:r>
+      <w:r>
+        <w:rPr>
+          <w:rFonts w:ascii="Arial" w:hAnsi="Arial" w:cs="Arial"/>
+          <w:sz w:val="18"/>
+        </w:rPr>
+        <w:t xml:space="preserve"> and enforcing consistent </w:t>
+      </w:r>
+      <w:r>
+        <w:rPr>
+          <w:rStyle w:val="Strong"/>
+          <w:rFonts w:ascii="Arial" w:hAnsi="Arial" w:cs="Arial"/>
+          <w:sz w:val="18"/>
+        </w:rPr>
+        <w:t>teardown</w:t>
+      </w:r>
+      <w:r>
+        <w:rPr>
+          <w:rFonts w:ascii="Arial" w:hAnsi="Arial" w:cs="Arial"/>
+          <w:sz w:val="18"/>
+        </w:rPr>
+        <w:t xml:space="preserve"> on route changes.</w:t>
       </w:r>
     </w:p>
     <w:p>
@@ -2594,7 +3110,7 @@
         <w:pStyle w:val="NormalWeb"/>
         <w:numPr>
           <w:ilvl w:val="0"/>
-          <w:numId w:val="18"/>
+          <w:numId w:val="30"/>
         </w:numPr>
         <w:jc w:val="both"/>
         <w:rPr>
@@ -2607,7 +3123,37 @@
           <w:rFonts w:ascii="Arial" w:hAnsi="Arial" w:cs="Arial"/>
           <w:sz w:val="18"/>
         </w:rPr>
-        <w:t>I implemented a new feature for bulk edits with validation previews, carefully handling partial failures so users never lost edits during long-running operations.</w:t>
+        <w:t xml:space="preserve">Implemented a new feature for </w:t>
+      </w:r>
+      <w:r>
+        <w:rPr>
+          <w:rStyle w:val="Strong"/>
+          <w:rFonts w:ascii="Arial" w:hAnsi="Arial" w:cs="Arial"/>
+          <w:sz w:val="18"/>
+        </w:rPr>
+        <w:t>bulk edits</w:t>
+      </w:r>
+      <w:r>
+        <w:rPr>
+          <w:rFonts w:ascii="Arial" w:hAnsi="Arial" w:cs="Arial"/>
+          <w:sz w:val="18"/>
+        </w:rPr>
+        <w:t xml:space="preserve"> with </w:t>
+      </w:r>
+      <w:r>
+        <w:rPr>
+          <w:rStyle w:val="Strong"/>
+          <w:rFonts w:ascii="Arial" w:hAnsi="Arial" w:cs="Arial"/>
+          <w:sz w:val="18"/>
+        </w:rPr>
+        <w:t>validation previews</w:t>
+      </w:r>
+      <w:r>
+        <w:rPr>
+          <w:rFonts w:ascii="Arial" w:hAnsi="Arial" w:cs="Arial"/>
+          <w:sz w:val="18"/>
+        </w:rPr>
+        <w:t>, carefully handling partial failures so users never lost edits during long-running operations.</w:t>
       </w:r>
     </w:p>
     <w:p>
@@ -2615,7 +3161,7 @@
         <w:pStyle w:val="NormalWeb"/>
         <w:numPr>
           <w:ilvl w:val="0"/>
-          <w:numId w:val="18"/>
+          <w:numId w:val="30"/>
         </w:numPr>
         <w:jc w:val="both"/>
         <w:rPr>
@@ -2628,7 +3174,7 @@
           <w:rFonts w:ascii="Arial" w:hAnsi="Arial" w:cs="Arial"/>
           <w:sz w:val="18"/>
         </w:rPr>
-        <w:t xml:space="preserve">I upgraded legacy build tooling to a more stable </w:t>
+        <w:t xml:space="preserve">Upgraded legacy build tooling to a more stable </w:t>
       </w:r>
       <w:proofErr w:type="spellStart"/>
       <w:r>
@@ -2661,7 +3207,7 @@
         <w:pStyle w:val="NormalWeb"/>
         <w:numPr>
           <w:ilvl w:val="0"/>
-          <w:numId w:val="18"/>
+          <w:numId w:val="30"/>
         </w:numPr>
         <w:jc w:val="both"/>
         <w:rPr>
@@ -2674,7 +3220,37 @@
           <w:rFonts w:ascii="Arial" w:hAnsi="Arial" w:cs="Arial"/>
           <w:sz w:val="18"/>
         </w:rPr>
-        <w:t>I solved an authentication bug where session expiry redirected users into loops, by centralizing the redirect logic and ensuring a single source of truth for login state.</w:t>
+        <w:t xml:space="preserve">Solved an authentication bug where </w:t>
+      </w:r>
+      <w:r>
+        <w:rPr>
+          <w:rStyle w:val="Strong"/>
+          <w:rFonts w:ascii="Arial" w:hAnsi="Arial" w:cs="Arial"/>
+          <w:sz w:val="18"/>
+        </w:rPr>
+        <w:t>session expiry</w:t>
+      </w:r>
+      <w:r>
+        <w:rPr>
+          <w:rFonts w:ascii="Arial" w:hAnsi="Arial" w:cs="Arial"/>
+          <w:sz w:val="18"/>
+        </w:rPr>
+        <w:t xml:space="preserve"> redirected users into loops by centralizing the redirect logic and ensuring a single source of truth for </w:t>
+      </w:r>
+      <w:r>
+        <w:rPr>
+          <w:rStyle w:val="Strong"/>
+          <w:rFonts w:ascii="Arial" w:hAnsi="Arial" w:cs="Arial"/>
+          <w:sz w:val="18"/>
+        </w:rPr>
+        <w:t>login state</w:t>
+      </w:r>
+      <w:r>
+        <w:rPr>
+          <w:rFonts w:ascii="Arial" w:hAnsi="Arial" w:cs="Arial"/>
+          <w:sz w:val="18"/>
+        </w:rPr>
+        <w:t>.</w:t>
       </w:r>
     </w:p>
     <w:p>
@@ -2682,7 +3258,7 @@
         <w:pStyle w:val="NormalWeb"/>
         <w:numPr>
           <w:ilvl w:val="0"/>
-          <w:numId w:val="18"/>
+          <w:numId w:val="30"/>
         </w:numPr>
         <w:jc w:val="both"/>
         <w:rPr>
@@ -2695,7 +3271,37 @@
           <w:rFonts w:ascii="Arial" w:hAnsi="Arial" w:cs="Arial"/>
           <w:sz w:val="18"/>
         </w:rPr>
-        <w:t>I improved UI reliability by standardizing error handling components, giving users actionable messages instead of silent failures or generic alerts.</w:t>
+        <w:t xml:space="preserve">Improved UI </w:t>
+      </w:r>
+      <w:r>
+        <w:rPr>
+          <w:rStyle w:val="Strong"/>
+          <w:rFonts w:ascii="Arial" w:hAnsi="Arial" w:cs="Arial"/>
+          <w:sz w:val="18"/>
+        </w:rPr>
+        <w:t>reliability</w:t>
+      </w:r>
+      <w:r>
+        <w:rPr>
+          <w:rFonts w:ascii="Arial" w:hAnsi="Arial" w:cs="Arial"/>
+          <w:sz w:val="18"/>
+        </w:rPr>
+        <w:t xml:space="preserve"> by standardizing </w:t>
+      </w:r>
+      <w:r>
+        <w:rPr>
+          <w:rStyle w:val="Strong"/>
+          <w:rFonts w:ascii="Arial" w:hAnsi="Arial" w:cs="Arial"/>
+          <w:sz w:val="18"/>
+        </w:rPr>
+        <w:t>error handling</w:t>
+      </w:r>
+      <w:r>
+        <w:rPr>
+          <w:rFonts w:ascii="Arial" w:hAnsi="Arial" w:cs="Arial"/>
+          <w:sz w:val="18"/>
+        </w:rPr>
+        <w:t xml:space="preserve"> components, giving users actionable messages instead of silent failures or generic alerts.</w:t>
       </w:r>
     </w:p>
     <w:p>
@@ -2703,7 +3309,7 @@
         <w:pStyle w:val="NormalWeb"/>
         <w:numPr>
           <w:ilvl w:val="0"/>
-          <w:numId w:val="18"/>
+          <w:numId w:val="30"/>
         </w:numPr>
         <w:jc w:val="both"/>
         <w:rPr>
@@ -2716,7 +3322,69 @@
           <w:rFonts w:ascii="Arial" w:hAnsi="Arial" w:cs="Arial"/>
           <w:sz w:val="18"/>
         </w:rPr>
-        <w:t>I prevented data corruption caused by double-click saves by adding client-side request locking, visual confirmation, and safe retry behavior on network flakiness.</w:t>
+        <w:t xml:space="preserve">Prevented </w:t>
+      </w:r>
+      <w:r>
+        <w:rPr>
+          <w:rStyle w:val="Strong"/>
+          <w:rFonts w:ascii="Arial" w:hAnsi="Arial" w:cs="Arial"/>
+          <w:sz w:val="18"/>
+        </w:rPr>
+        <w:t xml:space="preserve">data </w:t>
+      </w:r>
+      <w:proofErr w:type="gramStart"/>
+      <w:r>
+        <w:rPr>
+          <w:rStyle w:val="Strong"/>
+          <w:rFonts w:ascii="Arial" w:hAnsi="Arial" w:cs="Arial"/>
+          <w:sz w:val="18"/>
+        </w:rPr>
+        <w:t>corruption</w:t>
+      </w:r>
+      <w:r>
+        <w:rPr>
+          <w:rFonts w:ascii="Arial" w:hAnsi="Arial" w:cs="Arial"/>
+          <w:sz w:val="18"/>
+        </w:rPr>
+        <w:t xml:space="preserve"> caused by double-click</w:t>
+      </w:r>
+      <w:proofErr w:type="gramEnd"/>
+      <w:r>
+        <w:rPr>
+          <w:rFonts w:ascii="Arial" w:hAnsi="Arial" w:cs="Arial"/>
+          <w:sz w:val="18"/>
+        </w:rPr>
+        <w:t xml:space="preserve"> saves by adding client-side request </w:t>
+      </w:r>
+      <w:r>
+        <w:rPr>
+          <w:rStyle w:val="Strong"/>
+          <w:rFonts w:ascii="Arial" w:hAnsi="Arial" w:cs="Arial"/>
+          <w:sz w:val="18"/>
+        </w:rPr>
+        <w:t>locking</w:t>
+      </w:r>
+      <w:r>
+        <w:rPr>
+          <w:rFonts w:ascii="Arial" w:hAnsi="Arial" w:cs="Arial"/>
+          <w:sz w:val="18"/>
+        </w:rPr>
+        <w:t xml:space="preserve">, visual confirmation, and safe </w:t>
+      </w:r>
+      <w:r>
+        <w:rPr>
+          <w:rStyle w:val="Strong"/>
+          <w:rFonts w:ascii="Arial" w:hAnsi="Arial" w:cs="Arial"/>
+          <w:sz w:val="18"/>
+        </w:rPr>
+        <w:t>retry behavior</w:t>
+      </w:r>
+      <w:r>
+        <w:rPr>
+          <w:rFonts w:ascii="Arial" w:hAnsi="Arial" w:cs="Arial"/>
+          <w:sz w:val="18"/>
+        </w:rPr>
+        <w:t xml:space="preserve"> on network flakiness.</w:t>
       </w:r>
     </w:p>
     <w:p>
@@ -2724,7 +3392,7 @@
         <w:pStyle w:val="NormalWeb"/>
         <w:numPr>
           <w:ilvl w:val="0"/>
-          <w:numId w:val="18"/>
+          <w:numId w:val="30"/>
         </w:numPr>
         <w:jc w:val="both"/>
         <w:rPr>
@@ -2737,11 +3405,27 @@
           <w:rFonts w:ascii="Arial" w:hAnsi="Arial" w:cs="Arial"/>
           <w:sz w:val="18"/>
         </w:rPr>
-        <w:t xml:space="preserve">I started the modernization path by isolating shared UI widgets, introducing stricter </w:t>
+        <w:t xml:space="preserve">Started the modernization path by isolating shared UI </w:t>
+      </w:r>
+      <w:r>
+        <w:rPr>
+          <w:rStyle w:val="Strong"/>
+          <w:rFonts w:ascii="Arial" w:hAnsi="Arial" w:cs="Arial"/>
+          <w:sz w:val="18"/>
+        </w:rPr>
+        <w:t>widgets</w:t>
+      </w:r>
+      <w:r>
+        <w:rPr>
+          <w:rFonts w:ascii="Arial" w:hAnsi="Arial" w:cs="Arial"/>
+          <w:sz w:val="18"/>
+        </w:rPr>
+        <w:t xml:space="preserve">, introducing stricter </w:t>
       </w:r>
       <w:proofErr w:type="spellStart"/>
       <w:r>
         <w:rPr>
+          <w:rStyle w:val="Strong"/>
           <w:rFonts w:ascii="Arial" w:hAnsi="Arial" w:cs="Arial"/>
           <w:sz w:val="18"/>
         </w:rPr>
@@ -2753,7 +3437,22 @@
           <w:rFonts w:ascii="Arial" w:hAnsi="Arial" w:cs="Arial"/>
           <w:sz w:val="18"/>
         </w:rPr>
-        <w:t>, and documenting patterns that later eased migration into Angular.</w:t>
+        <w:t xml:space="preserve">, and documenting patterns that later eased migration into </w:t>
+      </w:r>
+      <w:r>
+        <w:rPr>
+          <w:rStyle w:val="Strong"/>
+          <w:rFonts w:ascii="Arial" w:hAnsi="Arial" w:cs="Arial"/>
+          <w:sz w:val="18"/>
+        </w:rPr>
+        <w:t>Angular</w:t>
+      </w:r>
+      <w:r>
+        <w:rPr>
+          <w:rFonts w:ascii="Arial" w:hAnsi="Arial" w:cs="Arial"/>
+          <w:sz w:val="18"/>
+        </w:rPr>
+        <w:t>.</w:t>
       </w:r>
     </w:p>
     <w:p>
@@ -2761,7 +3460,7 @@
         <w:pStyle w:val="NormalWeb"/>
         <w:numPr>
           <w:ilvl w:val="0"/>
-          <w:numId w:val="18"/>
+          <w:numId w:val="30"/>
         </w:numPr>
         <w:jc w:val="both"/>
         <w:rPr>
@@ -2774,7 +3473,37 @@
           <w:rFonts w:ascii="Arial" w:hAnsi="Arial" w:cs="Arial"/>
           <w:sz w:val="18"/>
         </w:rPr>
-        <w:t>I used my skill flexibly by working with backend developers on payload normalization, then updating UI mapping functions to avoid brittle field-by-field assumptions.</w:t>
+        <w:t xml:space="preserve">Used skills flexibly by working with </w:t>
+      </w:r>
+      <w:r>
+        <w:rPr>
+          <w:rStyle w:val="Strong"/>
+          <w:rFonts w:ascii="Arial" w:hAnsi="Arial" w:cs="Arial"/>
+          <w:sz w:val="18"/>
+        </w:rPr>
+        <w:t>backend developers</w:t>
+      </w:r>
+      <w:r>
+        <w:rPr>
+          <w:rFonts w:ascii="Arial" w:hAnsi="Arial" w:cs="Arial"/>
+          <w:sz w:val="18"/>
+        </w:rPr>
+        <w:t xml:space="preserve"> on </w:t>
+      </w:r>
+      <w:r>
+        <w:rPr>
+          <w:rStyle w:val="Strong"/>
+          <w:rFonts w:ascii="Arial" w:hAnsi="Arial" w:cs="Arial"/>
+          <w:sz w:val="18"/>
+        </w:rPr>
+        <w:t>payload normalization</w:t>
+      </w:r>
+      <w:r>
+        <w:rPr>
+          <w:rFonts w:ascii="Arial" w:hAnsi="Arial" w:cs="Arial"/>
+          <w:sz w:val="18"/>
+        </w:rPr>
+        <w:t>, then updating UI mapping functions to avoid brittle field-by-field assumptions.</w:t>
       </w:r>
     </w:p>
     <w:p>
@@ -2782,7 +3511,7 @@
         <w:pStyle w:val="NormalWeb"/>
         <w:numPr>
           <w:ilvl w:val="0"/>
-          <w:numId w:val="18"/>
+          <w:numId w:val="30"/>
         </w:numPr>
         <w:jc w:val="both"/>
         <w:rPr>
@@ -2795,11 +3524,27 @@
           <w:rFonts w:ascii="Arial" w:hAnsi="Arial" w:cs="Arial"/>
           <w:sz w:val="18"/>
         </w:rPr>
-        <w:t xml:space="preserve">I reduced critical bugs long-term by adding targeted regression tests around the highest-risk forms, especially around </w:t>
+        <w:t xml:space="preserve">Reduced critical bugs long-term by adding targeted </w:t>
+      </w:r>
+      <w:r>
+        <w:rPr>
+          <w:rStyle w:val="Strong"/>
+          <w:rFonts w:ascii="Arial" w:hAnsi="Arial" w:cs="Arial"/>
+          <w:sz w:val="18"/>
+        </w:rPr>
+        <w:t>regression tests</w:t>
+      </w:r>
+      <w:r>
+        <w:rPr>
+          <w:rFonts w:ascii="Arial" w:hAnsi="Arial" w:cs="Arial"/>
+          <w:sz w:val="18"/>
+        </w:rPr>
+        <w:t xml:space="preserve"> around the highest-risk forms, especially around </w:t>
       </w:r>
       <w:proofErr w:type="spellStart"/>
       <w:r>
         <w:rPr>
+          <w:rStyle w:val="Strong"/>
           <w:rFonts w:ascii="Arial" w:hAnsi="Arial" w:cs="Arial"/>
           <w:sz w:val="18"/>
         </w:rPr>
@@ -2811,7 +3556,37 @@
           <w:rFonts w:ascii="Arial" w:hAnsi="Arial" w:cs="Arial"/>
           <w:sz w:val="18"/>
         </w:rPr>
-        <w:t>, currency rounding, and validation rules.</w:t>
+        <w:t xml:space="preserve">, </w:t>
+      </w:r>
+      <w:r>
+        <w:rPr>
+          <w:rStyle w:val="Strong"/>
+          <w:rFonts w:ascii="Arial" w:hAnsi="Arial" w:cs="Arial"/>
+          <w:sz w:val="18"/>
+        </w:rPr>
+        <w:t>currency rounding</w:t>
+      </w:r>
+      <w:r>
+        <w:rPr>
+          <w:rFonts w:ascii="Arial" w:hAnsi="Arial" w:cs="Arial"/>
+          <w:sz w:val="18"/>
+        </w:rPr>
+        <w:t xml:space="preserve">, and </w:t>
+      </w:r>
+      <w:r>
+        <w:rPr>
+          <w:rStyle w:val="Strong"/>
+          <w:rFonts w:ascii="Arial" w:hAnsi="Arial" w:cs="Arial"/>
+          <w:sz w:val="18"/>
+        </w:rPr>
+        <w:t>validation rules</w:t>
+      </w:r>
+      <w:r>
+        <w:rPr>
+          <w:rFonts w:ascii="Arial" w:hAnsi="Arial" w:cs="Arial"/>
+          <w:sz w:val="18"/>
+        </w:rPr>
+        <w:t>.</w:t>
       </w:r>
     </w:p>
     <w:tbl>
@@ -2907,46 +3682,41 @@
         <w:pStyle w:val="NormalWeb"/>
         <w:numPr>
           <w:ilvl w:val="0"/>
-          <w:numId w:val="7"/>
+          <w:numId w:val="31"/>
         </w:numPr>
         <w:jc w:val="both"/>
         <w:rPr>
           <w:rFonts w:ascii="Arial" w:hAnsi="Arial" w:cs="Arial"/>
           <w:sz w:val="18"/>
-          <w:szCs w:val="19"/>
-        </w:rPr>
-      </w:pPr>
-      <w:r>
-        <w:rPr>
-          <w:rFonts w:ascii="Arial" w:hAnsi="Arial" w:cs="Arial"/>
-          <w:sz w:val="18"/>
-          <w:szCs w:val="19"/>
+        </w:rPr>
+      </w:pPr>
+      <w:r>
+        <w:rPr>
+          <w:rFonts w:ascii="Arial" w:hAnsi="Arial" w:cs="Arial"/>
+          <w:sz w:val="18"/>
         </w:rPr>
         <w:t xml:space="preserve">Built and enhanced data-driven web applications with </w:t>
       </w:r>
       <w:r>
         <w:rPr>
-          <w:rFonts w:ascii="Arial" w:hAnsi="Arial" w:cs="Arial"/>
-          <w:b/>
-          <w:sz w:val="18"/>
-          <w:szCs w:val="19"/>
-        </w:rPr>
-        <w:t>Angular-based</w:t>
-      </w:r>
-      <w:r>
-        <w:rPr>
-          <w:rFonts w:ascii="Arial" w:hAnsi="Arial" w:cs="Arial"/>
-          <w:sz w:val="18"/>
-          <w:szCs w:val="19"/>
+          <w:rStyle w:val="Strong"/>
+          <w:rFonts w:ascii="Arial" w:hAnsi="Arial" w:cs="Arial"/>
+          <w:sz w:val="18"/>
+        </w:rPr>
+        <w:t>Angular</w:t>
+      </w:r>
+      <w:r>
+        <w:rPr>
+          <w:rFonts w:ascii="Arial" w:hAnsi="Arial" w:cs="Arial"/>
+          <w:sz w:val="18"/>
         </w:rPr>
         <w:t xml:space="preserve"> UIs and </w:t>
       </w:r>
       <w:r>
         <w:rPr>
-          <w:rFonts w:ascii="Arial" w:hAnsi="Arial" w:cs="Arial"/>
-          <w:b/>
-          <w:sz w:val="18"/>
-          <w:szCs w:val="19"/>
+          <w:rStyle w:val="Strong"/>
+          <w:rFonts w:ascii="Arial" w:hAnsi="Arial" w:cs="Arial"/>
+          <w:sz w:val="18"/>
         </w:rPr>
         <w:t>.NET</w:t>
       </w:r>
@@ -2954,9 +3724,23 @@
         <w:rPr>
           <w:rFonts w:ascii="Arial" w:hAnsi="Arial" w:cs="Arial"/>
           <w:sz w:val="18"/>
-          <w:szCs w:val="19"/>
-        </w:rPr>
-        <w:t xml:space="preserve"> backend services used for reporting and operations.</w:t>
+        </w:rPr>
+        <w:t xml:space="preserve"> backend services that supported reporting-heavy operations while staying </w:t>
+      </w:r>
+      <w:r>
+        <w:rPr>
+          <w:rStyle w:val="Strong"/>
+          <w:rFonts w:ascii="Arial" w:hAnsi="Arial" w:cs="Arial"/>
+          <w:sz w:val="18"/>
+        </w:rPr>
+        <w:t>stable</w:t>
+      </w:r>
+      <w:r>
+        <w:rPr>
+          <w:rFonts w:ascii="Arial" w:hAnsi="Arial" w:cs="Arial"/>
+          <w:sz w:val="18"/>
+        </w:rPr>
+        <w:t xml:space="preserve"> under daily usage.</w:t>
       </w:r>
     </w:p>
     <w:p>
@@ -2964,39 +3748,80 @@
         <w:pStyle w:val="NormalWeb"/>
         <w:numPr>
           <w:ilvl w:val="0"/>
-          <w:numId w:val="7"/>
+          <w:numId w:val="31"/>
         </w:numPr>
         <w:jc w:val="both"/>
         <w:rPr>
           <w:rFonts w:ascii="Arial" w:hAnsi="Arial" w:cs="Arial"/>
           <w:sz w:val="18"/>
-          <w:szCs w:val="19"/>
-        </w:rPr>
-      </w:pPr>
-      <w:r>
-        <w:rPr>
-          <w:rFonts w:ascii="Arial" w:hAnsi="Arial" w:cs="Arial"/>
-          <w:sz w:val="18"/>
-          <w:szCs w:val="19"/>
+        </w:rPr>
+      </w:pPr>
+      <w:r>
+        <w:rPr>
+          <w:rFonts w:ascii="Arial" w:hAnsi="Arial" w:cs="Arial"/>
+          <w:sz w:val="18"/>
         </w:rPr>
         <w:t xml:space="preserve">Implemented reliable </w:t>
       </w:r>
       <w:r>
         <w:rPr>
-          <w:rFonts w:ascii="Arial" w:hAnsi="Arial" w:cs="Arial"/>
-          <w:b/>
-          <w:sz w:val="18"/>
-          <w:szCs w:val="19"/>
-        </w:rPr>
-        <w:t>CRUD</w:t>
-      </w:r>
-      <w:r>
-        <w:rPr>
-          <w:rFonts w:ascii="Arial" w:hAnsi="Arial" w:cs="Arial"/>
-          <w:sz w:val="18"/>
-          <w:szCs w:val="19"/>
-        </w:rPr>
-        <w:t xml:space="preserve"> services with strong data integrity, transactional consistency, and predictable error handling.</w:t>
+          <w:rStyle w:val="Strong"/>
+          <w:rFonts w:ascii="Arial" w:hAnsi="Arial" w:cs="Arial"/>
+          <w:sz w:val="18"/>
+        </w:rPr>
+        <w:t>CRUD services</w:t>
+      </w:r>
+      <w:r>
+        <w:rPr>
+          <w:rFonts w:ascii="Arial" w:hAnsi="Arial" w:cs="Arial"/>
+          <w:sz w:val="18"/>
+        </w:rPr>
+        <w:t xml:space="preserve"> with strong </w:t>
+      </w:r>
+      <w:r>
+        <w:rPr>
+          <w:rStyle w:val="Strong"/>
+          <w:rFonts w:ascii="Arial" w:hAnsi="Arial" w:cs="Arial"/>
+          <w:sz w:val="18"/>
+        </w:rPr>
+        <w:t>data integrity</w:t>
+      </w:r>
+      <w:r>
+        <w:rPr>
+          <w:rFonts w:ascii="Arial" w:hAnsi="Arial" w:cs="Arial"/>
+          <w:sz w:val="18"/>
+        </w:rPr>
+        <w:t xml:space="preserve">, </w:t>
+      </w:r>
+      <w:r>
+        <w:rPr>
+          <w:rStyle w:val="Strong"/>
+          <w:rFonts w:ascii="Arial" w:hAnsi="Arial" w:cs="Arial"/>
+          <w:sz w:val="18"/>
+        </w:rPr>
+        <w:t>transactional consistency</w:t>
+      </w:r>
+      <w:r>
+        <w:rPr>
+          <w:rFonts w:ascii="Arial" w:hAnsi="Arial" w:cs="Arial"/>
+          <w:sz w:val="18"/>
+        </w:rPr>
+        <w:t xml:space="preserve">, and predictable </w:t>
+      </w:r>
+      <w:r>
+        <w:rPr>
+          <w:rStyle w:val="Strong"/>
+          <w:rFonts w:ascii="Arial" w:hAnsi="Arial" w:cs="Arial"/>
+          <w:sz w:val="18"/>
+        </w:rPr>
+        <w:t>error handling</w:t>
+      </w:r>
+      <w:r>
+        <w:rPr>
+          <w:rFonts w:ascii="Arial" w:hAnsi="Arial" w:cs="Arial"/>
+          <w:sz w:val="18"/>
+        </w:rPr>
+        <w:t xml:space="preserve"> so downstream screens never depended on undefined behavior.</w:t>
       </w:r>
     </w:p>
     <w:p>
@@ -3004,22 +3829,80 @@
         <w:pStyle w:val="NormalWeb"/>
         <w:numPr>
           <w:ilvl w:val="0"/>
-          <w:numId w:val="7"/>
+          <w:numId w:val="31"/>
         </w:numPr>
         <w:jc w:val="both"/>
         <w:rPr>
           <w:rFonts w:ascii="Arial" w:hAnsi="Arial" w:cs="Arial"/>
           <w:sz w:val="18"/>
-          <w:szCs w:val="19"/>
-        </w:rPr>
-      </w:pPr>
-      <w:r>
-        <w:rPr>
-          <w:rFonts w:ascii="Arial" w:hAnsi="Arial" w:cs="Arial"/>
-          <w:sz w:val="18"/>
-          <w:szCs w:val="19"/>
-        </w:rPr>
-        <w:t>Worked with stakeholders to translate reporting requirements into solutions that balanced correctness, performance, and usability.</w:t>
+        </w:rPr>
+      </w:pPr>
+      <w:r>
+        <w:rPr>
+          <w:rFonts w:ascii="Arial" w:hAnsi="Arial" w:cs="Arial"/>
+          <w:sz w:val="18"/>
+        </w:rPr>
+        <w:t xml:space="preserve">Worked directly with </w:t>
+      </w:r>
+      <w:r>
+        <w:rPr>
+          <w:rStyle w:val="Strong"/>
+          <w:rFonts w:ascii="Arial" w:hAnsi="Arial" w:cs="Arial"/>
+          <w:sz w:val="18"/>
+        </w:rPr>
+        <w:t>stakeholders</w:t>
+      </w:r>
+      <w:r>
+        <w:rPr>
+          <w:rFonts w:ascii="Arial" w:hAnsi="Arial" w:cs="Arial"/>
+          <w:sz w:val="18"/>
+        </w:rPr>
+        <w:t xml:space="preserve"> to translate reporting requirements into deliverables that balanced </w:t>
+      </w:r>
+      <w:r>
+        <w:rPr>
+          <w:rStyle w:val="Strong"/>
+          <w:rFonts w:ascii="Arial" w:hAnsi="Arial" w:cs="Arial"/>
+          <w:sz w:val="18"/>
+        </w:rPr>
+        <w:t>correctness</w:t>
+      </w:r>
+      <w:r>
+        <w:rPr>
+          <w:rFonts w:ascii="Arial" w:hAnsi="Arial" w:cs="Arial"/>
+          <w:sz w:val="18"/>
+        </w:rPr>
+        <w:t xml:space="preserve">, </w:t>
+      </w:r>
+      <w:r>
+        <w:rPr>
+          <w:rStyle w:val="Strong"/>
+          <w:rFonts w:ascii="Arial" w:hAnsi="Arial" w:cs="Arial"/>
+          <w:sz w:val="18"/>
+        </w:rPr>
+        <w:t>performance</w:t>
+      </w:r>
+      <w:r>
+        <w:rPr>
+          <w:rFonts w:ascii="Arial" w:hAnsi="Arial" w:cs="Arial"/>
+          <w:sz w:val="18"/>
+        </w:rPr>
+        <w:t xml:space="preserve">, and </w:t>
+      </w:r>
+      <w:r>
+        <w:rPr>
+          <w:rStyle w:val="Strong"/>
+          <w:rFonts w:ascii="Arial" w:hAnsi="Arial" w:cs="Arial"/>
+          <w:sz w:val="18"/>
+        </w:rPr>
+        <w:t>usability</w:t>
+      </w:r>
+      <w:r>
+        <w:rPr>
+          <w:rFonts w:ascii="Arial" w:hAnsi="Arial" w:cs="Arial"/>
+          <w:sz w:val="18"/>
+        </w:rPr>
+        <w:t>, especially when definitions changed mid-iteration.</w:t>
       </w:r>
     </w:p>
     <w:p>
@@ -3027,22 +3910,65 @@
         <w:pStyle w:val="NormalWeb"/>
         <w:numPr>
           <w:ilvl w:val="0"/>
-          <w:numId w:val="7"/>
+          <w:numId w:val="31"/>
         </w:numPr>
         <w:jc w:val="both"/>
         <w:rPr>
           <w:rFonts w:ascii="Arial" w:hAnsi="Arial" w:cs="Arial"/>
           <w:sz w:val="18"/>
-          <w:szCs w:val="19"/>
-        </w:rPr>
-      </w:pPr>
-      <w:r>
-        <w:rPr>
-          <w:rFonts w:ascii="Arial" w:hAnsi="Arial" w:cs="Arial"/>
-          <w:sz w:val="18"/>
-          <w:szCs w:val="19"/>
-        </w:rPr>
-        <w:t>Improved database performance by tuning queries, adjusting indexes, and keeping schema changes disciplined and traceable.</w:t>
+        </w:rPr>
+      </w:pPr>
+      <w:r>
+        <w:rPr>
+          <w:rFonts w:ascii="Arial" w:hAnsi="Arial" w:cs="Arial"/>
+          <w:sz w:val="18"/>
+        </w:rPr>
+        <w:t xml:space="preserve">Improved database </w:t>
+      </w:r>
+      <w:r>
+        <w:rPr>
+          <w:rStyle w:val="Strong"/>
+          <w:rFonts w:ascii="Arial" w:hAnsi="Arial" w:cs="Arial"/>
+          <w:sz w:val="18"/>
+        </w:rPr>
+        <w:t>performance</w:t>
+      </w:r>
+      <w:r>
+        <w:rPr>
+          <w:rFonts w:ascii="Arial" w:hAnsi="Arial" w:cs="Arial"/>
+          <w:sz w:val="18"/>
+        </w:rPr>
+        <w:t xml:space="preserve"> by tuning slow queries, adding the right </w:t>
+      </w:r>
+      <w:r>
+        <w:rPr>
+          <w:rStyle w:val="Strong"/>
+          <w:rFonts w:ascii="Arial" w:hAnsi="Arial" w:cs="Arial"/>
+          <w:sz w:val="18"/>
+        </w:rPr>
+        <w:t>indexes</w:t>
+      </w:r>
+      <w:r>
+        <w:rPr>
+          <w:rFonts w:ascii="Arial" w:hAnsi="Arial" w:cs="Arial"/>
+          <w:sz w:val="18"/>
+        </w:rPr>
+        <w:t xml:space="preserve">, and keeping </w:t>
+      </w:r>
+      <w:r>
+        <w:rPr>
+          <w:rStyle w:val="Strong"/>
+          <w:rFonts w:ascii="Arial" w:hAnsi="Arial" w:cs="Arial"/>
+          <w:sz w:val="18"/>
+        </w:rPr>
+        <w:t>schema changes</w:t>
+      </w:r>
+      <w:r>
+        <w:rPr>
+          <w:rFonts w:ascii="Arial" w:hAnsi="Arial" w:cs="Arial"/>
+          <w:sz w:val="18"/>
+        </w:rPr>
+        <w:t xml:space="preserve"> disciplined and traceable so releases did not introduce silent regressions.</w:t>
       </w:r>
     </w:p>
     <w:p>
@@ -3050,22 +3976,50 @@
         <w:pStyle w:val="NormalWeb"/>
         <w:numPr>
           <w:ilvl w:val="0"/>
-          <w:numId w:val="7"/>
+          <w:numId w:val="31"/>
         </w:numPr>
         <w:jc w:val="both"/>
         <w:rPr>
           <w:rFonts w:ascii="Arial" w:hAnsi="Arial" w:cs="Arial"/>
           <w:sz w:val="18"/>
-          <w:szCs w:val="19"/>
-        </w:rPr>
-      </w:pPr>
-      <w:r>
-        <w:rPr>
-          <w:rFonts w:ascii="Arial" w:hAnsi="Arial" w:cs="Arial"/>
-          <w:sz w:val="18"/>
-          <w:szCs w:val="19"/>
-        </w:rPr>
-        <w:t>Maintained and improved frontend components for clarity and reuse while delivering new features under active usage.</w:t>
+        </w:rPr>
+      </w:pPr>
+      <w:r>
+        <w:rPr>
+          <w:rFonts w:ascii="Arial" w:hAnsi="Arial" w:cs="Arial"/>
+          <w:sz w:val="18"/>
+        </w:rPr>
+        <w:t xml:space="preserve">Maintained and improved frontend </w:t>
+      </w:r>
+      <w:r>
+        <w:rPr>
+          <w:rStyle w:val="Strong"/>
+          <w:rFonts w:ascii="Arial" w:hAnsi="Arial" w:cs="Arial"/>
+          <w:sz w:val="18"/>
+        </w:rPr>
+        <w:t>components</w:t>
+      </w:r>
+      <w:r>
+        <w:rPr>
+          <w:rFonts w:ascii="Arial" w:hAnsi="Arial" w:cs="Arial"/>
+          <w:sz w:val="18"/>
+        </w:rPr>
+        <w:t xml:space="preserve"> for clarity and reuse, applying consistent patterns in templates and </w:t>
+      </w:r>
+      <w:r>
+        <w:rPr>
+          <w:rStyle w:val="Strong"/>
+          <w:rFonts w:ascii="Arial" w:hAnsi="Arial" w:cs="Arial"/>
+          <w:sz w:val="18"/>
+        </w:rPr>
+        <w:t>state handling</w:t>
+      </w:r>
+      <w:r>
+        <w:rPr>
+          <w:rFonts w:ascii="Arial" w:hAnsi="Arial" w:cs="Arial"/>
+          <w:sz w:val="18"/>
+        </w:rPr>
+        <w:t xml:space="preserve"> while still shipping new features on tight timelines.</w:t>
       </w:r>
     </w:p>
     <w:p>
@@ -3073,22 +4027,65 @@
         <w:pStyle w:val="NormalWeb"/>
         <w:numPr>
           <w:ilvl w:val="0"/>
-          <w:numId w:val="7"/>
+          <w:numId w:val="31"/>
         </w:numPr>
         <w:jc w:val="both"/>
         <w:rPr>
           <w:rFonts w:ascii="Arial" w:hAnsi="Arial" w:cs="Arial"/>
           <w:sz w:val="18"/>
-          <w:szCs w:val="19"/>
-        </w:rPr>
-      </w:pPr>
-      <w:r>
-        <w:rPr>
-          <w:rFonts w:ascii="Arial" w:hAnsi="Arial" w:cs="Arial"/>
-          <w:sz w:val="18"/>
-          <w:szCs w:val="19"/>
-        </w:rPr>
-        <w:t>Followed team coding standards and review workflows, strengthening core engineering discipline and maintainability habits.</w:t>
+        </w:rPr>
+      </w:pPr>
+      <w:r>
+        <w:rPr>
+          <w:rFonts w:ascii="Arial" w:hAnsi="Arial" w:cs="Arial"/>
+          <w:sz w:val="18"/>
+        </w:rPr>
+        <w:t xml:space="preserve">Followed team </w:t>
+      </w:r>
+      <w:r>
+        <w:rPr>
+          <w:rStyle w:val="Strong"/>
+          <w:rFonts w:ascii="Arial" w:hAnsi="Arial" w:cs="Arial"/>
+          <w:sz w:val="18"/>
+        </w:rPr>
+        <w:t>coding standards</w:t>
+      </w:r>
+      <w:r>
+        <w:rPr>
+          <w:rFonts w:ascii="Arial" w:hAnsi="Arial" w:cs="Arial"/>
+          <w:sz w:val="18"/>
+        </w:rPr>
+        <w:t xml:space="preserve"> and review workflows, using small, reviewable </w:t>
+      </w:r>
+      <w:r>
+        <w:rPr>
+          <w:rStyle w:val="Strong"/>
+          <w:rFonts w:ascii="Arial" w:hAnsi="Arial" w:cs="Arial"/>
+          <w:sz w:val="18"/>
+        </w:rPr>
+        <w:t>pull requests</w:t>
+      </w:r>
+      <w:r>
+        <w:rPr>
+          <w:rFonts w:ascii="Arial" w:hAnsi="Arial" w:cs="Arial"/>
+          <w:sz w:val="18"/>
+        </w:rPr>
+        <w:t xml:space="preserve"> and clear </w:t>
+      </w:r>
+      <w:r>
+        <w:rPr>
+          <w:rStyle w:val="Strong"/>
+          <w:rFonts w:ascii="Arial" w:hAnsi="Arial" w:cs="Arial"/>
+          <w:sz w:val="18"/>
+        </w:rPr>
+        <w:t>acceptance criteria</w:t>
+      </w:r>
+      <w:r>
+        <w:rPr>
+          <w:rFonts w:ascii="Arial" w:hAnsi="Arial" w:cs="Arial"/>
+          <w:sz w:val="18"/>
+        </w:rPr>
+        <w:t xml:space="preserve"> to strengthen maintainability and shared ownership.</w:t>
       </w:r>
     </w:p>
     <w:p>
@@ -3096,22 +4093,50 @@
         <w:pStyle w:val="NormalWeb"/>
         <w:numPr>
           <w:ilvl w:val="0"/>
-          <w:numId w:val="7"/>
+          <w:numId w:val="31"/>
         </w:numPr>
         <w:jc w:val="both"/>
         <w:rPr>
           <w:rFonts w:ascii="Arial" w:hAnsi="Arial" w:cs="Arial"/>
           <w:sz w:val="18"/>
-          <w:szCs w:val="19"/>
-        </w:rPr>
-      </w:pPr>
-      <w:r>
-        <w:rPr>
-          <w:rFonts w:ascii="Arial" w:hAnsi="Arial" w:cs="Arial"/>
-          <w:sz w:val="18"/>
-          <w:szCs w:val="19"/>
-        </w:rPr>
-        <w:t>Investigated production defects by reproducing issues locally, identifying root causes, and delivering targeted fixes with minimal disruption.</w:t>
+        </w:rPr>
+      </w:pPr>
+      <w:r>
+        <w:rPr>
+          <w:rFonts w:ascii="Arial" w:hAnsi="Arial" w:cs="Arial"/>
+          <w:sz w:val="18"/>
+        </w:rPr>
+        <w:t xml:space="preserve">Investigated production </w:t>
+      </w:r>
+      <w:r>
+        <w:rPr>
+          <w:rStyle w:val="Strong"/>
+          <w:rFonts w:ascii="Arial" w:hAnsi="Arial" w:cs="Arial"/>
+          <w:sz w:val="18"/>
+        </w:rPr>
+        <w:t>defects</w:t>
+      </w:r>
+      <w:r>
+        <w:rPr>
+          <w:rFonts w:ascii="Arial" w:hAnsi="Arial" w:cs="Arial"/>
+          <w:sz w:val="18"/>
+        </w:rPr>
+        <w:t xml:space="preserve"> by reproducing issues locally, identifying </w:t>
+      </w:r>
+      <w:r>
+        <w:rPr>
+          <w:rStyle w:val="Strong"/>
+          <w:rFonts w:ascii="Arial" w:hAnsi="Arial" w:cs="Arial"/>
+          <w:sz w:val="18"/>
+        </w:rPr>
+        <w:t>root causes</w:t>
+      </w:r>
+      <w:r>
+        <w:rPr>
+          <w:rFonts w:ascii="Arial" w:hAnsi="Arial" w:cs="Arial"/>
+          <w:sz w:val="18"/>
+        </w:rPr>
+        <w:t>, and delivering targeted fixes with minimal disruption to active users and ongoing releases.</w:t>
       </w:r>
     </w:p>
     <w:p>
@@ -3119,22 +4144,65 @@
         <w:pStyle w:val="NormalWeb"/>
         <w:numPr>
           <w:ilvl w:val="0"/>
-          <w:numId w:val="7"/>
+          <w:numId w:val="31"/>
         </w:numPr>
         <w:jc w:val="both"/>
         <w:rPr>
           <w:rFonts w:ascii="Arial" w:hAnsi="Arial" w:cs="Arial"/>
           <w:sz w:val="18"/>
-          <w:szCs w:val="19"/>
-        </w:rPr>
-      </w:pPr>
-      <w:r>
-        <w:rPr>
-          <w:rFonts w:ascii="Arial" w:hAnsi="Arial" w:cs="Arial"/>
-          <w:sz w:val="18"/>
-          <w:szCs w:val="19"/>
-        </w:rPr>
-        <w:t>Aligned UI behavior with backend constraints so validation, permissions, and business rules stayed consistent end-to-end.</w:t>
+        </w:rPr>
+      </w:pPr>
+      <w:r>
+        <w:rPr>
+          <w:rFonts w:ascii="Arial" w:hAnsi="Arial" w:cs="Arial"/>
+          <w:sz w:val="18"/>
+        </w:rPr>
+        <w:t xml:space="preserve">Aligned UI behavior with backend constraints so </w:t>
+      </w:r>
+      <w:r>
+        <w:rPr>
+          <w:rStyle w:val="Strong"/>
+          <w:rFonts w:ascii="Arial" w:hAnsi="Arial" w:cs="Arial"/>
+          <w:sz w:val="18"/>
+        </w:rPr>
+        <w:t>validation</w:t>
+      </w:r>
+      <w:r>
+        <w:rPr>
+          <w:rFonts w:ascii="Arial" w:hAnsi="Arial" w:cs="Arial"/>
+          <w:sz w:val="18"/>
+        </w:rPr>
+        <w:t xml:space="preserve">, </w:t>
+      </w:r>
+      <w:r>
+        <w:rPr>
+          <w:rStyle w:val="Strong"/>
+          <w:rFonts w:ascii="Arial" w:hAnsi="Arial" w:cs="Arial"/>
+          <w:sz w:val="18"/>
+        </w:rPr>
+        <w:t>permissions</w:t>
+      </w:r>
+      <w:r>
+        <w:rPr>
+          <w:rFonts w:ascii="Arial" w:hAnsi="Arial" w:cs="Arial"/>
+          <w:sz w:val="18"/>
+        </w:rPr>
+        <w:t xml:space="preserve">, and </w:t>
+      </w:r>
+      <w:r>
+        <w:rPr>
+          <w:rStyle w:val="Strong"/>
+          <w:rFonts w:ascii="Arial" w:hAnsi="Arial" w:cs="Arial"/>
+          <w:sz w:val="18"/>
+        </w:rPr>
+        <w:t>business rules</w:t>
+      </w:r>
+      <w:r>
+        <w:rPr>
+          <w:rFonts w:ascii="Arial" w:hAnsi="Arial" w:cs="Arial"/>
+          <w:sz w:val="18"/>
+        </w:rPr>
+        <w:t xml:space="preserve"> remained consistent end-to-end, reducing “UI says yes, API says no” incidents.</w:t>
       </w:r>
     </w:p>
     <w:p>
@@ -3142,22 +4210,52 @@
         <w:pStyle w:val="NormalWeb"/>
         <w:numPr>
           <w:ilvl w:val="0"/>
-          <w:numId w:val="7"/>
+          <w:numId w:val="31"/>
         </w:numPr>
         <w:jc w:val="both"/>
         <w:rPr>
           <w:rFonts w:ascii="Arial" w:hAnsi="Arial" w:cs="Arial"/>
           <w:sz w:val="18"/>
-          <w:szCs w:val="19"/>
-        </w:rPr>
-      </w:pPr>
-      <w:r>
-        <w:rPr>
-          <w:rFonts w:ascii="Arial" w:hAnsi="Arial" w:cs="Arial"/>
-          <w:sz w:val="18"/>
-          <w:szCs w:val="19"/>
-        </w:rPr>
-        <w:t>Supported modernization work by refactoring isolated areas while keeping the overall platform stable.</w:t>
+        </w:rPr>
+      </w:pPr>
+      <w:bookmarkStart w:id="0" w:name="_GoBack"/>
+      <w:bookmarkEnd w:id="0"/>
+      <w:r>
+        <w:rPr>
+          <w:rFonts w:ascii="Arial" w:hAnsi="Arial" w:cs="Arial"/>
+          <w:sz w:val="18"/>
+        </w:rPr>
+        <w:t xml:space="preserve">Supported modernization work by refactoring isolated areas, improving </w:t>
+      </w:r>
+      <w:r>
+        <w:rPr>
+          <w:rStyle w:val="Strong"/>
+          <w:rFonts w:ascii="Arial" w:hAnsi="Arial" w:cs="Arial"/>
+          <w:sz w:val="18"/>
+        </w:rPr>
+        <w:t>test coverage</w:t>
+      </w:r>
+      <w:r>
+        <w:rPr>
+          <w:rFonts w:ascii="Arial" w:hAnsi="Arial" w:cs="Arial"/>
+          <w:sz w:val="18"/>
+        </w:rPr>
+        <w:t xml:space="preserve">, and keeping the overall platform stable while incrementally reducing </w:t>
+      </w:r>
+      <w:r>
+        <w:rPr>
+          <w:rStyle w:val="Strong"/>
+          <w:rFonts w:ascii="Arial" w:hAnsi="Arial" w:cs="Arial"/>
+          <w:sz w:val="18"/>
+        </w:rPr>
+        <w:t>legacy risk</w:t>
+      </w:r>
+      <w:r>
+        <w:rPr>
+          <w:rFonts w:ascii="Arial" w:hAnsi="Arial" w:cs="Arial"/>
+          <w:sz w:val="18"/>
+        </w:rPr>
+        <w:t>.</w:t>
       </w:r>
     </w:p>
     <w:p>
@@ -3412,6 +4510,7 @@
           <w:rFonts w:ascii="Arial" w:hAnsi="Arial" w:cs="Arial"/>
           <w:sz w:val="18"/>
         </w:rPr>
+        <w:lastRenderedPageBreak/>
         <w:t xml:space="preserve">Fixed critical production issues like </w:t>
       </w:r>
       <w:r>
@@ -3531,7 +4630,6 @@
           <w:rFonts w:ascii="Arial" w:hAnsi="Arial" w:cs="Arial"/>
           <w:sz w:val="18"/>
         </w:rPr>
-        <w:lastRenderedPageBreak/>
         <w:t xml:space="preserve">Standardized UI and quality with a reusable component layer on </w:t>
       </w:r>
       <w:r>
@@ -4256,6 +5354,232 @@
     </w:lvl>
   </w:abstractNum>
   <w:abstractNum w:abstractNumId="6">
+    <w:nsid w:val="1E4501E4"/>
+    <w:multiLevelType w:val="hybridMultilevel"/>
+    <w:tmpl w:val="5F86FCE6"/>
+    <w:lvl w:ilvl="0" w:tplc="0409000B">
+      <w:start w:val="1"/>
+      <w:numFmt w:val="bullet"/>
+      <w:lvlText w:val=""/>
+      <w:lvlJc w:val="left"/>
+      <w:pPr>
+        <w:ind w:left="360" w:hanging="360"/>
+      </w:pPr>
+      <w:rPr>
+        <w:rFonts w:ascii="Wingdings" w:hAnsi="Wingdings" w:hint="default"/>
+      </w:rPr>
+    </w:lvl>
+    <w:lvl w:ilvl="1" w:tplc="04090003" w:tentative="1">
+      <w:start w:val="1"/>
+      <w:numFmt w:val="bullet"/>
+      <w:lvlText w:val="o"/>
+      <w:lvlJc w:val="left"/>
+      <w:pPr>
+        <w:ind w:left="1080" w:hanging="360"/>
+      </w:pPr>
+      <w:rPr>
+        <w:rFonts w:ascii="Courier New" w:hAnsi="Courier New" w:cs="Courier New" w:hint="default"/>
+      </w:rPr>
+    </w:lvl>
+    <w:lvl w:ilvl="2" w:tplc="04090005" w:tentative="1">
+      <w:start w:val="1"/>
+      <w:numFmt w:val="bullet"/>
+      <w:lvlText w:val=""/>
+      <w:lvlJc w:val="left"/>
+      <w:pPr>
+        <w:ind w:left="1800" w:hanging="360"/>
+      </w:pPr>
+      <w:rPr>
+        <w:rFonts w:ascii="Wingdings" w:hAnsi="Wingdings" w:hint="default"/>
+      </w:rPr>
+    </w:lvl>
+    <w:lvl w:ilvl="3" w:tplc="04090001" w:tentative="1">
+      <w:start w:val="1"/>
+      <w:numFmt w:val="bullet"/>
+      <w:lvlText w:val=""/>
+      <w:lvlJc w:val="left"/>
+      <w:pPr>
+        <w:ind w:left="2520" w:hanging="360"/>
+      </w:pPr>
+      <w:rPr>
+        <w:rFonts w:ascii="Symbol" w:hAnsi="Symbol" w:hint="default"/>
+      </w:rPr>
+    </w:lvl>
+    <w:lvl w:ilvl="4" w:tplc="04090003" w:tentative="1">
+      <w:start w:val="1"/>
+      <w:numFmt w:val="bullet"/>
+      <w:lvlText w:val="o"/>
+      <w:lvlJc w:val="left"/>
+      <w:pPr>
+        <w:ind w:left="3240" w:hanging="360"/>
+      </w:pPr>
+      <w:rPr>
+        <w:rFonts w:ascii="Courier New" w:hAnsi="Courier New" w:cs="Courier New" w:hint="default"/>
+      </w:rPr>
+    </w:lvl>
+    <w:lvl w:ilvl="5" w:tplc="04090005" w:tentative="1">
+      <w:start w:val="1"/>
+      <w:numFmt w:val="bullet"/>
+      <w:lvlText w:val=""/>
+      <w:lvlJc w:val="left"/>
+      <w:pPr>
+        <w:ind w:left="3960" w:hanging="360"/>
+      </w:pPr>
+      <w:rPr>
+        <w:rFonts w:ascii="Wingdings" w:hAnsi="Wingdings" w:hint="default"/>
+      </w:rPr>
+    </w:lvl>
+    <w:lvl w:ilvl="6" w:tplc="04090001" w:tentative="1">
+      <w:start w:val="1"/>
+      <w:numFmt w:val="bullet"/>
+      <w:lvlText w:val=""/>
+      <w:lvlJc w:val="left"/>
+      <w:pPr>
+        <w:ind w:left="4680" w:hanging="360"/>
+      </w:pPr>
+      <w:rPr>
+        <w:rFonts w:ascii="Symbol" w:hAnsi="Symbol" w:hint="default"/>
+      </w:rPr>
+    </w:lvl>
+    <w:lvl w:ilvl="7" w:tplc="04090003" w:tentative="1">
+      <w:start w:val="1"/>
+      <w:numFmt w:val="bullet"/>
+      <w:lvlText w:val="o"/>
+      <w:lvlJc w:val="left"/>
+      <w:pPr>
+        <w:ind w:left="5400" w:hanging="360"/>
+      </w:pPr>
+      <w:rPr>
+        <w:rFonts w:ascii="Courier New" w:hAnsi="Courier New" w:cs="Courier New" w:hint="default"/>
+      </w:rPr>
+    </w:lvl>
+    <w:lvl w:ilvl="8" w:tplc="04090005" w:tentative="1">
+      <w:start w:val="1"/>
+      <w:numFmt w:val="bullet"/>
+      <w:lvlText w:val=""/>
+      <w:lvlJc w:val="left"/>
+      <w:pPr>
+        <w:ind w:left="6120" w:hanging="360"/>
+      </w:pPr>
+      <w:rPr>
+        <w:rFonts w:ascii="Wingdings" w:hAnsi="Wingdings" w:hint="default"/>
+      </w:rPr>
+    </w:lvl>
+  </w:abstractNum>
+  <w:abstractNum w:abstractNumId="7">
+    <w:nsid w:val="204F3BE5"/>
+    <w:multiLevelType w:val="hybridMultilevel"/>
+    <w:tmpl w:val="00BC8CE6"/>
+    <w:lvl w:ilvl="0" w:tplc="04090001">
+      <w:start w:val="1"/>
+      <w:numFmt w:val="bullet"/>
+      <w:lvlText w:val=""/>
+      <w:lvlJc w:val="left"/>
+      <w:pPr>
+        <w:ind w:left="720" w:hanging="360"/>
+      </w:pPr>
+      <w:rPr>
+        <w:rFonts w:ascii="Symbol" w:hAnsi="Symbol" w:hint="default"/>
+      </w:rPr>
+    </w:lvl>
+    <w:lvl w:ilvl="1" w:tplc="04090003" w:tentative="1">
+      <w:start w:val="1"/>
+      <w:numFmt w:val="bullet"/>
+      <w:lvlText w:val="o"/>
+      <w:lvlJc w:val="left"/>
+      <w:pPr>
+        <w:ind w:left="1440" w:hanging="360"/>
+      </w:pPr>
+      <w:rPr>
+        <w:rFonts w:ascii="Courier New" w:hAnsi="Courier New" w:cs="Courier New" w:hint="default"/>
+      </w:rPr>
+    </w:lvl>
+    <w:lvl w:ilvl="2" w:tplc="04090005" w:tentative="1">
+      <w:start w:val="1"/>
+      <w:numFmt w:val="bullet"/>
+      <w:lvlText w:val=""/>
+      <w:lvlJc w:val="left"/>
+      <w:pPr>
+        <w:ind w:left="2160" w:hanging="360"/>
+      </w:pPr>
+      <w:rPr>
+        <w:rFonts w:ascii="Wingdings" w:hAnsi="Wingdings" w:hint="default"/>
+      </w:rPr>
+    </w:lvl>
+    <w:lvl w:ilvl="3" w:tplc="04090001" w:tentative="1">
+      <w:start w:val="1"/>
+      <w:numFmt w:val="bullet"/>
+      <w:lvlText w:val=""/>
+      <w:lvlJc w:val="left"/>
+      <w:pPr>
+        <w:ind w:left="2880" w:hanging="360"/>
+      </w:pPr>
+      <w:rPr>
+        <w:rFonts w:ascii="Symbol" w:hAnsi="Symbol" w:hint="default"/>
+      </w:rPr>
+    </w:lvl>
+    <w:lvl w:ilvl="4" w:tplc="04090003" w:tentative="1">
+      <w:start w:val="1"/>
+      <w:numFmt w:val="bullet"/>
+      <w:lvlText w:val="o"/>
+      <w:lvlJc w:val="left"/>
+      <w:pPr>
+        <w:ind w:left="3600" w:hanging="360"/>
+      </w:pPr>
+      <w:rPr>
+        <w:rFonts w:ascii="Courier New" w:hAnsi="Courier New" w:cs="Courier New" w:hint="default"/>
+      </w:rPr>
+    </w:lvl>
+    <w:lvl w:ilvl="5" w:tplc="04090005" w:tentative="1">
+      <w:start w:val="1"/>
+      <w:numFmt w:val="bullet"/>
+      <w:lvlText w:val=""/>
+      <w:lvlJc w:val="left"/>
+      <w:pPr>
+        <w:ind w:left="4320" w:hanging="360"/>
+      </w:pPr>
+      <w:rPr>
+        <w:rFonts w:ascii="Wingdings" w:hAnsi="Wingdings" w:hint="default"/>
+      </w:rPr>
+    </w:lvl>
+    <w:lvl w:ilvl="6" w:tplc="04090001" w:tentative="1">
+      <w:start w:val="1"/>
+      <w:numFmt w:val="bullet"/>
+      <w:lvlText w:val=""/>
+      <w:lvlJc w:val="left"/>
+      <w:pPr>
+        <w:ind w:left="5040" w:hanging="360"/>
+      </w:pPr>
+      <w:rPr>
+        <w:rFonts w:ascii="Symbol" w:hAnsi="Symbol" w:hint="default"/>
+      </w:rPr>
+    </w:lvl>
+    <w:lvl w:ilvl="7" w:tplc="04090003" w:tentative="1">
+      <w:start w:val="1"/>
+      <w:numFmt w:val="bullet"/>
+      <w:lvlText w:val="o"/>
+      <w:lvlJc w:val="left"/>
+      <w:pPr>
+        <w:ind w:left="5760" w:hanging="360"/>
+      </w:pPr>
+      <w:rPr>
+        <w:rFonts w:ascii="Courier New" w:hAnsi="Courier New" w:cs="Courier New" w:hint="default"/>
+      </w:rPr>
+    </w:lvl>
+    <w:lvl w:ilvl="8" w:tplc="04090005" w:tentative="1">
+      <w:start w:val="1"/>
+      <w:numFmt w:val="bullet"/>
+      <w:lvlText w:val=""/>
+      <w:lvlJc w:val="left"/>
+      <w:pPr>
+        <w:ind w:left="6480" w:hanging="360"/>
+      </w:pPr>
+      <w:rPr>
+        <w:rFonts w:ascii="Wingdings" w:hAnsi="Wingdings" w:hint="default"/>
+      </w:rPr>
+    </w:lvl>
+  </w:abstractNum>
+  <w:abstractNum w:abstractNumId="8">
     <w:nsid w:val="21ED44D8"/>
     <w:multiLevelType w:val="hybridMultilevel"/>
     <w:tmpl w:val="BAD87CD4"/>
@@ -4368,7 +5692,7 @@
       </w:rPr>
     </w:lvl>
   </w:abstractNum>
-  <w:abstractNum w:abstractNumId="7">
+  <w:abstractNum w:abstractNumId="9">
     <w:nsid w:val="2C211C4E"/>
     <w:multiLevelType w:val="hybridMultilevel"/>
     <w:tmpl w:val="030636FE"/>
@@ -4454,7 +5778,7 @@
       </w:pPr>
     </w:lvl>
   </w:abstractNum>
-  <w:abstractNum w:abstractNumId="8">
+  <w:abstractNum w:abstractNumId="10">
     <w:nsid w:val="2F965BB6"/>
     <w:multiLevelType w:val="hybridMultilevel"/>
     <w:tmpl w:val="191828BE"/>
@@ -4567,7 +5891,7 @@
       </w:rPr>
     </w:lvl>
   </w:abstractNum>
-  <w:abstractNum w:abstractNumId="9">
+  <w:abstractNum w:abstractNumId="11">
     <w:nsid w:val="2FC67735"/>
     <w:multiLevelType w:val="hybridMultilevel"/>
     <w:tmpl w:val="1F28AE6C"/>
@@ -4680,7 +6004,7 @@
       </w:rPr>
     </w:lvl>
   </w:abstractNum>
-  <w:abstractNum w:abstractNumId="10">
+  <w:abstractNum w:abstractNumId="12">
     <w:nsid w:val="3F1B1DB9"/>
     <w:multiLevelType w:val="hybridMultilevel"/>
     <w:tmpl w:val="17428F30"/>
@@ -4793,7 +6117,7 @@
       </w:rPr>
     </w:lvl>
   </w:abstractNum>
-  <w:abstractNum w:abstractNumId="11">
+  <w:abstractNum w:abstractNumId="13">
     <w:nsid w:val="402E5A5D"/>
     <w:multiLevelType w:val="hybridMultilevel"/>
     <w:tmpl w:val="F50C67E8"/>
@@ -4906,7 +6230,120 @@
       </w:rPr>
     </w:lvl>
   </w:abstractNum>
-  <w:abstractNum w:abstractNumId="12">
+  <w:abstractNum w:abstractNumId="14">
+    <w:nsid w:val="40A24418"/>
+    <w:multiLevelType w:val="hybridMultilevel"/>
+    <w:tmpl w:val="07E07F3C"/>
+    <w:lvl w:ilvl="0" w:tplc="0409000B">
+      <w:start w:val="1"/>
+      <w:numFmt w:val="bullet"/>
+      <w:lvlText w:val=""/>
+      <w:lvlJc w:val="left"/>
+      <w:pPr>
+        <w:ind w:left="360" w:hanging="360"/>
+      </w:pPr>
+      <w:rPr>
+        <w:rFonts w:ascii="Wingdings" w:hAnsi="Wingdings" w:hint="default"/>
+      </w:rPr>
+    </w:lvl>
+    <w:lvl w:ilvl="1" w:tplc="04090003" w:tentative="1">
+      <w:start w:val="1"/>
+      <w:numFmt w:val="bullet"/>
+      <w:lvlText w:val="o"/>
+      <w:lvlJc w:val="left"/>
+      <w:pPr>
+        <w:ind w:left="1080" w:hanging="360"/>
+      </w:pPr>
+      <w:rPr>
+        <w:rFonts w:ascii="Courier New" w:hAnsi="Courier New" w:cs="Courier New" w:hint="default"/>
+      </w:rPr>
+    </w:lvl>
+    <w:lvl w:ilvl="2" w:tplc="04090005" w:tentative="1">
+      <w:start w:val="1"/>
+      <w:numFmt w:val="bullet"/>
+      <w:lvlText w:val=""/>
+      <w:lvlJc w:val="left"/>
+      <w:pPr>
+        <w:ind w:left="1800" w:hanging="360"/>
+      </w:pPr>
+      <w:rPr>
+        <w:rFonts w:ascii="Wingdings" w:hAnsi="Wingdings" w:hint="default"/>
+      </w:rPr>
+    </w:lvl>
+    <w:lvl w:ilvl="3" w:tplc="04090001" w:tentative="1">
+      <w:start w:val="1"/>
+      <w:numFmt w:val="bullet"/>
+      <w:lvlText w:val=""/>
+      <w:lvlJc w:val="left"/>
+      <w:pPr>
+        <w:ind w:left="2520" w:hanging="360"/>
+      </w:pPr>
+      <w:rPr>
+        <w:rFonts w:ascii="Symbol" w:hAnsi="Symbol" w:hint="default"/>
+      </w:rPr>
+    </w:lvl>
+    <w:lvl w:ilvl="4" w:tplc="04090003" w:tentative="1">
+      <w:start w:val="1"/>
+      <w:numFmt w:val="bullet"/>
+      <w:lvlText w:val="o"/>
+      <w:lvlJc w:val="left"/>
+      <w:pPr>
+        <w:ind w:left="3240" w:hanging="360"/>
+      </w:pPr>
+      <w:rPr>
+        <w:rFonts w:ascii="Courier New" w:hAnsi="Courier New" w:cs="Courier New" w:hint="default"/>
+      </w:rPr>
+    </w:lvl>
+    <w:lvl w:ilvl="5" w:tplc="04090005" w:tentative="1">
+      <w:start w:val="1"/>
+      <w:numFmt w:val="bullet"/>
+      <w:lvlText w:val=""/>
+      <w:lvlJc w:val="left"/>
+      <w:pPr>
+        <w:ind w:left="3960" w:hanging="360"/>
+      </w:pPr>
+      <w:rPr>
+        <w:rFonts w:ascii="Wingdings" w:hAnsi="Wingdings" w:hint="default"/>
+      </w:rPr>
+    </w:lvl>
+    <w:lvl w:ilvl="6" w:tplc="04090001" w:tentative="1">
+      <w:start w:val="1"/>
+      <w:numFmt w:val="bullet"/>
+      <w:lvlText w:val=""/>
+      <w:lvlJc w:val="left"/>
+      <w:pPr>
+        <w:ind w:left="4680" w:hanging="360"/>
+      </w:pPr>
+      <w:rPr>
+        <w:rFonts w:ascii="Symbol" w:hAnsi="Symbol" w:hint="default"/>
+      </w:rPr>
+    </w:lvl>
+    <w:lvl w:ilvl="7" w:tplc="04090003" w:tentative="1">
+      <w:start w:val="1"/>
+      <w:numFmt w:val="bullet"/>
+      <w:lvlText w:val="o"/>
+      <w:lvlJc w:val="left"/>
+      <w:pPr>
+        <w:ind w:left="5400" w:hanging="360"/>
+      </w:pPr>
+      <w:rPr>
+        <w:rFonts w:ascii="Courier New" w:hAnsi="Courier New" w:cs="Courier New" w:hint="default"/>
+      </w:rPr>
+    </w:lvl>
+    <w:lvl w:ilvl="8" w:tplc="04090005" w:tentative="1">
+      <w:start w:val="1"/>
+      <w:numFmt w:val="bullet"/>
+      <w:lvlText w:val=""/>
+      <w:lvlJc w:val="left"/>
+      <w:pPr>
+        <w:ind w:left="6120" w:hanging="360"/>
+      </w:pPr>
+      <w:rPr>
+        <w:rFonts w:ascii="Wingdings" w:hAnsi="Wingdings" w:hint="default"/>
+      </w:rPr>
+    </w:lvl>
+  </w:abstractNum>
+  <w:abstractNum w:abstractNumId="15">
     <w:nsid w:val="40C75CB4"/>
     <w:multiLevelType w:val="hybridMultilevel"/>
     <w:tmpl w:val="59069A8A"/>
@@ -5019,7 +6456,120 @@
       </w:rPr>
     </w:lvl>
   </w:abstractNum>
-  <w:abstractNum w:abstractNumId="13">
+  <w:abstractNum w:abstractNumId="16">
+    <w:nsid w:val="41A7667A"/>
+    <w:multiLevelType w:val="hybridMultilevel"/>
+    <w:tmpl w:val="32D44256"/>
+    <w:lvl w:ilvl="0" w:tplc="0409000B">
+      <w:start w:val="1"/>
+      <w:numFmt w:val="bullet"/>
+      <w:lvlText w:val=""/>
+      <w:lvlJc w:val="left"/>
+      <w:pPr>
+        <w:ind w:left="360" w:hanging="360"/>
+      </w:pPr>
+      <w:rPr>
+        <w:rFonts w:ascii="Wingdings" w:hAnsi="Wingdings" w:hint="default"/>
+      </w:rPr>
+    </w:lvl>
+    <w:lvl w:ilvl="1" w:tplc="04090003" w:tentative="1">
+      <w:start w:val="1"/>
+      <w:numFmt w:val="bullet"/>
+      <w:lvlText w:val="o"/>
+      <w:lvlJc w:val="left"/>
+      <w:pPr>
+        <w:ind w:left="1080" w:hanging="360"/>
+      </w:pPr>
+      <w:rPr>
+        <w:rFonts w:ascii="Courier New" w:hAnsi="Courier New" w:cs="Courier New" w:hint="default"/>
+      </w:rPr>
+    </w:lvl>
+    <w:lvl w:ilvl="2" w:tplc="04090005" w:tentative="1">
+      <w:start w:val="1"/>
+      <w:numFmt w:val="bullet"/>
+      <w:lvlText w:val=""/>
+      <w:lvlJc w:val="left"/>
+      <w:pPr>
+        <w:ind w:left="1800" w:hanging="360"/>
+      </w:pPr>
+      <w:rPr>
+        <w:rFonts w:ascii="Wingdings" w:hAnsi="Wingdings" w:hint="default"/>
+      </w:rPr>
+    </w:lvl>
+    <w:lvl w:ilvl="3" w:tplc="04090001" w:tentative="1">
+      <w:start w:val="1"/>
+      <w:numFmt w:val="bullet"/>
+      <w:lvlText w:val=""/>
+      <w:lvlJc w:val="left"/>
+      <w:pPr>
+        <w:ind w:left="2520" w:hanging="360"/>
+      </w:pPr>
+      <w:rPr>
+        <w:rFonts w:ascii="Symbol" w:hAnsi="Symbol" w:hint="default"/>
+      </w:rPr>
+    </w:lvl>
+    <w:lvl w:ilvl="4" w:tplc="04090003" w:tentative="1">
+      <w:start w:val="1"/>
+      <w:numFmt w:val="bullet"/>
+      <w:lvlText w:val="o"/>
+      <w:lvlJc w:val="left"/>
+      <w:pPr>
+        <w:ind w:left="3240" w:hanging="360"/>
+      </w:pPr>
+      <w:rPr>
+        <w:rFonts w:ascii="Courier New" w:hAnsi="Courier New" w:cs="Courier New" w:hint="default"/>
+      </w:rPr>
+    </w:lvl>
+    <w:lvl w:ilvl="5" w:tplc="04090005" w:tentative="1">
+      <w:start w:val="1"/>
+      <w:numFmt w:val="bullet"/>
+      <w:lvlText w:val=""/>
+      <w:lvlJc w:val="left"/>
+      <w:pPr>
+        <w:ind w:left="3960" w:hanging="360"/>
+      </w:pPr>
+      <w:rPr>
+        <w:rFonts w:ascii="Wingdings" w:hAnsi="Wingdings" w:hint="default"/>
+      </w:rPr>
+    </w:lvl>
+    <w:lvl w:ilvl="6" w:tplc="04090001" w:tentative="1">
+      <w:start w:val="1"/>
+      <w:numFmt w:val="bullet"/>
+      <w:lvlText w:val=""/>
+      <w:lvlJc w:val="left"/>
+      <w:pPr>
+        <w:ind w:left="4680" w:hanging="360"/>
+      </w:pPr>
+      <w:rPr>
+        <w:rFonts w:ascii="Symbol" w:hAnsi="Symbol" w:hint="default"/>
+      </w:rPr>
+    </w:lvl>
+    <w:lvl w:ilvl="7" w:tplc="04090003" w:tentative="1">
+      <w:start w:val="1"/>
+      <w:numFmt w:val="bullet"/>
+      <w:lvlText w:val="o"/>
+      <w:lvlJc w:val="left"/>
+      <w:pPr>
+        <w:ind w:left="5400" w:hanging="360"/>
+      </w:pPr>
+      <w:rPr>
+        <w:rFonts w:ascii="Courier New" w:hAnsi="Courier New" w:cs="Courier New" w:hint="default"/>
+      </w:rPr>
+    </w:lvl>
+    <w:lvl w:ilvl="8" w:tplc="04090005" w:tentative="1">
+      <w:start w:val="1"/>
+      <w:numFmt w:val="bullet"/>
+      <w:lvlText w:val=""/>
+      <w:lvlJc w:val="left"/>
+      <w:pPr>
+        <w:ind w:left="6120" w:hanging="360"/>
+      </w:pPr>
+      <w:rPr>
+        <w:rFonts w:ascii="Wingdings" w:hAnsi="Wingdings" w:hint="default"/>
+      </w:rPr>
+    </w:lvl>
+  </w:abstractNum>
+  <w:abstractNum w:abstractNumId="17">
     <w:nsid w:val="42B55C1F"/>
     <w:multiLevelType w:val="hybridMultilevel"/>
     <w:tmpl w:val="90B86272"/>
@@ -5132,7 +6682,7 @@
       </w:rPr>
     </w:lvl>
   </w:abstractNum>
-  <w:abstractNum w:abstractNumId="14">
+  <w:abstractNum w:abstractNumId="18">
     <w:nsid w:val="447A36A7"/>
     <w:multiLevelType w:val="multilevel"/>
     <w:tmpl w:val="E23EE6EC"/>
@@ -5281,7 +6831,7 @@
       </w:rPr>
     </w:lvl>
   </w:abstractNum>
-  <w:abstractNum w:abstractNumId="15">
+  <w:abstractNum w:abstractNumId="19">
     <w:nsid w:val="45785A81"/>
     <w:multiLevelType w:val="hybridMultilevel"/>
     <w:tmpl w:val="962695C8"/>
@@ -5393,7 +6943,7 @@
       </w:rPr>
     </w:lvl>
   </w:abstractNum>
-  <w:abstractNum w:abstractNumId="16">
+  <w:abstractNum w:abstractNumId="20">
     <w:nsid w:val="46DF270F"/>
     <w:multiLevelType w:val="multilevel"/>
     <w:tmpl w:val="52085164"/>
@@ -5542,7 +7092,7 @@
       </w:rPr>
     </w:lvl>
   </w:abstractNum>
-  <w:abstractNum w:abstractNumId="17">
+  <w:abstractNum w:abstractNumId="21">
     <w:nsid w:val="474E4DAD"/>
     <w:multiLevelType w:val="hybridMultilevel"/>
     <w:tmpl w:val="3E0EE9DE"/>
@@ -5655,7 +7205,120 @@
       </w:rPr>
     </w:lvl>
   </w:abstractNum>
-  <w:abstractNum w:abstractNumId="18">
+  <w:abstractNum w:abstractNumId="22">
+    <w:nsid w:val="5B27311C"/>
+    <w:multiLevelType w:val="hybridMultilevel"/>
+    <w:tmpl w:val="9210F53C"/>
+    <w:lvl w:ilvl="0" w:tplc="0409000B">
+      <w:start w:val="1"/>
+      <w:numFmt w:val="bullet"/>
+      <w:lvlText w:val=""/>
+      <w:lvlJc w:val="left"/>
+      <w:pPr>
+        <w:ind w:left="360" w:hanging="360"/>
+      </w:pPr>
+      <w:rPr>
+        <w:rFonts w:ascii="Wingdings" w:hAnsi="Wingdings" w:hint="default"/>
+      </w:rPr>
+    </w:lvl>
+    <w:lvl w:ilvl="1" w:tplc="04090003" w:tentative="1">
+      <w:start w:val="1"/>
+      <w:numFmt w:val="bullet"/>
+      <w:lvlText w:val="o"/>
+      <w:lvlJc w:val="left"/>
+      <w:pPr>
+        <w:ind w:left="1080" w:hanging="360"/>
+      </w:pPr>
+      <w:rPr>
+        <w:rFonts w:ascii="Courier New" w:hAnsi="Courier New" w:cs="Courier New" w:hint="default"/>
+      </w:rPr>
+    </w:lvl>
+    <w:lvl w:ilvl="2" w:tplc="04090005" w:tentative="1">
+      <w:start w:val="1"/>
+      <w:numFmt w:val="bullet"/>
+      <w:lvlText w:val=""/>
+      <w:lvlJc w:val="left"/>
+      <w:pPr>
+        <w:ind w:left="1800" w:hanging="360"/>
+      </w:pPr>
+      <w:rPr>
+        <w:rFonts w:ascii="Wingdings" w:hAnsi="Wingdings" w:hint="default"/>
+      </w:rPr>
+    </w:lvl>
+    <w:lvl w:ilvl="3" w:tplc="04090001" w:tentative="1">
+      <w:start w:val="1"/>
+      <w:numFmt w:val="bullet"/>
+      <w:lvlText w:val=""/>
+      <w:lvlJc w:val="left"/>
+      <w:pPr>
+        <w:ind w:left="2520" w:hanging="360"/>
+      </w:pPr>
+      <w:rPr>
+        <w:rFonts w:ascii="Symbol" w:hAnsi="Symbol" w:hint="default"/>
+      </w:rPr>
+    </w:lvl>
+    <w:lvl w:ilvl="4" w:tplc="04090003" w:tentative="1">
+      <w:start w:val="1"/>
+      <w:numFmt w:val="bullet"/>
+      <w:lvlText w:val="o"/>
+      <w:lvlJc w:val="left"/>
+      <w:pPr>
+        <w:ind w:left="3240" w:hanging="360"/>
+      </w:pPr>
+      <w:rPr>
+        <w:rFonts w:ascii="Courier New" w:hAnsi="Courier New" w:cs="Courier New" w:hint="default"/>
+      </w:rPr>
+    </w:lvl>
+    <w:lvl w:ilvl="5" w:tplc="04090005" w:tentative="1">
+      <w:start w:val="1"/>
+      <w:numFmt w:val="bullet"/>
+      <w:lvlText w:val=""/>
+      <w:lvlJc w:val="left"/>
+      <w:pPr>
+        <w:ind w:left="3960" w:hanging="360"/>
+      </w:pPr>
+      <w:rPr>
+        <w:rFonts w:ascii="Wingdings" w:hAnsi="Wingdings" w:hint="default"/>
+      </w:rPr>
+    </w:lvl>
+    <w:lvl w:ilvl="6" w:tplc="04090001" w:tentative="1">
+      <w:start w:val="1"/>
+      <w:numFmt w:val="bullet"/>
+      <w:lvlText w:val=""/>
+      <w:lvlJc w:val="left"/>
+      <w:pPr>
+        <w:ind w:left="4680" w:hanging="360"/>
+      </w:pPr>
+      <w:rPr>
+        <w:rFonts w:ascii="Symbol" w:hAnsi="Symbol" w:hint="default"/>
+      </w:rPr>
+    </w:lvl>
+    <w:lvl w:ilvl="7" w:tplc="04090003" w:tentative="1">
+      <w:start w:val="1"/>
+      <w:numFmt w:val="bullet"/>
+      <w:lvlText w:val="o"/>
+      <w:lvlJc w:val="left"/>
+      <w:pPr>
+        <w:ind w:left="5400" w:hanging="360"/>
+      </w:pPr>
+      <w:rPr>
+        <w:rFonts w:ascii="Courier New" w:hAnsi="Courier New" w:cs="Courier New" w:hint="default"/>
+      </w:rPr>
+    </w:lvl>
+    <w:lvl w:ilvl="8" w:tplc="04090005" w:tentative="1">
+      <w:start w:val="1"/>
+      <w:numFmt w:val="bullet"/>
+      <w:lvlText w:val=""/>
+      <w:lvlJc w:val="left"/>
+      <w:pPr>
+        <w:ind w:left="6120" w:hanging="360"/>
+      </w:pPr>
+      <w:rPr>
+        <w:rFonts w:ascii="Wingdings" w:hAnsi="Wingdings" w:hint="default"/>
+      </w:rPr>
+    </w:lvl>
+  </w:abstractNum>
+  <w:abstractNum w:abstractNumId="23">
     <w:nsid w:val="5F161A46"/>
     <w:multiLevelType w:val="hybridMultilevel"/>
     <w:tmpl w:val="40AEE0C6"/>
@@ -5768,7 +7431,7 @@
       </w:rPr>
     </w:lvl>
   </w:abstractNum>
-  <w:abstractNum w:abstractNumId="19">
+  <w:abstractNum w:abstractNumId="24">
     <w:nsid w:val="66A76D4D"/>
     <w:multiLevelType w:val="hybridMultilevel"/>
     <w:tmpl w:val="A1ACC958"/>
@@ -5880,7 +7543,7 @@
       </w:rPr>
     </w:lvl>
   </w:abstractNum>
-  <w:abstractNum w:abstractNumId="20">
+  <w:abstractNum w:abstractNumId="25">
     <w:nsid w:val="68D1638E"/>
     <w:multiLevelType w:val="hybridMultilevel"/>
     <w:tmpl w:val="0FE2C19C"/>
@@ -5993,7 +7656,7 @@
       </w:rPr>
     </w:lvl>
   </w:abstractNum>
-  <w:abstractNum w:abstractNumId="21">
+  <w:abstractNum w:abstractNumId="26">
     <w:nsid w:val="6E410B29"/>
     <w:multiLevelType w:val="hybridMultilevel"/>
     <w:tmpl w:val="AC362FE0"/>
@@ -6106,7 +7769,7 @@
       </w:rPr>
     </w:lvl>
   </w:abstractNum>
-  <w:abstractNum w:abstractNumId="22">
+  <w:abstractNum w:abstractNumId="27">
     <w:nsid w:val="6F1E2240"/>
     <w:multiLevelType w:val="hybridMultilevel"/>
     <w:tmpl w:val="6D14FED8"/>
@@ -6219,7 +7882,7 @@
       </w:rPr>
     </w:lvl>
   </w:abstractNum>
-  <w:abstractNum w:abstractNumId="23">
+  <w:abstractNum w:abstractNumId="28">
     <w:nsid w:val="73B11F96"/>
     <w:multiLevelType w:val="hybridMultilevel"/>
     <w:tmpl w:val="BCD271E8"/>
@@ -6331,7 +7994,7 @@
       </w:rPr>
     </w:lvl>
   </w:abstractNum>
-  <w:abstractNum w:abstractNumId="24">
+  <w:abstractNum w:abstractNumId="29">
     <w:nsid w:val="774C6F2C"/>
     <w:multiLevelType w:val="hybridMultilevel"/>
     <w:tmpl w:val="902A2FDA"/>
@@ -6444,7 +8107,7 @@
       </w:rPr>
     </w:lvl>
   </w:abstractNum>
-  <w:abstractNum w:abstractNumId="25">
+  <w:abstractNum w:abstractNumId="30">
     <w:nsid w:val="7F4E2A0B"/>
     <w:multiLevelType w:val="hybridMultilevel"/>
     <w:tmpl w:val="3DC29F4E"/>
@@ -6558,61 +8221,61 @@
     </w:lvl>
   </w:abstractNum>
   <w:num w:numId="1">
-    <w:abstractNumId w:val="7"/>
+    <w:abstractNumId w:val="9"/>
     <w:lvlOverride w:ilvl="0">
       <w:startOverride w:val="1"/>
     </w:lvlOverride>
   </w:num>
   <w:num w:numId="2">
+    <w:abstractNumId w:val="29"/>
+  </w:num>
+  <w:num w:numId="3">
+    <w:abstractNumId w:val="11"/>
+  </w:num>
+  <w:num w:numId="4">
     <w:abstractNumId w:val="24"/>
   </w:num>
-  <w:num w:numId="3">
-    <w:abstractNumId w:val="9"/>
-  </w:num>
-  <w:num w:numId="4">
-    <w:abstractNumId w:val="19"/>
-  </w:num>
   <w:num w:numId="5">
-    <w:abstractNumId w:val="20"/>
+    <w:abstractNumId w:val="25"/>
   </w:num>
   <w:num w:numId="6">
-    <w:abstractNumId w:val="23"/>
+    <w:abstractNumId w:val="28"/>
   </w:num>
   <w:num w:numId="7">
-    <w:abstractNumId w:val="11"/>
+    <w:abstractNumId w:val="13"/>
   </w:num>
   <w:num w:numId="8">
-    <w:abstractNumId w:val="15"/>
+    <w:abstractNumId w:val="19"/>
   </w:num>
   <w:num w:numId="9">
     <w:abstractNumId w:val="0"/>
   </w:num>
   <w:num w:numId="10">
-    <w:abstractNumId w:val="8"/>
+    <w:abstractNumId w:val="10"/>
   </w:num>
   <w:num w:numId="11">
     <w:abstractNumId w:val="4"/>
   </w:num>
   <w:num w:numId="12">
-    <w:abstractNumId w:val="10"/>
+    <w:abstractNumId w:val="12"/>
   </w:num>
   <w:num w:numId="13">
-    <w:abstractNumId w:val="25"/>
+    <w:abstractNumId w:val="30"/>
   </w:num>
   <w:num w:numId="14">
-    <w:abstractNumId w:val="21"/>
+    <w:abstractNumId w:val="26"/>
   </w:num>
   <w:num w:numId="15">
     <w:abstractNumId w:val="1"/>
   </w:num>
   <w:num w:numId="16">
-    <w:abstractNumId w:val="22"/>
+    <w:abstractNumId w:val="27"/>
   </w:num>
   <w:num w:numId="17">
-    <w:abstractNumId w:val="6"/>
+    <w:abstractNumId w:val="8"/>
   </w:num>
   <w:num w:numId="18">
-    <w:abstractNumId w:val="18"/>
+    <w:abstractNumId w:val="23"/>
   </w:num>
   <w:num w:numId="19">
     <w:abstractNumId w:val="2"/>
@@ -6621,22 +8284,37 @@
     <w:abstractNumId w:val="3"/>
   </w:num>
   <w:num w:numId="21">
-    <w:abstractNumId w:val="12"/>
+    <w:abstractNumId w:val="15"/>
   </w:num>
   <w:num w:numId="22">
-    <w:abstractNumId w:val="17"/>
+    <w:abstractNumId w:val="21"/>
   </w:num>
   <w:num w:numId="23">
-    <w:abstractNumId w:val="14"/>
+    <w:abstractNumId w:val="18"/>
   </w:num>
   <w:num w:numId="24">
-    <w:abstractNumId w:val="16"/>
+    <w:abstractNumId w:val="20"/>
   </w:num>
   <w:num w:numId="25">
     <w:abstractNumId w:val="5"/>
   </w:num>
   <w:num w:numId="26">
-    <w:abstractNumId w:val="13"/>
+    <w:abstractNumId w:val="17"/>
+  </w:num>
+  <w:num w:numId="27">
+    <w:abstractNumId w:val="7"/>
+  </w:num>
+  <w:num w:numId="28">
+    <w:abstractNumId w:val="14"/>
+  </w:num>
+  <w:num w:numId="29">
+    <w:abstractNumId w:val="6"/>
+  </w:num>
+  <w:num w:numId="30">
+    <w:abstractNumId w:val="22"/>
+  </w:num>
+  <w:num w:numId="31">
+    <w:abstractNumId w:val="16"/>
   </w:num>
 </w:numbering>
 </file>
